--- a/wiki/reports/01_연삭조건/넥_원통연삭_시험결과_보고_20261022_v2.docx
+++ b/wiki/reports/01_연삭조건/넥_원통연삭_시험결과_보고_20261022_v2.docx
@@ -4,7 +4,7 @@
   <w:body>
     <w:p>
       <w:pPr>
-        <w:spacing w:after="80" w:before="120"/>
+        <w:spacing w:after="160" w:before="3600"/>
         <w:jc w:val="center"/>
       </w:pPr>
       <w:r>
@@ -20,7 +20,7 @@
     </w:p>
     <w:p>
       <w:pPr>
-        <w:spacing w:after="240" w:before="0"/>
+        <w:spacing w:after="1200" w:before="0"/>
         <w:jc w:val="center"/>
       </w:pPr>
       <w:r>
@@ -75,7 +75,7 @@
           <w:p>
             <w:pPr>
               <w:keepNext/>
-              <w:spacing w:after="0" w:before="0" w:line="276"/>
+              <w:spacing w:after="0" w:before="0" w:line="240" w:lineRule="auto"/>
               <w:jc w:val="left"/>
             </w:pPr>
             <w:r>
@@ -110,7 +110,7 @@
           <w:p>
             <w:pPr>
               <w:keepNext/>
-              <w:spacing w:after="0" w:before="0" w:line="276"/>
+              <w:spacing w:after="0" w:before="0" w:line="240" w:lineRule="auto"/>
               <w:jc w:val="left"/>
             </w:pPr>
             <w:r>
@@ -146,7 +146,7 @@
           <w:p>
             <w:pPr>
               <w:keepNext/>
-              <w:spacing w:after="0" w:before="0" w:line="276"/>
+              <w:spacing w:after="0" w:before="0" w:line="240" w:lineRule="auto"/>
               <w:jc w:val="left"/>
             </w:pPr>
             <w:r>
@@ -181,7 +181,7 @@
           <w:p>
             <w:pPr>
               <w:keepNext/>
-              <w:spacing w:after="0" w:before="0" w:line="276"/>
+              <w:spacing w:after="0" w:before="0" w:line="240" w:lineRule="auto"/>
               <w:jc w:val="left"/>
             </w:pPr>
             <w:r>
@@ -222,7 +222,7 @@
           <w:p>
             <w:pPr>
               <w:keepNext/>
-              <w:spacing w:after="0" w:before="0" w:line="276"/>
+              <w:spacing w:after="0" w:before="0" w:line="240" w:lineRule="auto"/>
               <w:jc w:val="left"/>
             </w:pPr>
             <w:r>
@@ -257,7 +257,7 @@
           <w:p>
             <w:pPr>
               <w:keepNext/>
-              <w:spacing w:after="0" w:before="0" w:line="276"/>
+              <w:spacing w:after="0" w:before="0" w:line="240" w:lineRule="auto"/>
               <w:jc w:val="left"/>
             </w:pPr>
             <w:r>
@@ -293,7 +293,7 @@
           <w:p>
             <w:pPr>
               <w:keepNext/>
-              <w:spacing w:after="0" w:before="0" w:line="276"/>
+              <w:spacing w:after="0" w:before="0" w:line="240" w:lineRule="auto"/>
               <w:jc w:val="left"/>
             </w:pPr>
             <w:r>
@@ -328,7 +328,7 @@
           <w:p>
             <w:pPr>
               <w:keepNext/>
-              <w:spacing w:after="0" w:before="0" w:line="276"/>
+              <w:spacing w:after="0" w:before="0" w:line="240" w:lineRule="auto"/>
               <w:jc w:val="left"/>
             </w:pPr>
             <w:r>
@@ -369,7 +369,7 @@
           <w:p>
             <w:pPr>
               <w:keepNext/>
-              <w:spacing w:after="0" w:before="0" w:line="276"/>
+              <w:spacing w:after="0" w:before="0" w:line="240" w:lineRule="auto"/>
               <w:jc w:val="left"/>
             </w:pPr>
             <w:r>
@@ -404,7 +404,7 @@
           <w:p>
             <w:pPr>
               <w:keepNext/>
-              <w:spacing w:after="0" w:before="0" w:line="276"/>
+              <w:spacing w:after="0" w:before="0" w:line="240" w:lineRule="auto"/>
               <w:jc w:val="left"/>
             </w:pPr>
             <w:r>
@@ -421,7 +421,7 @@
           <w:p>
             <w:pPr>
               <w:keepNext/>
-              <w:spacing w:after="0" w:before="0" w:line="276"/>
+              <w:spacing w:after="0" w:before="0" w:line="240" w:lineRule="auto"/>
               <w:jc w:val="left"/>
             </w:pPr>
             <w:r>
@@ -457,7 +457,7 @@
           <w:p>
             <w:pPr>
               <w:keepNext/>
-              <w:spacing w:after="0" w:before="0" w:line="276"/>
+              <w:spacing w:after="0" w:before="0" w:line="240" w:lineRule="auto"/>
               <w:jc w:val="left"/>
             </w:pPr>
             <w:r>
@@ -492,7 +492,7 @@
           <w:p>
             <w:pPr>
               <w:keepNext/>
-              <w:spacing w:after="0" w:before="0" w:line="276"/>
+              <w:spacing w:after="0" w:before="0" w:line="240" w:lineRule="auto"/>
               <w:jc w:val="left"/>
             </w:pPr>
             <w:r>
@@ -533,7 +533,7 @@
           <w:p>
             <w:pPr>
               <w:keepNext/>
-              <w:spacing w:after="0" w:before="0" w:line="276"/>
+              <w:spacing w:after="0" w:before="0" w:line="240" w:lineRule="auto"/>
               <w:jc w:val="left"/>
             </w:pPr>
             <w:r>
@@ -568,7 +568,7 @@
           <w:p>
             <w:pPr>
               <w:keepNext/>
-              <w:spacing w:after="0" w:before="0" w:line="276"/>
+              <w:spacing w:after="0" w:before="0" w:line="240" w:lineRule="auto"/>
               <w:jc w:val="left"/>
             </w:pPr>
             <w:r>
@@ -604,7 +604,7 @@
           <w:p>
             <w:pPr>
               <w:keepNext/>
-              <w:spacing w:after="0" w:before="0" w:line="276"/>
+              <w:spacing w:after="0" w:before="0" w:line="240" w:lineRule="auto"/>
               <w:jc w:val="left"/>
             </w:pPr>
             <w:r>
@@ -639,7 +639,7 @@
           <w:p>
             <w:pPr>
               <w:keepNext/>
-              <w:spacing w:after="0" w:before="0" w:line="276"/>
+              <w:spacing w:after="0" w:before="0" w:line="240" w:lineRule="auto"/>
               <w:jc w:val="left"/>
             </w:pPr>
             <w:r>
@@ -656,7 +656,7 @@
           <w:p>
             <w:pPr>
               <w:keepNext/>
-              <w:spacing w:after="0" w:before="0" w:line="276"/>
+              <w:spacing w:after="0" w:before="0" w:line="240" w:lineRule="auto"/>
               <w:jc w:val="left"/>
             </w:pPr>
             <w:r>
@@ -697,7 +697,7 @@
           <w:p>
             <w:pPr>
               <w:keepNext w:val="false"/>
-              <w:spacing w:after="0" w:before="0" w:line="276"/>
+              <w:spacing w:after="0" w:before="0" w:line="240" w:lineRule="auto"/>
               <w:jc w:val="left"/>
             </w:pPr>
             <w:r>
@@ -732,7 +732,7 @@
           <w:p>
             <w:pPr>
               <w:keepNext w:val="false"/>
-              <w:spacing w:after="0" w:before="0" w:line="276"/>
+              <w:spacing w:after="0" w:before="0" w:line="240" w:lineRule="auto"/>
               <w:jc w:val="left"/>
             </w:pPr>
             <w:r>
@@ -768,7 +768,7 @@
           <w:p>
             <w:pPr>
               <w:keepNext w:val="false"/>
-              <w:spacing w:after="0" w:before="0" w:line="276"/>
+              <w:spacing w:after="0" w:before="0" w:line="240" w:lineRule="auto"/>
               <w:jc w:val="left"/>
             </w:pPr>
             <w:r>
@@ -803,7 +803,7 @@
           <w:p>
             <w:pPr>
               <w:keepNext w:val="false"/>
-              <w:spacing w:after="0" w:before="0" w:line="276"/>
+              <w:spacing w:after="0" w:before="0" w:line="240" w:lineRule="auto"/>
               <w:jc w:val="left"/>
             </w:pPr>
             <w:r>
@@ -822,7 +822,8 @@
     </w:tbl>
     <w:p>
       <w:pPr>
-        <w:spacing w:after="80" w:before="300" w:line="312"/>
+        <w:pageBreakBefore/>
+        <w:spacing w:after="80" w:before="0" w:line="252" w:lineRule="auto"/>
       </w:pPr>
       <w:r>
         <w:rPr>
@@ -874,7 +875,7 @@
           <w:p>
             <w:pPr>
               <w:keepNext w:val="false"/>
-              <w:spacing w:after="0" w:before="0" w:line="276"/>
+              <w:spacing w:after="0" w:before="0" w:line="240" w:lineRule="auto"/>
               <w:jc w:val="left"/>
             </w:pPr>
             <w:r>
@@ -889,7 +890,7 @@
           <w:p>
             <w:pPr>
               <w:keepNext w:val="false"/>
-              <w:spacing w:after="0" w:before="0" w:line="276"/>
+              <w:spacing w:after="0" w:before="0" w:line="240" w:lineRule="auto"/>
               <w:jc w:val="left"/>
             </w:pPr>
             <w:r>
@@ -904,7 +905,7 @@
           <w:p>
             <w:pPr>
               <w:keepNext w:val="false"/>
-              <w:spacing w:after="0" w:before="0" w:line="276"/>
+              <w:spacing w:after="0" w:before="0" w:line="240" w:lineRule="auto"/>
               <w:jc w:val="left"/>
             </w:pPr>
             <w:r>
@@ -921,7 +922,7 @@
     </w:tbl>
     <w:p>
       <w:pPr>
-        <w:spacing w:after="60" w:before="300" w:line="312"/>
+        <w:spacing w:after="60" w:before="480" w:line="252" w:lineRule="auto"/>
       </w:pPr>
       <w:r>
         <w:rPr>
@@ -936,7 +937,7 @@
     </w:p>
     <w:p>
       <w:pPr>
-        <w:spacing w:after="0" w:before="0" w:line="312"/>
+        <w:spacing w:after="40" w:before="40" w:line="252" w:lineRule="auto"/>
         <w:ind w:left="400"/>
       </w:pPr>
       <w:r>
@@ -950,7 +951,7 @@
     </w:p>
     <w:p>
       <w:pPr>
-        <w:spacing w:after="0" w:before="0" w:line="312"/>
+        <w:spacing w:after="40" w:before="40" w:line="252" w:lineRule="auto"/>
         <w:ind w:left="400"/>
       </w:pPr>
       <w:r>
@@ -964,7 +965,7 @@
     </w:p>
     <w:p>
       <w:pPr>
-        <w:spacing w:after="0" w:before="0" w:line="312"/>
+        <w:spacing w:after="40" w:before="40" w:line="252" w:lineRule="auto"/>
         <w:ind w:left="400"/>
       </w:pPr>
       <w:r>
@@ -978,7 +979,7 @@
     </w:p>
     <w:p>
       <w:pPr>
-        <w:spacing w:after="0" w:before="0" w:line="312"/>
+        <w:spacing w:after="40" w:before="40" w:line="252" w:lineRule="auto"/>
         <w:ind w:left="400"/>
       </w:pPr>
       <w:r>
@@ -992,7 +993,7 @@
     </w:p>
     <w:p>
       <w:pPr>
-        <w:spacing w:after="0" w:before="0" w:line="312"/>
+        <w:spacing w:after="40" w:before="40" w:line="252" w:lineRule="auto"/>
         <w:ind w:left="400"/>
       </w:pPr>
       <w:r>
@@ -1006,7 +1007,7 @@
     </w:p>
     <w:p>
       <w:pPr>
-        <w:spacing w:after="0" w:before="0" w:line="312"/>
+        <w:spacing w:after="40" w:before="40" w:line="252" w:lineRule="auto"/>
         <w:ind w:left="400"/>
       </w:pPr>
       <w:r>
@@ -1020,7 +1021,7 @@
     </w:p>
     <w:p>
       <w:pPr>
-        <w:spacing w:after="0" w:before="0" w:line="312"/>
+        <w:spacing w:after="40" w:before="40" w:line="252" w:lineRule="auto"/>
         <w:ind w:left="400"/>
       </w:pPr>
       <w:r>
@@ -1034,7 +1035,7 @@
     </w:p>
     <w:p>
       <w:pPr>
-        <w:spacing w:after="60" w:before="200" w:line="312"/>
+        <w:spacing w:after="60" w:before="480" w:line="252" w:lineRule="auto"/>
       </w:pPr>
       <w:r>
         <w:rPr>
@@ -1084,7 +1085,7 @@
           <w:ilvl w:val="0"/>
           <w:numId w:val="2"/>
         </w:numPr>
-        <w:spacing w:after="40" w:before="40" w:line="312"/>
+        <w:spacing w:after="30" w:before="30" w:line="252" w:lineRule="auto"/>
       </w:pPr>
       <w:r>
         <w:rPr>
@@ -1102,7 +1103,7 @@
           <w:ilvl w:val="0"/>
           <w:numId w:val="2"/>
         </w:numPr>
-        <w:spacing w:after="40" w:before="40" w:line="312"/>
+        <w:spacing w:after="30" w:before="30" w:line="252" w:lineRule="auto"/>
       </w:pPr>
       <w:r>
         <w:rPr>
@@ -1120,7 +1121,7 @@
           <w:ilvl w:val="0"/>
           <w:numId w:val="2"/>
         </w:numPr>
-        <w:spacing w:after="40" w:before="40" w:line="312"/>
+        <w:spacing w:after="30" w:before="30" w:line="252" w:lineRule="auto"/>
       </w:pPr>
       <w:r>
         <w:rPr>
@@ -1151,7 +1152,7 @@
           <w:ilvl w:val="0"/>
           <w:numId w:val="2"/>
         </w:numPr>
-        <w:spacing w:after="40" w:before="40" w:line="312"/>
+        <w:spacing w:after="30" w:before="30" w:line="252" w:lineRule="auto"/>
       </w:pPr>
       <w:r>
         <w:rPr>
@@ -1169,7 +1170,7 @@
           <w:ilvl w:val="0"/>
           <w:numId w:val="2"/>
         </w:numPr>
-        <w:spacing w:after="40" w:before="40" w:line="312"/>
+        <w:spacing w:after="30" w:before="30" w:line="252" w:lineRule="auto"/>
       </w:pPr>
       <w:r>
         <w:rPr>
@@ -1187,7 +1188,7 @@
           <w:ilvl w:val="0"/>
           <w:numId w:val="2"/>
         </w:numPr>
-        <w:spacing w:after="40" w:before="40" w:line="312"/>
+        <w:spacing w:after="30" w:before="30" w:line="252" w:lineRule="auto"/>
       </w:pPr>
       <w:r>
         <w:rPr>
@@ -1284,7 +1285,7 @@
           <w:p>
             <w:pPr>
               <w:keepNext/>
-              <w:spacing w:after="0" w:before="0" w:line="276"/>
+              <w:spacing w:after="0" w:before="0" w:line="240" w:lineRule="auto"/>
               <w:jc w:val="center"/>
             </w:pPr>
             <w:r>
@@ -1320,7 +1321,7 @@
           <w:p>
             <w:pPr>
               <w:keepNext/>
-              <w:spacing w:after="0" w:before="0" w:line="276"/>
+              <w:spacing w:after="0" w:before="0" w:line="240" w:lineRule="auto"/>
               <w:jc w:val="center"/>
             </w:pPr>
             <w:r>
@@ -1356,7 +1357,7 @@
           <w:p>
             <w:pPr>
               <w:keepNext/>
-              <w:spacing w:after="0" w:before="0" w:line="276"/>
+              <w:spacing w:after="0" w:before="0" w:line="240" w:lineRule="auto"/>
               <w:jc w:val="center"/>
             </w:pPr>
             <w:r>
@@ -1396,7 +1397,7 @@
           <w:p>
             <w:pPr>
               <w:keepNext/>
-              <w:spacing w:after="0" w:before="0" w:line="276"/>
+              <w:spacing w:after="0" w:before="0" w:line="240" w:lineRule="auto"/>
               <w:jc w:val="center"/>
             </w:pPr>
             <w:r>
@@ -1429,7 +1430,7 @@
           <w:p>
             <w:pPr>
               <w:keepNext/>
-              <w:spacing w:after="0" w:before="0" w:line="276"/>
+              <w:spacing w:after="0" w:before="0" w:line="240" w:lineRule="auto"/>
               <w:jc w:val="left"/>
             </w:pPr>
             <w:r>
@@ -1462,7 +1463,7 @@
           <w:p>
             <w:pPr>
               <w:keepNext/>
-              <w:spacing w:after="0" w:before="0" w:line="276"/>
+              <w:spacing w:after="0" w:before="0" w:line="240" w:lineRule="auto"/>
               <w:jc w:val="center"/>
             </w:pPr>
             <w:r>
@@ -1500,7 +1501,7 @@
           <w:p>
             <w:pPr>
               <w:keepNext/>
-              <w:spacing w:after="0" w:before="0" w:line="276"/>
+              <w:spacing w:after="0" w:before="0" w:line="240" w:lineRule="auto"/>
               <w:jc w:val="center"/>
             </w:pPr>
             <w:r>
@@ -1533,7 +1534,7 @@
           <w:p>
             <w:pPr>
               <w:keepNext/>
-              <w:spacing w:after="0" w:before="0" w:line="276"/>
+              <w:spacing w:after="0" w:before="0" w:line="240" w:lineRule="auto"/>
               <w:jc w:val="left"/>
             </w:pPr>
             <w:r>
@@ -1566,7 +1567,7 @@
           <w:p>
             <w:pPr>
               <w:keepNext/>
-              <w:spacing w:after="0" w:before="0" w:line="276"/>
+              <w:spacing w:after="0" w:before="0" w:line="240" w:lineRule="auto"/>
               <w:jc w:val="center"/>
             </w:pPr>
             <w:r>
@@ -1604,7 +1605,7 @@
           <w:p>
             <w:pPr>
               <w:keepNext/>
-              <w:spacing w:after="0" w:before="0" w:line="276"/>
+              <w:spacing w:after="0" w:before="0" w:line="240" w:lineRule="auto"/>
               <w:jc w:val="center"/>
             </w:pPr>
             <w:r>
@@ -1637,7 +1638,7 @@
           <w:p>
             <w:pPr>
               <w:keepNext/>
-              <w:spacing w:after="0" w:before="0" w:line="276"/>
+              <w:spacing w:after="0" w:before="0" w:line="240" w:lineRule="auto"/>
               <w:jc w:val="left"/>
             </w:pPr>
             <w:r>
@@ -1670,7 +1671,7 @@
           <w:p>
             <w:pPr>
               <w:keepNext/>
-              <w:spacing w:after="0" w:before="0" w:line="276"/>
+              <w:spacing w:after="0" w:before="0" w:line="240" w:lineRule="auto"/>
               <w:jc w:val="center"/>
             </w:pPr>
             <w:r>
@@ -1708,7 +1709,7 @@
           <w:p>
             <w:pPr>
               <w:keepNext/>
-              <w:spacing w:after="0" w:before="0" w:line="276"/>
+              <w:spacing w:after="0" w:before="0" w:line="240" w:lineRule="auto"/>
               <w:jc w:val="center"/>
             </w:pPr>
             <w:r>
@@ -1741,7 +1742,7 @@
           <w:p>
             <w:pPr>
               <w:keepNext/>
-              <w:spacing w:after="0" w:before="0" w:line="276"/>
+              <w:spacing w:after="0" w:before="0" w:line="240" w:lineRule="auto"/>
               <w:jc w:val="left"/>
             </w:pPr>
             <w:r>
@@ -1774,7 +1775,7 @@
           <w:p>
             <w:pPr>
               <w:keepNext/>
-              <w:spacing w:after="0" w:before="0" w:line="276"/>
+              <w:spacing w:after="0" w:before="0" w:line="240" w:lineRule="auto"/>
               <w:jc w:val="center"/>
             </w:pPr>
             <w:r>
@@ -1812,7 +1813,7 @@
           <w:p>
             <w:pPr>
               <w:keepNext/>
-              <w:spacing w:after="0" w:before="0" w:line="276"/>
+              <w:spacing w:after="0" w:before="0" w:line="240" w:lineRule="auto"/>
               <w:jc w:val="center"/>
             </w:pPr>
             <w:r>
@@ -1845,7 +1846,7 @@
           <w:p>
             <w:pPr>
               <w:keepNext/>
-              <w:spacing w:after="0" w:before="0" w:line="276"/>
+              <w:spacing w:after="0" w:before="0" w:line="240" w:lineRule="auto"/>
               <w:jc w:val="left"/>
             </w:pPr>
             <w:r>
@@ -1878,7 +1879,7 @@
           <w:p>
             <w:pPr>
               <w:keepNext/>
-              <w:spacing w:after="0" w:before="0" w:line="276"/>
+              <w:spacing w:after="0" w:before="0" w:line="240" w:lineRule="auto"/>
               <w:jc w:val="center"/>
             </w:pPr>
             <w:r>
@@ -1916,7 +1917,7 @@
           <w:p>
             <w:pPr>
               <w:keepNext/>
-              <w:spacing w:after="0" w:before="0" w:line="276"/>
+              <w:spacing w:after="0" w:before="0" w:line="240" w:lineRule="auto"/>
               <w:jc w:val="center"/>
             </w:pPr>
             <w:r>
@@ -1949,7 +1950,7 @@
           <w:p>
             <w:pPr>
               <w:keepNext/>
-              <w:spacing w:after="0" w:before="0" w:line="276"/>
+              <w:spacing w:after="0" w:before="0" w:line="240" w:lineRule="auto"/>
               <w:jc w:val="left"/>
             </w:pPr>
             <w:r>
@@ -1982,7 +1983,7 @@
           <w:p>
             <w:pPr>
               <w:keepNext/>
-              <w:spacing w:after="0" w:before="0" w:line="276"/>
+              <w:spacing w:after="0" w:before="0" w:line="240" w:lineRule="auto"/>
               <w:jc w:val="center"/>
             </w:pPr>
             <w:r>
@@ -2020,7 +2021,7 @@
           <w:p>
             <w:pPr>
               <w:keepNext w:val="false"/>
-              <w:spacing w:after="0" w:before="0" w:line="276"/>
+              <w:spacing w:after="0" w:before="0" w:line="240" w:lineRule="auto"/>
               <w:jc w:val="center"/>
             </w:pPr>
             <w:r>
@@ -2053,7 +2054,7 @@
           <w:p>
             <w:pPr>
               <w:keepNext w:val="false"/>
-              <w:spacing w:after="0" w:before="0" w:line="276"/>
+              <w:spacing w:after="0" w:before="0" w:line="240" w:lineRule="auto"/>
               <w:jc w:val="left"/>
             </w:pPr>
             <w:r>
@@ -2086,7 +2087,7 @@
           <w:p>
             <w:pPr>
               <w:keepNext w:val="false"/>
-              <w:spacing w:after="0" w:before="0" w:line="276"/>
+              <w:spacing w:after="0" w:before="0" w:line="240" w:lineRule="auto"/>
               <w:jc w:val="center"/>
             </w:pPr>
             <w:r>
@@ -2103,7 +2104,7 @@
     </w:tbl>
     <w:p>
       <w:pPr>
-        <w:spacing w:after="20" w:before="20" w:line="280"/>
+        <w:spacing w:after="20" w:before="20" w:line="240" w:lineRule="auto"/>
         <w:ind w:left="200"/>
       </w:pPr>
       <w:r>
@@ -2117,7 +2118,7 @@
     </w:p>
     <w:p>
       <w:pPr>
-        <w:spacing w:after="20" w:before="20" w:line="280"/>
+        <w:spacing w:after="20" w:before="20" w:line="240" w:lineRule="auto"/>
         <w:ind w:left="200"/>
       </w:pPr>
       <w:r>
@@ -2202,7 +2203,7 @@
           <w:p>
             <w:pPr>
               <w:keepNext/>
-              <w:spacing w:after="0" w:before="0" w:line="276"/>
+              <w:spacing w:after="0" w:before="0" w:line="240" w:lineRule="auto"/>
               <w:jc w:val="center"/>
             </w:pPr>
             <w:r>
@@ -2238,7 +2239,7 @@
           <w:p>
             <w:pPr>
               <w:keepNext/>
-              <w:spacing w:after="0" w:before="0" w:line="276"/>
+              <w:spacing w:after="0" w:before="0" w:line="240" w:lineRule="auto"/>
               <w:jc w:val="center"/>
             </w:pPr>
             <w:r>
@@ -2274,7 +2275,7 @@
           <w:p>
             <w:pPr>
               <w:keepNext/>
-              <w:spacing w:after="0" w:before="0" w:line="276"/>
+              <w:spacing w:after="0" w:before="0" w:line="240" w:lineRule="auto"/>
               <w:jc w:val="center"/>
             </w:pPr>
             <w:r>
@@ -2314,7 +2315,7 @@
           <w:p>
             <w:pPr>
               <w:keepNext/>
-              <w:spacing w:after="0" w:before="0" w:line="276"/>
+              <w:spacing w:after="0" w:before="0" w:line="240" w:lineRule="auto"/>
               <w:jc w:val="left"/>
             </w:pPr>
             <w:r>
@@ -2347,7 +2348,7 @@
           <w:p>
             <w:pPr>
               <w:keepNext/>
-              <w:spacing w:after="0" w:before="0" w:line="276"/>
+              <w:spacing w:after="0" w:before="0" w:line="240" w:lineRule="auto"/>
               <w:jc w:val="center"/>
             </w:pPr>
             <w:r>
@@ -2380,7 +2381,7 @@
           <w:p>
             <w:pPr>
               <w:keepNext/>
-              <w:spacing w:after="0" w:before="0" w:line="276"/>
+              <w:spacing w:after="0" w:before="0" w:line="240" w:lineRule="auto"/>
               <w:jc w:val="center"/>
             </w:pPr>
             <w:r>
@@ -2418,7 +2419,7 @@
           <w:p>
             <w:pPr>
               <w:keepNext/>
-              <w:spacing w:after="0" w:before="0" w:line="276"/>
+              <w:spacing w:after="0" w:before="0" w:line="240" w:lineRule="auto"/>
               <w:jc w:val="left"/>
             </w:pPr>
             <w:r>
@@ -2451,7 +2452,7 @@
           <w:p>
             <w:pPr>
               <w:keepNext/>
-              <w:spacing w:after="0" w:before="0" w:line="276"/>
+              <w:spacing w:after="0" w:before="0" w:line="240" w:lineRule="auto"/>
               <w:jc w:val="center"/>
             </w:pPr>
             <w:r>
@@ -2484,7 +2485,7 @@
           <w:p>
             <w:pPr>
               <w:keepNext/>
-              <w:spacing w:after="0" w:before="0" w:line="276"/>
+              <w:spacing w:after="0" w:before="0" w:line="240" w:lineRule="auto"/>
               <w:jc w:val="center"/>
             </w:pPr>
             <w:r>
@@ -2522,7 +2523,7 @@
           <w:p>
             <w:pPr>
               <w:keepNext/>
-              <w:spacing w:after="0" w:before="0" w:line="276"/>
+              <w:spacing w:after="0" w:before="0" w:line="240" w:lineRule="auto"/>
               <w:jc w:val="left"/>
             </w:pPr>
             <w:r>
@@ -2555,7 +2556,7 @@
           <w:p>
             <w:pPr>
               <w:keepNext/>
-              <w:spacing w:after="0" w:before="0" w:line="276"/>
+              <w:spacing w:after="0" w:before="0" w:line="240" w:lineRule="auto"/>
               <w:jc w:val="center"/>
             </w:pPr>
             <w:r>
@@ -2588,7 +2589,7 @@
           <w:p>
             <w:pPr>
               <w:keepNext/>
-              <w:spacing w:after="0" w:before="0" w:line="276"/>
+              <w:spacing w:after="0" w:before="0" w:line="240" w:lineRule="auto"/>
               <w:jc w:val="center"/>
             </w:pPr>
             <w:r>
@@ -2603,7 +2604,7 @@
           <w:p>
             <w:pPr>
               <w:keepNext/>
-              <w:spacing w:after="0" w:before="0" w:line="276"/>
+              <w:spacing w:after="0" w:before="0" w:line="240" w:lineRule="auto"/>
               <w:jc w:val="center"/>
             </w:pPr>
             <w:r>
@@ -2641,7 +2642,7 @@
           <w:p>
             <w:pPr>
               <w:keepNext/>
-              <w:spacing w:after="0" w:before="0" w:line="276"/>
+              <w:spacing w:after="0" w:before="0" w:line="240" w:lineRule="auto"/>
               <w:jc w:val="left"/>
             </w:pPr>
             <w:r>
@@ -2674,7 +2675,7 @@
           <w:p>
             <w:pPr>
               <w:keepNext/>
-              <w:spacing w:after="0" w:before="0" w:line="276"/>
+              <w:spacing w:after="0" w:before="0" w:line="240" w:lineRule="auto"/>
               <w:jc w:val="center"/>
             </w:pPr>
             <w:r>
@@ -2707,7 +2708,7 @@
           <w:p>
             <w:pPr>
               <w:keepNext/>
-              <w:spacing w:after="0" w:before="0" w:line="276"/>
+              <w:spacing w:after="0" w:before="0" w:line="240" w:lineRule="auto"/>
               <w:jc w:val="center"/>
             </w:pPr>
             <w:r>
@@ -2745,7 +2746,7 @@
           <w:p>
             <w:pPr>
               <w:keepNext/>
-              <w:spacing w:after="0" w:before="0" w:line="276"/>
+              <w:spacing w:after="0" w:before="0" w:line="240" w:lineRule="auto"/>
               <w:jc w:val="left"/>
             </w:pPr>
             <w:r>
@@ -2778,7 +2779,7 @@
           <w:p>
             <w:pPr>
               <w:keepNext/>
-              <w:spacing w:after="0" w:before="0" w:line="276"/>
+              <w:spacing w:after="0" w:before="0" w:line="240" w:lineRule="auto"/>
               <w:jc w:val="center"/>
             </w:pPr>
             <w:r>
@@ -2811,7 +2812,7 @@
           <w:p>
             <w:pPr>
               <w:keepNext/>
-              <w:spacing w:after="0" w:before="0" w:line="276"/>
+              <w:spacing w:after="0" w:before="0" w:line="240" w:lineRule="auto"/>
               <w:jc w:val="center"/>
             </w:pPr>
             <w:r>
@@ -2849,7 +2850,7 @@
           <w:p>
             <w:pPr>
               <w:keepNext/>
-              <w:spacing w:after="0" w:before="0" w:line="276"/>
+              <w:spacing w:after="0" w:before="0" w:line="240" w:lineRule="auto"/>
               <w:jc w:val="left"/>
             </w:pPr>
             <w:r>
@@ -2882,7 +2883,7 @@
           <w:p>
             <w:pPr>
               <w:keepNext/>
-              <w:spacing w:after="0" w:before="0" w:line="276"/>
+              <w:spacing w:after="0" w:before="0" w:line="240" w:lineRule="auto"/>
               <w:jc w:val="center"/>
             </w:pPr>
             <w:r>
@@ -2915,7 +2916,7 @@
           <w:p>
             <w:pPr>
               <w:keepNext/>
-              <w:spacing w:after="0" w:before="0" w:line="276"/>
+              <w:spacing w:after="0" w:before="0" w:line="240" w:lineRule="auto"/>
               <w:jc w:val="center"/>
             </w:pPr>
             <w:r>
@@ -2953,7 +2954,7 @@
           <w:p>
             <w:pPr>
               <w:keepNext/>
-              <w:spacing w:after="0" w:before="0" w:line="276"/>
+              <w:spacing w:after="0" w:before="0" w:line="240" w:lineRule="auto"/>
               <w:jc w:val="left"/>
             </w:pPr>
             <w:r>
@@ -2986,7 +2987,7 @@
           <w:p>
             <w:pPr>
               <w:keepNext/>
-              <w:spacing w:after="0" w:before="0" w:line="276"/>
+              <w:spacing w:after="0" w:before="0" w:line="240" w:lineRule="auto"/>
               <w:jc w:val="center"/>
             </w:pPr>
             <w:r>
@@ -3019,7 +3020,7 @@
           <w:p>
             <w:pPr>
               <w:keepNext/>
-              <w:spacing w:after="0" w:before="0" w:line="276"/>
+              <w:spacing w:after="0" w:before="0" w:line="240" w:lineRule="auto"/>
               <w:jc w:val="center"/>
             </w:pPr>
             <w:r>
@@ -3057,7 +3058,7 @@
           <w:p>
             <w:pPr>
               <w:keepNext/>
-              <w:spacing w:after="0" w:before="0" w:line="276"/>
+              <w:spacing w:after="0" w:before="0" w:line="240" w:lineRule="auto"/>
               <w:jc w:val="left"/>
             </w:pPr>
             <w:r>
@@ -3090,7 +3091,7 @@
           <w:p>
             <w:pPr>
               <w:keepNext/>
-              <w:spacing w:after="0" w:before="0" w:line="276"/>
+              <w:spacing w:after="0" w:before="0" w:line="240" w:lineRule="auto"/>
               <w:jc w:val="center"/>
             </w:pPr>
             <w:r>
@@ -3123,7 +3124,7 @@
           <w:p>
             <w:pPr>
               <w:keepNext/>
-              <w:spacing w:after="0" w:before="0" w:line="276"/>
+              <w:spacing w:after="0" w:before="0" w:line="240" w:lineRule="auto"/>
               <w:jc w:val="center"/>
             </w:pPr>
             <w:r>
@@ -3161,7 +3162,7 @@
           <w:p>
             <w:pPr>
               <w:keepNext/>
-              <w:spacing w:after="0" w:before="0" w:line="276"/>
+              <w:spacing w:after="0" w:before="0" w:line="240" w:lineRule="auto"/>
               <w:jc w:val="left"/>
             </w:pPr>
             <w:r>
@@ -3194,7 +3195,7 @@
           <w:p>
             <w:pPr>
               <w:keepNext/>
-              <w:spacing w:after="0" w:before="0" w:line="276"/>
+              <w:spacing w:after="0" w:before="0" w:line="240" w:lineRule="auto"/>
               <w:jc w:val="center"/>
             </w:pPr>
             <w:r>
@@ -3227,7 +3228,7 @@
           <w:p>
             <w:pPr>
               <w:keepNext/>
-              <w:spacing w:after="0" w:before="0" w:line="276"/>
+              <w:spacing w:after="0" w:before="0" w:line="240" w:lineRule="auto"/>
               <w:jc w:val="center"/>
             </w:pPr>
             <w:r>
@@ -3265,7 +3266,7 @@
           <w:p>
             <w:pPr>
               <w:keepNext/>
-              <w:spacing w:after="0" w:before="0" w:line="276"/>
+              <w:spacing w:after="0" w:before="0" w:line="240" w:lineRule="auto"/>
               <w:jc w:val="left"/>
             </w:pPr>
             <w:r>
@@ -3298,7 +3299,7 @@
           <w:p>
             <w:pPr>
               <w:keepNext/>
-              <w:spacing w:after="0" w:before="0" w:line="276"/>
+              <w:spacing w:after="0" w:before="0" w:line="240" w:lineRule="auto"/>
               <w:jc w:val="center"/>
             </w:pPr>
             <w:r>
@@ -3331,7 +3332,7 @@
           <w:p>
             <w:pPr>
               <w:keepNext/>
-              <w:spacing w:after="0" w:before="0" w:line="276"/>
+              <w:spacing w:after="0" w:before="0" w:line="240" w:lineRule="auto"/>
               <w:jc w:val="center"/>
             </w:pPr>
             <w:r>
@@ -3369,7 +3370,7 @@
           <w:p>
             <w:pPr>
               <w:keepNext w:val="false"/>
-              <w:spacing w:after="0" w:before="0" w:line="276"/>
+              <w:spacing w:after="0" w:before="0" w:line="240" w:lineRule="auto"/>
               <w:jc w:val="left"/>
             </w:pPr>
             <w:r>
@@ -3402,7 +3403,7 @@
           <w:p>
             <w:pPr>
               <w:keepNext w:val="false"/>
-              <w:spacing w:after="0" w:before="0" w:line="276"/>
+              <w:spacing w:after="0" w:before="0" w:line="240" w:lineRule="auto"/>
               <w:jc w:val="center"/>
             </w:pPr>
             <w:r>
@@ -3435,7 +3436,7 @@
           <w:p>
             <w:pPr>
               <w:keepNext w:val="false"/>
-              <w:spacing w:after="0" w:before="0" w:line="276"/>
+              <w:spacing w:after="0" w:before="0" w:line="240" w:lineRule="auto"/>
               <w:jc w:val="center"/>
             </w:pPr>
             <w:r>
@@ -3452,7 +3453,7 @@
     </w:tbl>
     <w:p>
       <w:pPr>
-        <w:spacing w:after="20" w:before="20" w:line="280"/>
+        <w:spacing w:after="20" w:before="20" w:line="240" w:lineRule="auto"/>
         <w:ind w:left="200"/>
       </w:pPr>
       <w:r>
@@ -3466,7 +3467,7 @@
     </w:p>
     <w:p>
       <w:pPr>
-        <w:spacing w:after="20" w:before="20" w:line="280"/>
+        <w:spacing w:after="20" w:before="20" w:line="240" w:lineRule="auto"/>
         <w:ind w:left="200"/>
       </w:pPr>
       <w:r>
@@ -3498,7 +3499,7 @@
           <w:ilvl w:val="0"/>
           <w:numId w:val="2"/>
         </w:numPr>
-        <w:spacing w:after="40" w:before="40" w:line="312"/>
+        <w:spacing w:after="30" w:before="30" w:line="252" w:lineRule="auto"/>
       </w:pPr>
       <w:r>
         <w:rPr>
@@ -3516,7 +3517,7 @@
           <w:ilvl w:val="0"/>
           <w:numId w:val="2"/>
         </w:numPr>
-        <w:spacing w:after="40" w:before="40" w:line="312"/>
+        <w:spacing w:after="30" w:before="30" w:line="252" w:lineRule="auto"/>
       </w:pPr>
       <w:r>
         <w:rPr>
@@ -3534,7 +3535,7 @@
           <w:ilvl w:val="0"/>
           <w:numId w:val="2"/>
         </w:numPr>
-        <w:spacing w:after="40" w:before="40" w:line="312"/>
+        <w:spacing w:after="30" w:before="30" w:line="252" w:lineRule="auto"/>
       </w:pPr>
       <w:r>
         <w:rPr>
@@ -3552,7 +3553,7 @@
           <w:ilvl w:val="0"/>
           <w:numId w:val="2"/>
         </w:numPr>
-        <w:spacing w:after="40" w:before="40" w:line="312"/>
+        <w:spacing w:after="30" w:before="30" w:line="252" w:lineRule="auto"/>
       </w:pPr>
       <w:r>
         <w:rPr>
@@ -3570,7 +3571,7 @@
           <w:ilvl w:val="0"/>
           <w:numId w:val="2"/>
         </w:numPr>
-        <w:spacing w:after="40" w:before="40" w:line="312"/>
+        <w:spacing w:after="30" w:before="30" w:line="252" w:lineRule="auto"/>
       </w:pPr>
       <w:r>
         <w:rPr>
@@ -3601,7 +3602,7 @@
           <w:ilvl w:val="0"/>
           <w:numId w:val="2"/>
         </w:numPr>
-        <w:spacing w:after="40" w:before="40" w:line="312"/>
+        <w:spacing w:after="30" w:before="30" w:line="252" w:lineRule="auto"/>
       </w:pPr>
       <w:r>
         <w:rPr>
@@ -3619,7 +3620,7 @@
           <w:ilvl w:val="0"/>
           <w:numId w:val="2"/>
         </w:numPr>
-        <w:spacing w:after="40" w:before="40" w:line="312"/>
+        <w:spacing w:after="30" w:before="30" w:line="252" w:lineRule="auto"/>
       </w:pPr>
       <w:r>
         <w:rPr>
@@ -3637,7 +3638,7 @@
           <w:ilvl w:val="0"/>
           <w:numId w:val="2"/>
         </w:numPr>
-        <w:spacing w:after="40" w:before="40" w:line="312"/>
+        <w:spacing w:after="30" w:before="30" w:line="252" w:lineRule="auto"/>
       </w:pPr>
       <w:r>
         <w:rPr>
@@ -3655,7 +3656,7 @@
           <w:ilvl w:val="0"/>
           <w:numId w:val="2"/>
         </w:numPr>
-        <w:spacing w:after="40" w:before="40" w:line="312"/>
+        <w:spacing w:after="30" w:before="30" w:line="252" w:lineRule="auto"/>
       </w:pPr>
       <w:r>
         <w:rPr>
@@ -3727,7 +3728,7 @@
           <w:p>
             <w:pPr>
               <w:keepNext/>
-              <w:spacing w:after="0" w:before="0" w:line="276"/>
+              <w:spacing w:after="0" w:before="0" w:line="240" w:lineRule="auto"/>
               <w:jc w:val="center"/>
             </w:pPr>
             <w:r>
@@ -3763,7 +3764,7 @@
           <w:p>
             <w:pPr>
               <w:keepNext/>
-              <w:spacing w:after="0" w:before="0" w:line="276"/>
+              <w:spacing w:after="0" w:before="0" w:line="240" w:lineRule="auto"/>
               <w:jc w:val="center"/>
             </w:pPr>
             <w:r>
@@ -3799,7 +3800,7 @@
           <w:p>
             <w:pPr>
               <w:keepNext/>
-              <w:spacing w:after="0" w:before="0" w:line="276"/>
+              <w:spacing w:after="0" w:before="0" w:line="240" w:lineRule="auto"/>
               <w:jc w:val="center"/>
             </w:pPr>
             <w:r>
@@ -3835,7 +3836,7 @@
           <w:p>
             <w:pPr>
               <w:keepNext/>
-              <w:spacing w:after="0" w:before="0" w:line="276"/>
+              <w:spacing w:after="0" w:before="0" w:line="240" w:lineRule="auto"/>
               <w:jc w:val="center"/>
             </w:pPr>
             <w:r>
@@ -3875,7 +3876,7 @@
           <w:p>
             <w:pPr>
               <w:keepNext/>
-              <w:spacing w:after="0" w:before="0" w:line="276"/>
+              <w:spacing w:after="0" w:before="0" w:line="240" w:lineRule="auto"/>
               <w:jc w:val="center"/>
             </w:pPr>
             <w:r>
@@ -3908,7 +3909,7 @@
           <w:p>
             <w:pPr>
               <w:keepNext/>
-              <w:spacing w:after="0" w:before="0" w:line="276"/>
+              <w:spacing w:after="0" w:before="0" w:line="240" w:lineRule="auto"/>
               <w:jc w:val="center"/>
             </w:pPr>
             <w:r>
@@ -3941,7 +3942,7 @@
           <w:p>
             <w:pPr>
               <w:keepNext/>
-              <w:spacing w:after="0" w:before="0" w:line="276"/>
+              <w:spacing w:after="0" w:before="0" w:line="240" w:lineRule="auto"/>
               <w:jc w:val="center"/>
             </w:pPr>
             <w:r>
@@ -3974,7 +3975,7 @@
           <w:p>
             <w:pPr>
               <w:keepNext/>
-              <w:spacing w:after="0" w:before="0" w:line="276"/>
+              <w:spacing w:after="0" w:before="0" w:line="240" w:lineRule="auto"/>
               <w:jc w:val="center"/>
             </w:pPr>
             <w:r>
@@ -4012,7 +4013,7 @@
           <w:p>
             <w:pPr>
               <w:keepNext w:val="false"/>
-              <w:spacing w:after="0" w:before="0" w:line="276"/>
+              <w:spacing w:after="0" w:before="0" w:line="240" w:lineRule="auto"/>
               <w:jc w:val="center"/>
             </w:pPr>
             <w:r>
@@ -4045,7 +4046,7 @@
           <w:p>
             <w:pPr>
               <w:keepNext w:val="false"/>
-              <w:spacing w:after="0" w:before="0" w:line="276"/>
+              <w:spacing w:after="0" w:before="0" w:line="240" w:lineRule="auto"/>
               <w:jc w:val="center"/>
             </w:pPr>
             <w:r>
@@ -4078,7 +4079,7 @@
           <w:p>
             <w:pPr>
               <w:keepNext w:val="false"/>
-              <w:spacing w:after="0" w:before="0" w:line="276"/>
+              <w:spacing w:after="0" w:before="0" w:line="240" w:lineRule="auto"/>
               <w:jc w:val="center"/>
             </w:pPr>
             <w:r>
@@ -4111,7 +4112,7 @@
           <w:p>
             <w:pPr>
               <w:keepNext w:val="false"/>
-              <w:spacing w:after="0" w:before="0" w:line="276"/>
+              <w:spacing w:after="0" w:before="0" w:line="240" w:lineRule="auto"/>
               <w:jc w:val="center"/>
             </w:pPr>
             <w:r>
@@ -4128,7 +4129,7 @@
     </w:tbl>
     <w:p>
       <w:pPr>
-        <w:spacing w:after="20" w:before="20" w:line="280"/>
+        <w:spacing w:after="20" w:before="20" w:line="240" w:lineRule="auto"/>
         <w:ind w:left="200"/>
       </w:pPr>
       <w:r>
@@ -4144,7 +4145,8 @@
       <w:pPr>
         <w:pStyle w:val="Heading1"/>
         <w:keepNext/>
-        <w:spacing w:after="160" w:before="360"/>
+        <w:pageBreakBefore/>
+        <w:spacing w:after="160" w:before="0"/>
       </w:pPr>
       <w:r>
         <w:rPr>
@@ -4196,10 +4198,10 @@
         </w:tblBorders>
       </w:tblPr>
       <w:tblGrid>
-        <w:gridCol w:w="675"/>
+        <w:gridCol w:w="771"/>
         <w:gridCol w:w="1157"/>
         <w:gridCol w:w="1735"/>
-        <w:gridCol w:w="1638"/>
+        <w:gridCol w:w="1542"/>
         <w:gridCol w:w="1735"/>
         <w:gridCol w:w="1638"/>
         <w:gridCol w:w="1060"/>
@@ -4211,7 +4213,7 @@
         </w:trPr>
         <w:tc>
           <w:tcPr>
-            <w:tcW w:type="dxa" w:w="675"/>
+            <w:tcW w:type="dxa" w:w="771"/>
             <w:tcBorders>
               <w:top w:val="single" w:color="808080" w:sz="4"/>
               <w:left w:val="single" w:color="808080" w:sz="4"/>
@@ -4230,7 +4232,7 @@
           <w:p>
             <w:pPr>
               <w:keepNext/>
-              <w:spacing w:after="0" w:before="0" w:line="276"/>
+              <w:spacing w:after="0" w:before="0" w:line="240" w:lineRule="auto"/>
               <w:jc w:val="center"/>
             </w:pPr>
             <w:r>
@@ -4266,7 +4268,7 @@
           <w:p>
             <w:pPr>
               <w:keepNext/>
-              <w:spacing w:after="0" w:before="0" w:line="276"/>
+              <w:spacing w:after="0" w:before="0" w:line="240" w:lineRule="auto"/>
               <w:jc w:val="center"/>
             </w:pPr>
             <w:r>
@@ -4302,7 +4304,7 @@
           <w:p>
             <w:pPr>
               <w:keepNext/>
-              <w:spacing w:after="0" w:before="0" w:line="276"/>
+              <w:spacing w:after="0" w:before="0" w:line="240" w:lineRule="auto"/>
               <w:jc w:val="center"/>
             </w:pPr>
             <w:r>
@@ -4319,7 +4321,7 @@
         </w:tc>
         <w:tc>
           <w:tcPr>
-            <w:tcW w:type="dxa" w:w="1638"/>
+            <w:tcW w:type="dxa" w:w="1542"/>
             <w:tcBorders>
               <w:top w:val="single" w:color="808080" w:sz="4"/>
               <w:left w:val="single" w:color="808080" w:sz="4"/>
@@ -4338,7 +4340,7 @@
           <w:p>
             <w:pPr>
               <w:keepNext/>
-              <w:spacing w:after="0" w:before="0" w:line="276"/>
+              <w:spacing w:after="0" w:before="0" w:line="240" w:lineRule="auto"/>
               <w:jc w:val="center"/>
             </w:pPr>
             <w:r>
@@ -4374,7 +4376,7 @@
           <w:p>
             <w:pPr>
               <w:keepNext/>
-              <w:spacing w:after="0" w:before="0" w:line="276"/>
+              <w:spacing w:after="0" w:before="0" w:line="240" w:lineRule="auto"/>
               <w:jc w:val="center"/>
             </w:pPr>
             <w:r>
@@ -4410,7 +4412,7 @@
           <w:p>
             <w:pPr>
               <w:keepNext/>
-              <w:spacing w:after="0" w:before="0" w:line="276"/>
+              <w:spacing w:after="0" w:before="0" w:line="240" w:lineRule="auto"/>
               <w:jc w:val="center"/>
             </w:pPr>
             <w:r>
@@ -4446,7 +4448,7 @@
           <w:p>
             <w:pPr>
               <w:keepNext/>
-              <w:spacing w:after="0" w:before="0" w:line="276"/>
+              <w:spacing w:after="0" w:before="0" w:line="240" w:lineRule="auto"/>
               <w:jc w:val="center"/>
             </w:pPr>
             <w:r>
@@ -4468,25 +4470,25 @@
         </w:trPr>
         <w:tc>
           <w:tcPr>
-            <w:tcW w:type="dxa" w:w="675"/>
-            <w:tcBorders>
-              <w:top w:val="single" w:color="808080" w:sz="4"/>
-              <w:left w:val="single" w:color="808080" w:sz="4"/>
-              <w:bottom w:val="single" w:color="808080" w:sz="4"/>
-              <w:right w:val="single" w:color="808080" w:sz="4"/>
-            </w:tcBorders>
-            <w:tcMar>
-              <w:top w:type="dxa" w:w="50"/>
-              <w:left w:type="dxa" w:w="90"/>
-              <w:bottom w:type="dxa" w:w="50"/>
-              <w:right w:type="dxa" w:w="90"/>
-            </w:tcMar>
-            <w:vAlign w:val="center"/>
-          </w:tcPr>
-          <w:p>
-            <w:pPr>
-              <w:keepNext/>
-              <w:spacing w:after="0" w:before="0" w:line="276"/>
+            <w:tcW w:type="dxa" w:w="771"/>
+            <w:tcBorders>
+              <w:top w:val="single" w:color="808080" w:sz="4"/>
+              <w:left w:val="single" w:color="808080" w:sz="4"/>
+              <w:bottom w:val="single" w:color="808080" w:sz="4"/>
+              <w:right w:val="single" w:color="808080" w:sz="4"/>
+            </w:tcBorders>
+            <w:tcMar>
+              <w:top w:type="dxa" w:w="50"/>
+              <w:left w:type="dxa" w:w="90"/>
+              <w:bottom w:type="dxa" w:w="50"/>
+              <w:right w:type="dxa" w:w="90"/>
+            </w:tcMar>
+            <w:vAlign w:val="center"/>
+          </w:tcPr>
+          <w:p>
+            <w:pPr>
+              <w:keepNext/>
+              <w:spacing w:after="0" w:before="0" w:line="240" w:lineRule="auto"/>
               <w:jc w:val="center"/>
             </w:pPr>
             <w:r>
@@ -4519,7 +4521,7 @@
           <w:p>
             <w:pPr>
               <w:keepNext/>
-              <w:spacing w:after="0" w:before="0" w:line="276"/>
+              <w:spacing w:after="0" w:before="0" w:line="240" w:lineRule="auto"/>
               <w:jc w:val="center"/>
             </w:pPr>
             <w:r>
@@ -4552,7 +4554,7 @@
           <w:p>
             <w:pPr>
               <w:keepNext/>
-              <w:spacing w:after="0" w:before="0" w:line="276"/>
+              <w:spacing w:after="0" w:before="0" w:line="240" w:lineRule="auto"/>
               <w:jc w:val="center"/>
             </w:pPr>
             <w:r>
@@ -4567,6 +4569,72 @@
         </w:tc>
         <w:tc>
           <w:tcPr>
+            <w:tcW w:type="dxa" w:w="1542"/>
+            <w:tcBorders>
+              <w:top w:val="single" w:color="808080" w:sz="4"/>
+              <w:left w:val="single" w:color="808080" w:sz="4"/>
+              <w:bottom w:val="single" w:color="808080" w:sz="4"/>
+              <w:right w:val="single" w:color="808080" w:sz="4"/>
+            </w:tcBorders>
+            <w:tcMar>
+              <w:top w:type="dxa" w:w="50"/>
+              <w:left w:type="dxa" w:w="90"/>
+              <w:bottom w:type="dxa" w:w="50"/>
+              <w:right w:type="dxa" w:w="90"/>
+            </w:tcMar>
+            <w:vAlign w:val="center"/>
+          </w:tcPr>
+          <w:p>
+            <w:pPr>
+              <w:keepNext/>
+              <w:spacing w:after="0" w:before="0" w:line="240" w:lineRule="auto"/>
+              <w:jc w:val="center"/>
+            </w:pPr>
+            <w:r>
+              <w:rPr>
+                <w:rFonts w:ascii="맑은 고딕" w:cs="맑은 고딕" w:eastAsia="맑은 고딕" w:hAnsi="맑은 고딕"/>
+                <w:sz w:val="26"/>
+                <w:szCs w:val="26"/>
+              </w:rPr>
+              <w:t xml:space="preserve">미측정</w:t>
+            </w:r>
+          </w:p>
+        </w:tc>
+        <w:tc>
+          <w:tcPr>
+            <w:tcW w:type="dxa" w:w="1735"/>
+            <w:tcBorders>
+              <w:top w:val="single" w:color="808080" w:sz="4"/>
+              <w:left w:val="single" w:color="808080" w:sz="4"/>
+              <w:bottom w:val="single" w:color="808080" w:sz="4"/>
+              <w:right w:val="single" w:color="808080" w:sz="4"/>
+            </w:tcBorders>
+            <w:tcMar>
+              <w:top w:type="dxa" w:w="50"/>
+              <w:left w:type="dxa" w:w="90"/>
+              <w:bottom w:type="dxa" w:w="50"/>
+              <w:right w:type="dxa" w:w="90"/>
+            </w:tcMar>
+            <w:vAlign w:val="center"/>
+          </w:tcPr>
+          <w:p>
+            <w:pPr>
+              <w:keepNext/>
+              <w:spacing w:after="0" w:before="0" w:line="240" w:lineRule="auto"/>
+              <w:jc w:val="center"/>
+            </w:pPr>
+            <w:r>
+              <w:rPr>
+                <w:rFonts w:ascii="맑은 고딕" w:cs="맑은 고딕" w:eastAsia="맑은 고딕" w:hAnsi="맑은 고딕"/>
+                <w:sz w:val="26"/>
+                <w:szCs w:val="26"/>
+              </w:rPr>
+              <w:t xml:space="preserve">미측정</w:t>
+            </w:r>
+          </w:p>
+        </w:tc>
+        <w:tc>
+          <w:tcPr>
             <w:tcW w:type="dxa" w:w="1638"/>
             <w:tcBorders>
               <w:top w:val="single" w:color="808080" w:sz="4"/>
@@ -4585,73 +4653,7 @@
           <w:p>
             <w:pPr>
               <w:keepNext/>
-              <w:spacing w:after="0" w:before="0" w:line="276"/>
-              <w:jc w:val="center"/>
-            </w:pPr>
-            <w:r>
-              <w:rPr>
-                <w:rFonts w:ascii="맑은 고딕" w:cs="맑은 고딕" w:eastAsia="맑은 고딕" w:hAnsi="맑은 고딕"/>
-                <w:sz w:val="26"/>
-                <w:szCs w:val="26"/>
-              </w:rPr>
-              <w:t xml:space="preserve">미측정</w:t>
-            </w:r>
-          </w:p>
-        </w:tc>
-        <w:tc>
-          <w:tcPr>
-            <w:tcW w:type="dxa" w:w="1735"/>
-            <w:tcBorders>
-              <w:top w:val="single" w:color="808080" w:sz="4"/>
-              <w:left w:val="single" w:color="808080" w:sz="4"/>
-              <w:bottom w:val="single" w:color="808080" w:sz="4"/>
-              <w:right w:val="single" w:color="808080" w:sz="4"/>
-            </w:tcBorders>
-            <w:tcMar>
-              <w:top w:type="dxa" w:w="50"/>
-              <w:left w:type="dxa" w:w="90"/>
-              <w:bottom w:type="dxa" w:w="50"/>
-              <w:right w:type="dxa" w:w="90"/>
-            </w:tcMar>
-            <w:vAlign w:val="center"/>
-          </w:tcPr>
-          <w:p>
-            <w:pPr>
-              <w:keepNext/>
-              <w:spacing w:after="0" w:before="0" w:line="276"/>
-              <w:jc w:val="center"/>
-            </w:pPr>
-            <w:r>
-              <w:rPr>
-                <w:rFonts w:ascii="맑은 고딕" w:cs="맑은 고딕" w:eastAsia="맑은 고딕" w:hAnsi="맑은 고딕"/>
-                <w:sz w:val="26"/>
-                <w:szCs w:val="26"/>
-              </w:rPr>
-              <w:t xml:space="preserve">미측정</w:t>
-            </w:r>
-          </w:p>
-        </w:tc>
-        <w:tc>
-          <w:tcPr>
-            <w:tcW w:type="dxa" w:w="1638"/>
-            <w:tcBorders>
-              <w:top w:val="single" w:color="808080" w:sz="4"/>
-              <w:left w:val="single" w:color="808080" w:sz="4"/>
-              <w:bottom w:val="single" w:color="808080" w:sz="4"/>
-              <w:right w:val="single" w:color="808080" w:sz="4"/>
-            </w:tcBorders>
-            <w:tcMar>
-              <w:top w:type="dxa" w:w="50"/>
-              <w:left w:type="dxa" w:w="90"/>
-              <w:bottom w:type="dxa" w:w="50"/>
-              <w:right w:type="dxa" w:w="90"/>
-            </w:tcMar>
-            <w:vAlign w:val="center"/>
-          </w:tcPr>
-          <w:p>
-            <w:pPr>
-              <w:keepNext/>
-              <w:spacing w:after="0" w:before="0" w:line="276"/>
+              <w:spacing w:after="0" w:before="0" w:line="240" w:lineRule="auto"/>
               <w:jc w:val="center"/>
             </w:pPr>
             <w:r>
@@ -4684,7 +4686,7 @@
           <w:p>
             <w:pPr>
               <w:keepNext/>
-              <w:spacing w:after="0" w:before="0" w:line="276"/>
+              <w:spacing w:after="0" w:before="0" w:line="240" w:lineRule="auto"/>
               <w:jc w:val="center"/>
             </w:pPr>
             <w:r>
@@ -4704,25 +4706,25 @@
         </w:trPr>
         <w:tc>
           <w:tcPr>
-            <w:tcW w:type="dxa" w:w="675"/>
-            <w:tcBorders>
-              <w:top w:val="single" w:color="808080" w:sz="4"/>
-              <w:left w:val="single" w:color="808080" w:sz="4"/>
-              <w:bottom w:val="single" w:color="808080" w:sz="4"/>
-              <w:right w:val="single" w:color="808080" w:sz="4"/>
-            </w:tcBorders>
-            <w:tcMar>
-              <w:top w:type="dxa" w:w="50"/>
-              <w:left w:type="dxa" w:w="90"/>
-              <w:bottom w:type="dxa" w:w="50"/>
-              <w:right w:type="dxa" w:w="90"/>
-            </w:tcMar>
-            <w:vAlign w:val="center"/>
-          </w:tcPr>
-          <w:p>
-            <w:pPr>
-              <w:keepNext/>
-              <w:spacing w:after="0" w:before="0" w:line="276"/>
+            <w:tcW w:type="dxa" w:w="771"/>
+            <w:tcBorders>
+              <w:top w:val="single" w:color="808080" w:sz="4"/>
+              <w:left w:val="single" w:color="808080" w:sz="4"/>
+              <w:bottom w:val="single" w:color="808080" w:sz="4"/>
+              <w:right w:val="single" w:color="808080" w:sz="4"/>
+            </w:tcBorders>
+            <w:tcMar>
+              <w:top w:type="dxa" w:w="50"/>
+              <w:left w:type="dxa" w:w="90"/>
+              <w:bottom w:type="dxa" w:w="50"/>
+              <w:right w:type="dxa" w:w="90"/>
+            </w:tcMar>
+            <w:vAlign w:val="center"/>
+          </w:tcPr>
+          <w:p>
+            <w:pPr>
+              <w:keepNext/>
+              <w:spacing w:after="0" w:before="0" w:line="240" w:lineRule="auto"/>
               <w:jc w:val="center"/>
             </w:pPr>
             <w:r>
@@ -4755,7 +4757,7 @@
           <w:p>
             <w:pPr>
               <w:keepNext/>
-              <w:spacing w:after="0" w:before="0" w:line="276"/>
+              <w:spacing w:after="0" w:before="0" w:line="240" w:lineRule="auto"/>
               <w:jc w:val="center"/>
             </w:pPr>
             <w:r>
@@ -4788,7 +4790,7 @@
           <w:p>
             <w:pPr>
               <w:keepNext/>
-              <w:spacing w:after="0" w:before="0" w:line="276"/>
+              <w:spacing w:after="0" w:before="0" w:line="240" w:lineRule="auto"/>
               <w:jc w:val="center"/>
             </w:pPr>
             <w:r>
@@ -4803,7 +4805,7 @@
           <w:p>
             <w:pPr>
               <w:keepNext/>
-              <w:spacing w:after="0" w:before="0" w:line="276"/>
+              <w:spacing w:after="0" w:before="0" w:line="240" w:lineRule="auto"/>
               <w:jc w:val="center"/>
             </w:pPr>
             <w:r>
@@ -4818,6 +4820,87 @@
         </w:tc>
         <w:tc>
           <w:tcPr>
+            <w:tcW w:type="dxa" w:w="1542"/>
+            <w:tcBorders>
+              <w:top w:val="single" w:color="808080" w:sz="4"/>
+              <w:left w:val="single" w:color="808080" w:sz="4"/>
+              <w:bottom w:val="single" w:color="808080" w:sz="4"/>
+              <w:right w:val="single" w:color="808080" w:sz="4"/>
+            </w:tcBorders>
+            <w:tcMar>
+              <w:top w:type="dxa" w:w="50"/>
+              <w:left w:type="dxa" w:w="90"/>
+              <w:bottom w:type="dxa" w:w="50"/>
+              <w:right w:type="dxa" w:w="90"/>
+            </w:tcMar>
+            <w:vAlign w:val="center"/>
+          </w:tcPr>
+          <w:p>
+            <w:pPr>
+              <w:keepNext/>
+              <w:spacing w:after="0" w:before="0" w:line="240" w:lineRule="auto"/>
+              <w:jc w:val="center"/>
+            </w:pPr>
+            <w:r>
+              <w:rPr>
+                <w:rFonts w:ascii="맑은 고딕" w:cs="맑은 고딕" w:eastAsia="맑은 고딕" w:hAnsi="맑은 고딕"/>
+                <w:sz w:val="26"/>
+                <w:szCs w:val="26"/>
+              </w:rPr>
+              <w:t xml:space="preserve">미측정</w:t>
+            </w:r>
+          </w:p>
+        </w:tc>
+        <w:tc>
+          <w:tcPr>
+            <w:tcW w:type="dxa" w:w="1735"/>
+            <w:tcBorders>
+              <w:top w:val="single" w:color="808080" w:sz="4"/>
+              <w:left w:val="single" w:color="808080" w:sz="4"/>
+              <w:bottom w:val="single" w:color="808080" w:sz="4"/>
+              <w:right w:val="single" w:color="808080" w:sz="4"/>
+            </w:tcBorders>
+            <w:tcMar>
+              <w:top w:type="dxa" w:w="50"/>
+              <w:left w:type="dxa" w:w="90"/>
+              <w:bottom w:type="dxa" w:w="50"/>
+              <w:right w:type="dxa" w:w="90"/>
+            </w:tcMar>
+            <w:vAlign w:val="center"/>
+          </w:tcPr>
+          <w:p>
+            <w:pPr>
+              <w:keepNext/>
+              <w:spacing w:after="0" w:before="0" w:line="240" w:lineRule="auto"/>
+              <w:jc w:val="center"/>
+            </w:pPr>
+            <w:r>
+              <w:rPr>
+                <w:rFonts w:ascii="맑은 고딕" w:cs="맑은 고딕" w:eastAsia="맑은 고딕" w:hAnsi="맑은 고딕"/>
+                <w:sz w:val="26"/>
+                <w:szCs w:val="26"/>
+              </w:rPr>
+              <w:t xml:space="preserve">2.988 ~</w:t>
+            </w:r>
+          </w:p>
+          <w:p>
+            <w:pPr>
+              <w:keepNext/>
+              <w:spacing w:after="0" w:before="0" w:line="240" w:lineRule="auto"/>
+              <w:jc w:val="center"/>
+            </w:pPr>
+            <w:r>
+              <w:rPr>
+                <w:rFonts w:ascii="맑은 고딕" w:cs="맑은 고딕" w:eastAsia="맑은 고딕" w:hAnsi="맑은 고딕"/>
+                <w:sz w:val="26"/>
+                <w:szCs w:val="26"/>
+              </w:rPr>
+              <w:t xml:space="preserve">2.992</w:t>
+            </w:r>
+          </w:p>
+        </w:tc>
+        <w:tc>
+          <w:tcPr>
             <w:tcW w:type="dxa" w:w="1638"/>
             <w:tcBorders>
               <w:top w:val="single" w:color="808080" w:sz="4"/>
@@ -4836,88 +4919,7 @@
           <w:p>
             <w:pPr>
               <w:keepNext/>
-              <w:spacing w:after="0" w:before="0" w:line="276"/>
-              <w:jc w:val="center"/>
-            </w:pPr>
-            <w:r>
-              <w:rPr>
-                <w:rFonts w:ascii="맑은 고딕" w:cs="맑은 고딕" w:eastAsia="맑은 고딕" w:hAnsi="맑은 고딕"/>
-                <w:sz w:val="26"/>
-                <w:szCs w:val="26"/>
-              </w:rPr>
-              <w:t xml:space="preserve">미측정</w:t>
-            </w:r>
-          </w:p>
-        </w:tc>
-        <w:tc>
-          <w:tcPr>
-            <w:tcW w:type="dxa" w:w="1735"/>
-            <w:tcBorders>
-              <w:top w:val="single" w:color="808080" w:sz="4"/>
-              <w:left w:val="single" w:color="808080" w:sz="4"/>
-              <w:bottom w:val="single" w:color="808080" w:sz="4"/>
-              <w:right w:val="single" w:color="808080" w:sz="4"/>
-            </w:tcBorders>
-            <w:tcMar>
-              <w:top w:type="dxa" w:w="50"/>
-              <w:left w:type="dxa" w:w="90"/>
-              <w:bottom w:type="dxa" w:w="50"/>
-              <w:right w:type="dxa" w:w="90"/>
-            </w:tcMar>
-            <w:vAlign w:val="center"/>
-          </w:tcPr>
-          <w:p>
-            <w:pPr>
-              <w:keepNext/>
-              <w:spacing w:after="0" w:before="0" w:line="276"/>
-              <w:jc w:val="center"/>
-            </w:pPr>
-            <w:r>
-              <w:rPr>
-                <w:rFonts w:ascii="맑은 고딕" w:cs="맑은 고딕" w:eastAsia="맑은 고딕" w:hAnsi="맑은 고딕"/>
-                <w:sz w:val="26"/>
-                <w:szCs w:val="26"/>
-              </w:rPr>
-              <w:t xml:space="preserve">2.988 ~</w:t>
-            </w:r>
-          </w:p>
-          <w:p>
-            <w:pPr>
-              <w:keepNext/>
-              <w:spacing w:after="0" w:before="0" w:line="276"/>
-              <w:jc w:val="center"/>
-            </w:pPr>
-            <w:r>
-              <w:rPr>
-                <w:rFonts w:ascii="맑은 고딕" w:cs="맑은 고딕" w:eastAsia="맑은 고딕" w:hAnsi="맑은 고딕"/>
-                <w:sz w:val="26"/>
-                <w:szCs w:val="26"/>
-              </w:rPr>
-              <w:t xml:space="preserve">2.992</w:t>
-            </w:r>
-          </w:p>
-        </w:tc>
-        <w:tc>
-          <w:tcPr>
-            <w:tcW w:type="dxa" w:w="1638"/>
-            <w:tcBorders>
-              <w:top w:val="single" w:color="808080" w:sz="4"/>
-              <w:left w:val="single" w:color="808080" w:sz="4"/>
-              <w:bottom w:val="single" w:color="808080" w:sz="4"/>
-              <w:right w:val="single" w:color="808080" w:sz="4"/>
-            </w:tcBorders>
-            <w:tcMar>
-              <w:top w:type="dxa" w:w="50"/>
-              <w:left w:type="dxa" w:w="90"/>
-              <w:bottom w:type="dxa" w:w="50"/>
-              <w:right w:type="dxa" w:w="90"/>
-            </w:tcMar>
-            <w:vAlign w:val="center"/>
-          </w:tcPr>
-          <w:p>
-            <w:pPr>
-              <w:keepNext/>
-              <w:spacing w:after="0" w:before="0" w:line="276"/>
+              <w:spacing w:after="0" w:before="0" w:line="240" w:lineRule="auto"/>
               <w:jc w:val="center"/>
             </w:pPr>
             <w:r>
@@ -4932,7 +4934,7 @@
           <w:p>
             <w:pPr>
               <w:keepNext/>
-              <w:spacing w:after="0" w:before="0" w:line="276"/>
+              <w:spacing w:after="0" w:before="0" w:line="240" w:lineRule="auto"/>
               <w:jc w:val="center"/>
             </w:pPr>
             <w:r>
@@ -4965,7 +4967,7 @@
           <w:p>
             <w:pPr>
               <w:keepNext/>
-              <w:spacing w:after="0" w:before="0" w:line="276"/>
+              <w:spacing w:after="0" w:before="0" w:line="240" w:lineRule="auto"/>
               <w:jc w:val="center"/>
             </w:pPr>
             <w:r>
@@ -4985,25 +4987,25 @@
         </w:trPr>
         <w:tc>
           <w:tcPr>
-            <w:tcW w:type="dxa" w:w="675"/>
-            <w:tcBorders>
-              <w:top w:val="single" w:color="808080" w:sz="4"/>
-              <w:left w:val="single" w:color="808080" w:sz="4"/>
-              <w:bottom w:val="single" w:color="808080" w:sz="4"/>
-              <w:right w:val="single" w:color="808080" w:sz="4"/>
-            </w:tcBorders>
-            <w:tcMar>
-              <w:top w:type="dxa" w:w="50"/>
-              <w:left w:type="dxa" w:w="90"/>
-              <w:bottom w:type="dxa" w:w="50"/>
-              <w:right w:type="dxa" w:w="90"/>
-            </w:tcMar>
-            <w:vAlign w:val="center"/>
-          </w:tcPr>
-          <w:p>
-            <w:pPr>
-              <w:keepNext/>
-              <w:spacing w:after="0" w:before="0" w:line="276"/>
+            <w:tcW w:type="dxa" w:w="771"/>
+            <w:tcBorders>
+              <w:top w:val="single" w:color="808080" w:sz="4"/>
+              <w:left w:val="single" w:color="808080" w:sz="4"/>
+              <w:bottom w:val="single" w:color="808080" w:sz="4"/>
+              <w:right w:val="single" w:color="808080" w:sz="4"/>
+            </w:tcBorders>
+            <w:tcMar>
+              <w:top w:type="dxa" w:w="50"/>
+              <w:left w:type="dxa" w:w="90"/>
+              <w:bottom w:type="dxa" w:w="50"/>
+              <w:right w:type="dxa" w:w="90"/>
+            </w:tcMar>
+            <w:vAlign w:val="center"/>
+          </w:tcPr>
+          <w:p>
+            <w:pPr>
+              <w:keepNext/>
+              <w:spacing w:after="0" w:before="0" w:line="240" w:lineRule="auto"/>
               <w:jc w:val="center"/>
             </w:pPr>
             <w:r>
@@ -5036,7 +5038,7 @@
           <w:p>
             <w:pPr>
               <w:keepNext/>
-              <w:spacing w:after="0" w:before="0" w:line="276"/>
+              <w:spacing w:after="0" w:before="0" w:line="240" w:lineRule="auto"/>
               <w:jc w:val="center"/>
             </w:pPr>
             <w:r>
@@ -5069,7 +5071,7 @@
           <w:p>
             <w:pPr>
               <w:keepNext/>
-              <w:spacing w:after="0" w:before="0" w:line="276"/>
+              <w:spacing w:after="0" w:before="0" w:line="240" w:lineRule="auto"/>
               <w:jc w:val="center"/>
             </w:pPr>
             <w:r>
@@ -5084,7 +5086,7 @@
           <w:p>
             <w:pPr>
               <w:keepNext/>
-              <w:spacing w:after="0" w:before="0" w:line="276"/>
+              <w:spacing w:after="0" w:before="0" w:line="240" w:lineRule="auto"/>
               <w:jc w:val="center"/>
             </w:pPr>
             <w:r>
@@ -5099,6 +5101,87 @@
         </w:tc>
         <w:tc>
           <w:tcPr>
+            <w:tcW w:type="dxa" w:w="1542"/>
+            <w:tcBorders>
+              <w:top w:val="single" w:color="808080" w:sz="4"/>
+              <w:left w:val="single" w:color="808080" w:sz="4"/>
+              <w:bottom w:val="single" w:color="808080" w:sz="4"/>
+              <w:right w:val="single" w:color="808080" w:sz="4"/>
+            </w:tcBorders>
+            <w:tcMar>
+              <w:top w:type="dxa" w:w="50"/>
+              <w:left w:type="dxa" w:w="90"/>
+              <w:bottom w:type="dxa" w:w="50"/>
+              <w:right w:type="dxa" w:w="90"/>
+            </w:tcMar>
+            <w:vAlign w:val="center"/>
+          </w:tcPr>
+          <w:p>
+            <w:pPr>
+              <w:keepNext/>
+              <w:spacing w:after="0" w:before="0" w:line="240" w:lineRule="auto"/>
+              <w:jc w:val="center"/>
+            </w:pPr>
+            <w:r>
+              <w:rPr>
+                <w:rFonts w:ascii="맑은 고딕" w:cs="맑은 고딕" w:eastAsia="맑은 고딕" w:hAnsi="맑은 고딕"/>
+                <w:sz w:val="26"/>
+                <w:szCs w:val="26"/>
+              </w:rPr>
+              <w:t xml:space="preserve">미측정</w:t>
+            </w:r>
+          </w:p>
+        </w:tc>
+        <w:tc>
+          <w:tcPr>
+            <w:tcW w:type="dxa" w:w="1735"/>
+            <w:tcBorders>
+              <w:top w:val="single" w:color="808080" w:sz="4"/>
+              <w:left w:val="single" w:color="808080" w:sz="4"/>
+              <w:bottom w:val="single" w:color="808080" w:sz="4"/>
+              <w:right w:val="single" w:color="808080" w:sz="4"/>
+            </w:tcBorders>
+            <w:tcMar>
+              <w:top w:type="dxa" w:w="50"/>
+              <w:left w:type="dxa" w:w="90"/>
+              <w:bottom w:type="dxa" w:w="50"/>
+              <w:right w:type="dxa" w:w="90"/>
+            </w:tcMar>
+            <w:vAlign w:val="center"/>
+          </w:tcPr>
+          <w:p>
+            <w:pPr>
+              <w:keepNext/>
+              <w:spacing w:after="0" w:before="0" w:line="240" w:lineRule="auto"/>
+              <w:jc w:val="center"/>
+            </w:pPr>
+            <w:r>
+              <w:rPr>
+                <w:rFonts w:ascii="맑은 고딕" w:cs="맑은 고딕" w:eastAsia="맑은 고딕" w:hAnsi="맑은 고딕"/>
+                <w:sz w:val="26"/>
+                <w:szCs w:val="26"/>
+              </w:rPr>
+              <w:t xml:space="preserve">2.928 ~</w:t>
+            </w:r>
+          </w:p>
+          <w:p>
+            <w:pPr>
+              <w:keepNext/>
+              <w:spacing w:after="0" w:before="0" w:line="240" w:lineRule="auto"/>
+              <w:jc w:val="center"/>
+            </w:pPr>
+            <w:r>
+              <w:rPr>
+                <w:rFonts w:ascii="맑은 고딕" w:cs="맑은 고딕" w:eastAsia="맑은 고딕" w:hAnsi="맑은 고딕"/>
+                <w:sz w:val="26"/>
+                <w:szCs w:val="26"/>
+              </w:rPr>
+              <w:t xml:space="preserve">2.935</w:t>
+            </w:r>
+          </w:p>
+        </w:tc>
+        <w:tc>
+          <w:tcPr>
             <w:tcW w:type="dxa" w:w="1638"/>
             <w:tcBorders>
               <w:top w:val="single" w:color="808080" w:sz="4"/>
@@ -5117,88 +5200,7 @@
           <w:p>
             <w:pPr>
               <w:keepNext/>
-              <w:spacing w:after="0" w:before="0" w:line="276"/>
-              <w:jc w:val="center"/>
-            </w:pPr>
-            <w:r>
-              <w:rPr>
-                <w:rFonts w:ascii="맑은 고딕" w:cs="맑은 고딕" w:eastAsia="맑은 고딕" w:hAnsi="맑은 고딕"/>
-                <w:sz w:val="26"/>
-                <w:szCs w:val="26"/>
-              </w:rPr>
-              <w:t xml:space="preserve">미측정</w:t>
-            </w:r>
-          </w:p>
-        </w:tc>
-        <w:tc>
-          <w:tcPr>
-            <w:tcW w:type="dxa" w:w="1735"/>
-            <w:tcBorders>
-              <w:top w:val="single" w:color="808080" w:sz="4"/>
-              <w:left w:val="single" w:color="808080" w:sz="4"/>
-              <w:bottom w:val="single" w:color="808080" w:sz="4"/>
-              <w:right w:val="single" w:color="808080" w:sz="4"/>
-            </w:tcBorders>
-            <w:tcMar>
-              <w:top w:type="dxa" w:w="50"/>
-              <w:left w:type="dxa" w:w="90"/>
-              <w:bottom w:type="dxa" w:w="50"/>
-              <w:right w:type="dxa" w:w="90"/>
-            </w:tcMar>
-            <w:vAlign w:val="center"/>
-          </w:tcPr>
-          <w:p>
-            <w:pPr>
-              <w:keepNext/>
-              <w:spacing w:after="0" w:before="0" w:line="276"/>
-              <w:jc w:val="center"/>
-            </w:pPr>
-            <w:r>
-              <w:rPr>
-                <w:rFonts w:ascii="맑은 고딕" w:cs="맑은 고딕" w:eastAsia="맑은 고딕" w:hAnsi="맑은 고딕"/>
-                <w:sz w:val="26"/>
-                <w:szCs w:val="26"/>
-              </w:rPr>
-              <w:t xml:space="preserve">2.928 ~</w:t>
-            </w:r>
-          </w:p>
-          <w:p>
-            <w:pPr>
-              <w:keepNext/>
-              <w:spacing w:after="0" w:before="0" w:line="276"/>
-              <w:jc w:val="center"/>
-            </w:pPr>
-            <w:r>
-              <w:rPr>
-                <w:rFonts w:ascii="맑은 고딕" w:cs="맑은 고딕" w:eastAsia="맑은 고딕" w:hAnsi="맑은 고딕"/>
-                <w:sz w:val="26"/>
-                <w:szCs w:val="26"/>
-              </w:rPr>
-              <w:t xml:space="preserve">2.935</w:t>
-            </w:r>
-          </w:p>
-        </w:tc>
-        <w:tc>
-          <w:tcPr>
-            <w:tcW w:type="dxa" w:w="1638"/>
-            <w:tcBorders>
-              <w:top w:val="single" w:color="808080" w:sz="4"/>
-              <w:left w:val="single" w:color="808080" w:sz="4"/>
-              <w:bottom w:val="single" w:color="808080" w:sz="4"/>
-              <w:right w:val="single" w:color="808080" w:sz="4"/>
-            </w:tcBorders>
-            <w:tcMar>
-              <w:top w:type="dxa" w:w="50"/>
-              <w:left w:type="dxa" w:w="90"/>
-              <w:bottom w:type="dxa" w:w="50"/>
-              <w:right w:type="dxa" w:w="90"/>
-            </w:tcMar>
-            <w:vAlign w:val="center"/>
-          </w:tcPr>
-          <w:p>
-            <w:pPr>
-              <w:keepNext/>
-              <w:spacing w:after="0" w:before="0" w:line="276"/>
+              <w:spacing w:after="0" w:before="0" w:line="240" w:lineRule="auto"/>
               <w:jc w:val="center"/>
             </w:pPr>
             <w:r>
@@ -5213,7 +5215,7 @@
           <w:p>
             <w:pPr>
               <w:keepNext/>
-              <w:spacing w:after="0" w:before="0" w:line="276"/>
+              <w:spacing w:after="0" w:before="0" w:line="240" w:lineRule="auto"/>
               <w:jc w:val="center"/>
             </w:pPr>
             <w:r>
@@ -5246,7 +5248,7 @@
           <w:p>
             <w:pPr>
               <w:keepNext/>
-              <w:spacing w:after="0" w:before="0" w:line="276"/>
+              <w:spacing w:after="0" w:before="0" w:line="240" w:lineRule="auto"/>
               <w:jc w:val="center"/>
             </w:pPr>
             <w:r>
@@ -5266,7 +5268,7 @@
         </w:trPr>
         <w:tc>
           <w:tcPr>
-            <w:tcW w:type="dxa" w:w="675"/>
+            <w:tcW w:type="dxa" w:w="771"/>
             <w:tcBorders>
               <w:top w:val="single" w:color="808080" w:sz="4"/>
               <w:left w:val="single" w:color="808080" w:sz="4"/>
@@ -5284,7 +5286,7 @@
           <w:p>
             <w:pPr>
               <w:keepNext w:val="false"/>
-              <w:spacing w:after="0" w:before="0" w:line="276"/>
+              <w:spacing w:after="0" w:before="0" w:line="240" w:lineRule="auto"/>
               <w:jc w:val="center"/>
             </w:pPr>
             <w:r>
@@ -5317,7 +5319,7 @@
           <w:p>
             <w:pPr>
               <w:keepNext w:val="false"/>
-              <w:spacing w:after="0" w:before="0" w:line="276"/>
+              <w:spacing w:after="0" w:before="0" w:line="240" w:lineRule="auto"/>
               <w:jc w:val="center"/>
             </w:pPr>
             <w:r>
@@ -5350,7 +5352,7 @@
           <w:p>
             <w:pPr>
               <w:keepNext w:val="false"/>
-              <w:spacing w:after="0" w:before="0" w:line="276"/>
+              <w:spacing w:after="0" w:before="0" w:line="240" w:lineRule="auto"/>
               <w:jc w:val="center"/>
             </w:pPr>
             <w:r>
@@ -5365,7 +5367,7 @@
           <w:p>
             <w:pPr>
               <w:keepNext w:val="false"/>
-              <w:spacing w:after="0" w:before="0" w:line="276"/>
+              <w:spacing w:after="0" w:before="0" w:line="240" w:lineRule="auto"/>
               <w:jc w:val="center"/>
             </w:pPr>
             <w:r>
@@ -5380,6 +5382,102 @@
         </w:tc>
         <w:tc>
           <w:tcPr>
+            <w:tcW w:type="dxa" w:w="1542"/>
+            <w:tcBorders>
+              <w:top w:val="single" w:color="808080" w:sz="4"/>
+              <w:left w:val="single" w:color="808080" w:sz="4"/>
+              <w:bottom w:val="single" w:color="808080" w:sz="4"/>
+              <w:right w:val="single" w:color="808080" w:sz="4"/>
+            </w:tcBorders>
+            <w:tcMar>
+              <w:top w:type="dxa" w:w="50"/>
+              <w:left w:type="dxa" w:w="90"/>
+              <w:bottom w:type="dxa" w:w="50"/>
+              <w:right w:type="dxa" w:w="90"/>
+            </w:tcMar>
+            <w:vAlign w:val="center"/>
+          </w:tcPr>
+          <w:p>
+            <w:pPr>
+              <w:keepNext w:val="false"/>
+              <w:spacing w:after="0" w:before="0" w:line="240" w:lineRule="auto"/>
+              <w:jc w:val="center"/>
+            </w:pPr>
+            <w:r>
+              <w:rPr>
+                <w:rFonts w:ascii="맑은 고딕" w:cs="맑은 고딕" w:eastAsia="맑은 고딕" w:hAnsi="맑은 고딕"/>
+                <w:sz w:val="26"/>
+                <w:szCs w:val="26"/>
+              </w:rPr>
+              <w:t xml:space="preserve">2.854 ~</w:t>
+            </w:r>
+          </w:p>
+          <w:p>
+            <w:pPr>
+              <w:keepNext w:val="false"/>
+              <w:spacing w:after="0" w:before="0" w:line="240" w:lineRule="auto"/>
+              <w:jc w:val="center"/>
+            </w:pPr>
+            <w:r>
+              <w:rPr>
+                <w:rFonts w:ascii="맑은 고딕" w:cs="맑은 고딕" w:eastAsia="맑은 고딕" w:hAnsi="맑은 고딕"/>
+                <w:sz w:val="26"/>
+                <w:szCs w:val="26"/>
+              </w:rPr>
+              <w:t xml:space="preserve">2.855</w:t>
+            </w:r>
+          </w:p>
+        </w:tc>
+        <w:tc>
+          <w:tcPr>
+            <w:tcW w:type="dxa" w:w="1735"/>
+            <w:tcBorders>
+              <w:top w:val="single" w:color="808080" w:sz="4"/>
+              <w:left w:val="single" w:color="808080" w:sz="4"/>
+              <w:bottom w:val="single" w:color="808080" w:sz="4"/>
+              <w:right w:val="single" w:color="808080" w:sz="4"/>
+            </w:tcBorders>
+            <w:tcMar>
+              <w:top w:type="dxa" w:w="50"/>
+              <w:left w:type="dxa" w:w="90"/>
+              <w:bottom w:type="dxa" w:w="50"/>
+              <w:right w:type="dxa" w:w="90"/>
+            </w:tcMar>
+            <w:vAlign w:val="center"/>
+          </w:tcPr>
+          <w:p>
+            <w:pPr>
+              <w:keepNext w:val="false"/>
+              <w:spacing w:after="0" w:before="0" w:line="240" w:lineRule="auto"/>
+              <w:jc w:val="center"/>
+            </w:pPr>
+            <w:r>
+              <w:rPr>
+                <w:rFonts w:ascii="맑은 고딕" w:cs="맑은 고딕" w:eastAsia="맑은 고딕" w:hAnsi="맑은 고딕"/>
+                <w:sz w:val="26"/>
+                <w:szCs w:val="26"/>
+              </w:rPr>
+              <w:t xml:space="preserve">2.858 ~</w:t>
+            </w:r>
+          </w:p>
+          <w:p>
+            <w:pPr>
+              <w:keepNext w:val="false"/>
+              <w:spacing w:after="0" w:before="0" w:line="240" w:lineRule="auto"/>
+              <w:jc w:val="center"/>
+            </w:pPr>
+            <w:r>
+              <w:rPr>
+                <w:rFonts w:ascii="맑은 고딕" w:cs="맑은 고딕" w:eastAsia="맑은 고딕" w:hAnsi="맑은 고딕"/>
+                <w:sz w:val="26"/>
+                <w:szCs w:val="26"/>
+              </w:rPr>
+              <w:t xml:space="preserve">2.862</w:t>
+            </w:r>
+          </w:p>
+        </w:tc>
+        <w:tc>
+          <w:tcPr>
             <w:tcW w:type="dxa" w:w="1638"/>
             <w:tcBorders>
               <w:top w:val="single" w:color="808080" w:sz="4"/>
@@ -5398,37 +5496,37 @@
           <w:p>
             <w:pPr>
               <w:keepNext w:val="false"/>
-              <w:spacing w:after="0" w:before="0" w:line="276"/>
-              <w:jc w:val="center"/>
-            </w:pPr>
-            <w:r>
-              <w:rPr>
-                <w:rFonts w:ascii="맑은 고딕" w:cs="맑은 고딕" w:eastAsia="맑은 고딕" w:hAnsi="맑은 고딕"/>
-                <w:sz w:val="26"/>
-                <w:szCs w:val="26"/>
-              </w:rPr>
-              <w:t xml:space="preserve">2.854 ~</w:t>
+              <w:spacing w:after="0" w:before="0" w:line="240" w:lineRule="auto"/>
+              <w:jc w:val="center"/>
+            </w:pPr>
+            <w:r>
+              <w:rPr>
+                <w:rFonts w:ascii="맑은 고딕" w:cs="맑은 고딕" w:eastAsia="맑은 고딕" w:hAnsi="맑은 고딕"/>
+                <w:sz w:val="26"/>
+                <w:szCs w:val="26"/>
+              </w:rPr>
+              <w:t xml:space="preserve">+0.063 ~</w:t>
             </w:r>
           </w:p>
           <w:p>
             <w:pPr>
               <w:keepNext w:val="false"/>
-              <w:spacing w:after="0" w:before="0" w:line="276"/>
-              <w:jc w:val="center"/>
-            </w:pPr>
-            <w:r>
-              <w:rPr>
-                <w:rFonts w:ascii="맑은 고딕" w:cs="맑은 고딕" w:eastAsia="맑은 고딕" w:hAnsi="맑은 고딕"/>
-                <w:sz w:val="26"/>
-                <w:szCs w:val="26"/>
-              </w:rPr>
-              <w:t xml:space="preserve">2.855</w:t>
-            </w:r>
-          </w:p>
-        </w:tc>
-        <w:tc>
-          <w:tcPr>
-            <w:tcW w:type="dxa" w:w="1735"/>
+              <w:spacing w:after="0" w:before="0" w:line="240" w:lineRule="auto"/>
+              <w:jc w:val="center"/>
+            </w:pPr>
+            <w:r>
+              <w:rPr>
+                <w:rFonts w:ascii="맑은 고딕" w:cs="맑은 고딕" w:eastAsia="맑은 고딕" w:hAnsi="맑은 고딕"/>
+                <w:sz w:val="26"/>
+                <w:szCs w:val="26"/>
+              </w:rPr>
+              <w:t xml:space="preserve">+0.072</w:t>
+            </w:r>
+          </w:p>
+        </w:tc>
+        <w:tc>
+          <w:tcPr>
+            <w:tcW w:type="dxa" w:w="1060"/>
             <w:tcBorders>
               <w:top w:val="single" w:color="808080" w:sz="4"/>
               <w:left w:val="single" w:color="808080" w:sz="4"/>
@@ -5446,103 +5544,7 @@
           <w:p>
             <w:pPr>
               <w:keepNext w:val="false"/>
-              <w:spacing w:after="0" w:before="0" w:line="276"/>
-              <w:jc w:val="center"/>
-            </w:pPr>
-            <w:r>
-              <w:rPr>
-                <w:rFonts w:ascii="맑은 고딕" w:cs="맑은 고딕" w:eastAsia="맑은 고딕" w:hAnsi="맑은 고딕"/>
-                <w:sz w:val="26"/>
-                <w:szCs w:val="26"/>
-              </w:rPr>
-              <w:t xml:space="preserve">2.858 ~</w:t>
-            </w:r>
-          </w:p>
-          <w:p>
-            <w:pPr>
-              <w:keepNext w:val="false"/>
-              <w:spacing w:after="0" w:before="0" w:line="276"/>
-              <w:jc w:val="center"/>
-            </w:pPr>
-            <w:r>
-              <w:rPr>
-                <w:rFonts w:ascii="맑은 고딕" w:cs="맑은 고딕" w:eastAsia="맑은 고딕" w:hAnsi="맑은 고딕"/>
-                <w:sz w:val="26"/>
-                <w:szCs w:val="26"/>
-              </w:rPr>
-              <w:t xml:space="preserve">2.862</w:t>
-            </w:r>
-          </w:p>
-        </w:tc>
-        <w:tc>
-          <w:tcPr>
-            <w:tcW w:type="dxa" w:w="1638"/>
-            <w:tcBorders>
-              <w:top w:val="single" w:color="808080" w:sz="4"/>
-              <w:left w:val="single" w:color="808080" w:sz="4"/>
-              <w:bottom w:val="single" w:color="808080" w:sz="4"/>
-              <w:right w:val="single" w:color="808080" w:sz="4"/>
-            </w:tcBorders>
-            <w:tcMar>
-              <w:top w:type="dxa" w:w="50"/>
-              <w:left w:type="dxa" w:w="90"/>
-              <w:bottom w:type="dxa" w:w="50"/>
-              <w:right w:type="dxa" w:w="90"/>
-            </w:tcMar>
-            <w:vAlign w:val="center"/>
-          </w:tcPr>
-          <w:p>
-            <w:pPr>
-              <w:keepNext w:val="false"/>
-              <w:spacing w:after="0" w:before="0" w:line="276"/>
-              <w:jc w:val="center"/>
-            </w:pPr>
-            <w:r>
-              <w:rPr>
-                <w:rFonts w:ascii="맑은 고딕" w:cs="맑은 고딕" w:eastAsia="맑은 고딕" w:hAnsi="맑은 고딕"/>
-                <w:sz w:val="26"/>
-                <w:szCs w:val="26"/>
-              </w:rPr>
-              <w:t xml:space="preserve">+0.063 ~</w:t>
-            </w:r>
-          </w:p>
-          <w:p>
-            <w:pPr>
-              <w:keepNext w:val="false"/>
-              <w:spacing w:after="0" w:before="0" w:line="276"/>
-              <w:jc w:val="center"/>
-            </w:pPr>
-            <w:r>
-              <w:rPr>
-                <w:rFonts w:ascii="맑은 고딕" w:cs="맑은 고딕" w:eastAsia="맑은 고딕" w:hAnsi="맑은 고딕"/>
-                <w:sz w:val="26"/>
-                <w:szCs w:val="26"/>
-              </w:rPr>
-              <w:t xml:space="preserve">+0.072</w:t>
-            </w:r>
-          </w:p>
-        </w:tc>
-        <w:tc>
-          <w:tcPr>
-            <w:tcW w:type="dxa" w:w="1060"/>
-            <w:tcBorders>
-              <w:top w:val="single" w:color="808080" w:sz="4"/>
-              <w:left w:val="single" w:color="808080" w:sz="4"/>
-              <w:bottom w:val="single" w:color="808080" w:sz="4"/>
-              <w:right w:val="single" w:color="808080" w:sz="4"/>
-            </w:tcBorders>
-            <w:tcMar>
-              <w:top w:type="dxa" w:w="50"/>
-              <w:left w:type="dxa" w:w="90"/>
-              <w:bottom w:type="dxa" w:w="50"/>
-              <w:right w:type="dxa" w:w="90"/>
-            </w:tcMar>
-            <w:vAlign w:val="center"/>
-          </w:tcPr>
-          <w:p>
-            <w:pPr>
-              <w:keepNext w:val="false"/>
-              <w:spacing w:after="0" w:before="0" w:line="276"/>
+              <w:spacing w:after="0" w:before="0" w:line="240" w:lineRule="auto"/>
               <w:jc w:val="center"/>
             </w:pPr>
             <w:r>
@@ -5559,7 +5561,7 @@
     </w:tbl>
     <w:p>
       <w:pPr>
-        <w:spacing w:after="20" w:before="20" w:line="280"/>
+        <w:spacing w:after="20" w:before="20" w:line="240" w:lineRule="auto"/>
         <w:ind w:left="200"/>
       </w:pPr>
       <w:r>
@@ -5573,7 +5575,7 @@
     </w:p>
     <w:p>
       <w:pPr>
-        <w:spacing w:after="20" w:before="20" w:line="280"/>
+        <w:spacing w:after="20" w:before="20" w:line="240" w:lineRule="auto"/>
         <w:ind w:left="200"/>
       </w:pPr>
       <w:r>
@@ -5592,7 +5594,7 @@
           <w:ilvl w:val="0"/>
           <w:numId w:val="2"/>
         </w:numPr>
-        <w:spacing w:after="40" w:before="40" w:line="312"/>
+        <w:spacing w:after="30" w:before="30" w:line="252" w:lineRule="auto"/>
       </w:pPr>
       <w:r>
         <w:rPr>
@@ -5610,7 +5612,7 @@
           <w:ilvl w:val="0"/>
           <w:numId w:val="2"/>
         </w:numPr>
-        <w:spacing w:after="40" w:before="40" w:line="312"/>
+        <w:spacing w:after="30" w:before="30" w:line="252" w:lineRule="auto"/>
       </w:pPr>
       <w:r>
         <w:rPr>
@@ -5628,7 +5630,7 @@
           <w:ilvl w:val="0"/>
           <w:numId w:val="2"/>
         </w:numPr>
-        <w:spacing w:after="40" w:before="40" w:line="312"/>
+        <w:spacing w:after="30" w:before="30" w:line="252" w:lineRule="auto"/>
       </w:pPr>
       <w:r>
         <w:rPr>
@@ -5646,7 +5648,7 @@
           <w:ilvl w:val="0"/>
           <w:numId w:val="2"/>
         </w:numPr>
-        <w:spacing w:after="40" w:before="40" w:line="312"/>
+        <w:spacing w:after="30" w:before="30" w:line="252" w:lineRule="auto"/>
       </w:pPr>
       <w:r>
         <w:rPr>
@@ -5666,7 +5668,7 @@
       <w:r>
         <w:drawing>
           <wp:inline distT="0" distB="0" distL="0" distR="0">
-            <wp:extent cx="5715000" cy="3171825"/>
+            <wp:extent cx="5143500" cy="2857500"/>
             <wp:effectExtent t="0" r="0" b="0" l="0"/>
             <wp:docPr id="1" name="" descr="" title=""/>
             <wp:cNvGraphicFramePr>
@@ -5691,7 +5693,7 @@
                   <pic:spPr bwMode="auto">
                     <a:xfrm>
                       <a:off x="0" y="0"/>
-                      <a:ext cx="5715000" cy="3171825"/>
+                      <a:ext cx="5143500" cy="2857500"/>
                     </a:xfrm>
                     <a:prstGeom prst="rect">
                       <a:avLst/>
@@ -5795,7 +5797,7 @@
           <w:p>
             <w:pPr>
               <w:keepNext/>
-              <w:spacing w:after="0" w:before="0" w:line="276"/>
+              <w:spacing w:after="0" w:before="0" w:line="240" w:lineRule="auto"/>
               <w:jc w:val="center"/>
             </w:pPr>
             <w:r>
@@ -5831,7 +5833,7 @@
           <w:p>
             <w:pPr>
               <w:keepNext/>
-              <w:spacing w:after="0" w:before="0" w:line="276"/>
+              <w:spacing w:after="0" w:before="0" w:line="240" w:lineRule="auto"/>
               <w:jc w:val="center"/>
             </w:pPr>
             <w:r>
@@ -5867,7 +5869,7 @@
           <w:p>
             <w:pPr>
               <w:keepNext/>
-              <w:spacing w:after="0" w:before="0" w:line="276"/>
+              <w:spacing w:after="0" w:before="0" w:line="240" w:lineRule="auto"/>
               <w:jc w:val="center"/>
             </w:pPr>
             <w:r>
@@ -5903,7 +5905,7 @@
           <w:p>
             <w:pPr>
               <w:keepNext/>
-              <w:spacing w:after="0" w:before="0" w:line="276"/>
+              <w:spacing w:after="0" w:before="0" w:line="240" w:lineRule="auto"/>
               <w:jc w:val="center"/>
             </w:pPr>
             <w:r>
@@ -5939,7 +5941,7 @@
           <w:p>
             <w:pPr>
               <w:keepNext/>
-              <w:spacing w:after="0" w:before="0" w:line="276"/>
+              <w:spacing w:after="0" w:before="0" w:line="240" w:lineRule="auto"/>
               <w:jc w:val="center"/>
             </w:pPr>
             <w:r>
@@ -5979,7 +5981,7 @@
           <w:p>
             <w:pPr>
               <w:keepNext/>
-              <w:spacing w:after="0" w:before="0" w:line="276"/>
+              <w:spacing w:after="0" w:before="0" w:line="240" w:lineRule="auto"/>
               <w:jc w:val="center"/>
             </w:pPr>
             <w:r>
@@ -6012,7 +6014,7 @@
           <w:p>
             <w:pPr>
               <w:keepNext/>
-              <w:spacing w:after="0" w:before="0" w:line="276"/>
+              <w:spacing w:after="0" w:before="0" w:line="240" w:lineRule="auto"/>
               <w:jc w:val="center"/>
             </w:pPr>
             <w:r>
@@ -6045,7 +6047,7 @@
           <w:p>
             <w:pPr>
               <w:keepNext/>
-              <w:spacing w:after="0" w:before="0" w:line="276"/>
+              <w:spacing w:after="0" w:before="0" w:line="240" w:lineRule="auto"/>
               <w:jc w:val="center"/>
             </w:pPr>
             <w:r>
@@ -6078,7 +6080,7 @@
           <w:p>
             <w:pPr>
               <w:keepNext/>
-              <w:spacing w:after="0" w:before="0" w:line="276"/>
+              <w:spacing w:after="0" w:before="0" w:line="240" w:lineRule="auto"/>
               <w:jc w:val="center"/>
             </w:pPr>
             <w:r>
@@ -6111,7 +6113,7 @@
           <w:p>
             <w:pPr>
               <w:keepNext/>
-              <w:spacing w:after="0" w:before="0" w:line="276"/>
+              <w:spacing w:after="0" w:before="0" w:line="240" w:lineRule="auto"/>
               <w:jc w:val="center"/>
             </w:pPr>
             <w:r>
@@ -6149,7 +6151,7 @@
           <w:p>
             <w:pPr>
               <w:keepNext/>
-              <w:spacing w:after="0" w:before="0" w:line="276"/>
+              <w:spacing w:after="0" w:before="0" w:line="240" w:lineRule="auto"/>
               <w:jc w:val="center"/>
             </w:pPr>
             <w:r>
@@ -6182,7 +6184,7 @@
           <w:p>
             <w:pPr>
               <w:keepNext/>
-              <w:spacing w:after="0" w:before="0" w:line="276"/>
+              <w:spacing w:after="0" w:before="0" w:line="240" w:lineRule="auto"/>
               <w:jc w:val="center"/>
             </w:pPr>
             <w:r>
@@ -6215,7 +6217,7 @@
           <w:p>
             <w:pPr>
               <w:keepNext/>
-              <w:spacing w:after="0" w:before="0" w:line="276"/>
+              <w:spacing w:after="0" w:before="0" w:line="240" w:lineRule="auto"/>
               <w:jc w:val="center"/>
             </w:pPr>
             <w:r>
@@ -6248,7 +6250,7 @@
           <w:p>
             <w:pPr>
               <w:keepNext/>
-              <w:spacing w:after="0" w:before="0" w:line="276"/>
+              <w:spacing w:after="0" w:before="0" w:line="240" w:lineRule="auto"/>
               <w:jc w:val="center"/>
             </w:pPr>
             <w:r>
@@ -6281,7 +6283,7 @@
           <w:p>
             <w:pPr>
               <w:keepNext/>
-              <w:spacing w:after="0" w:before="0" w:line="276"/>
+              <w:spacing w:after="0" w:before="0" w:line="240" w:lineRule="auto"/>
               <w:jc w:val="center"/>
             </w:pPr>
             <w:r>
@@ -6319,7 +6321,7 @@
           <w:p>
             <w:pPr>
               <w:keepNext w:val="false"/>
-              <w:spacing w:after="0" w:before="0" w:line="276"/>
+              <w:spacing w:after="0" w:before="0" w:line="240" w:lineRule="auto"/>
               <w:jc w:val="center"/>
             </w:pPr>
             <w:r>
@@ -6352,7 +6354,7 @@
           <w:p>
             <w:pPr>
               <w:keepNext w:val="false"/>
-              <w:spacing w:after="0" w:before="0" w:line="276"/>
+              <w:spacing w:after="0" w:before="0" w:line="240" w:lineRule="auto"/>
               <w:jc w:val="center"/>
             </w:pPr>
             <w:r>
@@ -6385,7 +6387,7 @@
           <w:p>
             <w:pPr>
               <w:keepNext w:val="false"/>
-              <w:spacing w:after="0" w:before="0" w:line="276"/>
+              <w:spacing w:after="0" w:before="0" w:line="240" w:lineRule="auto"/>
               <w:jc w:val="center"/>
             </w:pPr>
             <w:r>
@@ -6418,7 +6420,7 @@
           <w:p>
             <w:pPr>
               <w:keepNext w:val="false"/>
-              <w:spacing w:after="0" w:before="0" w:line="276"/>
+              <w:spacing w:after="0" w:before="0" w:line="240" w:lineRule="auto"/>
               <w:jc w:val="center"/>
             </w:pPr>
             <w:r>
@@ -6451,7 +6453,7 @@
           <w:p>
             <w:pPr>
               <w:keepNext w:val="false"/>
-              <w:spacing w:after="0" w:before="0" w:line="276"/>
+              <w:spacing w:after="0" w:before="0" w:line="240" w:lineRule="auto"/>
               <w:jc w:val="center"/>
             </w:pPr>
             <w:r>
@@ -6468,7 +6470,7 @@
     </w:tbl>
     <w:p>
       <w:pPr>
-        <w:spacing w:after="20" w:before="20" w:line="280"/>
+        <w:spacing w:after="20" w:before="20" w:line="240" w:lineRule="auto"/>
         <w:ind w:left="200"/>
       </w:pPr>
       <w:r>
@@ -6487,7 +6489,7 @@
           <w:ilvl w:val="0"/>
           <w:numId w:val="2"/>
         </w:numPr>
-        <w:spacing w:after="40" w:before="40" w:line="312"/>
+        <w:spacing w:after="30" w:before="30" w:line="252" w:lineRule="auto"/>
       </w:pPr>
       <w:r>
         <w:rPr>
@@ -6505,7 +6507,7 @@
           <w:ilvl w:val="0"/>
           <w:numId w:val="2"/>
         </w:numPr>
-        <w:spacing w:after="40" w:before="40" w:line="312"/>
+        <w:spacing w:after="30" w:before="30" w:line="252" w:lineRule="auto"/>
       </w:pPr>
       <w:r>
         <w:rPr>
@@ -6523,7 +6525,7 @@
           <w:ilvl w:val="0"/>
           <w:numId w:val="2"/>
         </w:numPr>
-        <w:spacing w:after="40" w:before="40" w:line="312"/>
+        <w:spacing w:after="30" w:before="30" w:line="252" w:lineRule="auto"/>
       </w:pPr>
       <w:r>
         <w:rPr>
@@ -6541,7 +6543,7 @@
           <w:ilvl w:val="0"/>
           <w:numId w:val="2"/>
         </w:numPr>
-        <w:spacing w:after="40" w:before="40" w:line="312"/>
+        <w:spacing w:after="30" w:before="30" w:line="252" w:lineRule="auto"/>
       </w:pPr>
       <w:r>
         <w:rPr>
@@ -6559,7 +6561,7 @@
           <w:ilvl w:val="0"/>
           <w:numId w:val="2"/>
         </w:numPr>
-        <w:spacing w:after="40" w:before="40" w:line="312"/>
+        <w:spacing w:after="30" w:before="30" w:line="252" w:lineRule="auto"/>
       </w:pPr>
       <w:r>
         <w:rPr>
@@ -6708,7 +6710,7 @@
           <w:p>
             <w:pPr>
               <w:keepNext/>
-              <w:spacing w:after="0" w:before="0" w:line="276"/>
+              <w:spacing w:after="0" w:before="0" w:line="240" w:lineRule="auto"/>
               <w:jc w:val="center"/>
             </w:pPr>
             <w:r>
@@ -6744,7 +6746,7 @@
           <w:p>
             <w:pPr>
               <w:keepNext/>
-              <w:spacing w:after="0" w:before="0" w:line="276"/>
+              <w:spacing w:after="0" w:before="0" w:line="240" w:lineRule="auto"/>
               <w:jc w:val="center"/>
             </w:pPr>
             <w:r>
@@ -6780,7 +6782,7 @@
           <w:p>
             <w:pPr>
               <w:keepNext/>
-              <w:spacing w:after="0" w:before="0" w:line="276"/>
+              <w:spacing w:after="0" w:before="0" w:line="240" w:lineRule="auto"/>
               <w:jc w:val="center"/>
             </w:pPr>
             <w:r>
@@ -6816,7 +6818,7 @@
           <w:p>
             <w:pPr>
               <w:keepNext/>
-              <w:spacing w:after="0" w:before="0" w:line="276"/>
+              <w:spacing w:after="0" w:before="0" w:line="240" w:lineRule="auto"/>
               <w:jc w:val="center"/>
             </w:pPr>
             <w:r>
@@ -6852,7 +6854,7 @@
           <w:p>
             <w:pPr>
               <w:keepNext/>
-              <w:spacing w:after="0" w:before="0" w:line="276"/>
+              <w:spacing w:after="0" w:before="0" w:line="240" w:lineRule="auto"/>
               <w:jc w:val="center"/>
             </w:pPr>
             <w:r>
@@ -6892,7 +6894,7 @@
           <w:p>
             <w:pPr>
               <w:keepNext/>
-              <w:spacing w:after="0" w:before="0" w:line="276"/>
+              <w:spacing w:after="0" w:before="0" w:line="240" w:lineRule="auto"/>
               <w:jc w:val="left"/>
             </w:pPr>
             <w:r>
@@ -6925,7 +6927,7 @@
           <w:p>
             <w:pPr>
               <w:keepNext/>
-              <w:spacing w:after="0" w:before="0" w:line="276"/>
+              <w:spacing w:after="0" w:before="0" w:line="240" w:lineRule="auto"/>
               <w:jc w:val="center"/>
             </w:pPr>
             <w:r>
@@ -6958,7 +6960,7 @@
           <w:p>
             <w:pPr>
               <w:keepNext/>
-              <w:spacing w:after="0" w:before="0" w:line="276"/>
+              <w:spacing w:after="0" w:before="0" w:line="240" w:lineRule="auto"/>
               <w:jc w:val="center"/>
             </w:pPr>
             <w:r>
@@ -6991,7 +6993,7 @@
           <w:p>
             <w:pPr>
               <w:keepNext/>
-              <w:spacing w:after="0" w:before="0" w:line="276"/>
+              <w:spacing w:after="0" w:before="0" w:line="240" w:lineRule="auto"/>
               <w:jc w:val="center"/>
             </w:pPr>
             <w:r>
@@ -7024,7 +7026,7 @@
           <w:p>
             <w:pPr>
               <w:keepNext/>
-              <w:spacing w:after="0" w:before="0" w:line="276"/>
+              <w:spacing w:after="0" w:before="0" w:line="240" w:lineRule="auto"/>
               <w:jc w:val="center"/>
             </w:pPr>
             <w:r>
@@ -7062,7 +7064,7 @@
           <w:p>
             <w:pPr>
               <w:keepNext/>
-              <w:spacing w:after="0" w:before="0" w:line="276"/>
+              <w:spacing w:after="0" w:before="0" w:line="240" w:lineRule="auto"/>
               <w:jc w:val="left"/>
             </w:pPr>
             <w:r>
@@ -7095,7 +7097,7 @@
           <w:p>
             <w:pPr>
               <w:keepNext/>
-              <w:spacing w:after="0" w:before="0" w:line="276"/>
+              <w:spacing w:after="0" w:before="0" w:line="240" w:lineRule="auto"/>
               <w:jc w:val="center"/>
             </w:pPr>
             <w:r>
@@ -7128,7 +7130,7 @@
           <w:p>
             <w:pPr>
               <w:keepNext/>
-              <w:spacing w:after="0" w:before="0" w:line="276"/>
+              <w:spacing w:after="0" w:before="0" w:line="240" w:lineRule="auto"/>
               <w:jc w:val="center"/>
             </w:pPr>
             <w:r>
@@ -7161,7 +7163,7 @@
           <w:p>
             <w:pPr>
               <w:keepNext/>
-              <w:spacing w:after="0" w:before="0" w:line="276"/>
+              <w:spacing w:after="0" w:before="0" w:line="240" w:lineRule="auto"/>
               <w:jc w:val="center"/>
             </w:pPr>
             <w:r>
@@ -7194,7 +7196,7 @@
           <w:p>
             <w:pPr>
               <w:keepNext/>
-              <w:spacing w:after="0" w:before="0" w:line="276"/>
+              <w:spacing w:after="0" w:before="0" w:line="240" w:lineRule="auto"/>
               <w:jc w:val="center"/>
             </w:pPr>
             <w:r>
@@ -7232,7 +7234,7 @@
           <w:p>
             <w:pPr>
               <w:keepNext w:val="false"/>
-              <w:spacing w:after="0" w:before="0" w:line="276"/>
+              <w:spacing w:after="0" w:before="0" w:line="240" w:lineRule="auto"/>
               <w:jc w:val="left"/>
             </w:pPr>
             <w:r>
@@ -7265,7 +7267,7 @@
           <w:p>
             <w:pPr>
               <w:keepNext w:val="false"/>
-              <w:spacing w:after="0" w:before="0" w:line="276"/>
+              <w:spacing w:after="0" w:before="0" w:line="240" w:lineRule="auto"/>
               <w:jc w:val="center"/>
             </w:pPr>
             <w:r>
@@ -7298,7 +7300,7 @@
           <w:p>
             <w:pPr>
               <w:keepNext w:val="false"/>
-              <w:spacing w:after="0" w:before="0" w:line="276"/>
+              <w:spacing w:after="0" w:before="0" w:line="240" w:lineRule="auto"/>
               <w:jc w:val="center"/>
             </w:pPr>
             <w:r>
@@ -7331,7 +7333,7 @@
           <w:p>
             <w:pPr>
               <w:keepNext w:val="false"/>
-              <w:spacing w:after="0" w:before="0" w:line="276"/>
+              <w:spacing w:after="0" w:before="0" w:line="240" w:lineRule="auto"/>
               <w:jc w:val="center"/>
             </w:pPr>
             <w:r>
@@ -7364,7 +7366,7 @@
           <w:p>
             <w:pPr>
               <w:keepNext w:val="false"/>
-              <w:spacing w:after="0" w:before="0" w:line="276"/>
+              <w:spacing w:after="0" w:before="0" w:line="240" w:lineRule="auto"/>
               <w:jc w:val="center"/>
             </w:pPr>
             <w:r>
@@ -7381,7 +7383,7 @@
     </w:tbl>
     <w:p>
       <w:pPr>
-        <w:spacing w:after="20" w:before="20" w:line="280"/>
+        <w:spacing w:after="20" w:before="20" w:line="240" w:lineRule="auto"/>
         <w:ind w:left="200"/>
       </w:pPr>
       <w:r>
@@ -7421,7 +7423,7 @@
     </w:p>
     <w:p>
       <w:pPr>
-        <w:spacing w:after="60" w:before="60" w:line="312"/>
+        <w:spacing w:after="60" w:before="60" w:line="252" w:lineRule="auto"/>
       </w:pPr>
       <w:r>
         <w:rPr>
@@ -7447,7 +7449,7 @@
     </w:p>
     <w:p>
       <w:pPr>
-        <w:spacing w:after="60" w:before="60" w:line="312"/>
+        <w:spacing w:after="60" w:before="60" w:line="252" w:lineRule="auto"/>
       </w:pPr>
       <w:r>
         <w:rPr>
@@ -7473,7 +7475,7 @@
     </w:p>
     <w:p>
       <w:pPr>
-        <w:spacing w:after="60" w:before="60" w:line="312"/>
+        <w:spacing w:after="60" w:before="60" w:line="252" w:lineRule="auto"/>
       </w:pPr>
       <w:r>
         <w:rPr>
@@ -7486,7 +7488,7 @@
     </w:p>
     <w:p>
       <w:pPr>
-        <w:spacing w:after="60" w:before="60" w:line="312"/>
+        <w:spacing w:after="60" w:before="60" w:line="252" w:lineRule="auto"/>
       </w:pPr>
       <w:r>
         <w:rPr>
@@ -7562,6 +7564,33 @@
     </w:p>
     <w:p>
       <w:pPr>
+        <w:spacing w:after="60" w:before="120" w:line="252" w:lineRule="auto"/>
+      </w:pPr>
+      <w:r>
+        <w:rPr>
+          <w:rFonts w:ascii="맑은 고딕" w:cs="맑은 고딕" w:eastAsia="맑은 고딕" w:hAnsi="맑은 고딕"/>
+          <w:sz w:val="30"/>
+          <w:szCs w:val="30"/>
+        </w:rPr>
+        <w:t xml:space="preserve">시험 중에 처음 해석을 정정한 5건은 부록 라에 정리함.</w:t>
+      </w:r>
+    </w:p>
+    <w:p>
+      <w:pPr>
+        <w:pStyle w:val="Heading1"/>
+        <w:keepNext/>
+        <w:pageBreakBefore/>
+        <w:spacing w:after="160" w:before="0"/>
+      </w:pPr>
+      <w:r>
+        <w:rPr>
+          <w:rFonts w:ascii="맑은 고딕" w:cs="맑은 고딕" w:eastAsia="맑은 고딕" w:hAnsi="맑은 고딕"/>
+        </w:rPr>
+        <w:t xml:space="preserve">5. 결론 및 향후 계획</w:t>
+      </w:r>
+    </w:p>
+    <w:p>
+      <w:pPr>
         <w:pStyle w:val="Heading2"/>
         <w:keepNext/>
         <w:spacing w:after="100" w:before="220"/>
@@ -7570,7 +7599,90 @@
         <w:rPr>
           <w:rFonts w:ascii="맑은 고딕" w:cs="맑은 고딕" w:eastAsia="맑은 고딕" w:hAnsi="맑은 고딕"/>
         </w:rPr>
-        <w:t xml:space="preserve">라. 시험 중 정정한 해석</w:t>
+        <w:t xml:space="preserve">가. 결론</w:t>
+      </w:r>
+    </w:p>
+    <w:p>
+      <w:pPr>
+        <w:spacing w:after="30" w:before="30" w:line="252" w:lineRule="auto"/>
+        <w:ind w:left="560" w:hanging="560"/>
+      </w:pPr>
+      <w:r>
+        <w:rPr>
+          <w:rFonts w:ascii="맑은 고딕" w:cs="맑은 고딕" w:eastAsia="맑은 고딕" w:hAnsi="맑은 고딕"/>
+          <w:sz w:val="30"/>
+          <w:szCs w:val="30"/>
+        </w:rPr>
+        <w:t xml:space="preserve">(1) 정삭만으로 연삭한 테스트 1은 4회째 넥 지름 2.853 ~ 2.862 mm로 허용 범위(2.807 ~ 2.881 mm) 안에 들어 치수 합격임</w:t>
+      </w:r>
+    </w:p>
+    <w:p>
+      <w:pPr>
+        <w:spacing w:after="30" w:before="30" w:line="252" w:lineRule="auto"/>
+        <w:ind w:left="560" w:hanging="560"/>
+      </w:pPr>
+      <w:r>
+        <w:rPr>
+          <w:rFonts w:ascii="맑은 고딕" w:cs="맑은 고딕" w:eastAsia="맑은 고딕" w:hAnsi="맑은 고딕"/>
+          <w:sz w:val="30"/>
+          <w:szCs w:val="30"/>
+        </w:rPr>
+        <w:t xml:space="preserve">(2) 황삭 대각선 진입, 정삭 여유 0.020 mm, 정삭 진입 속도 0.5 mm/min을 함께 적용하면 진입부 자국이 없어짐(테스트 2)</w:t>
+      </w:r>
+    </w:p>
+    <w:p>
+      <w:pPr>
+        <w:spacing w:after="30" w:before="30" w:line="252" w:lineRule="auto"/>
+        <w:ind w:left="560" w:hanging="560"/>
+      </w:pPr>
+      <w:r>
+        <w:rPr>
+          <w:rFonts w:ascii="맑은 고딕" w:cs="맑은 고딕" w:eastAsia="맑은 고딕" w:hAnsi="맑은 고딕"/>
+          <w:sz w:val="30"/>
+          <w:szCs w:val="30"/>
+        </w:rPr>
+        <w:t xml:space="preserve">(3) 측정값이 입력값보다 0.063 ~ 0.065 mm 크게 나오므로, 현재 휠 상태에서는 입력값을 목표보다 0.065 mm 작게 넣어야 함</w:t>
+      </w:r>
+    </w:p>
+    <w:p>
+      <w:pPr>
+        <w:spacing w:after="30" w:before="30" w:line="252" w:lineRule="auto"/>
+        <w:ind w:left="560" w:hanging="560"/>
+      </w:pPr>
+      <w:r>
+        <w:rPr>
+          <w:rFonts w:ascii="맑은 고딕" w:cs="맑은 고딕" w:eastAsia="맑은 고딕" w:hAnsi="맑은 고딕"/>
+          <w:sz w:val="30"/>
+          <w:szCs w:val="30"/>
+        </w:rPr>
+        <w:t xml:space="preserve">(4) 넥 끝은 휠 12° 면 때문에 입력 끝 위치보다 약 7 mm 앞에서 끝나는 것으로 보이나, 공구 2개 중 1개만 맞아 추가 확인이 필요함</w:t>
+      </w:r>
+    </w:p>
+    <w:p>
+      <w:pPr>
+        <w:spacing w:after="30" w:before="30" w:line="252" w:lineRule="auto"/>
+        <w:ind w:left="560" w:hanging="560"/>
+      </w:pPr>
+      <w:r>
+        <w:rPr>
+          <w:rFonts w:ascii="맑은 고딕" w:cs="맑은 고딕" w:eastAsia="맑은 고딕" w:hAnsi="맑은 고딕"/>
+          <w:sz w:val="30"/>
+          <w:szCs w:val="30"/>
+        </w:rPr>
+        <w:t xml:space="preserve">(5) 모든 결과는 공구 2개의 시험값이며 양산에는 적용하지 않음</w:t>
+      </w:r>
+    </w:p>
+    <w:p>
+      <w:pPr>
+        <w:pStyle w:val="Heading2"/>
+        <w:keepNext/>
+        <w:spacing w:after="100" w:before="220"/>
+      </w:pPr>
+      <w:r>
+        <w:rPr>
+          <w:rFonts w:ascii="맑은 고딕" w:cs="맑은 고딕" w:eastAsia="맑은 고딕" w:hAnsi="맑은 고딕"/>
+        </w:rPr>
+        <w:t xml:space="preserve">나. 목표 달성도 및 미달성 항목 대책</w:t>
       </w:r>
     </w:p>
     <w:p>
@@ -7587,7 +7699,2108 @@
           <w:sz w:val="26"/>
           <w:szCs w:val="26"/>
         </w:rPr>
-        <w:t xml:space="preserve">표 7. 정정한 해석</w:t>
+        <w:t xml:space="preserve">표 7. 목표 달성도</w:t>
+      </w:r>
+    </w:p>
+    <w:tbl>
+      <w:tblPr>
+        <w:tblW w:type="dxa" w:w="9638"/>
+        <w:tblBorders>
+          <w:top w:val="single" w:color="auto" w:sz="4"/>
+          <w:left w:val="single" w:color="auto" w:sz="4"/>
+          <w:bottom w:val="single" w:color="auto" w:sz="4"/>
+          <w:right w:val="single" w:color="auto" w:sz="4"/>
+          <w:insideH w:val="single" w:color="auto" w:sz="4"/>
+          <w:insideV w:val="single" w:color="auto" w:sz="4"/>
+        </w:tblBorders>
+      </w:tblPr>
+      <w:tblGrid>
+        <w:gridCol w:w="2120"/>
+        <w:gridCol w:w="1735"/>
+        <w:gridCol w:w="1735"/>
+        <w:gridCol w:w="1060"/>
+        <w:gridCol w:w="2988"/>
+      </w:tblGrid>
+      <w:tr>
+        <w:trPr>
+          <w:cantSplit/>
+          <w:tblHeader/>
+        </w:trPr>
+        <w:tc>
+          <w:tcPr>
+            <w:tcW w:type="dxa" w:w="2120"/>
+            <w:tcBorders>
+              <w:top w:val="single" w:color="808080" w:sz="4"/>
+              <w:left w:val="single" w:color="808080" w:sz="4"/>
+              <w:bottom w:val="single" w:color="808080" w:sz="4"/>
+              <w:right w:val="single" w:color="808080" w:sz="4"/>
+            </w:tcBorders>
+            <w:shd w:fill="E7EDF3" w:color="auto" w:val="clear"/>
+            <w:tcMar>
+              <w:top w:type="dxa" w:w="50"/>
+              <w:left w:type="dxa" w:w="90"/>
+              <w:bottom w:type="dxa" w:w="50"/>
+              <w:right w:type="dxa" w:w="90"/>
+            </w:tcMar>
+            <w:vAlign w:val="center"/>
+          </w:tcPr>
+          <w:p>
+            <w:pPr>
+              <w:keepNext/>
+              <w:spacing w:after="0" w:before="0" w:line="240" w:lineRule="auto"/>
+              <w:jc w:val="center"/>
+            </w:pPr>
+            <w:r>
+              <w:rPr>
+                <w:rFonts w:ascii="맑은 고딕" w:cs="맑은 고딕" w:eastAsia="맑은 고딕" w:hAnsi="맑은 고딕"/>
+                <w:b/>
+                <w:bCs/>
+                <w:sz w:val="26"/>
+                <w:szCs w:val="26"/>
+              </w:rPr>
+              <w:t xml:space="preserve">평가 항목</w:t>
+            </w:r>
+          </w:p>
+        </w:tc>
+        <w:tc>
+          <w:tcPr>
+            <w:tcW w:type="dxa" w:w="1735"/>
+            <w:tcBorders>
+              <w:top w:val="single" w:color="808080" w:sz="4"/>
+              <w:left w:val="single" w:color="808080" w:sz="4"/>
+              <w:bottom w:val="single" w:color="808080" w:sz="4"/>
+              <w:right w:val="single" w:color="808080" w:sz="4"/>
+            </w:tcBorders>
+            <w:shd w:fill="E7EDF3" w:color="auto" w:val="clear"/>
+            <w:tcMar>
+              <w:top w:type="dxa" w:w="50"/>
+              <w:left w:type="dxa" w:w="90"/>
+              <w:bottom w:type="dxa" w:w="50"/>
+              <w:right w:type="dxa" w:w="90"/>
+            </w:tcMar>
+            <w:vAlign w:val="center"/>
+          </w:tcPr>
+          <w:p>
+            <w:pPr>
+              <w:keepNext/>
+              <w:spacing w:after="0" w:before="0" w:line="240" w:lineRule="auto"/>
+              <w:jc w:val="center"/>
+            </w:pPr>
+            <w:r>
+              <w:rPr>
+                <w:rFonts w:ascii="맑은 고딕" w:cs="맑은 고딕" w:eastAsia="맑은 고딕" w:hAnsi="맑은 고딕"/>
+                <w:b/>
+                <w:bCs/>
+                <w:sz w:val="26"/>
+                <w:szCs w:val="26"/>
+              </w:rPr>
+              <w:t xml:space="preserve">목표</w:t>
+            </w:r>
+          </w:p>
+        </w:tc>
+        <w:tc>
+          <w:tcPr>
+            <w:tcW w:type="dxa" w:w="1735"/>
+            <w:tcBorders>
+              <w:top w:val="single" w:color="808080" w:sz="4"/>
+              <w:left w:val="single" w:color="808080" w:sz="4"/>
+              <w:bottom w:val="single" w:color="808080" w:sz="4"/>
+              <w:right w:val="single" w:color="808080" w:sz="4"/>
+            </w:tcBorders>
+            <w:shd w:fill="E7EDF3" w:color="auto" w:val="clear"/>
+            <w:tcMar>
+              <w:top w:type="dxa" w:w="50"/>
+              <w:left w:type="dxa" w:w="90"/>
+              <w:bottom w:type="dxa" w:w="50"/>
+              <w:right w:type="dxa" w:w="90"/>
+            </w:tcMar>
+            <w:vAlign w:val="center"/>
+          </w:tcPr>
+          <w:p>
+            <w:pPr>
+              <w:keepNext/>
+              <w:spacing w:after="0" w:before="0" w:line="240" w:lineRule="auto"/>
+              <w:jc w:val="center"/>
+            </w:pPr>
+            <w:r>
+              <w:rPr>
+                <w:rFonts w:ascii="맑은 고딕" w:cs="맑은 고딕" w:eastAsia="맑은 고딕" w:hAnsi="맑은 고딕"/>
+                <w:b/>
+                <w:bCs/>
+                <w:sz w:val="26"/>
+                <w:szCs w:val="26"/>
+              </w:rPr>
+              <w:t xml:space="preserve">결과</w:t>
+            </w:r>
+          </w:p>
+        </w:tc>
+        <w:tc>
+          <w:tcPr>
+            <w:tcW w:type="dxa" w:w="1060"/>
+            <w:tcBorders>
+              <w:top w:val="single" w:color="808080" w:sz="4"/>
+              <w:left w:val="single" w:color="808080" w:sz="4"/>
+              <w:bottom w:val="single" w:color="808080" w:sz="4"/>
+              <w:right w:val="single" w:color="808080" w:sz="4"/>
+            </w:tcBorders>
+            <w:shd w:fill="E7EDF3" w:color="auto" w:val="clear"/>
+            <w:tcMar>
+              <w:top w:type="dxa" w:w="50"/>
+              <w:left w:type="dxa" w:w="90"/>
+              <w:bottom w:type="dxa" w:w="50"/>
+              <w:right w:type="dxa" w:w="90"/>
+            </w:tcMar>
+            <w:vAlign w:val="center"/>
+          </w:tcPr>
+          <w:p>
+            <w:pPr>
+              <w:keepNext/>
+              <w:spacing w:after="0" w:before="0" w:line="240" w:lineRule="auto"/>
+              <w:jc w:val="center"/>
+            </w:pPr>
+            <w:r>
+              <w:rPr>
+                <w:rFonts w:ascii="맑은 고딕" w:cs="맑은 고딕" w:eastAsia="맑은 고딕" w:hAnsi="맑은 고딕"/>
+                <w:b/>
+                <w:bCs/>
+                <w:sz w:val="26"/>
+                <w:szCs w:val="26"/>
+              </w:rPr>
+              <w:t xml:space="preserve">달성 여부</w:t>
+            </w:r>
+          </w:p>
+        </w:tc>
+        <w:tc>
+          <w:tcPr>
+            <w:tcW w:type="dxa" w:w="2988"/>
+            <w:tcBorders>
+              <w:top w:val="single" w:color="808080" w:sz="4"/>
+              <w:left w:val="single" w:color="808080" w:sz="4"/>
+              <w:bottom w:val="single" w:color="808080" w:sz="4"/>
+              <w:right w:val="single" w:color="808080" w:sz="4"/>
+            </w:tcBorders>
+            <w:shd w:fill="E7EDF3" w:color="auto" w:val="clear"/>
+            <w:tcMar>
+              <w:top w:type="dxa" w:w="50"/>
+              <w:left w:type="dxa" w:w="90"/>
+              <w:bottom w:type="dxa" w:w="50"/>
+              <w:right w:type="dxa" w:w="90"/>
+            </w:tcMar>
+            <w:vAlign w:val="center"/>
+          </w:tcPr>
+          <w:p>
+            <w:pPr>
+              <w:keepNext/>
+              <w:spacing w:after="0" w:before="0" w:line="240" w:lineRule="auto"/>
+              <w:jc w:val="center"/>
+            </w:pPr>
+            <w:r>
+              <w:rPr>
+                <w:rFonts w:ascii="맑은 고딕" w:cs="맑은 고딕" w:eastAsia="맑은 고딕" w:hAnsi="맑은 고딕"/>
+                <w:b/>
+                <w:bCs/>
+                <w:sz w:val="26"/>
+                <w:szCs w:val="26"/>
+              </w:rPr>
+              <w:t xml:space="preserve">미달성 원인 및 대책</w:t>
+            </w:r>
+          </w:p>
+        </w:tc>
+      </w:tr>
+      <w:tr>
+        <w:trPr>
+          <w:cantSplit/>
+        </w:trPr>
+        <w:tc>
+          <w:tcPr>
+            <w:tcW w:type="dxa" w:w="2120"/>
+            <w:tcBorders>
+              <w:top w:val="single" w:color="808080" w:sz="4"/>
+              <w:left w:val="single" w:color="808080" w:sz="4"/>
+              <w:bottom w:val="single" w:color="808080" w:sz="4"/>
+              <w:right w:val="single" w:color="808080" w:sz="4"/>
+            </w:tcBorders>
+            <w:tcMar>
+              <w:top w:type="dxa" w:w="50"/>
+              <w:left w:type="dxa" w:w="90"/>
+              <w:bottom w:type="dxa" w:w="50"/>
+              <w:right w:type="dxa" w:w="90"/>
+            </w:tcMar>
+            <w:vAlign w:val="center"/>
+          </w:tcPr>
+          <w:p>
+            <w:pPr>
+              <w:keepNext/>
+              <w:spacing w:after="0" w:before="0" w:line="240" w:lineRule="auto"/>
+              <w:jc w:val="left"/>
+            </w:pPr>
+            <w:r>
+              <w:rPr>
+                <w:rFonts w:ascii="맑은 고딕" w:cs="맑은 고딕" w:eastAsia="맑은 고딕" w:hAnsi="맑은 고딕"/>
+                <w:sz w:val="26"/>
+                <w:szCs w:val="26"/>
+              </w:rPr>
+              <w:t xml:space="preserve">넥 지름</w:t>
+            </w:r>
+          </w:p>
+          <w:p>
+            <w:pPr>
+              <w:keepNext/>
+              <w:spacing w:after="0" w:before="0" w:line="240" w:lineRule="auto"/>
+              <w:jc w:val="left"/>
+            </w:pPr>
+            <w:r>
+              <w:rPr>
+                <w:rFonts w:ascii="맑은 고딕" w:cs="맑은 고딕" w:eastAsia="맑은 고딕" w:hAnsi="맑은 고딕"/>
+                <w:sz w:val="26"/>
+                <w:szCs w:val="26"/>
+              </w:rPr>
+              <w:t xml:space="preserve">(테스트 1)</w:t>
+            </w:r>
+          </w:p>
+        </w:tc>
+        <w:tc>
+          <w:tcPr>
+            <w:tcW w:type="dxa" w:w="1735"/>
+            <w:tcBorders>
+              <w:top w:val="single" w:color="808080" w:sz="4"/>
+              <w:left w:val="single" w:color="808080" w:sz="4"/>
+              <w:bottom w:val="single" w:color="808080" w:sz="4"/>
+              <w:right w:val="single" w:color="808080" w:sz="4"/>
+            </w:tcBorders>
+            <w:tcMar>
+              <w:top w:type="dxa" w:w="50"/>
+              <w:left w:type="dxa" w:w="90"/>
+              <w:bottom w:type="dxa" w:w="50"/>
+              <w:right w:type="dxa" w:w="90"/>
+            </w:tcMar>
+            <w:vAlign w:val="center"/>
+          </w:tcPr>
+          <w:p>
+            <w:pPr>
+              <w:keepNext/>
+              <w:spacing w:after="0" w:before="0" w:line="240" w:lineRule="auto"/>
+              <w:jc w:val="center"/>
+            </w:pPr>
+            <w:r>
+              <w:rPr>
+                <w:rFonts w:ascii="맑은 고딕" w:cs="맑은 고딕" w:eastAsia="맑은 고딕" w:hAnsi="맑은 고딕"/>
+                <w:sz w:val="26"/>
+                <w:szCs w:val="26"/>
+              </w:rPr>
+              <w:t xml:space="preserve">2.807~2.881 mm</w:t>
+            </w:r>
+          </w:p>
+        </w:tc>
+        <w:tc>
+          <w:tcPr>
+            <w:tcW w:type="dxa" w:w="1735"/>
+            <w:tcBorders>
+              <w:top w:val="single" w:color="808080" w:sz="4"/>
+              <w:left w:val="single" w:color="808080" w:sz="4"/>
+              <w:bottom w:val="single" w:color="808080" w:sz="4"/>
+              <w:right w:val="single" w:color="808080" w:sz="4"/>
+            </w:tcBorders>
+            <w:tcMar>
+              <w:top w:type="dxa" w:w="50"/>
+              <w:left w:type="dxa" w:w="90"/>
+              <w:bottom w:type="dxa" w:w="50"/>
+              <w:right w:type="dxa" w:w="90"/>
+            </w:tcMar>
+            <w:vAlign w:val="center"/>
+          </w:tcPr>
+          <w:p>
+            <w:pPr>
+              <w:keepNext/>
+              <w:spacing w:after="0" w:before="0" w:line="240" w:lineRule="auto"/>
+              <w:jc w:val="center"/>
+            </w:pPr>
+            <w:r>
+              <w:rPr>
+                <w:rFonts w:ascii="맑은 고딕" w:cs="맑은 고딕" w:eastAsia="맑은 고딕" w:hAnsi="맑은 고딕"/>
+                <w:sz w:val="26"/>
+                <w:szCs w:val="26"/>
+              </w:rPr>
+              <w:t xml:space="preserve">2.853~2.862 mm</w:t>
+            </w:r>
+          </w:p>
+        </w:tc>
+        <w:tc>
+          <w:tcPr>
+            <w:tcW w:type="dxa" w:w="1060"/>
+            <w:tcBorders>
+              <w:top w:val="single" w:color="808080" w:sz="4"/>
+              <w:left w:val="single" w:color="808080" w:sz="4"/>
+              <w:bottom w:val="single" w:color="808080" w:sz="4"/>
+              <w:right w:val="single" w:color="808080" w:sz="4"/>
+            </w:tcBorders>
+            <w:tcMar>
+              <w:top w:type="dxa" w:w="50"/>
+              <w:left w:type="dxa" w:w="90"/>
+              <w:bottom w:type="dxa" w:w="50"/>
+              <w:right w:type="dxa" w:w="90"/>
+            </w:tcMar>
+            <w:vAlign w:val="center"/>
+          </w:tcPr>
+          <w:p>
+            <w:pPr>
+              <w:keepNext/>
+              <w:spacing w:after="0" w:before="0" w:line="240" w:lineRule="auto"/>
+              <w:jc w:val="center"/>
+            </w:pPr>
+            <w:r>
+              <w:rPr>
+                <w:rFonts w:ascii="맑은 고딕" w:cs="맑은 고딕" w:eastAsia="맑은 고딕" w:hAnsi="맑은 고딕"/>
+                <w:sz w:val="26"/>
+                <w:szCs w:val="26"/>
+              </w:rPr>
+              <w:t xml:space="preserve">달성</w:t>
+            </w:r>
+          </w:p>
+        </w:tc>
+        <w:tc>
+          <w:tcPr>
+            <w:tcW w:type="dxa" w:w="2988"/>
+            <w:tcBorders>
+              <w:top w:val="single" w:color="808080" w:sz="4"/>
+              <w:left w:val="single" w:color="808080" w:sz="4"/>
+              <w:bottom w:val="single" w:color="808080" w:sz="4"/>
+              <w:right w:val="single" w:color="808080" w:sz="4"/>
+            </w:tcBorders>
+            <w:tcMar>
+              <w:top w:type="dxa" w:w="50"/>
+              <w:left w:type="dxa" w:w="90"/>
+              <w:bottom w:type="dxa" w:w="50"/>
+              <w:right w:type="dxa" w:w="90"/>
+            </w:tcMar>
+            <w:vAlign w:val="center"/>
+          </w:tcPr>
+          <w:p>
+            <w:pPr>
+              <w:keepNext/>
+              <w:spacing w:after="0" w:before="0" w:line="240" w:lineRule="auto"/>
+              <w:jc w:val="left"/>
+            </w:pPr>
+          </w:p>
+        </w:tc>
+      </w:tr>
+      <w:tr>
+        <w:trPr>
+          <w:cantSplit/>
+        </w:trPr>
+        <w:tc>
+          <w:tcPr>
+            <w:tcW w:type="dxa" w:w="2120"/>
+            <w:tcBorders>
+              <w:top w:val="single" w:color="808080" w:sz="4"/>
+              <w:left w:val="single" w:color="808080" w:sz="4"/>
+              <w:bottom w:val="single" w:color="808080" w:sz="4"/>
+              <w:right w:val="single" w:color="808080" w:sz="4"/>
+            </w:tcBorders>
+            <w:tcMar>
+              <w:top w:type="dxa" w:w="50"/>
+              <w:left w:type="dxa" w:w="90"/>
+              <w:bottom w:type="dxa" w:w="50"/>
+              <w:right w:type="dxa" w:w="90"/>
+            </w:tcMar>
+            <w:vAlign w:val="center"/>
+          </w:tcPr>
+          <w:p>
+            <w:pPr>
+              <w:keepNext/>
+              <w:spacing w:after="0" w:before="0" w:line="240" w:lineRule="auto"/>
+              <w:jc w:val="left"/>
+            </w:pPr>
+            <w:r>
+              <w:rPr>
+                <w:rFonts w:ascii="맑은 고딕" w:cs="맑은 고딕" w:eastAsia="맑은 고딕" w:hAnsi="맑은 고딕"/>
+                <w:sz w:val="26"/>
+                <w:szCs w:val="26"/>
+              </w:rPr>
+              <w:t xml:space="preserve">넥 지름</w:t>
+            </w:r>
+          </w:p>
+          <w:p>
+            <w:pPr>
+              <w:keepNext/>
+              <w:spacing w:after="0" w:before="0" w:line="240" w:lineRule="auto"/>
+              <w:jc w:val="left"/>
+            </w:pPr>
+            <w:r>
+              <w:rPr>
+                <w:rFonts w:ascii="맑은 고딕" w:cs="맑은 고딕" w:eastAsia="맑은 고딕" w:hAnsi="맑은 고딕"/>
+                <w:sz w:val="26"/>
+                <w:szCs w:val="26"/>
+              </w:rPr>
+              <w:t xml:space="preserve">(테스트 2)</w:t>
+            </w:r>
+          </w:p>
+        </w:tc>
+        <w:tc>
+          <w:tcPr>
+            <w:tcW w:type="dxa" w:w="1735"/>
+            <w:tcBorders>
+              <w:top w:val="single" w:color="808080" w:sz="4"/>
+              <w:left w:val="single" w:color="808080" w:sz="4"/>
+              <w:bottom w:val="single" w:color="808080" w:sz="4"/>
+              <w:right w:val="single" w:color="808080" w:sz="4"/>
+            </w:tcBorders>
+            <w:tcMar>
+              <w:top w:type="dxa" w:w="50"/>
+              <w:left w:type="dxa" w:w="90"/>
+              <w:bottom w:type="dxa" w:w="50"/>
+              <w:right w:type="dxa" w:w="90"/>
+            </w:tcMar>
+            <w:vAlign w:val="center"/>
+          </w:tcPr>
+          <w:p>
+            <w:pPr>
+              <w:keepNext/>
+              <w:spacing w:after="0" w:before="0" w:line="240" w:lineRule="auto"/>
+              <w:jc w:val="center"/>
+            </w:pPr>
+            <w:r>
+              <w:rPr>
+                <w:rFonts w:ascii="맑은 고딕" w:cs="맑은 고딕" w:eastAsia="맑은 고딕" w:hAnsi="맑은 고딕"/>
+                <w:sz w:val="26"/>
+                <w:szCs w:val="26"/>
+              </w:rPr>
+              <w:t xml:space="preserve">2.822~2.896 mm</w:t>
+            </w:r>
+          </w:p>
+        </w:tc>
+        <w:tc>
+          <w:tcPr>
+            <w:tcW w:type="dxa" w:w="1735"/>
+            <w:tcBorders>
+              <w:top w:val="single" w:color="808080" w:sz="4"/>
+              <w:left w:val="single" w:color="808080" w:sz="4"/>
+              <w:bottom w:val="single" w:color="808080" w:sz="4"/>
+              <w:right w:val="single" w:color="808080" w:sz="4"/>
+            </w:tcBorders>
+            <w:tcMar>
+              <w:top w:type="dxa" w:w="50"/>
+              <w:left w:type="dxa" w:w="90"/>
+              <w:bottom w:type="dxa" w:w="50"/>
+              <w:right w:type="dxa" w:w="90"/>
+            </w:tcMar>
+            <w:vAlign w:val="center"/>
+          </w:tcPr>
+          <w:p>
+            <w:pPr>
+              <w:keepNext/>
+              <w:spacing w:after="0" w:before="0" w:line="240" w:lineRule="auto"/>
+              <w:jc w:val="center"/>
+            </w:pPr>
+            <w:r>
+              <w:rPr>
+                <w:rFonts w:ascii="맑은 고딕" w:cs="맑은 고딕" w:eastAsia="맑은 고딕" w:hAnsi="맑은 고딕"/>
+                <w:sz w:val="26"/>
+                <w:szCs w:val="26"/>
+              </w:rPr>
+              <w:t xml:space="preserve">2.890~2.907 mm</w:t>
+            </w:r>
+          </w:p>
+        </w:tc>
+        <w:tc>
+          <w:tcPr>
+            <w:tcW w:type="dxa" w:w="1060"/>
+            <w:tcBorders>
+              <w:top w:val="single" w:color="808080" w:sz="4"/>
+              <w:left w:val="single" w:color="808080" w:sz="4"/>
+              <w:bottom w:val="single" w:color="808080" w:sz="4"/>
+              <w:right w:val="single" w:color="808080" w:sz="4"/>
+            </w:tcBorders>
+            <w:tcMar>
+              <w:top w:type="dxa" w:w="50"/>
+              <w:left w:type="dxa" w:w="90"/>
+              <w:bottom w:type="dxa" w:w="50"/>
+              <w:right w:type="dxa" w:w="90"/>
+            </w:tcMar>
+            <w:vAlign w:val="center"/>
+          </w:tcPr>
+          <w:p>
+            <w:pPr>
+              <w:keepNext/>
+              <w:spacing w:after="0" w:before="0" w:line="240" w:lineRule="auto"/>
+              <w:jc w:val="center"/>
+            </w:pPr>
+            <w:r>
+              <w:rPr>
+                <w:rFonts w:ascii="맑은 고딕" w:cs="맑은 고딕" w:eastAsia="맑은 고딕" w:hAnsi="맑은 고딕"/>
+                <w:sz w:val="26"/>
+                <w:szCs w:val="26"/>
+              </w:rPr>
+              <w:t xml:space="preserve">미달성</w:t>
+            </w:r>
+          </w:p>
+        </w:tc>
+        <w:tc>
+          <w:tcPr>
+            <w:tcW w:type="dxa" w:w="2988"/>
+            <w:tcBorders>
+              <w:top w:val="single" w:color="808080" w:sz="4"/>
+              <w:left w:val="single" w:color="808080" w:sz="4"/>
+              <w:bottom w:val="single" w:color="808080" w:sz="4"/>
+              <w:right w:val="single" w:color="808080" w:sz="4"/>
+            </w:tcBorders>
+            <w:tcMar>
+              <w:top w:type="dxa" w:w="50"/>
+              <w:left w:type="dxa" w:w="90"/>
+              <w:bottom w:type="dxa" w:w="50"/>
+              <w:right w:type="dxa" w:w="90"/>
+            </w:tcMar>
+            <w:vAlign w:val="center"/>
+          </w:tcPr>
+          <w:p>
+            <w:pPr>
+              <w:keepNext/>
+              <w:spacing w:after="0" w:before="0" w:line="240" w:lineRule="auto"/>
+              <w:jc w:val="left"/>
+            </w:pPr>
+            <w:r>
+              <w:rPr>
+                <w:rFonts w:ascii="맑은 고딕" w:cs="맑은 고딕" w:eastAsia="맑은 고딕" w:hAnsi="맑은 고딕"/>
+                <w:sz w:val="26"/>
+                <w:szCs w:val="26"/>
+              </w:rPr>
+              <w:t xml:space="preserve">넥 끝 구간 부하 상승(추정). 테스트 3에서 패스별 측정</w:t>
+            </w:r>
+          </w:p>
+        </w:tc>
+      </w:tr>
+      <w:tr>
+        <w:trPr>
+          <w:cantSplit/>
+        </w:trPr>
+        <w:tc>
+          <w:tcPr>
+            <w:tcW w:type="dxa" w:w="2120"/>
+            <w:tcBorders>
+              <w:top w:val="single" w:color="808080" w:sz="4"/>
+              <w:left w:val="single" w:color="808080" w:sz="4"/>
+              <w:bottom w:val="single" w:color="808080" w:sz="4"/>
+              <w:right w:val="single" w:color="808080" w:sz="4"/>
+            </w:tcBorders>
+            <w:tcMar>
+              <w:top w:type="dxa" w:w="50"/>
+              <w:left w:type="dxa" w:w="90"/>
+              <w:bottom w:type="dxa" w:w="50"/>
+              <w:right w:type="dxa" w:w="90"/>
+            </w:tcMar>
+            <w:vAlign w:val="center"/>
+          </w:tcPr>
+          <w:p>
+            <w:pPr>
+              <w:keepNext/>
+              <w:spacing w:after="0" w:before="0" w:line="240" w:lineRule="auto"/>
+              <w:jc w:val="left"/>
+            </w:pPr>
+            <w:r>
+              <w:rPr>
+                <w:rFonts w:ascii="맑은 고딕" w:cs="맑은 고딕" w:eastAsia="맑은 고딕" w:hAnsi="맑은 고딕"/>
+                <w:sz w:val="26"/>
+                <w:szCs w:val="26"/>
+              </w:rPr>
+              <w:t xml:space="preserve">진입부 자국</w:t>
+            </w:r>
+          </w:p>
+        </w:tc>
+        <w:tc>
+          <w:tcPr>
+            <w:tcW w:type="dxa" w:w="1735"/>
+            <w:tcBorders>
+              <w:top w:val="single" w:color="808080" w:sz="4"/>
+              <w:left w:val="single" w:color="808080" w:sz="4"/>
+              <w:bottom w:val="single" w:color="808080" w:sz="4"/>
+              <w:right w:val="single" w:color="808080" w:sz="4"/>
+            </w:tcBorders>
+            <w:tcMar>
+              <w:top w:type="dxa" w:w="50"/>
+              <w:left w:type="dxa" w:w="90"/>
+              <w:bottom w:type="dxa" w:w="50"/>
+              <w:right w:type="dxa" w:w="90"/>
+            </w:tcMar>
+            <w:vAlign w:val="center"/>
+          </w:tcPr>
+          <w:p>
+            <w:pPr>
+              <w:keepNext/>
+              <w:spacing w:after="0" w:before="0" w:line="240" w:lineRule="auto"/>
+              <w:jc w:val="center"/>
+            </w:pPr>
+            <w:r>
+              <w:rPr>
+                <w:rFonts w:ascii="맑은 고딕" w:cs="맑은 고딕" w:eastAsia="맑은 고딕" w:hAnsi="맑은 고딕"/>
+                <w:sz w:val="26"/>
+                <w:szCs w:val="26"/>
+              </w:rPr>
+              <w:t xml:space="preserve">없음</w:t>
+            </w:r>
+          </w:p>
+        </w:tc>
+        <w:tc>
+          <w:tcPr>
+            <w:tcW w:type="dxa" w:w="1735"/>
+            <w:tcBorders>
+              <w:top w:val="single" w:color="808080" w:sz="4"/>
+              <w:left w:val="single" w:color="808080" w:sz="4"/>
+              <w:bottom w:val="single" w:color="808080" w:sz="4"/>
+              <w:right w:val="single" w:color="808080" w:sz="4"/>
+            </w:tcBorders>
+            <w:tcMar>
+              <w:top w:type="dxa" w:w="50"/>
+              <w:left w:type="dxa" w:w="90"/>
+              <w:bottom w:type="dxa" w:w="50"/>
+              <w:right w:type="dxa" w:w="90"/>
+            </w:tcMar>
+            <w:vAlign w:val="center"/>
+          </w:tcPr>
+          <w:p>
+            <w:pPr>
+              <w:keepNext/>
+              <w:spacing w:after="0" w:before="0" w:line="240" w:lineRule="auto"/>
+              <w:jc w:val="center"/>
+            </w:pPr>
+            <w:r>
+              <w:rPr>
+                <w:rFonts w:ascii="맑은 고딕" w:cs="맑은 고딕" w:eastAsia="맑은 고딕" w:hAnsi="맑은 고딕"/>
+                <w:sz w:val="26"/>
+                <w:szCs w:val="26"/>
+              </w:rPr>
+              <w:t xml:space="preserve">테스트 2 없음</w:t>
+            </w:r>
+          </w:p>
+        </w:tc>
+        <w:tc>
+          <w:tcPr>
+            <w:tcW w:type="dxa" w:w="1060"/>
+            <w:tcBorders>
+              <w:top w:val="single" w:color="808080" w:sz="4"/>
+              <w:left w:val="single" w:color="808080" w:sz="4"/>
+              <w:bottom w:val="single" w:color="808080" w:sz="4"/>
+              <w:right w:val="single" w:color="808080" w:sz="4"/>
+            </w:tcBorders>
+            <w:tcMar>
+              <w:top w:type="dxa" w:w="50"/>
+              <w:left w:type="dxa" w:w="90"/>
+              <w:bottom w:type="dxa" w:w="50"/>
+              <w:right w:type="dxa" w:w="90"/>
+            </w:tcMar>
+            <w:vAlign w:val="center"/>
+          </w:tcPr>
+          <w:p>
+            <w:pPr>
+              <w:keepNext/>
+              <w:spacing w:after="0" w:before="0" w:line="240" w:lineRule="auto"/>
+              <w:jc w:val="center"/>
+            </w:pPr>
+            <w:r>
+              <w:rPr>
+                <w:rFonts w:ascii="맑은 고딕" w:cs="맑은 고딕" w:eastAsia="맑은 고딕" w:hAnsi="맑은 고딕"/>
+                <w:sz w:val="26"/>
+                <w:szCs w:val="26"/>
+              </w:rPr>
+              <w:t xml:space="preserve">달성</w:t>
+            </w:r>
+          </w:p>
+        </w:tc>
+        <w:tc>
+          <w:tcPr>
+            <w:tcW w:type="dxa" w:w="2988"/>
+            <w:tcBorders>
+              <w:top w:val="single" w:color="808080" w:sz="4"/>
+              <w:left w:val="single" w:color="808080" w:sz="4"/>
+              <w:bottom w:val="single" w:color="808080" w:sz="4"/>
+              <w:right w:val="single" w:color="808080" w:sz="4"/>
+            </w:tcBorders>
+            <w:tcMar>
+              <w:top w:type="dxa" w:w="50"/>
+              <w:left w:type="dxa" w:w="90"/>
+              <w:bottom w:type="dxa" w:w="50"/>
+              <w:right w:type="dxa" w:w="90"/>
+            </w:tcMar>
+            <w:vAlign w:val="center"/>
+          </w:tcPr>
+          <w:p>
+            <w:pPr>
+              <w:keepNext/>
+              <w:spacing w:after="0" w:before="0" w:line="240" w:lineRule="auto"/>
+              <w:jc w:val="left"/>
+            </w:pPr>
+            <w:r>
+              <w:rPr>
+                <w:rFonts w:ascii="맑은 고딕" w:cs="맑은 고딕" w:eastAsia="맑은 고딕" w:hAnsi="맑은 고딕"/>
+                <w:sz w:val="26"/>
+                <w:szCs w:val="26"/>
+              </w:rPr>
+              <w:t xml:space="preserve">테스트 1은 자국 있음</w:t>
+            </w:r>
+          </w:p>
+        </w:tc>
+      </w:tr>
+      <w:tr>
+        <w:trPr>
+          <w:cantSplit/>
+        </w:trPr>
+        <w:tc>
+          <w:tcPr>
+            <w:tcW w:type="dxa" w:w="2120"/>
+            <w:tcBorders>
+              <w:top w:val="single" w:color="808080" w:sz="4"/>
+              <w:left w:val="single" w:color="808080" w:sz="4"/>
+              <w:bottom w:val="single" w:color="808080" w:sz="4"/>
+              <w:right w:val="single" w:color="808080" w:sz="4"/>
+            </w:tcBorders>
+            <w:tcMar>
+              <w:top w:type="dxa" w:w="50"/>
+              <w:left w:type="dxa" w:w="90"/>
+              <w:bottom w:type="dxa" w:w="50"/>
+              <w:right w:type="dxa" w:w="90"/>
+            </w:tcMar>
+            <w:vAlign w:val="center"/>
+          </w:tcPr>
+          <w:p>
+            <w:pPr>
+              <w:keepNext/>
+              <w:spacing w:after="0" w:before="0" w:line="240" w:lineRule="auto"/>
+              <w:jc w:val="left"/>
+            </w:pPr>
+            <w:r>
+              <w:rPr>
+                <w:rFonts w:ascii="맑은 고딕" w:cs="맑은 고딕" w:eastAsia="맑은 고딕" w:hAnsi="맑은 고딕"/>
+                <w:sz w:val="26"/>
+                <w:szCs w:val="26"/>
+              </w:rPr>
+              <w:t xml:space="preserve">재현성</w:t>
+            </w:r>
+          </w:p>
+        </w:tc>
+        <w:tc>
+          <w:tcPr>
+            <w:tcW w:type="dxa" w:w="1735"/>
+            <w:tcBorders>
+              <w:top w:val="single" w:color="808080" w:sz="4"/>
+              <w:left w:val="single" w:color="808080" w:sz="4"/>
+              <w:bottom w:val="single" w:color="808080" w:sz="4"/>
+              <w:right w:val="single" w:color="808080" w:sz="4"/>
+            </w:tcBorders>
+            <w:tcMar>
+              <w:top w:type="dxa" w:w="50"/>
+              <w:left w:type="dxa" w:w="90"/>
+              <w:bottom w:type="dxa" w:w="50"/>
+              <w:right w:type="dxa" w:w="90"/>
+            </w:tcMar>
+            <w:vAlign w:val="center"/>
+          </w:tcPr>
+          <w:p>
+            <w:pPr>
+              <w:keepNext/>
+              <w:spacing w:after="0" w:before="0" w:line="240" w:lineRule="auto"/>
+              <w:jc w:val="center"/>
+            </w:pPr>
+            <w:r>
+              <w:rPr>
+                <w:rFonts w:ascii="맑은 고딕" w:cs="맑은 고딕" w:eastAsia="맑은 고딕" w:hAnsi="맑은 고딕"/>
+                <w:sz w:val="26"/>
+                <w:szCs w:val="26"/>
+              </w:rPr>
+              <w:t xml:space="preserve">같은 조건 2개 이상</w:t>
+            </w:r>
+          </w:p>
+        </w:tc>
+        <w:tc>
+          <w:tcPr>
+            <w:tcW w:type="dxa" w:w="1735"/>
+            <w:tcBorders>
+              <w:top w:val="single" w:color="808080" w:sz="4"/>
+              <w:left w:val="single" w:color="808080" w:sz="4"/>
+              <w:bottom w:val="single" w:color="808080" w:sz="4"/>
+              <w:right w:val="single" w:color="808080" w:sz="4"/>
+            </w:tcBorders>
+            <w:tcMar>
+              <w:top w:type="dxa" w:w="50"/>
+              <w:left w:type="dxa" w:w="90"/>
+              <w:bottom w:type="dxa" w:w="50"/>
+              <w:right w:type="dxa" w:w="90"/>
+            </w:tcMar>
+            <w:vAlign w:val="center"/>
+          </w:tcPr>
+          <w:p>
+            <w:pPr>
+              <w:keepNext/>
+              <w:spacing w:after="0" w:before="0" w:line="240" w:lineRule="auto"/>
+              <w:jc w:val="center"/>
+            </w:pPr>
+            <w:r>
+              <w:rPr>
+                <w:rFonts w:ascii="맑은 고딕" w:cs="맑은 고딕" w:eastAsia="맑은 고딕" w:hAnsi="맑은 고딕"/>
+                <w:sz w:val="26"/>
+                <w:szCs w:val="26"/>
+              </w:rPr>
+              <w:t xml:space="preserve">조건별 1개</w:t>
+            </w:r>
+          </w:p>
+        </w:tc>
+        <w:tc>
+          <w:tcPr>
+            <w:tcW w:type="dxa" w:w="1060"/>
+            <w:tcBorders>
+              <w:top w:val="single" w:color="808080" w:sz="4"/>
+              <w:left w:val="single" w:color="808080" w:sz="4"/>
+              <w:bottom w:val="single" w:color="808080" w:sz="4"/>
+              <w:right w:val="single" w:color="808080" w:sz="4"/>
+            </w:tcBorders>
+            <w:tcMar>
+              <w:top w:type="dxa" w:w="50"/>
+              <w:left w:type="dxa" w:w="90"/>
+              <w:bottom w:type="dxa" w:w="50"/>
+              <w:right w:type="dxa" w:w="90"/>
+            </w:tcMar>
+            <w:vAlign w:val="center"/>
+          </w:tcPr>
+          <w:p>
+            <w:pPr>
+              <w:keepNext/>
+              <w:spacing w:after="0" w:before="0" w:line="240" w:lineRule="auto"/>
+              <w:jc w:val="center"/>
+            </w:pPr>
+            <w:r>
+              <w:rPr>
+                <w:rFonts w:ascii="맑은 고딕" w:cs="맑은 고딕" w:eastAsia="맑은 고딕" w:hAnsi="맑은 고딕"/>
+                <w:sz w:val="26"/>
+                <w:szCs w:val="26"/>
+              </w:rPr>
+              <w:t xml:space="preserve">미달성</w:t>
+            </w:r>
+          </w:p>
+        </w:tc>
+        <w:tc>
+          <w:tcPr>
+            <w:tcW w:type="dxa" w:w="2988"/>
+            <w:tcBorders>
+              <w:top w:val="single" w:color="808080" w:sz="4"/>
+              <w:left w:val="single" w:color="808080" w:sz="4"/>
+              <w:bottom w:val="single" w:color="808080" w:sz="4"/>
+              <w:right w:val="single" w:color="808080" w:sz="4"/>
+            </w:tcBorders>
+            <w:tcMar>
+              <w:top w:type="dxa" w:w="50"/>
+              <w:left w:type="dxa" w:w="90"/>
+              <w:bottom w:type="dxa" w:w="50"/>
+              <w:right w:type="dxa" w:w="90"/>
+            </w:tcMar>
+            <w:vAlign w:val="center"/>
+          </w:tcPr>
+          <w:p>
+            <w:pPr>
+              <w:keepNext/>
+              <w:spacing w:after="0" w:before="0" w:line="240" w:lineRule="auto"/>
+              <w:jc w:val="left"/>
+            </w:pPr>
+            <w:r>
+              <w:rPr>
+                <w:rFonts w:ascii="맑은 고딕" w:cs="맑은 고딕" w:eastAsia="맑은 고딕" w:hAnsi="맑은 고딕"/>
+                <w:sz w:val="26"/>
+                <w:szCs w:val="26"/>
+              </w:rPr>
+              <w:t xml:space="preserve">같은 조건으로 반복 시험</w:t>
+            </w:r>
+          </w:p>
+        </w:tc>
+      </w:tr>
+      <w:tr>
+        <w:trPr>
+          <w:cantSplit/>
+        </w:trPr>
+        <w:tc>
+          <w:tcPr>
+            <w:tcW w:type="dxa" w:w="2120"/>
+            <w:tcBorders>
+              <w:top w:val="single" w:color="808080" w:sz="4"/>
+              <w:left w:val="single" w:color="808080" w:sz="4"/>
+              <w:bottom w:val="single" w:color="808080" w:sz="4"/>
+              <w:right w:val="single" w:color="808080" w:sz="4"/>
+            </w:tcBorders>
+            <w:tcMar>
+              <w:top w:type="dxa" w:w="50"/>
+              <w:left w:type="dxa" w:w="90"/>
+              <w:bottom w:type="dxa" w:w="50"/>
+              <w:right w:type="dxa" w:w="90"/>
+            </w:tcMar>
+            <w:vAlign w:val="center"/>
+          </w:tcPr>
+          <w:p>
+            <w:pPr>
+              <w:keepNext w:val="false"/>
+              <w:spacing w:after="0" w:before="0" w:line="240" w:lineRule="auto"/>
+              <w:jc w:val="left"/>
+            </w:pPr>
+            <w:r>
+              <w:rPr>
+                <w:rFonts w:ascii="맑은 고딕" w:cs="맑은 고딕" w:eastAsia="맑은 고딕" w:hAnsi="맑은 고딕"/>
+                <w:sz w:val="26"/>
+                <w:szCs w:val="26"/>
+              </w:rPr>
+              <w:t xml:space="preserve">진원도, Ra</w:t>
+            </w:r>
+          </w:p>
+        </w:tc>
+        <w:tc>
+          <w:tcPr>
+            <w:tcW w:type="dxa" w:w="1735"/>
+            <w:tcBorders>
+              <w:top w:val="single" w:color="808080" w:sz="4"/>
+              <w:left w:val="single" w:color="808080" w:sz="4"/>
+              <w:bottom w:val="single" w:color="808080" w:sz="4"/>
+              <w:right w:val="single" w:color="808080" w:sz="4"/>
+            </w:tcBorders>
+            <w:tcMar>
+              <w:top w:type="dxa" w:w="50"/>
+              <w:left w:type="dxa" w:w="90"/>
+              <w:bottom w:type="dxa" w:w="50"/>
+              <w:right w:type="dxa" w:w="90"/>
+            </w:tcMar>
+            <w:vAlign w:val="center"/>
+          </w:tcPr>
+          <w:p>
+            <w:pPr>
+              <w:keepNext w:val="false"/>
+              <w:spacing w:after="0" w:before="0" w:line="240" w:lineRule="auto"/>
+              <w:jc w:val="center"/>
+            </w:pPr>
+            <w:r>
+              <w:rPr>
+                <w:rFonts w:ascii="맑은 고딕" w:cs="맑은 고딕" w:eastAsia="맑은 고딕" w:hAnsi="맑은 고딕"/>
+                <w:sz w:val="26"/>
+                <w:szCs w:val="26"/>
+              </w:rPr>
+              <w:t xml:space="preserve">측정</w:t>
+            </w:r>
+          </w:p>
+        </w:tc>
+        <w:tc>
+          <w:tcPr>
+            <w:tcW w:type="dxa" w:w="1735"/>
+            <w:tcBorders>
+              <w:top w:val="single" w:color="808080" w:sz="4"/>
+              <w:left w:val="single" w:color="808080" w:sz="4"/>
+              <w:bottom w:val="single" w:color="808080" w:sz="4"/>
+              <w:right w:val="single" w:color="808080" w:sz="4"/>
+            </w:tcBorders>
+            <w:tcMar>
+              <w:top w:type="dxa" w:w="50"/>
+              <w:left w:type="dxa" w:w="90"/>
+              <w:bottom w:type="dxa" w:w="50"/>
+              <w:right w:type="dxa" w:w="90"/>
+            </w:tcMar>
+            <w:vAlign w:val="center"/>
+          </w:tcPr>
+          <w:p>
+            <w:pPr>
+              <w:keepNext w:val="false"/>
+              <w:spacing w:after="0" w:before="0" w:line="240" w:lineRule="auto"/>
+              <w:jc w:val="center"/>
+            </w:pPr>
+            <w:r>
+              <w:rPr>
+                <w:rFonts w:ascii="맑은 고딕" w:cs="맑은 고딕" w:eastAsia="맑은 고딕" w:hAnsi="맑은 고딕"/>
+                <w:sz w:val="26"/>
+                <w:szCs w:val="26"/>
+              </w:rPr>
+              <w:t xml:space="preserve">미측정</w:t>
+            </w:r>
+          </w:p>
+        </w:tc>
+        <w:tc>
+          <w:tcPr>
+            <w:tcW w:type="dxa" w:w="1060"/>
+            <w:tcBorders>
+              <w:top w:val="single" w:color="808080" w:sz="4"/>
+              <w:left w:val="single" w:color="808080" w:sz="4"/>
+              <w:bottom w:val="single" w:color="808080" w:sz="4"/>
+              <w:right w:val="single" w:color="808080" w:sz="4"/>
+            </w:tcBorders>
+            <w:tcMar>
+              <w:top w:type="dxa" w:w="50"/>
+              <w:left w:type="dxa" w:w="90"/>
+              <w:bottom w:type="dxa" w:w="50"/>
+              <w:right w:type="dxa" w:w="90"/>
+            </w:tcMar>
+            <w:vAlign w:val="center"/>
+          </w:tcPr>
+          <w:p>
+            <w:pPr>
+              <w:keepNext w:val="false"/>
+              <w:spacing w:after="0" w:before="0" w:line="240" w:lineRule="auto"/>
+              <w:jc w:val="center"/>
+            </w:pPr>
+            <w:r>
+              <w:rPr>
+                <w:rFonts w:ascii="맑은 고딕" w:cs="맑은 고딕" w:eastAsia="맑은 고딕" w:hAnsi="맑은 고딕"/>
+                <w:sz w:val="26"/>
+                <w:szCs w:val="26"/>
+              </w:rPr>
+              <w:t xml:space="preserve">미달성</w:t>
+            </w:r>
+          </w:p>
+        </w:tc>
+        <w:tc>
+          <w:tcPr>
+            <w:tcW w:type="dxa" w:w="2988"/>
+            <w:tcBorders>
+              <w:top w:val="single" w:color="808080" w:sz="4"/>
+              <w:left w:val="single" w:color="808080" w:sz="4"/>
+              <w:bottom w:val="single" w:color="808080" w:sz="4"/>
+              <w:right w:val="single" w:color="808080" w:sz="4"/>
+            </w:tcBorders>
+            <w:tcMar>
+              <w:top w:type="dxa" w:w="50"/>
+              <w:left w:type="dxa" w:w="90"/>
+              <w:bottom w:type="dxa" w:w="50"/>
+              <w:right w:type="dxa" w:w="90"/>
+            </w:tcMar>
+            <w:vAlign w:val="center"/>
+          </w:tcPr>
+          <w:p>
+            <w:pPr>
+              <w:keepNext w:val="false"/>
+              <w:spacing w:after="0" w:before="0" w:line="240" w:lineRule="auto"/>
+              <w:jc w:val="left"/>
+            </w:pPr>
+            <w:r>
+              <w:rPr>
+                <w:rFonts w:ascii="맑은 고딕" w:cs="맑은 고딕" w:eastAsia="맑은 고딕" w:hAnsi="맑은 고딕"/>
+                <w:sz w:val="26"/>
+                <w:szCs w:val="26"/>
+              </w:rPr>
+              <w:t xml:space="preserve">측정 장비 확인 후 측정</w:t>
+            </w:r>
+          </w:p>
+        </w:tc>
+      </w:tr>
+    </w:tbl>
+    <w:p>
+      <w:pPr>
+        <w:pStyle w:val="Heading2"/>
+        <w:keepNext/>
+        <w:spacing w:after="100" w:before="220"/>
+      </w:pPr>
+      <w:r>
+        <w:rPr>
+          <w:rFonts w:ascii="맑은 고딕" w:cs="맑은 고딕" w:eastAsia="맑은 고딕" w:hAnsi="맑은 고딕"/>
+        </w:rPr>
+        <w:t xml:space="preserve">다. 시험의 한계</w:t>
+      </w:r>
+    </w:p>
+    <w:p>
+      <w:pPr>
+        <w:pStyle w:val="ListParagraph"/>
+        <w:numPr>
+          <w:ilvl w:val="0"/>
+          <w:numId w:val="2"/>
+        </w:numPr>
+        <w:spacing w:after="30" w:before="30" w:line="252" w:lineRule="auto"/>
+      </w:pPr>
+      <w:r>
+        <w:rPr>
+          <w:rFonts w:ascii="맑은 고딕" w:cs="맑은 고딕" w:eastAsia="맑은 고딕" w:hAnsi="맑은 고딕"/>
+          <w:sz w:val="30"/>
+          <w:szCs w:val="30"/>
+        </w:rPr>
+        <w:t xml:space="preserve">표본은 공구 2개이며, 테스트 1은 같은 공구를 4회 이어 깎은 결과임</w:t>
+      </w:r>
+    </w:p>
+    <w:p>
+      <w:pPr>
+        <w:pStyle w:val="ListParagraph"/>
+        <w:numPr>
+          <w:ilvl w:val="0"/>
+          <w:numId w:val="2"/>
+        </w:numPr>
+        <w:spacing w:after="30" w:before="30" w:line="252" w:lineRule="auto"/>
+      </w:pPr>
+      <w:r>
+        <w:rPr>
+          <w:rFonts w:ascii="맑은 고딕" w:cs="맑은 고딕" w:eastAsia="맑은 고딕" w:hAnsi="맑은 고딕"/>
+          <w:sz w:val="30"/>
+          <w:szCs w:val="30"/>
+        </w:rPr>
+        <w:t xml:space="preserve">측정 위치, 진원도, Ra, 쿨런트 및 설비 상태를 기록하지 않았고, 넥 시작 위치와 L2는 현장 메모 값임</w:t>
+      </w:r>
+    </w:p>
+    <w:p>
+      <w:pPr>
+        <w:pStyle w:val="ListParagraph"/>
+        <w:numPr>
+          <w:ilvl w:val="0"/>
+          <w:numId w:val="2"/>
+        </w:numPr>
+        <w:spacing w:after="30" w:before="30" w:line="252" w:lineRule="auto"/>
+      </w:pPr>
+      <w:r>
+        <w:rPr>
+          <w:rFonts w:ascii="맑은 고딕" w:cs="맑은 고딕" w:eastAsia="맑은 고딕" w:hAnsi="맑은 고딕"/>
+          <w:sz w:val="30"/>
+          <w:szCs w:val="30"/>
+        </w:rPr>
+        <w:t xml:space="preserve">입력 보정값(+0.065 mm 등)은 현재 휠 드레싱 상태에서만 유효함</w:t>
+      </w:r>
+    </w:p>
+    <w:p>
+      <w:pPr>
+        <w:pStyle w:val="ListParagraph"/>
+        <w:numPr>
+          <w:ilvl w:val="0"/>
+          <w:numId w:val="2"/>
+        </w:numPr>
+        <w:spacing w:after="30" w:before="30" w:line="252" w:lineRule="auto"/>
+      </w:pPr>
+      <w:r>
+        <w:rPr>
+          <w:rFonts w:ascii="맑은 고딕" w:cs="맑은 고딕" w:eastAsia="맑은 고딕" w:hAnsi="맑은 고딕"/>
+          <w:sz w:val="30"/>
+          <w:szCs w:val="30"/>
+        </w:rPr>
+        <w:t xml:space="preserve">매뉴얼 근거는 장비 PC에서 전달받은 요약이며 원문 대조 전임</w:t>
+      </w:r>
+    </w:p>
+    <w:p>
+      <w:pPr>
+        <w:pStyle w:val="Heading2"/>
+        <w:keepNext/>
+        <w:spacing w:after="100" w:before="220"/>
+      </w:pPr>
+      <w:r>
+        <w:rPr>
+          <w:rFonts w:ascii="맑은 고딕" w:cs="맑은 고딕" w:eastAsia="맑은 고딕" w:hAnsi="맑은 고딕"/>
+        </w:rPr>
+        <w:t xml:space="preserve">라. 향후 계획 및 요청 사항</w:t>
+      </w:r>
+    </w:p>
+    <w:p>
+      <w:pPr>
+        <w:pStyle w:val="ListParagraph"/>
+        <w:numPr>
+          <w:ilvl w:val="0"/>
+          <w:numId w:val="2"/>
+        </w:numPr>
+        <w:spacing w:after="30" w:before="30" w:line="252" w:lineRule="auto"/>
+      </w:pPr>
+      <w:r>
+        <w:rPr>
+          <w:rFonts w:ascii="맑은 고딕" w:cs="맑은 고딕" w:eastAsia="맑은 고딕" w:hAnsi="맑은 고딕"/>
+          <w:sz w:val="30"/>
+          <w:szCs w:val="30"/>
+        </w:rPr>
+        <w:t xml:space="preserve">휠 드레싱 전후 휠 지름을 측정하고 다시 등록(Qualify)함</w:t>
+      </w:r>
+    </w:p>
+    <w:p>
+      <w:pPr>
+        <w:pStyle w:val="ListParagraph"/>
+        <w:numPr>
+          <w:ilvl w:val="0"/>
+          <w:numId w:val="2"/>
+        </w:numPr>
+        <w:spacing w:after="30" w:before="30" w:line="252" w:lineRule="auto"/>
+      </w:pPr>
+      <w:r>
+        <w:rPr>
+          <w:rFonts w:ascii="맑은 고딕" w:cs="맑은 고딕" w:eastAsia="맑은 고딕" w:hAnsi="맑은 고딕"/>
+          <w:sz w:val="30"/>
+          <w:szCs w:val="30"/>
+        </w:rPr>
+        <w:t xml:space="preserve">테스트 3: 3번 공구(날장 L1 5.4 mm, 목표 L2 14 mm)로 넥 구간을 3번 나눠 깎고 패스마다 지름과 부하를 측정함</w:t>
+      </w:r>
+    </w:p>
+    <w:p>
+      <w:pPr>
+        <w:pStyle w:val="ListParagraph"/>
+        <w:numPr>
+          <w:ilvl w:val="0"/>
+          <w:numId w:val="2"/>
+        </w:numPr>
+        <w:spacing w:after="30" w:before="30" w:line="252" w:lineRule="auto"/>
+      </w:pPr>
+      <w:r>
+        <w:rPr>
+          <w:rFonts w:ascii="맑은 고딕" w:cs="맑은 고딕" w:eastAsia="맑은 고딕" w:hAnsi="맑은 고딕"/>
+          <w:b/>
+          <w:bCs/>
+          <w:sz w:val="30"/>
+          <w:szCs w:val="30"/>
+        </w:rPr>
+        <w:t xml:space="preserve">경고:</w:t>
+      </w:r>
+      <w:r>
+        <w:rPr>
+          <w:rFonts w:ascii="맑은 고딕" w:cs="맑은 고딕" w:eastAsia="맑은 고딕" w:hAnsi="맑은 고딕"/>
+          <w:sz w:val="30"/>
+          <w:szCs w:val="30"/>
+        </w:rPr>
+        <w:t xml:space="preserve"> 테스트 3의 테이퍼 쪽 패스당 반경 절입은 약 0.19 mm(계산)로 사내 실적 0.075 mm의 약 2.5배임. 첫 패스 부하가 5%를 넘으면 중단함</w:t>
+      </w:r>
+    </w:p>
+    <w:p>
+      <w:pPr>
+        <w:pStyle w:val="ListParagraph"/>
+        <w:numPr>
+          <w:ilvl w:val="0"/>
+          <w:numId w:val="2"/>
+        </w:numPr>
+        <w:spacing w:after="30" w:before="30" w:line="252" w:lineRule="auto"/>
+      </w:pPr>
+      <w:r>
+        <w:rPr>
+          <w:rFonts w:ascii="맑은 고딕" w:cs="맑은 고딕" w:eastAsia="맑은 고딕" w:hAnsi="맑은 고딕"/>
+          <w:sz w:val="30"/>
+          <w:szCs w:val="30"/>
+        </w:rPr>
+        <w:t xml:space="preserve">요청 사항은 없음(참고 보고)</w:t>
+      </w:r>
+    </w:p>
+    <w:p>
+      <w:pPr>
+        <w:pStyle w:val="Heading1"/>
+        <w:keepNext/>
+        <w:spacing w:after="160" w:before="360"/>
+      </w:pPr>
+      <w:r>
+        <w:rPr>
+          <w:rFonts w:ascii="맑은 고딕" w:cs="맑은 고딕" w:eastAsia="맑은 고딕" w:hAnsi="맑은 고딕"/>
+        </w:rPr>
+        <w:t xml:space="preserve">참고 문헌</w:t>
+      </w:r>
+    </w:p>
+    <w:p>
+      <w:pPr>
+        <w:spacing w:after="60" w:before="60" w:line="252" w:lineRule="auto"/>
+        <w:ind w:left="400" w:hanging="400"/>
+      </w:pPr>
+      <w:r>
+        <w:rPr>
+          <w:rFonts w:ascii="맑은 고딕" w:cs="맑은 고딕" w:eastAsia="맑은 고딕" w:hAnsi="맑은 고딕"/>
+          <w:sz w:val="30"/>
+          <w:szCs w:val="30"/>
+        </w:rPr>
+        <w:t xml:space="preserve">1. ANCA Pty Ltd (2014). iGrind Grinding Manual, §30 Cylindrical Grinding (igrind_cycles_en.pdf). 장비 PC 열람 요약, 원문 대조 전.</w:t>
+      </w:r>
+    </w:p>
+    <w:p>
+      <w:pPr>
+        <w:spacing w:after="60" w:before="60" w:line="252" w:lineRule="auto"/>
+        <w:ind w:left="400" w:hanging="400"/>
+      </w:pPr>
+      <w:r>
+        <w:rPr>
+          <w:rFonts w:ascii="맑은 고딕" w:cs="맑은 고딕" w:eastAsia="맑은 고딕" w:hAnsi="맑은 고딕"/>
+          <w:sz w:val="30"/>
+          <w:szCs w:val="30"/>
+        </w:rPr>
+        <w:t xml:space="preserve">2. Mitutoyo. Digimatic Micrometer 293-340-30 사양. 판매처 게시 사양, 카탈로그 원문 확인 필요.</w:t>
+      </w:r>
+    </w:p>
+    <w:p>
+      <w:pPr>
+        <w:spacing w:after="60" w:before="60" w:line="252" w:lineRule="auto"/>
+        <w:ind w:left="400" w:hanging="400"/>
+      </w:pPr>
+      <w:r>
+        <w:rPr>
+          <w:rFonts w:ascii="맑은 고딕" w:cs="맑은 고딕" w:eastAsia="맑은 고딕" w:hAnsi="맑은 고딕"/>
+          <w:sz w:val="30"/>
+          <w:szCs w:val="30"/>
+        </w:rPr>
+        <w:t xml:space="preserve">3. OSG. AE-LNBD-N(List 8990), WXL-LN-EBD(List 3690), AE-LN-VMSS(List 8230) 치수표 / Mitsubishi Materials. VQ2XLB, VF2XLB, MS2XL 제품 정보 (2026. 10. 20. 열람).</w:t>
+      </w:r>
+    </w:p>
+    <w:p>
+      <w:pPr>
+        <w:spacing w:after="60" w:before="60" w:line="252" w:lineRule="auto"/>
+        <w:ind w:left="400" w:hanging="400"/>
+      </w:pPr>
+      <w:r>
+        <w:rPr>
+          <w:rFonts w:ascii="맑은 고딕" w:cs="맑은 고딕" w:eastAsia="맑은 고딕" w:hAnsi="맑은 고딕"/>
+          <w:sz w:val="30"/>
+          <w:szCs w:val="30"/>
+        </w:rPr>
+        <w:t xml:space="preserve">4. Micro 100. End Mills, Corner Radius, 2 Flute, Reduced Neck 제품 정보 (넥 지름 공차 +0.00 / −0.13 mm).</w:t>
+      </w:r>
+    </w:p>
+    <w:p>
+      <w:pPr>
+        <w:pStyle w:val="Heading1"/>
+        <w:keepNext/>
+        <w:pageBreakBefore/>
+        <w:spacing w:after="160" w:before="0"/>
+      </w:pPr>
+      <w:r>
+        <w:rPr>
+          <w:rFonts w:ascii="맑은 고딕" w:cs="맑은 고딕" w:eastAsia="맑은 고딕" w:hAnsi="맑은 고딕"/>
+        </w:rPr>
+        <w:t xml:space="preserve">부록</w:t>
+      </w:r>
+    </w:p>
+    <w:p>
+      <w:pPr>
+        <w:pStyle w:val="Heading2"/>
+        <w:keepNext/>
+        <w:spacing w:after="100" w:before="220"/>
+      </w:pPr>
+      <w:r>
+        <w:rPr>
+          <w:rFonts w:ascii="맑은 고딕" w:cs="맑은 고딕" w:eastAsia="맑은 고딕" w:hAnsi="맑은 고딕"/>
+        </w:rPr>
+        <w:t xml:space="preserve">가. 측정 원자료 (테스트 1 가공 전 넥 지름)</w:t>
+      </w:r>
+    </w:p>
+    <w:p>
+      <w:pPr>
+        <w:keepNext/>
+        <w:spacing w:after="80" w:before="160"/>
+        <w:jc w:val="center"/>
+      </w:pPr>
+      <w:r>
+        <w:rPr>
+          <w:rFonts w:ascii="맑은 고딕" w:cs="맑은 고딕" w:eastAsia="맑은 고딕" w:hAnsi="맑은 고딕"/>
+          <w:b/>
+          <w:bCs/>
+          <w:sz w:val="26"/>
+          <w:szCs w:val="26"/>
+        </w:rPr>
+        <w:t xml:space="preserve">부록 표 1. 테스트 1 회차별 가공 전 넥 지름</w:t>
+      </w:r>
+    </w:p>
+    <w:tbl>
+      <w:tblPr>
+        <w:tblW w:type="dxa" w:w="9638"/>
+        <w:tblBorders>
+          <w:top w:val="single" w:color="auto" w:sz="4"/>
+          <w:left w:val="single" w:color="auto" w:sz="4"/>
+          <w:bottom w:val="single" w:color="auto" w:sz="4"/>
+          <w:right w:val="single" w:color="auto" w:sz="4"/>
+          <w:insideH w:val="single" w:color="auto" w:sz="4"/>
+          <w:insideV w:val="single" w:color="auto" w:sz="4"/>
+        </w:tblBorders>
+      </w:tblPr>
+      <w:tblGrid>
+        <w:gridCol w:w="1928"/>
+        <w:gridCol w:w="3855"/>
+        <w:gridCol w:w="3855"/>
+      </w:tblGrid>
+      <w:tr>
+        <w:trPr>
+          <w:cantSplit/>
+          <w:tblHeader/>
+        </w:trPr>
+        <w:tc>
+          <w:tcPr>
+            <w:tcW w:type="dxa" w:w="1928"/>
+            <w:tcBorders>
+              <w:top w:val="single" w:color="808080" w:sz="4"/>
+              <w:left w:val="single" w:color="808080" w:sz="4"/>
+              <w:bottom w:val="single" w:color="808080" w:sz="4"/>
+              <w:right w:val="single" w:color="808080" w:sz="4"/>
+            </w:tcBorders>
+            <w:shd w:fill="E7EDF3" w:color="auto" w:val="clear"/>
+            <w:tcMar>
+              <w:top w:type="dxa" w:w="50"/>
+              <w:left w:type="dxa" w:w="90"/>
+              <w:bottom w:type="dxa" w:w="50"/>
+              <w:right w:type="dxa" w:w="90"/>
+            </w:tcMar>
+            <w:vAlign w:val="center"/>
+          </w:tcPr>
+          <w:p>
+            <w:pPr>
+              <w:keepNext/>
+              <w:spacing w:after="0" w:before="0" w:line="240" w:lineRule="auto"/>
+              <w:jc w:val="center"/>
+            </w:pPr>
+            <w:r>
+              <w:rPr>
+                <w:rFonts w:ascii="맑은 고딕" w:cs="맑은 고딕" w:eastAsia="맑은 고딕" w:hAnsi="맑은 고딕"/>
+                <w:b/>
+                <w:bCs/>
+                <w:sz w:val="26"/>
+                <w:szCs w:val="26"/>
+              </w:rPr>
+              <w:t xml:space="preserve">회차</w:t>
+            </w:r>
+          </w:p>
+        </w:tc>
+        <w:tc>
+          <w:tcPr>
+            <w:tcW w:type="dxa" w:w="3855"/>
+            <w:tcBorders>
+              <w:top w:val="single" w:color="808080" w:sz="4"/>
+              <w:left w:val="single" w:color="808080" w:sz="4"/>
+              <w:bottom w:val="single" w:color="808080" w:sz="4"/>
+              <w:right w:val="single" w:color="808080" w:sz="4"/>
+            </w:tcBorders>
+            <w:shd w:fill="E7EDF3" w:color="auto" w:val="clear"/>
+            <w:tcMar>
+              <w:top w:type="dxa" w:w="50"/>
+              <w:left w:type="dxa" w:w="90"/>
+              <w:bottom w:type="dxa" w:w="50"/>
+              <w:right w:type="dxa" w:w="90"/>
+            </w:tcMar>
+            <w:vAlign w:val="center"/>
+          </w:tcPr>
+          <w:p>
+            <w:pPr>
+              <w:keepNext/>
+              <w:spacing w:after="0" w:before="0" w:line="240" w:lineRule="auto"/>
+              <w:jc w:val="center"/>
+            </w:pPr>
+            <w:r>
+              <w:rPr>
+                <w:rFonts w:ascii="맑은 고딕" w:cs="맑은 고딕" w:eastAsia="맑은 고딕" w:hAnsi="맑은 고딕"/>
+                <w:b/>
+                <w:bCs/>
+                <w:sz w:val="26"/>
+                <w:szCs w:val="26"/>
+              </w:rPr>
+              <w:t xml:space="preserve">가공 전 넥 지름 (mm)</w:t>
+            </w:r>
+          </w:p>
+        </w:tc>
+        <w:tc>
+          <w:tcPr>
+            <w:tcW w:type="dxa" w:w="3855"/>
+            <w:tcBorders>
+              <w:top w:val="single" w:color="808080" w:sz="4"/>
+              <w:left w:val="single" w:color="808080" w:sz="4"/>
+              <w:bottom w:val="single" w:color="808080" w:sz="4"/>
+              <w:right w:val="single" w:color="808080" w:sz="4"/>
+            </w:tcBorders>
+            <w:shd w:fill="E7EDF3" w:color="auto" w:val="clear"/>
+            <w:tcMar>
+              <w:top w:type="dxa" w:w="50"/>
+              <w:left w:type="dxa" w:w="90"/>
+              <w:bottom w:type="dxa" w:w="50"/>
+              <w:right w:type="dxa" w:w="90"/>
+            </w:tcMar>
+            <w:vAlign w:val="center"/>
+          </w:tcPr>
+          <w:p>
+            <w:pPr>
+              <w:keepNext/>
+              <w:spacing w:after="0" w:before="0" w:line="240" w:lineRule="auto"/>
+              <w:jc w:val="center"/>
+            </w:pPr>
+            <w:r>
+              <w:rPr>
+                <w:rFonts w:ascii="맑은 고딕" w:cs="맑은 고딕" w:eastAsia="맑은 고딕" w:hAnsi="맑은 고딕"/>
+                <w:b/>
+                <w:bCs/>
+                <w:sz w:val="26"/>
+                <w:szCs w:val="26"/>
+              </w:rPr>
+              <w:t xml:space="preserve">비고</w:t>
+            </w:r>
+          </w:p>
+        </w:tc>
+      </w:tr>
+      <w:tr>
+        <w:trPr>
+          <w:cantSplit/>
+        </w:trPr>
+        <w:tc>
+          <w:tcPr>
+            <w:tcW w:type="dxa" w:w="1928"/>
+            <w:tcBorders>
+              <w:top w:val="single" w:color="808080" w:sz="4"/>
+              <w:left w:val="single" w:color="808080" w:sz="4"/>
+              <w:bottom w:val="single" w:color="808080" w:sz="4"/>
+              <w:right w:val="single" w:color="808080" w:sz="4"/>
+            </w:tcBorders>
+            <w:tcMar>
+              <w:top w:type="dxa" w:w="50"/>
+              <w:left w:type="dxa" w:w="90"/>
+              <w:bottom w:type="dxa" w:w="50"/>
+              <w:right w:type="dxa" w:w="90"/>
+            </w:tcMar>
+            <w:vAlign w:val="center"/>
+          </w:tcPr>
+          <w:p>
+            <w:pPr>
+              <w:keepNext/>
+              <w:spacing w:after="0" w:before="0" w:line="240" w:lineRule="auto"/>
+              <w:jc w:val="center"/>
+            </w:pPr>
+            <w:r>
+              <w:rPr>
+                <w:rFonts w:ascii="맑은 고딕" w:cs="맑은 고딕" w:eastAsia="맑은 고딕" w:hAnsi="맑은 고딕"/>
+                <w:sz w:val="26"/>
+                <w:szCs w:val="26"/>
+              </w:rPr>
+              <w:t xml:space="preserve">1</w:t>
+            </w:r>
+          </w:p>
+        </w:tc>
+        <w:tc>
+          <w:tcPr>
+            <w:tcW w:type="dxa" w:w="3855"/>
+            <w:tcBorders>
+              <w:top w:val="single" w:color="808080" w:sz="4"/>
+              <w:left w:val="single" w:color="808080" w:sz="4"/>
+              <w:bottom w:val="single" w:color="808080" w:sz="4"/>
+              <w:right w:val="single" w:color="808080" w:sz="4"/>
+            </w:tcBorders>
+            <w:tcMar>
+              <w:top w:type="dxa" w:w="50"/>
+              <w:left w:type="dxa" w:w="90"/>
+              <w:bottom w:type="dxa" w:w="50"/>
+              <w:right w:type="dxa" w:w="90"/>
+            </w:tcMar>
+            <w:vAlign w:val="center"/>
+          </w:tcPr>
+          <w:p>
+            <w:pPr>
+              <w:keepNext/>
+              <w:spacing w:after="0" w:before="0" w:line="240" w:lineRule="auto"/>
+              <w:jc w:val="center"/>
+            </w:pPr>
+            <w:r>
+              <w:rPr>
+                <w:rFonts w:ascii="맑은 고딕" w:cs="맑은 고딕" w:eastAsia="맑은 고딕" w:hAnsi="맑은 고딕"/>
+                <w:sz w:val="26"/>
+                <w:szCs w:val="26"/>
+              </w:rPr>
+              <w:t xml:space="preserve">2.990 ~ 3.003</w:t>
+            </w:r>
+          </w:p>
+        </w:tc>
+        <w:tc>
+          <w:tcPr>
+            <w:tcW w:type="dxa" w:w="3855"/>
+            <w:tcBorders>
+              <w:top w:val="single" w:color="808080" w:sz="4"/>
+              <w:left w:val="single" w:color="808080" w:sz="4"/>
+              <w:bottom w:val="single" w:color="808080" w:sz="4"/>
+              <w:right w:val="single" w:color="808080" w:sz="4"/>
+            </w:tcBorders>
+            <w:tcMar>
+              <w:top w:type="dxa" w:w="50"/>
+              <w:left w:type="dxa" w:w="90"/>
+              <w:bottom w:type="dxa" w:w="50"/>
+              <w:right w:type="dxa" w:w="90"/>
+            </w:tcMar>
+            <w:vAlign w:val="center"/>
+          </w:tcPr>
+          <w:p>
+            <w:pPr>
+              <w:keepNext/>
+              <w:spacing w:after="0" w:before="0" w:line="240" w:lineRule="auto"/>
+              <w:jc w:val="left"/>
+            </w:pPr>
+            <w:r>
+              <w:rPr>
+                <w:rFonts w:ascii="맑은 고딕" w:cs="맑은 고딕" w:eastAsia="맑은 고딕" w:hAnsi="맑은 고딕"/>
+                <w:sz w:val="26"/>
+                <w:szCs w:val="26"/>
+              </w:rPr>
+              <w:t xml:space="preserve">가공 전 몸통 지름</w:t>
+            </w:r>
+          </w:p>
+        </w:tc>
+      </w:tr>
+      <w:tr>
+        <w:trPr>
+          <w:cantSplit/>
+        </w:trPr>
+        <w:tc>
+          <w:tcPr>
+            <w:tcW w:type="dxa" w:w="1928"/>
+            <w:tcBorders>
+              <w:top w:val="single" w:color="808080" w:sz="4"/>
+              <w:left w:val="single" w:color="808080" w:sz="4"/>
+              <w:bottom w:val="single" w:color="808080" w:sz="4"/>
+              <w:right w:val="single" w:color="808080" w:sz="4"/>
+            </w:tcBorders>
+            <w:tcMar>
+              <w:top w:type="dxa" w:w="50"/>
+              <w:left w:type="dxa" w:w="90"/>
+              <w:bottom w:type="dxa" w:w="50"/>
+              <w:right w:type="dxa" w:w="90"/>
+            </w:tcMar>
+            <w:vAlign w:val="center"/>
+          </w:tcPr>
+          <w:p>
+            <w:pPr>
+              <w:keepNext/>
+              <w:spacing w:after="0" w:before="0" w:line="240" w:lineRule="auto"/>
+              <w:jc w:val="center"/>
+            </w:pPr>
+            <w:r>
+              <w:rPr>
+                <w:rFonts w:ascii="맑은 고딕" w:cs="맑은 고딕" w:eastAsia="맑은 고딕" w:hAnsi="맑은 고딕"/>
+                <w:sz w:val="26"/>
+                <w:szCs w:val="26"/>
+              </w:rPr>
+              <w:t xml:space="preserve">2</w:t>
+            </w:r>
+          </w:p>
+        </w:tc>
+        <w:tc>
+          <w:tcPr>
+            <w:tcW w:type="dxa" w:w="3855"/>
+            <w:tcBorders>
+              <w:top w:val="single" w:color="808080" w:sz="4"/>
+              <w:left w:val="single" w:color="808080" w:sz="4"/>
+              <w:bottom w:val="single" w:color="808080" w:sz="4"/>
+              <w:right w:val="single" w:color="808080" w:sz="4"/>
+            </w:tcBorders>
+            <w:tcMar>
+              <w:top w:type="dxa" w:w="50"/>
+              <w:left w:type="dxa" w:w="90"/>
+              <w:bottom w:type="dxa" w:w="50"/>
+              <w:right w:type="dxa" w:w="90"/>
+            </w:tcMar>
+            <w:vAlign w:val="center"/>
+          </w:tcPr>
+          <w:p>
+            <w:pPr>
+              <w:keepNext/>
+              <w:spacing w:after="0" w:before="0" w:line="240" w:lineRule="auto"/>
+              <w:jc w:val="center"/>
+            </w:pPr>
+            <w:r>
+              <w:rPr>
+                <w:rFonts w:ascii="맑은 고딕" w:cs="맑은 고딕" w:eastAsia="맑은 고딕" w:hAnsi="맑은 고딕"/>
+                <w:sz w:val="26"/>
+                <w:szCs w:val="26"/>
+              </w:rPr>
+              <w:t xml:space="preserve">약 3.00</w:t>
+            </w:r>
+          </w:p>
+        </w:tc>
+        <w:tc>
+          <w:tcPr>
+            <w:tcW w:type="dxa" w:w="3855"/>
+            <w:tcBorders>
+              <w:top w:val="single" w:color="808080" w:sz="4"/>
+              <w:left w:val="single" w:color="808080" w:sz="4"/>
+              <w:bottom w:val="single" w:color="808080" w:sz="4"/>
+              <w:right w:val="single" w:color="808080" w:sz="4"/>
+            </w:tcBorders>
+            <w:tcMar>
+              <w:top w:type="dxa" w:w="50"/>
+              <w:left w:type="dxa" w:w="90"/>
+              <w:bottom w:type="dxa" w:w="50"/>
+              <w:right w:type="dxa" w:w="90"/>
+            </w:tcMar>
+            <w:vAlign w:val="center"/>
+          </w:tcPr>
+          <w:p>
+            <w:pPr>
+              <w:keepNext/>
+              <w:spacing w:after="0" w:before="0" w:line="240" w:lineRule="auto"/>
+              <w:jc w:val="left"/>
+            </w:pPr>
+            <w:r>
+              <w:rPr>
+                <w:rFonts w:ascii="맑은 고딕" w:cs="맑은 고딕" w:eastAsia="맑은 고딕" w:hAnsi="맑은 고딕"/>
+                <w:sz w:val="26"/>
+                <w:szCs w:val="26"/>
+              </w:rPr>
+              <w:t xml:space="preserve">1회 측정값</w:t>
+            </w:r>
+          </w:p>
+        </w:tc>
+      </w:tr>
+      <w:tr>
+        <w:trPr>
+          <w:cantSplit/>
+        </w:trPr>
+        <w:tc>
+          <w:tcPr>
+            <w:tcW w:type="dxa" w:w="1928"/>
+            <w:tcBorders>
+              <w:top w:val="single" w:color="808080" w:sz="4"/>
+              <w:left w:val="single" w:color="808080" w:sz="4"/>
+              <w:bottom w:val="single" w:color="808080" w:sz="4"/>
+              <w:right w:val="single" w:color="808080" w:sz="4"/>
+            </w:tcBorders>
+            <w:tcMar>
+              <w:top w:type="dxa" w:w="50"/>
+              <w:left w:type="dxa" w:w="90"/>
+              <w:bottom w:type="dxa" w:w="50"/>
+              <w:right w:type="dxa" w:w="90"/>
+            </w:tcMar>
+            <w:vAlign w:val="center"/>
+          </w:tcPr>
+          <w:p>
+            <w:pPr>
+              <w:keepNext/>
+              <w:spacing w:after="0" w:before="0" w:line="240" w:lineRule="auto"/>
+              <w:jc w:val="center"/>
+            </w:pPr>
+            <w:r>
+              <w:rPr>
+                <w:rFonts w:ascii="맑은 고딕" w:cs="맑은 고딕" w:eastAsia="맑은 고딕" w:hAnsi="맑은 고딕"/>
+                <w:sz w:val="26"/>
+                <w:szCs w:val="26"/>
+              </w:rPr>
+              <w:t xml:space="preserve">3</w:t>
+            </w:r>
+          </w:p>
+        </w:tc>
+        <w:tc>
+          <w:tcPr>
+            <w:tcW w:type="dxa" w:w="3855"/>
+            <w:tcBorders>
+              <w:top w:val="single" w:color="808080" w:sz="4"/>
+              <w:left w:val="single" w:color="808080" w:sz="4"/>
+              <w:bottom w:val="single" w:color="808080" w:sz="4"/>
+              <w:right w:val="single" w:color="808080" w:sz="4"/>
+            </w:tcBorders>
+            <w:tcMar>
+              <w:top w:type="dxa" w:w="50"/>
+              <w:left w:type="dxa" w:w="90"/>
+              <w:bottom w:type="dxa" w:w="50"/>
+              <w:right w:type="dxa" w:w="90"/>
+            </w:tcMar>
+            <w:vAlign w:val="center"/>
+          </w:tcPr>
+          <w:p>
+            <w:pPr>
+              <w:keepNext/>
+              <w:spacing w:after="0" w:before="0" w:line="240" w:lineRule="auto"/>
+              <w:jc w:val="center"/>
+            </w:pPr>
+            <w:r>
+              <w:rPr>
+                <w:rFonts w:ascii="맑은 고딕" w:cs="맑은 고딕" w:eastAsia="맑은 고딕" w:hAnsi="맑은 고딕"/>
+                <w:sz w:val="26"/>
+                <w:szCs w:val="26"/>
+              </w:rPr>
+              <w:t xml:space="preserve">약 2.986 / 2.990</w:t>
+            </w:r>
+          </w:p>
+        </w:tc>
+        <w:tc>
+          <w:tcPr>
+            <w:tcW w:type="dxa" w:w="3855"/>
+            <w:tcBorders>
+              <w:top w:val="single" w:color="808080" w:sz="4"/>
+              <w:left w:val="single" w:color="808080" w:sz="4"/>
+              <w:bottom w:val="single" w:color="808080" w:sz="4"/>
+              <w:right w:val="single" w:color="808080" w:sz="4"/>
+            </w:tcBorders>
+            <w:tcMar>
+              <w:top w:type="dxa" w:w="50"/>
+              <w:left w:type="dxa" w:w="90"/>
+              <w:bottom w:type="dxa" w:w="50"/>
+              <w:right w:type="dxa" w:w="90"/>
+            </w:tcMar>
+            <w:vAlign w:val="center"/>
+          </w:tcPr>
+          <w:p>
+            <w:pPr>
+              <w:keepNext/>
+              <w:spacing w:after="0" w:before="0" w:line="240" w:lineRule="auto"/>
+              <w:jc w:val="left"/>
+            </w:pPr>
+            <w:r>
+              <w:rPr>
+                <w:rFonts w:ascii="맑은 고딕" w:cs="맑은 고딕" w:eastAsia="맑은 고딕" w:hAnsi="맑은 고딕"/>
+                <w:sz w:val="26"/>
+                <w:szCs w:val="26"/>
+              </w:rPr>
+              <w:t xml:space="preserve">2회 측정값(머리 쪽 / 테이퍼 쪽)</w:t>
+            </w:r>
+          </w:p>
+        </w:tc>
+      </w:tr>
+      <w:tr>
+        <w:trPr>
+          <w:cantSplit/>
+        </w:trPr>
+        <w:tc>
+          <w:tcPr>
+            <w:tcW w:type="dxa" w:w="1928"/>
+            <w:tcBorders>
+              <w:top w:val="single" w:color="808080" w:sz="4"/>
+              <w:left w:val="single" w:color="808080" w:sz="4"/>
+              <w:bottom w:val="single" w:color="808080" w:sz="4"/>
+              <w:right w:val="single" w:color="808080" w:sz="4"/>
+            </w:tcBorders>
+            <w:tcMar>
+              <w:top w:type="dxa" w:w="50"/>
+              <w:left w:type="dxa" w:w="90"/>
+              <w:bottom w:type="dxa" w:w="50"/>
+              <w:right w:type="dxa" w:w="90"/>
+            </w:tcMar>
+            <w:vAlign w:val="center"/>
+          </w:tcPr>
+          <w:p>
+            <w:pPr>
+              <w:keepNext w:val="false"/>
+              <w:spacing w:after="0" w:before="0" w:line="240" w:lineRule="auto"/>
+              <w:jc w:val="center"/>
+            </w:pPr>
+            <w:r>
+              <w:rPr>
+                <w:rFonts w:ascii="맑은 고딕" w:cs="맑은 고딕" w:eastAsia="맑은 고딕" w:hAnsi="맑은 고딕"/>
+                <w:sz w:val="26"/>
+                <w:szCs w:val="26"/>
+              </w:rPr>
+              <w:t xml:space="preserve">4</w:t>
+            </w:r>
+          </w:p>
+        </w:tc>
+        <w:tc>
+          <w:tcPr>
+            <w:tcW w:type="dxa" w:w="3855"/>
+            <w:tcBorders>
+              <w:top w:val="single" w:color="808080" w:sz="4"/>
+              <w:left w:val="single" w:color="808080" w:sz="4"/>
+              <w:bottom w:val="single" w:color="808080" w:sz="4"/>
+              <w:right w:val="single" w:color="808080" w:sz="4"/>
+            </w:tcBorders>
+            <w:tcMar>
+              <w:top w:type="dxa" w:w="50"/>
+              <w:left w:type="dxa" w:w="90"/>
+              <w:bottom w:type="dxa" w:w="50"/>
+              <w:right w:type="dxa" w:w="90"/>
+            </w:tcMar>
+            <w:vAlign w:val="center"/>
+          </w:tcPr>
+          <w:p>
+            <w:pPr>
+              <w:keepNext w:val="false"/>
+              <w:spacing w:after="0" w:before="0" w:line="240" w:lineRule="auto"/>
+              <w:jc w:val="center"/>
+            </w:pPr>
+            <w:r>
+              <w:rPr>
+                <w:rFonts w:ascii="맑은 고딕" w:cs="맑은 고딕" w:eastAsia="맑은 고딕" w:hAnsi="맑은 고딕"/>
+                <w:sz w:val="26"/>
+                <w:szCs w:val="26"/>
+              </w:rPr>
+              <w:t xml:space="preserve">약 2.921 / 2.932</w:t>
+            </w:r>
+          </w:p>
+        </w:tc>
+        <w:tc>
+          <w:tcPr>
+            <w:tcW w:type="dxa" w:w="3855"/>
+            <w:tcBorders>
+              <w:top w:val="single" w:color="808080" w:sz="4"/>
+              <w:left w:val="single" w:color="808080" w:sz="4"/>
+              <w:bottom w:val="single" w:color="808080" w:sz="4"/>
+              <w:right w:val="single" w:color="808080" w:sz="4"/>
+            </w:tcBorders>
+            <w:tcMar>
+              <w:top w:type="dxa" w:w="50"/>
+              <w:left w:type="dxa" w:w="90"/>
+              <w:bottom w:type="dxa" w:w="50"/>
+              <w:right w:type="dxa" w:w="90"/>
+            </w:tcMar>
+            <w:vAlign w:val="center"/>
+          </w:tcPr>
+          <w:p>
+            <w:pPr>
+              <w:keepNext w:val="false"/>
+              <w:spacing w:after="0" w:before="0" w:line="240" w:lineRule="auto"/>
+              <w:jc w:val="left"/>
+            </w:pPr>
+            <w:r>
+              <w:rPr>
+                <w:rFonts w:ascii="맑은 고딕" w:cs="맑은 고딕" w:eastAsia="맑은 고딕" w:hAnsi="맑은 고딕"/>
+                <w:sz w:val="26"/>
+                <w:szCs w:val="26"/>
+              </w:rPr>
+              <w:t xml:space="preserve">3회 측정값(머리 쪽 / 테이퍼 쪽)</w:t>
+            </w:r>
+          </w:p>
+        </w:tc>
+      </w:tr>
+    </w:tbl>
+    <w:p>
+      <w:pPr>
+        <w:pStyle w:val="Heading2"/>
+        <w:keepNext/>
+        <w:spacing w:after="100" w:before="220"/>
+      </w:pPr>
+      <w:r>
+        <w:rPr>
+          <w:rFonts w:ascii="맑은 고딕" w:cs="맑은 고딕" w:eastAsia="맑은 고딕" w:hAnsi="맑은 고딕"/>
+        </w:rPr>
+        <w:t xml:space="preserve">나. 프로그램 및 휠 파일</w:t>
+      </w:r>
+    </w:p>
+    <w:p>
+      <w:pPr>
+        <w:pStyle w:val="ListParagraph"/>
+        <w:numPr>
+          <w:ilvl w:val="0"/>
+          <w:numId w:val="2"/>
+        </w:numPr>
+        <w:spacing w:after="30" w:before="30" w:line="252" w:lineRule="auto"/>
+      </w:pPr>
+      <w:r>
+        <w:rPr>
+          <w:rFonts w:ascii="맑은 고딕" w:cs="맑은 고딕" w:eastAsia="맑은 고딕" w:hAnsi="맑은 고딕"/>
+          <w:sz w:val="30"/>
+          <w:szCs w:val="30"/>
+        </w:rPr>
+        <w:t xml:space="preserve">테스트 1: GX7_AFCY_D3.8_S6.tom (회차마다 같은 파일에 덮어씀, 2026. 10. 19. 원본은 GX7_AFCY_D3.8_S6_20261019_원본.tom으로 백업)</w:t>
+      </w:r>
+    </w:p>
+    <w:p>
+      <w:pPr>
+        <w:pStyle w:val="ListParagraph"/>
+        <w:numPr>
+          <w:ilvl w:val="0"/>
+          <w:numId w:val="2"/>
+        </w:numPr>
+        <w:spacing w:after="30" w:before="30" w:line="252" w:lineRule="auto"/>
+      </w:pPr>
+      <w:r>
+        <w:rPr>
+          <w:rFonts w:ascii="맑은 고딕" w:cs="맑은 고딕" w:eastAsia="맑은 고딕" w:hAnsi="맑은 고딕"/>
+          <w:sz w:val="30"/>
+          <w:szCs w:val="30"/>
+        </w:rPr>
+        <w:t xml:space="preserve">테스트 2: GX7_AFCY_D3.8_S6_Roughing.tom</w:t>
+      </w:r>
+    </w:p>
+    <w:p>
+      <w:pPr>
+        <w:pStyle w:val="ListParagraph"/>
+        <w:numPr>
+          <w:ilvl w:val="0"/>
+          <w:numId w:val="2"/>
+        </w:numPr>
+        <w:spacing w:after="30" w:before="30" w:line="252" w:lineRule="auto"/>
+      </w:pPr>
+      <w:r>
+        <w:rPr>
+          <w:rFonts w:ascii="맑은 고딕" w:cs="맑은 고딕" w:eastAsia="맑은 고딕" w:hAnsi="맑은 고딕"/>
+          <w:sz w:val="30"/>
+          <w:szCs w:val="30"/>
+        </w:rPr>
+        <w:t xml:space="preserve">휠: GX7_Cylindrical_HID12_PRE_1.wpk (폭 10.487 mm 원통으로 단순 등록)</w:t>
+      </w:r>
+    </w:p>
+    <w:p>
+      <w:pPr>
+        <w:pStyle w:val="Heading2"/>
+        <w:keepNext/>
+        <w:spacing w:after="100" w:before="220"/>
+      </w:pPr>
+      <w:r>
+        <w:rPr>
+          <w:rFonts w:ascii="맑은 고딕" w:cs="맑은 고딕" w:eastAsia="맑은 고딕" w:hAnsi="맑은 고딕"/>
+        </w:rPr>
+        <w:t xml:space="preserve">다. 사내 기록 위치</w:t>
+      </w:r>
+    </w:p>
+    <w:p>
+      <w:pPr>
+        <w:pStyle w:val="ListParagraph"/>
+        <w:numPr>
+          <w:ilvl w:val="0"/>
+          <w:numId w:val="2"/>
+        </w:numPr>
+        <w:spacing w:after="30" w:before="30" w:line="252" w:lineRule="auto"/>
+      </w:pPr>
+      <w:r>
+        <w:rPr>
+          <w:rFonts w:ascii="맑은 고딕" w:cs="맑은 고딕" w:eastAsia="맑은 고딕" w:hAnsi="맑은 고딕"/>
+          <w:sz w:val="30"/>
+          <w:szCs w:val="30"/>
+        </w:rPr>
+        <w:t xml:space="preserve">시험 기록: cnc-wiki wiki/cadcam/원통연삭-넥-시험-AFCY-D3-2026-10-20.md</w:t>
+      </w:r>
+    </w:p>
+    <w:p>
+      <w:pPr>
+        <w:pStyle w:val="ListParagraph"/>
+        <w:numPr>
+          <w:ilvl w:val="0"/>
+          <w:numId w:val="2"/>
+        </w:numPr>
+        <w:spacing w:after="30" w:before="30" w:line="252" w:lineRule="auto"/>
+      </w:pPr>
+      <w:r>
+        <w:rPr>
+          <w:rFonts w:ascii="맑은 고딕" w:cs="맑은 고딕" w:eastAsia="맑은 고딕" w:hAnsi="맑은 고딕"/>
+          <w:sz w:val="30"/>
+          <w:szCs w:val="30"/>
+        </w:rPr>
+        <w:t xml:space="preserve">기록표: wiki/reports/01_연삭조건/넥_원통연삭_시험연삭_기록표_v1.xlsx</w:t>
+      </w:r>
+    </w:p>
+    <w:p>
+      <w:pPr>
+        <w:pStyle w:val="ListParagraph"/>
+        <w:numPr>
+          <w:ilvl w:val="0"/>
+          <w:numId w:val="2"/>
+        </w:numPr>
+        <w:spacing w:after="30" w:before="30" w:line="252" w:lineRule="auto"/>
+      </w:pPr>
+      <w:r>
+        <w:rPr>
+          <w:rFonts w:ascii="맑은 고딕" w:cs="맑은 고딕" w:eastAsia="맑은 고딕" w:hAnsi="맑은 고딕"/>
+          <w:sz w:val="30"/>
+          <w:szCs w:val="30"/>
+        </w:rPr>
+        <w:t xml:space="preserve">결정 기록: decisions.md 2026-10-20 (2) 넥 기준, (4) 실측 D 기준, (5) 진입 자국 대책, 2026-10-21 (3) 넥 끝 보정 보류 및 드레싱</w:t>
+      </w:r>
+    </w:p>
+    <w:p>
+      <w:pPr>
+        <w:pStyle w:val="ListParagraph"/>
+        <w:numPr>
+          <w:ilvl w:val="0"/>
+          <w:numId w:val="2"/>
+        </w:numPr>
+        <w:spacing w:after="30" w:before="30" w:line="252" w:lineRule="auto"/>
+      </w:pPr>
+      <w:r>
+        <w:rPr>
+          <w:rFonts w:ascii="맑은 고딕" w:cs="맑은 고딕" w:eastAsia="맑은 고딕" w:hAnsi="맑은 고딕"/>
+          <w:sz w:val="30"/>
+          <w:szCs w:val="30"/>
+        </w:rPr>
+        <w:t xml:space="preserve">출처: [VEN-ANCA-IGRIND-CYCLES], [VEN-MITUTOYO-293-340], [VEN-OSG-AELNBDN], [VEN-OSG-WXLLNEBD], [VEN-OSG-AELNVMSS], [VEN-MITSU-XLB], [VEN-MITSU-MS2XL], [VEN-MICRO100-REDNECK]</w:t>
+      </w:r>
+    </w:p>
+    <w:p>
+      <w:pPr>
+        <w:pStyle w:val="Heading2"/>
+        <w:keepNext/>
+        <w:spacing w:after="100" w:before="220"/>
+      </w:pPr>
+      <w:r>
+        <w:rPr>
+          <w:rFonts w:ascii="맑은 고딕" w:cs="맑은 고딕" w:eastAsia="맑은 고딕" w:hAnsi="맑은 고딕"/>
+        </w:rPr>
+        <w:t xml:space="preserve">라. 시험 중 정정한 해석</w:t>
+      </w:r>
+    </w:p>
+    <w:p>
+      <w:pPr>
+        <w:keepNext/>
+        <w:spacing w:after="80" w:before="160"/>
+        <w:jc w:val="center"/>
+      </w:pPr>
+      <w:r>
+        <w:rPr>
+          <w:rFonts w:ascii="맑은 고딕" w:cs="맑은 고딕" w:eastAsia="맑은 고딕" w:hAnsi="맑은 고딕"/>
+          <w:b/>
+          <w:bCs/>
+          <w:sz w:val="26"/>
+          <w:szCs w:val="26"/>
+        </w:rPr>
+        <w:t xml:space="preserve">부록 표 2. 시험 중 정정한 해석</w:t>
       </w:r>
     </w:p>
     <w:tbl>
@@ -7633,7 +9846,7 @@
           <w:p>
             <w:pPr>
               <w:keepNext/>
-              <w:spacing w:after="0" w:before="0" w:line="276"/>
+              <w:spacing w:after="0" w:before="0" w:line="240" w:lineRule="auto"/>
               <w:jc w:val="center"/>
             </w:pPr>
             <w:r>
@@ -7669,7 +9882,7 @@
           <w:p>
             <w:pPr>
               <w:keepNext/>
-              <w:spacing w:after="0" w:before="0" w:line="276"/>
+              <w:spacing w:after="0" w:before="0" w:line="240" w:lineRule="auto"/>
               <w:jc w:val="center"/>
             </w:pPr>
             <w:r>
@@ -7705,7 +9918,7 @@
           <w:p>
             <w:pPr>
               <w:keepNext/>
-              <w:spacing w:after="0" w:before="0" w:line="276"/>
+              <w:spacing w:after="0" w:before="0" w:line="240" w:lineRule="auto"/>
               <w:jc w:val="center"/>
             </w:pPr>
             <w:r>
@@ -7745,7 +9958,7 @@
           <w:p>
             <w:pPr>
               <w:keepNext/>
-              <w:spacing w:after="0" w:before="0" w:line="276"/>
+              <w:spacing w:after="0" w:before="0" w:line="240" w:lineRule="auto"/>
               <w:jc w:val="left"/>
             </w:pPr>
             <w:r>
@@ -7778,7 +9991,7 @@
           <w:p>
             <w:pPr>
               <w:keepNext/>
-              <w:spacing w:after="0" w:before="0" w:line="276"/>
+              <w:spacing w:after="0" w:before="0" w:line="240" w:lineRule="auto"/>
               <w:jc w:val="left"/>
             </w:pPr>
             <w:r>
@@ -7811,7 +10024,7 @@
           <w:p>
             <w:pPr>
               <w:keepNext/>
-              <w:spacing w:after="0" w:before="0" w:line="276"/>
+              <w:spacing w:after="0" w:before="0" w:line="240" w:lineRule="auto"/>
               <w:jc w:val="left"/>
             </w:pPr>
             <w:r>
@@ -7849,7 +10062,7 @@
           <w:p>
             <w:pPr>
               <w:keepNext/>
-              <w:spacing w:after="0" w:before="0" w:line="276"/>
+              <w:spacing w:after="0" w:before="0" w:line="240" w:lineRule="auto"/>
               <w:jc w:val="left"/>
             </w:pPr>
             <w:r>
@@ -7882,7 +10095,7 @@
           <w:p>
             <w:pPr>
               <w:keepNext/>
-              <w:spacing w:after="0" w:before="0" w:line="276"/>
+              <w:spacing w:after="0" w:before="0" w:line="240" w:lineRule="auto"/>
               <w:jc w:val="left"/>
             </w:pPr>
             <w:r>
@@ -7915,7 +10128,7 @@
           <w:p>
             <w:pPr>
               <w:keepNext/>
-              <w:spacing w:after="0" w:before="0" w:line="276"/>
+              <w:spacing w:after="0" w:before="0" w:line="240" w:lineRule="auto"/>
               <w:jc w:val="left"/>
             </w:pPr>
             <w:r>
@@ -7953,7 +10166,7 @@
           <w:p>
             <w:pPr>
               <w:keepNext/>
-              <w:spacing w:after="0" w:before="0" w:line="276"/>
+              <w:spacing w:after="0" w:before="0" w:line="240" w:lineRule="auto"/>
               <w:jc w:val="left"/>
             </w:pPr>
             <w:r>
@@ -7986,7 +10199,7 @@
           <w:p>
             <w:pPr>
               <w:keepNext/>
-              <w:spacing w:after="0" w:before="0" w:line="276"/>
+              <w:spacing w:after="0" w:before="0" w:line="240" w:lineRule="auto"/>
               <w:jc w:val="left"/>
             </w:pPr>
             <w:r>
@@ -8019,7 +10232,7 @@
           <w:p>
             <w:pPr>
               <w:keepNext/>
-              <w:spacing w:after="0" w:before="0" w:line="276"/>
+              <w:spacing w:after="0" w:before="0" w:line="240" w:lineRule="auto"/>
               <w:jc w:val="left"/>
             </w:pPr>
             <w:r>
@@ -8057,7 +10270,7 @@
           <w:p>
             <w:pPr>
               <w:keepNext/>
-              <w:spacing w:after="0" w:before="0" w:line="276"/>
+              <w:spacing w:after="0" w:before="0" w:line="240" w:lineRule="auto"/>
               <w:jc w:val="left"/>
             </w:pPr>
             <w:r>
@@ -8090,7 +10303,7 @@
           <w:p>
             <w:pPr>
               <w:keepNext/>
-              <w:spacing w:after="0" w:before="0" w:line="276"/>
+              <w:spacing w:after="0" w:before="0" w:line="240" w:lineRule="auto"/>
               <w:jc w:val="left"/>
             </w:pPr>
             <w:r>
@@ -8123,7 +10336,7 @@
           <w:p>
             <w:pPr>
               <w:keepNext/>
-              <w:spacing w:after="0" w:before="0" w:line="276"/>
+              <w:spacing w:after="0" w:before="0" w:line="240" w:lineRule="auto"/>
               <w:jc w:val="left"/>
             </w:pPr>
             <w:r>
@@ -8161,7 +10374,7 @@
           <w:p>
             <w:pPr>
               <w:keepNext w:val="false"/>
-              <w:spacing w:after="0" w:before="0" w:line="276"/>
+              <w:spacing w:after="0" w:before="0" w:line="240" w:lineRule="auto"/>
               <w:jc w:val="left"/>
             </w:pPr>
             <w:r>
@@ -8194,7 +10407,7 @@
           <w:p>
             <w:pPr>
               <w:keepNext w:val="false"/>
-              <w:spacing w:after="0" w:before="0" w:line="276"/>
+              <w:spacing w:after="0" w:before="0" w:line="240" w:lineRule="auto"/>
               <w:jc w:val="left"/>
             </w:pPr>
             <w:r>
@@ -8227,7 +10440,7 @@
           <w:p>
             <w:pPr>
               <w:keepNext w:val="false"/>
-              <w:spacing w:after="0" w:before="0" w:line="276"/>
+              <w:spacing w:after="0" w:before="0" w:line="240" w:lineRule="auto"/>
               <w:jc w:val="left"/>
             </w:pPr>
             <w:r>
@@ -8242,19 +10455,6 @@
         </w:tc>
       </w:tr>
     </w:tbl>
-    <w:p>
-      <w:pPr>
-        <w:pStyle w:val="Heading1"/>
-        <w:keepNext/>
-        <w:spacing w:after="160" w:before="360"/>
-      </w:pPr>
-      <w:r>
-        <w:rPr>
-          <w:rFonts w:ascii="맑은 고딕" w:cs="맑은 고딕" w:eastAsia="맑은 고딕" w:hAnsi="맑은 고딕"/>
-        </w:rPr>
-        <w:t xml:space="preserve">5. 결론 및 향후 계획</w:t>
-      </w:r>
-    </w:p>
     <w:p>
       <w:pPr>
         <w:pStyle w:val="Heading2"/>
@@ -8265,90 +10465,7 @@
         <w:rPr>
           <w:rFonts w:ascii="맑은 고딕" w:cs="맑은 고딕" w:eastAsia="맑은 고딕" w:hAnsi="맑은 고딕"/>
         </w:rPr>
-        <w:t xml:space="preserve">가. 결론</w:t>
-      </w:r>
-    </w:p>
-    <w:p>
-      <w:pPr>
-        <w:spacing w:after="60" w:before="60" w:line="312"/>
-        <w:ind w:left="560" w:hanging="560"/>
-      </w:pPr>
-      <w:r>
-        <w:rPr>
-          <w:rFonts w:ascii="맑은 고딕" w:cs="맑은 고딕" w:eastAsia="맑은 고딕" w:hAnsi="맑은 고딕"/>
-          <w:sz w:val="30"/>
-          <w:szCs w:val="30"/>
-        </w:rPr>
-        <w:t xml:space="preserve">(1) 정삭만으로 연삭한 테스트 1은 4회째 넥 지름 2.853 ~ 2.862 mm로 허용 범위(2.807 ~ 2.881 mm) 안에 들어 치수 합격임</w:t>
-      </w:r>
-    </w:p>
-    <w:p>
-      <w:pPr>
-        <w:spacing w:after="60" w:before="60" w:line="312"/>
-        <w:ind w:left="560" w:hanging="560"/>
-      </w:pPr>
-      <w:r>
-        <w:rPr>
-          <w:rFonts w:ascii="맑은 고딕" w:cs="맑은 고딕" w:eastAsia="맑은 고딕" w:hAnsi="맑은 고딕"/>
-          <w:sz w:val="30"/>
-          <w:szCs w:val="30"/>
-        </w:rPr>
-        <w:t xml:space="preserve">(2) 정삭만 적용하면 진입 위치에 매회 자국이 남으며, 황삭 대각선 진입, 정삭 여유 0.020 mm, 정삭 진입 속도 0.5 mm/min을 함께 적용하면 자국이 없어짐(테스트 2)</w:t>
-      </w:r>
-    </w:p>
-    <w:p>
-      <w:pPr>
-        <w:spacing w:after="60" w:before="60" w:line="312"/>
-        <w:ind w:left="560" w:hanging="560"/>
-      </w:pPr>
-      <w:r>
-        <w:rPr>
-          <w:rFonts w:ascii="맑은 고딕" w:cs="맑은 고딕" w:eastAsia="맑은 고딕" w:hAnsi="맑은 고딕"/>
-          <w:sz w:val="30"/>
-          <w:szCs w:val="30"/>
-        </w:rPr>
-        <w:t xml:space="preserve">(3) 두 공구 모두 측정값이 입력값보다 0.063 ~ 0.065 mm 크게 나옴. 현재 휠 상태에서는 입력값을 목표보다 0.065 mm 작게 넣어야 함</w:t>
-      </w:r>
-    </w:p>
-    <w:p>
-      <w:pPr>
-        <w:spacing w:after="60" w:before="60" w:line="312"/>
-        <w:ind w:left="560" w:hanging="560"/>
-      </w:pPr>
-      <w:r>
-        <w:rPr>
-          <w:rFonts w:ascii="맑은 고딕" w:cs="맑은 고딕" w:eastAsia="맑은 고딕" w:hAnsi="맑은 고딕"/>
-          <w:sz w:val="30"/>
-          <w:szCs w:val="30"/>
-        </w:rPr>
-        <w:t xml:space="preserve">(4) 넥 끝은 휠 12° 면 때문에 입력 끝 위치보다 약 7 mm 앞에서 끝나는 것으로 보이나, 공구 2개 중 1개만 맞아 추가 확인이 필요함</w:t>
-      </w:r>
-    </w:p>
-    <w:p>
-      <w:pPr>
-        <w:spacing w:after="60" w:before="60" w:line="312"/>
-        <w:ind w:left="560" w:hanging="560"/>
-      </w:pPr>
-      <w:r>
-        <w:rPr>
-          <w:rFonts w:ascii="맑은 고딕" w:cs="맑은 고딕" w:eastAsia="맑은 고딕" w:hAnsi="맑은 고딕"/>
-          <w:sz w:val="30"/>
-          <w:szCs w:val="30"/>
-        </w:rPr>
-        <w:t xml:space="preserve">(5) 모든 결과는 공구 2개의 시험값이며 양산에는 적용하지 않음</w:t>
-      </w:r>
-    </w:p>
-    <w:p>
-      <w:pPr>
-        <w:pStyle w:val="Heading2"/>
-        <w:keepNext/>
-        <w:spacing w:after="100" w:before="220"/>
-      </w:pPr>
-      <w:r>
-        <w:rPr>
-          <w:rFonts w:ascii="맑은 고딕" w:cs="맑은 고딕" w:eastAsia="맑은 고딕" w:hAnsi="맑은 고딕"/>
-        </w:rPr>
-        <w:t xml:space="preserve">나. 목표 달성도</w:t>
+        <w:t xml:space="preserve">마. 변경 이력</w:t>
       </w:r>
     </w:p>
     <w:p>
@@ -8365,2568 +10482,7 @@
           <w:sz w:val="26"/>
           <w:szCs w:val="26"/>
         </w:rPr>
-        <w:t xml:space="preserve">표 8. 목표 달성도</w:t>
-      </w:r>
-    </w:p>
-    <w:tbl>
-      <w:tblPr>
-        <w:tblW w:type="dxa" w:w="9638"/>
-        <w:tblBorders>
-          <w:top w:val="single" w:color="auto" w:sz="4"/>
-          <w:left w:val="single" w:color="auto" w:sz="4"/>
-          <w:bottom w:val="single" w:color="auto" w:sz="4"/>
-          <w:right w:val="single" w:color="auto" w:sz="4"/>
-          <w:insideH w:val="single" w:color="auto" w:sz="4"/>
-          <w:insideV w:val="single" w:color="auto" w:sz="4"/>
-        </w:tblBorders>
-      </w:tblPr>
-      <w:tblGrid>
-        <w:gridCol w:w="2313"/>
-        <w:gridCol w:w="2120"/>
-        <w:gridCol w:w="2313"/>
-        <w:gridCol w:w="1349"/>
-        <w:gridCol w:w="1543"/>
-      </w:tblGrid>
-      <w:tr>
-        <w:trPr>
-          <w:cantSplit/>
-          <w:tblHeader/>
-        </w:trPr>
-        <w:tc>
-          <w:tcPr>
-            <w:tcW w:type="dxa" w:w="2313"/>
-            <w:tcBorders>
-              <w:top w:val="single" w:color="808080" w:sz="4"/>
-              <w:left w:val="single" w:color="808080" w:sz="4"/>
-              <w:bottom w:val="single" w:color="808080" w:sz="4"/>
-              <w:right w:val="single" w:color="808080" w:sz="4"/>
-            </w:tcBorders>
-            <w:shd w:fill="E7EDF3" w:color="auto" w:val="clear"/>
-            <w:tcMar>
-              <w:top w:type="dxa" w:w="50"/>
-              <w:left w:type="dxa" w:w="90"/>
-              <w:bottom w:type="dxa" w:w="50"/>
-              <w:right w:type="dxa" w:w="90"/>
-            </w:tcMar>
-            <w:vAlign w:val="center"/>
-          </w:tcPr>
-          <w:p>
-            <w:pPr>
-              <w:keepNext/>
-              <w:spacing w:after="0" w:before="0" w:line="276"/>
-              <w:jc w:val="center"/>
-            </w:pPr>
-            <w:r>
-              <w:rPr>
-                <w:rFonts w:ascii="맑은 고딕" w:cs="맑은 고딕" w:eastAsia="맑은 고딕" w:hAnsi="맑은 고딕"/>
-                <w:b/>
-                <w:bCs/>
-                <w:sz w:val="26"/>
-                <w:szCs w:val="26"/>
-              </w:rPr>
-              <w:t xml:space="preserve">평가 항목</w:t>
-            </w:r>
-          </w:p>
-        </w:tc>
-        <w:tc>
-          <w:tcPr>
-            <w:tcW w:type="dxa" w:w="2120"/>
-            <w:tcBorders>
-              <w:top w:val="single" w:color="808080" w:sz="4"/>
-              <w:left w:val="single" w:color="808080" w:sz="4"/>
-              <w:bottom w:val="single" w:color="808080" w:sz="4"/>
-              <w:right w:val="single" w:color="808080" w:sz="4"/>
-            </w:tcBorders>
-            <w:shd w:fill="E7EDF3" w:color="auto" w:val="clear"/>
-            <w:tcMar>
-              <w:top w:type="dxa" w:w="50"/>
-              <w:left w:type="dxa" w:w="90"/>
-              <w:bottom w:type="dxa" w:w="50"/>
-              <w:right w:type="dxa" w:w="90"/>
-            </w:tcMar>
-            <w:vAlign w:val="center"/>
-          </w:tcPr>
-          <w:p>
-            <w:pPr>
-              <w:keepNext/>
-              <w:spacing w:after="0" w:before="0" w:line="276"/>
-              <w:jc w:val="center"/>
-            </w:pPr>
-            <w:r>
-              <w:rPr>
-                <w:rFonts w:ascii="맑은 고딕" w:cs="맑은 고딕" w:eastAsia="맑은 고딕" w:hAnsi="맑은 고딕"/>
-                <w:b/>
-                <w:bCs/>
-                <w:sz w:val="26"/>
-                <w:szCs w:val="26"/>
-              </w:rPr>
-              <w:t xml:space="preserve">목표</w:t>
-            </w:r>
-          </w:p>
-        </w:tc>
-        <w:tc>
-          <w:tcPr>
-            <w:tcW w:type="dxa" w:w="2313"/>
-            <w:tcBorders>
-              <w:top w:val="single" w:color="808080" w:sz="4"/>
-              <w:left w:val="single" w:color="808080" w:sz="4"/>
-              <w:bottom w:val="single" w:color="808080" w:sz="4"/>
-              <w:right w:val="single" w:color="808080" w:sz="4"/>
-            </w:tcBorders>
-            <w:shd w:fill="E7EDF3" w:color="auto" w:val="clear"/>
-            <w:tcMar>
-              <w:top w:type="dxa" w:w="50"/>
-              <w:left w:type="dxa" w:w="90"/>
-              <w:bottom w:type="dxa" w:w="50"/>
-              <w:right w:type="dxa" w:w="90"/>
-            </w:tcMar>
-            <w:vAlign w:val="center"/>
-          </w:tcPr>
-          <w:p>
-            <w:pPr>
-              <w:keepNext/>
-              <w:spacing w:after="0" w:before="0" w:line="276"/>
-              <w:jc w:val="center"/>
-            </w:pPr>
-            <w:r>
-              <w:rPr>
-                <w:rFonts w:ascii="맑은 고딕" w:cs="맑은 고딕" w:eastAsia="맑은 고딕" w:hAnsi="맑은 고딕"/>
-                <w:b/>
-                <w:bCs/>
-                <w:sz w:val="26"/>
-                <w:szCs w:val="26"/>
-              </w:rPr>
-              <w:t xml:space="preserve">결과</w:t>
-            </w:r>
-          </w:p>
-        </w:tc>
-        <w:tc>
-          <w:tcPr>
-            <w:tcW w:type="dxa" w:w="1349"/>
-            <w:tcBorders>
-              <w:top w:val="single" w:color="808080" w:sz="4"/>
-              <w:left w:val="single" w:color="808080" w:sz="4"/>
-              <w:bottom w:val="single" w:color="808080" w:sz="4"/>
-              <w:right w:val="single" w:color="808080" w:sz="4"/>
-            </w:tcBorders>
-            <w:shd w:fill="E7EDF3" w:color="auto" w:val="clear"/>
-            <w:tcMar>
-              <w:top w:type="dxa" w:w="50"/>
-              <w:left w:type="dxa" w:w="90"/>
-              <w:bottom w:type="dxa" w:w="50"/>
-              <w:right w:type="dxa" w:w="90"/>
-            </w:tcMar>
-            <w:vAlign w:val="center"/>
-          </w:tcPr>
-          <w:p>
-            <w:pPr>
-              <w:keepNext/>
-              <w:spacing w:after="0" w:before="0" w:line="276"/>
-              <w:jc w:val="center"/>
-            </w:pPr>
-            <w:r>
-              <w:rPr>
-                <w:rFonts w:ascii="맑은 고딕" w:cs="맑은 고딕" w:eastAsia="맑은 고딕" w:hAnsi="맑은 고딕"/>
-                <w:b/>
-                <w:bCs/>
-                <w:sz w:val="26"/>
-                <w:szCs w:val="26"/>
-              </w:rPr>
-              <w:t xml:space="preserve">달성 여부</w:t>
-            </w:r>
-          </w:p>
-        </w:tc>
-        <w:tc>
-          <w:tcPr>
-            <w:tcW w:type="dxa" w:w="1543"/>
-            <w:tcBorders>
-              <w:top w:val="single" w:color="808080" w:sz="4"/>
-              <w:left w:val="single" w:color="808080" w:sz="4"/>
-              <w:bottom w:val="single" w:color="808080" w:sz="4"/>
-              <w:right w:val="single" w:color="808080" w:sz="4"/>
-            </w:tcBorders>
-            <w:shd w:fill="E7EDF3" w:color="auto" w:val="clear"/>
-            <w:tcMar>
-              <w:top w:type="dxa" w:w="50"/>
-              <w:left w:type="dxa" w:w="90"/>
-              <w:bottom w:type="dxa" w:w="50"/>
-              <w:right w:type="dxa" w:w="90"/>
-            </w:tcMar>
-            <w:vAlign w:val="center"/>
-          </w:tcPr>
-          <w:p>
-            <w:pPr>
-              <w:keepNext/>
-              <w:spacing w:after="0" w:before="0" w:line="276"/>
-              <w:jc w:val="center"/>
-            </w:pPr>
-            <w:r>
-              <w:rPr>
-                <w:rFonts w:ascii="맑은 고딕" w:cs="맑은 고딕" w:eastAsia="맑은 고딕" w:hAnsi="맑은 고딕"/>
-                <w:b/>
-                <w:bCs/>
-                <w:sz w:val="26"/>
-                <w:szCs w:val="26"/>
-              </w:rPr>
-              <w:t xml:space="preserve">비고</w:t>
-            </w:r>
-          </w:p>
-        </w:tc>
-      </w:tr>
-      <w:tr>
-        <w:trPr>
-          <w:cantSplit/>
-        </w:trPr>
-        <w:tc>
-          <w:tcPr>
-            <w:tcW w:type="dxa" w:w="2313"/>
-            <w:tcBorders>
-              <w:top w:val="single" w:color="808080" w:sz="4"/>
-              <w:left w:val="single" w:color="808080" w:sz="4"/>
-              <w:bottom w:val="single" w:color="808080" w:sz="4"/>
-              <w:right w:val="single" w:color="808080" w:sz="4"/>
-            </w:tcBorders>
-            <w:tcMar>
-              <w:top w:type="dxa" w:w="50"/>
-              <w:left w:type="dxa" w:w="90"/>
-              <w:bottom w:type="dxa" w:w="50"/>
-              <w:right w:type="dxa" w:w="90"/>
-            </w:tcMar>
-            <w:vAlign w:val="center"/>
-          </w:tcPr>
-          <w:p>
-            <w:pPr>
-              <w:keepNext/>
-              <w:spacing w:after="0" w:before="0" w:line="276"/>
-              <w:jc w:val="left"/>
-            </w:pPr>
-            <w:r>
-              <w:rPr>
-                <w:rFonts w:ascii="맑은 고딕" w:cs="맑은 고딕" w:eastAsia="맑은 고딕" w:hAnsi="맑은 고딕"/>
-                <w:sz w:val="26"/>
-                <w:szCs w:val="26"/>
-              </w:rPr>
-              <w:t xml:space="preserve">넥 지름 (테스트 1)</w:t>
-            </w:r>
-          </w:p>
-        </w:tc>
-        <w:tc>
-          <w:tcPr>
-            <w:tcW w:type="dxa" w:w="2120"/>
-            <w:tcBorders>
-              <w:top w:val="single" w:color="808080" w:sz="4"/>
-              <w:left w:val="single" w:color="808080" w:sz="4"/>
-              <w:bottom w:val="single" w:color="808080" w:sz="4"/>
-              <w:right w:val="single" w:color="808080" w:sz="4"/>
-            </w:tcBorders>
-            <w:tcMar>
-              <w:top w:type="dxa" w:w="50"/>
-              <w:left w:type="dxa" w:w="90"/>
-              <w:bottom w:type="dxa" w:w="50"/>
-              <w:right w:type="dxa" w:w="90"/>
-            </w:tcMar>
-            <w:vAlign w:val="center"/>
-          </w:tcPr>
-          <w:p>
-            <w:pPr>
-              <w:keepNext/>
-              <w:spacing w:after="0" w:before="0" w:line="276"/>
-              <w:jc w:val="center"/>
-            </w:pPr>
-            <w:r>
-              <w:rPr>
-                <w:rFonts w:ascii="맑은 고딕" w:cs="맑은 고딕" w:eastAsia="맑은 고딕" w:hAnsi="맑은 고딕"/>
-                <w:sz w:val="26"/>
-                <w:szCs w:val="26"/>
-              </w:rPr>
-              <w:t xml:space="preserve">2.807~2.881 mm</w:t>
-            </w:r>
-          </w:p>
-        </w:tc>
-        <w:tc>
-          <w:tcPr>
-            <w:tcW w:type="dxa" w:w="2313"/>
-            <w:tcBorders>
-              <w:top w:val="single" w:color="808080" w:sz="4"/>
-              <w:left w:val="single" w:color="808080" w:sz="4"/>
-              <w:bottom w:val="single" w:color="808080" w:sz="4"/>
-              <w:right w:val="single" w:color="808080" w:sz="4"/>
-            </w:tcBorders>
-            <w:tcMar>
-              <w:top w:type="dxa" w:w="50"/>
-              <w:left w:type="dxa" w:w="90"/>
-              <w:bottom w:type="dxa" w:w="50"/>
-              <w:right w:type="dxa" w:w="90"/>
-            </w:tcMar>
-            <w:vAlign w:val="center"/>
-          </w:tcPr>
-          <w:p>
-            <w:pPr>
-              <w:keepNext/>
-              <w:spacing w:after="0" w:before="0" w:line="276"/>
-              <w:jc w:val="center"/>
-            </w:pPr>
-            <w:r>
-              <w:rPr>
-                <w:rFonts w:ascii="맑은 고딕" w:cs="맑은 고딕" w:eastAsia="맑은 고딕" w:hAnsi="맑은 고딕"/>
-                <w:sz w:val="26"/>
-                <w:szCs w:val="26"/>
-              </w:rPr>
-              <w:t xml:space="preserve">2.853~2.862 mm</w:t>
-            </w:r>
-          </w:p>
-        </w:tc>
-        <w:tc>
-          <w:tcPr>
-            <w:tcW w:type="dxa" w:w="1349"/>
-            <w:tcBorders>
-              <w:top w:val="single" w:color="808080" w:sz="4"/>
-              <w:left w:val="single" w:color="808080" w:sz="4"/>
-              <w:bottom w:val="single" w:color="808080" w:sz="4"/>
-              <w:right w:val="single" w:color="808080" w:sz="4"/>
-            </w:tcBorders>
-            <w:tcMar>
-              <w:top w:type="dxa" w:w="50"/>
-              <w:left w:type="dxa" w:w="90"/>
-              <w:bottom w:type="dxa" w:w="50"/>
-              <w:right w:type="dxa" w:w="90"/>
-            </w:tcMar>
-            <w:vAlign w:val="center"/>
-          </w:tcPr>
-          <w:p>
-            <w:pPr>
-              <w:keepNext/>
-              <w:spacing w:after="0" w:before="0" w:line="276"/>
-              <w:jc w:val="center"/>
-            </w:pPr>
-            <w:r>
-              <w:rPr>
-                <w:rFonts w:ascii="맑은 고딕" w:cs="맑은 고딕" w:eastAsia="맑은 고딕" w:hAnsi="맑은 고딕"/>
-                <w:sz w:val="26"/>
-                <w:szCs w:val="26"/>
-              </w:rPr>
-              <w:t xml:space="preserve">달성</w:t>
-            </w:r>
-          </w:p>
-        </w:tc>
-        <w:tc>
-          <w:tcPr>
-            <w:tcW w:type="dxa" w:w="1543"/>
-            <w:tcBorders>
-              <w:top w:val="single" w:color="808080" w:sz="4"/>
-              <w:left w:val="single" w:color="808080" w:sz="4"/>
-              <w:bottom w:val="single" w:color="808080" w:sz="4"/>
-              <w:right w:val="single" w:color="808080" w:sz="4"/>
-            </w:tcBorders>
-            <w:tcMar>
-              <w:top w:type="dxa" w:w="50"/>
-              <w:left w:type="dxa" w:w="90"/>
-              <w:bottom w:type="dxa" w:w="50"/>
-              <w:right w:type="dxa" w:w="90"/>
-            </w:tcMar>
-            <w:vAlign w:val="center"/>
-          </w:tcPr>
-          <w:p>
-            <w:pPr>
-              <w:keepNext/>
-              <w:spacing w:after="0" w:before="0" w:line="276"/>
-              <w:jc w:val="left"/>
-            </w:pPr>
-            <w:r>
-              <w:rPr>
-                <w:rFonts w:ascii="맑은 고딕" w:cs="맑은 고딕" w:eastAsia="맑은 고딕" w:hAnsi="맑은 고딕"/>
-                <w:sz w:val="26"/>
-                <w:szCs w:val="26"/>
-              </w:rPr>
-              <w:t xml:space="preserve">4회째</w:t>
-            </w:r>
-          </w:p>
-        </w:tc>
-      </w:tr>
-      <w:tr>
-        <w:trPr>
-          <w:cantSplit/>
-        </w:trPr>
-        <w:tc>
-          <w:tcPr>
-            <w:tcW w:type="dxa" w:w="2313"/>
-            <w:tcBorders>
-              <w:top w:val="single" w:color="808080" w:sz="4"/>
-              <w:left w:val="single" w:color="808080" w:sz="4"/>
-              <w:bottom w:val="single" w:color="808080" w:sz="4"/>
-              <w:right w:val="single" w:color="808080" w:sz="4"/>
-            </w:tcBorders>
-            <w:tcMar>
-              <w:top w:type="dxa" w:w="50"/>
-              <w:left w:type="dxa" w:w="90"/>
-              <w:bottom w:type="dxa" w:w="50"/>
-              <w:right w:type="dxa" w:w="90"/>
-            </w:tcMar>
-            <w:vAlign w:val="center"/>
-          </w:tcPr>
-          <w:p>
-            <w:pPr>
-              <w:keepNext/>
-              <w:spacing w:after="0" w:before="0" w:line="276"/>
-              <w:jc w:val="left"/>
-            </w:pPr>
-            <w:r>
-              <w:rPr>
-                <w:rFonts w:ascii="맑은 고딕" w:cs="맑은 고딕" w:eastAsia="맑은 고딕" w:hAnsi="맑은 고딕"/>
-                <w:sz w:val="26"/>
-                <w:szCs w:val="26"/>
-              </w:rPr>
-              <w:t xml:space="preserve">넥 지름 (테스트 2)</w:t>
-            </w:r>
-          </w:p>
-        </w:tc>
-        <w:tc>
-          <w:tcPr>
-            <w:tcW w:type="dxa" w:w="2120"/>
-            <w:tcBorders>
-              <w:top w:val="single" w:color="808080" w:sz="4"/>
-              <w:left w:val="single" w:color="808080" w:sz="4"/>
-              <w:bottom w:val="single" w:color="808080" w:sz="4"/>
-              <w:right w:val="single" w:color="808080" w:sz="4"/>
-            </w:tcBorders>
-            <w:tcMar>
-              <w:top w:type="dxa" w:w="50"/>
-              <w:left w:type="dxa" w:w="90"/>
-              <w:bottom w:type="dxa" w:w="50"/>
-              <w:right w:type="dxa" w:w="90"/>
-            </w:tcMar>
-            <w:vAlign w:val="center"/>
-          </w:tcPr>
-          <w:p>
-            <w:pPr>
-              <w:keepNext/>
-              <w:spacing w:after="0" w:before="0" w:line="276"/>
-              <w:jc w:val="center"/>
-            </w:pPr>
-            <w:r>
-              <w:rPr>
-                <w:rFonts w:ascii="맑은 고딕" w:cs="맑은 고딕" w:eastAsia="맑은 고딕" w:hAnsi="맑은 고딕"/>
-                <w:sz w:val="26"/>
-                <w:szCs w:val="26"/>
-              </w:rPr>
-              <w:t xml:space="preserve">2.822~2.896 mm</w:t>
-            </w:r>
-          </w:p>
-        </w:tc>
-        <w:tc>
-          <w:tcPr>
-            <w:tcW w:type="dxa" w:w="2313"/>
-            <w:tcBorders>
-              <w:top w:val="single" w:color="808080" w:sz="4"/>
-              <w:left w:val="single" w:color="808080" w:sz="4"/>
-              <w:bottom w:val="single" w:color="808080" w:sz="4"/>
-              <w:right w:val="single" w:color="808080" w:sz="4"/>
-            </w:tcBorders>
-            <w:tcMar>
-              <w:top w:type="dxa" w:w="50"/>
-              <w:left w:type="dxa" w:w="90"/>
-              <w:bottom w:type="dxa" w:w="50"/>
-              <w:right w:type="dxa" w:w="90"/>
-            </w:tcMar>
-            <w:vAlign w:val="center"/>
-          </w:tcPr>
-          <w:p>
-            <w:pPr>
-              <w:keepNext/>
-              <w:spacing w:after="0" w:before="0" w:line="276"/>
-              <w:jc w:val="center"/>
-            </w:pPr>
-            <w:r>
-              <w:rPr>
-                <w:rFonts w:ascii="맑은 고딕" w:cs="맑은 고딕" w:eastAsia="맑은 고딕" w:hAnsi="맑은 고딕"/>
-                <w:sz w:val="26"/>
-                <w:szCs w:val="26"/>
-              </w:rPr>
-              <w:t xml:space="preserve">2.890~2.907 mm</w:t>
-            </w:r>
-          </w:p>
-        </w:tc>
-        <w:tc>
-          <w:tcPr>
-            <w:tcW w:type="dxa" w:w="1349"/>
-            <w:tcBorders>
-              <w:top w:val="single" w:color="808080" w:sz="4"/>
-              <w:left w:val="single" w:color="808080" w:sz="4"/>
-              <w:bottom w:val="single" w:color="808080" w:sz="4"/>
-              <w:right w:val="single" w:color="808080" w:sz="4"/>
-            </w:tcBorders>
-            <w:tcMar>
-              <w:top w:type="dxa" w:w="50"/>
-              <w:left w:type="dxa" w:w="90"/>
-              <w:bottom w:type="dxa" w:w="50"/>
-              <w:right w:type="dxa" w:w="90"/>
-            </w:tcMar>
-            <w:vAlign w:val="center"/>
-          </w:tcPr>
-          <w:p>
-            <w:pPr>
-              <w:keepNext/>
-              <w:spacing w:after="0" w:before="0" w:line="276"/>
-              <w:jc w:val="center"/>
-            </w:pPr>
-            <w:r>
-              <w:rPr>
-                <w:rFonts w:ascii="맑은 고딕" w:cs="맑은 고딕" w:eastAsia="맑은 고딕" w:hAnsi="맑은 고딕"/>
-                <w:sz w:val="26"/>
-                <w:szCs w:val="26"/>
-              </w:rPr>
-              <w:t xml:space="preserve">미달성</w:t>
-            </w:r>
-          </w:p>
-        </w:tc>
-        <w:tc>
-          <w:tcPr>
-            <w:tcW w:type="dxa" w:w="1543"/>
-            <w:tcBorders>
-              <w:top w:val="single" w:color="808080" w:sz="4"/>
-              <w:left w:val="single" w:color="808080" w:sz="4"/>
-              <w:bottom w:val="single" w:color="808080" w:sz="4"/>
-              <w:right w:val="single" w:color="808080" w:sz="4"/>
-            </w:tcBorders>
-            <w:tcMar>
-              <w:top w:type="dxa" w:w="50"/>
-              <w:left w:type="dxa" w:w="90"/>
-              <w:bottom w:type="dxa" w:w="50"/>
-              <w:right w:type="dxa" w:w="90"/>
-            </w:tcMar>
-            <w:vAlign w:val="center"/>
-          </w:tcPr>
-          <w:p>
-            <w:pPr>
-              <w:keepNext/>
-              <w:spacing w:after="0" w:before="0" w:line="276"/>
-              <w:jc w:val="left"/>
-            </w:pPr>
-            <w:r>
-              <w:rPr>
-                <w:rFonts w:ascii="맑은 고딕" w:cs="맑은 고딕" w:eastAsia="맑은 고딕" w:hAnsi="맑은 고딕"/>
-                <w:sz w:val="26"/>
-                <w:szCs w:val="26"/>
-              </w:rPr>
-              <w:t xml:space="preserve">중간, 테이퍼 쪽 상한 초과</w:t>
-            </w:r>
-          </w:p>
-        </w:tc>
-      </w:tr>
-      <w:tr>
-        <w:trPr>
-          <w:cantSplit/>
-        </w:trPr>
-        <w:tc>
-          <w:tcPr>
-            <w:tcW w:type="dxa" w:w="2313"/>
-            <w:tcBorders>
-              <w:top w:val="single" w:color="808080" w:sz="4"/>
-              <w:left w:val="single" w:color="808080" w:sz="4"/>
-              <w:bottom w:val="single" w:color="808080" w:sz="4"/>
-              <w:right w:val="single" w:color="808080" w:sz="4"/>
-            </w:tcBorders>
-            <w:tcMar>
-              <w:top w:type="dxa" w:w="50"/>
-              <w:left w:type="dxa" w:w="90"/>
-              <w:bottom w:type="dxa" w:w="50"/>
-              <w:right w:type="dxa" w:w="90"/>
-            </w:tcMar>
-            <w:vAlign w:val="center"/>
-          </w:tcPr>
-          <w:p>
-            <w:pPr>
-              <w:keepNext/>
-              <w:spacing w:after="0" w:before="0" w:line="276"/>
-              <w:jc w:val="left"/>
-            </w:pPr>
-            <w:r>
-              <w:rPr>
-                <w:rFonts w:ascii="맑은 고딕" w:cs="맑은 고딕" w:eastAsia="맑은 고딕" w:hAnsi="맑은 고딕"/>
-                <w:sz w:val="26"/>
-                <w:szCs w:val="26"/>
-              </w:rPr>
-              <w:t xml:space="preserve">진입부 자국</w:t>
-            </w:r>
-          </w:p>
-        </w:tc>
-        <w:tc>
-          <w:tcPr>
-            <w:tcW w:type="dxa" w:w="2120"/>
-            <w:tcBorders>
-              <w:top w:val="single" w:color="808080" w:sz="4"/>
-              <w:left w:val="single" w:color="808080" w:sz="4"/>
-              <w:bottom w:val="single" w:color="808080" w:sz="4"/>
-              <w:right w:val="single" w:color="808080" w:sz="4"/>
-            </w:tcBorders>
-            <w:tcMar>
-              <w:top w:type="dxa" w:w="50"/>
-              <w:left w:type="dxa" w:w="90"/>
-              <w:bottom w:type="dxa" w:w="50"/>
-              <w:right w:type="dxa" w:w="90"/>
-            </w:tcMar>
-            <w:vAlign w:val="center"/>
-          </w:tcPr>
-          <w:p>
-            <w:pPr>
-              <w:keepNext/>
-              <w:spacing w:after="0" w:before="0" w:line="276"/>
-              <w:jc w:val="center"/>
-            </w:pPr>
-            <w:r>
-              <w:rPr>
-                <w:rFonts w:ascii="맑은 고딕" w:cs="맑은 고딕" w:eastAsia="맑은 고딕" w:hAnsi="맑은 고딕"/>
-                <w:sz w:val="26"/>
-                <w:szCs w:val="26"/>
-              </w:rPr>
-              <w:t xml:space="preserve">없음</w:t>
-            </w:r>
-          </w:p>
-        </w:tc>
-        <w:tc>
-          <w:tcPr>
-            <w:tcW w:type="dxa" w:w="2313"/>
-            <w:tcBorders>
-              <w:top w:val="single" w:color="808080" w:sz="4"/>
-              <w:left w:val="single" w:color="808080" w:sz="4"/>
-              <w:bottom w:val="single" w:color="808080" w:sz="4"/>
-              <w:right w:val="single" w:color="808080" w:sz="4"/>
-            </w:tcBorders>
-            <w:tcMar>
-              <w:top w:type="dxa" w:w="50"/>
-              <w:left w:type="dxa" w:w="90"/>
-              <w:bottom w:type="dxa" w:w="50"/>
-              <w:right w:type="dxa" w:w="90"/>
-            </w:tcMar>
-            <w:vAlign w:val="center"/>
-          </w:tcPr>
-          <w:p>
-            <w:pPr>
-              <w:keepNext/>
-              <w:spacing w:after="0" w:before="0" w:line="276"/>
-              <w:jc w:val="center"/>
-            </w:pPr>
-            <w:r>
-              <w:rPr>
-                <w:rFonts w:ascii="맑은 고딕" w:cs="맑은 고딕" w:eastAsia="맑은 고딕" w:hAnsi="맑은 고딕"/>
-                <w:sz w:val="26"/>
-                <w:szCs w:val="26"/>
-              </w:rPr>
-              <w:t xml:space="preserve">테스트 1 있음</w:t>
-            </w:r>
-          </w:p>
-          <w:p>
-            <w:pPr>
-              <w:keepNext/>
-              <w:spacing w:after="0" w:before="0" w:line="276"/>
-              <w:jc w:val="center"/>
-            </w:pPr>
-            <w:r>
-              <w:rPr>
-                <w:rFonts w:ascii="맑은 고딕" w:cs="맑은 고딕" w:eastAsia="맑은 고딕" w:hAnsi="맑은 고딕"/>
-                <w:sz w:val="26"/>
-                <w:szCs w:val="26"/>
-              </w:rPr>
-              <w:t xml:space="preserve">테스트 2 없음</w:t>
-            </w:r>
-          </w:p>
-        </w:tc>
-        <w:tc>
-          <w:tcPr>
-            <w:tcW w:type="dxa" w:w="1349"/>
-            <w:tcBorders>
-              <w:top w:val="single" w:color="808080" w:sz="4"/>
-              <w:left w:val="single" w:color="808080" w:sz="4"/>
-              <w:bottom w:val="single" w:color="808080" w:sz="4"/>
-              <w:right w:val="single" w:color="808080" w:sz="4"/>
-            </w:tcBorders>
-            <w:tcMar>
-              <w:top w:type="dxa" w:w="50"/>
-              <w:left w:type="dxa" w:w="90"/>
-              <w:bottom w:type="dxa" w:w="50"/>
-              <w:right w:type="dxa" w:w="90"/>
-            </w:tcMar>
-            <w:vAlign w:val="center"/>
-          </w:tcPr>
-          <w:p>
-            <w:pPr>
-              <w:keepNext/>
-              <w:spacing w:after="0" w:before="0" w:line="276"/>
-              <w:jc w:val="center"/>
-            </w:pPr>
-            <w:r>
-              <w:rPr>
-                <w:rFonts w:ascii="맑은 고딕" w:cs="맑은 고딕" w:eastAsia="맑은 고딕" w:hAnsi="맑은 고딕"/>
-                <w:sz w:val="26"/>
-                <w:szCs w:val="26"/>
-              </w:rPr>
-              <w:t xml:space="preserve">테스트 2 달성</w:t>
-            </w:r>
-          </w:p>
-        </w:tc>
-        <w:tc>
-          <w:tcPr>
-            <w:tcW w:type="dxa" w:w="1543"/>
-            <w:tcBorders>
-              <w:top w:val="single" w:color="808080" w:sz="4"/>
-              <w:left w:val="single" w:color="808080" w:sz="4"/>
-              <w:bottom w:val="single" w:color="808080" w:sz="4"/>
-              <w:right w:val="single" w:color="808080" w:sz="4"/>
-            </w:tcBorders>
-            <w:tcMar>
-              <w:top w:type="dxa" w:w="50"/>
-              <w:left w:type="dxa" w:w="90"/>
-              <w:bottom w:type="dxa" w:w="50"/>
-              <w:right w:type="dxa" w:w="90"/>
-            </w:tcMar>
-            <w:vAlign w:val="center"/>
-          </w:tcPr>
-          <w:p>
-            <w:pPr>
-              <w:keepNext/>
-              <w:spacing w:after="0" w:before="0" w:line="276"/>
-              <w:jc w:val="left"/>
-            </w:pPr>
-          </w:p>
-        </w:tc>
-      </w:tr>
-      <w:tr>
-        <w:trPr>
-          <w:cantSplit/>
-        </w:trPr>
-        <w:tc>
-          <w:tcPr>
-            <w:tcW w:type="dxa" w:w="2313"/>
-            <w:tcBorders>
-              <w:top w:val="single" w:color="808080" w:sz="4"/>
-              <w:left w:val="single" w:color="808080" w:sz="4"/>
-              <w:bottom w:val="single" w:color="808080" w:sz="4"/>
-              <w:right w:val="single" w:color="808080" w:sz="4"/>
-            </w:tcBorders>
-            <w:tcMar>
-              <w:top w:type="dxa" w:w="50"/>
-              <w:left w:type="dxa" w:w="90"/>
-              <w:bottom w:type="dxa" w:w="50"/>
-              <w:right w:type="dxa" w:w="90"/>
-            </w:tcMar>
-            <w:vAlign w:val="center"/>
-          </w:tcPr>
-          <w:p>
-            <w:pPr>
-              <w:keepNext/>
-              <w:spacing w:after="0" w:before="0" w:line="276"/>
-              <w:jc w:val="left"/>
-            </w:pPr>
-            <w:r>
-              <w:rPr>
-                <w:rFonts w:ascii="맑은 고딕" w:cs="맑은 고딕" w:eastAsia="맑은 고딕" w:hAnsi="맑은 고딕"/>
-                <w:sz w:val="26"/>
-                <w:szCs w:val="26"/>
-              </w:rPr>
-              <w:t xml:space="preserve">재현성</w:t>
-            </w:r>
-          </w:p>
-        </w:tc>
-        <w:tc>
-          <w:tcPr>
-            <w:tcW w:type="dxa" w:w="2120"/>
-            <w:tcBorders>
-              <w:top w:val="single" w:color="808080" w:sz="4"/>
-              <w:left w:val="single" w:color="808080" w:sz="4"/>
-              <w:bottom w:val="single" w:color="808080" w:sz="4"/>
-              <w:right w:val="single" w:color="808080" w:sz="4"/>
-            </w:tcBorders>
-            <w:tcMar>
-              <w:top w:type="dxa" w:w="50"/>
-              <w:left w:type="dxa" w:w="90"/>
-              <w:bottom w:type="dxa" w:w="50"/>
-              <w:right w:type="dxa" w:w="90"/>
-            </w:tcMar>
-            <w:vAlign w:val="center"/>
-          </w:tcPr>
-          <w:p>
-            <w:pPr>
-              <w:keepNext/>
-              <w:spacing w:after="0" w:before="0" w:line="276"/>
-              <w:jc w:val="center"/>
-            </w:pPr>
-            <w:r>
-              <w:rPr>
-                <w:rFonts w:ascii="맑은 고딕" w:cs="맑은 고딕" w:eastAsia="맑은 고딕" w:hAnsi="맑은 고딕"/>
-                <w:sz w:val="26"/>
-                <w:szCs w:val="26"/>
-              </w:rPr>
-              <w:t xml:space="preserve">같은 조건 2개 이상</w:t>
-            </w:r>
-          </w:p>
-        </w:tc>
-        <w:tc>
-          <w:tcPr>
-            <w:tcW w:type="dxa" w:w="2313"/>
-            <w:tcBorders>
-              <w:top w:val="single" w:color="808080" w:sz="4"/>
-              <w:left w:val="single" w:color="808080" w:sz="4"/>
-              <w:bottom w:val="single" w:color="808080" w:sz="4"/>
-              <w:right w:val="single" w:color="808080" w:sz="4"/>
-            </w:tcBorders>
-            <w:tcMar>
-              <w:top w:type="dxa" w:w="50"/>
-              <w:left w:type="dxa" w:w="90"/>
-              <w:bottom w:type="dxa" w:w="50"/>
-              <w:right w:type="dxa" w:w="90"/>
-            </w:tcMar>
-            <w:vAlign w:val="center"/>
-          </w:tcPr>
-          <w:p>
-            <w:pPr>
-              <w:keepNext/>
-              <w:spacing w:after="0" w:before="0" w:line="276"/>
-              <w:jc w:val="center"/>
-            </w:pPr>
-            <w:r>
-              <w:rPr>
-                <w:rFonts w:ascii="맑은 고딕" w:cs="맑은 고딕" w:eastAsia="맑은 고딕" w:hAnsi="맑은 고딕"/>
-                <w:sz w:val="26"/>
-                <w:szCs w:val="26"/>
-              </w:rPr>
-              <w:t xml:space="preserve">조건별 1개</w:t>
-            </w:r>
-          </w:p>
-        </w:tc>
-        <w:tc>
-          <w:tcPr>
-            <w:tcW w:type="dxa" w:w="1349"/>
-            <w:tcBorders>
-              <w:top w:val="single" w:color="808080" w:sz="4"/>
-              <w:left w:val="single" w:color="808080" w:sz="4"/>
-              <w:bottom w:val="single" w:color="808080" w:sz="4"/>
-              <w:right w:val="single" w:color="808080" w:sz="4"/>
-            </w:tcBorders>
-            <w:tcMar>
-              <w:top w:type="dxa" w:w="50"/>
-              <w:left w:type="dxa" w:w="90"/>
-              <w:bottom w:type="dxa" w:w="50"/>
-              <w:right w:type="dxa" w:w="90"/>
-            </w:tcMar>
-            <w:vAlign w:val="center"/>
-          </w:tcPr>
-          <w:p>
-            <w:pPr>
-              <w:keepNext/>
-              <w:spacing w:after="0" w:before="0" w:line="276"/>
-              <w:jc w:val="center"/>
-            </w:pPr>
-            <w:r>
-              <w:rPr>
-                <w:rFonts w:ascii="맑은 고딕" w:cs="맑은 고딕" w:eastAsia="맑은 고딕" w:hAnsi="맑은 고딕"/>
-                <w:sz w:val="26"/>
-                <w:szCs w:val="26"/>
-              </w:rPr>
-              <w:t xml:space="preserve">미달성</w:t>
-            </w:r>
-          </w:p>
-        </w:tc>
-        <w:tc>
-          <w:tcPr>
-            <w:tcW w:type="dxa" w:w="1543"/>
-            <w:tcBorders>
-              <w:top w:val="single" w:color="808080" w:sz="4"/>
-              <w:left w:val="single" w:color="808080" w:sz="4"/>
-              <w:bottom w:val="single" w:color="808080" w:sz="4"/>
-              <w:right w:val="single" w:color="808080" w:sz="4"/>
-            </w:tcBorders>
-            <w:tcMar>
-              <w:top w:type="dxa" w:w="50"/>
-              <w:left w:type="dxa" w:w="90"/>
-              <w:bottom w:type="dxa" w:w="50"/>
-              <w:right w:type="dxa" w:w="90"/>
-            </w:tcMar>
-            <w:vAlign w:val="center"/>
-          </w:tcPr>
-          <w:p>
-            <w:pPr>
-              <w:keepNext/>
-              <w:spacing w:after="0" w:before="0" w:line="276"/>
-              <w:jc w:val="left"/>
-            </w:pPr>
-          </w:p>
-        </w:tc>
-      </w:tr>
-      <w:tr>
-        <w:trPr>
-          <w:cantSplit/>
-        </w:trPr>
-        <w:tc>
-          <w:tcPr>
-            <w:tcW w:type="dxa" w:w="2313"/>
-            <w:tcBorders>
-              <w:top w:val="single" w:color="808080" w:sz="4"/>
-              <w:left w:val="single" w:color="808080" w:sz="4"/>
-              <w:bottom w:val="single" w:color="808080" w:sz="4"/>
-              <w:right w:val="single" w:color="808080" w:sz="4"/>
-            </w:tcBorders>
-            <w:tcMar>
-              <w:top w:type="dxa" w:w="50"/>
-              <w:left w:type="dxa" w:w="90"/>
-              <w:bottom w:type="dxa" w:w="50"/>
-              <w:right w:type="dxa" w:w="90"/>
-            </w:tcMar>
-            <w:vAlign w:val="center"/>
-          </w:tcPr>
-          <w:p>
-            <w:pPr>
-              <w:keepNext w:val="false"/>
-              <w:spacing w:after="0" w:before="0" w:line="276"/>
-              <w:jc w:val="left"/>
-            </w:pPr>
-            <w:r>
-              <w:rPr>
-                <w:rFonts w:ascii="맑은 고딕" w:cs="맑은 고딕" w:eastAsia="맑은 고딕" w:hAnsi="맑은 고딕"/>
-                <w:sz w:val="26"/>
-                <w:szCs w:val="26"/>
-              </w:rPr>
-              <w:t xml:space="preserve">진원도, Ra</w:t>
-            </w:r>
-          </w:p>
-        </w:tc>
-        <w:tc>
-          <w:tcPr>
-            <w:tcW w:type="dxa" w:w="2120"/>
-            <w:tcBorders>
-              <w:top w:val="single" w:color="808080" w:sz="4"/>
-              <w:left w:val="single" w:color="808080" w:sz="4"/>
-              <w:bottom w:val="single" w:color="808080" w:sz="4"/>
-              <w:right w:val="single" w:color="808080" w:sz="4"/>
-            </w:tcBorders>
-            <w:tcMar>
-              <w:top w:type="dxa" w:w="50"/>
-              <w:left w:type="dxa" w:w="90"/>
-              <w:bottom w:type="dxa" w:w="50"/>
-              <w:right w:type="dxa" w:w="90"/>
-            </w:tcMar>
-            <w:vAlign w:val="center"/>
-          </w:tcPr>
-          <w:p>
-            <w:pPr>
-              <w:keepNext w:val="false"/>
-              <w:spacing w:after="0" w:before="0" w:line="276"/>
-              <w:jc w:val="center"/>
-            </w:pPr>
-            <w:r>
-              <w:rPr>
-                <w:rFonts w:ascii="맑은 고딕" w:cs="맑은 고딕" w:eastAsia="맑은 고딕" w:hAnsi="맑은 고딕"/>
-                <w:sz w:val="26"/>
-                <w:szCs w:val="26"/>
-              </w:rPr>
-              <w:t xml:space="preserve">측정</w:t>
-            </w:r>
-          </w:p>
-        </w:tc>
-        <w:tc>
-          <w:tcPr>
-            <w:tcW w:type="dxa" w:w="2313"/>
-            <w:tcBorders>
-              <w:top w:val="single" w:color="808080" w:sz="4"/>
-              <w:left w:val="single" w:color="808080" w:sz="4"/>
-              <w:bottom w:val="single" w:color="808080" w:sz="4"/>
-              <w:right w:val="single" w:color="808080" w:sz="4"/>
-            </w:tcBorders>
-            <w:tcMar>
-              <w:top w:type="dxa" w:w="50"/>
-              <w:left w:type="dxa" w:w="90"/>
-              <w:bottom w:type="dxa" w:w="50"/>
-              <w:right w:type="dxa" w:w="90"/>
-            </w:tcMar>
-            <w:vAlign w:val="center"/>
-          </w:tcPr>
-          <w:p>
-            <w:pPr>
-              <w:keepNext w:val="false"/>
-              <w:spacing w:after="0" w:before="0" w:line="276"/>
-              <w:jc w:val="center"/>
-            </w:pPr>
-            <w:r>
-              <w:rPr>
-                <w:rFonts w:ascii="맑은 고딕" w:cs="맑은 고딕" w:eastAsia="맑은 고딕" w:hAnsi="맑은 고딕"/>
-                <w:sz w:val="26"/>
-                <w:szCs w:val="26"/>
-              </w:rPr>
-              <w:t xml:space="preserve">미측정</w:t>
-            </w:r>
-          </w:p>
-        </w:tc>
-        <w:tc>
-          <w:tcPr>
-            <w:tcW w:type="dxa" w:w="1349"/>
-            <w:tcBorders>
-              <w:top w:val="single" w:color="808080" w:sz="4"/>
-              <w:left w:val="single" w:color="808080" w:sz="4"/>
-              <w:bottom w:val="single" w:color="808080" w:sz="4"/>
-              <w:right w:val="single" w:color="808080" w:sz="4"/>
-            </w:tcBorders>
-            <w:tcMar>
-              <w:top w:type="dxa" w:w="50"/>
-              <w:left w:type="dxa" w:w="90"/>
-              <w:bottom w:type="dxa" w:w="50"/>
-              <w:right w:type="dxa" w:w="90"/>
-            </w:tcMar>
-            <w:vAlign w:val="center"/>
-          </w:tcPr>
-          <w:p>
-            <w:pPr>
-              <w:keepNext w:val="false"/>
-              <w:spacing w:after="0" w:before="0" w:line="276"/>
-              <w:jc w:val="center"/>
-            </w:pPr>
-            <w:r>
-              <w:rPr>
-                <w:rFonts w:ascii="맑은 고딕" w:cs="맑은 고딕" w:eastAsia="맑은 고딕" w:hAnsi="맑은 고딕"/>
-                <w:sz w:val="26"/>
-                <w:szCs w:val="26"/>
-              </w:rPr>
-              <w:t xml:space="preserve">미달성</w:t>
-            </w:r>
-          </w:p>
-        </w:tc>
-        <w:tc>
-          <w:tcPr>
-            <w:tcW w:type="dxa" w:w="1543"/>
-            <w:tcBorders>
-              <w:top w:val="single" w:color="808080" w:sz="4"/>
-              <w:left w:val="single" w:color="808080" w:sz="4"/>
-              <w:bottom w:val="single" w:color="808080" w:sz="4"/>
-              <w:right w:val="single" w:color="808080" w:sz="4"/>
-            </w:tcBorders>
-            <w:tcMar>
-              <w:top w:type="dxa" w:w="50"/>
-              <w:left w:type="dxa" w:w="90"/>
-              <w:bottom w:type="dxa" w:w="50"/>
-              <w:right w:type="dxa" w:w="90"/>
-            </w:tcMar>
-            <w:vAlign w:val="center"/>
-          </w:tcPr>
-          <w:p>
-            <w:pPr>
-              <w:keepNext w:val="false"/>
-              <w:spacing w:after="0" w:before="0" w:line="276"/>
-              <w:jc w:val="left"/>
-            </w:pPr>
-          </w:p>
-        </w:tc>
-      </w:tr>
-    </w:tbl>
-    <w:p>
-      <w:pPr>
-        <w:pStyle w:val="Heading2"/>
-        <w:keepNext/>
-        <w:spacing w:after="100" w:before="220"/>
-      </w:pPr>
-      <w:r>
-        <w:rPr>
-          <w:rFonts w:ascii="맑은 고딕" w:cs="맑은 고딕" w:eastAsia="맑은 고딕" w:hAnsi="맑은 고딕"/>
-        </w:rPr>
-        <w:t xml:space="preserve">다. 미달성 항목의 원인 및 대책</w:t>
-      </w:r>
-    </w:p>
-    <w:p>
-      <w:pPr>
-        <w:keepNext/>
-        <w:spacing w:after="80" w:before="160"/>
-        <w:jc w:val="center"/>
-      </w:pPr>
-      <w:r>
-        <w:rPr>
-          <w:rFonts w:ascii="맑은 고딕" w:cs="맑은 고딕" w:eastAsia="맑은 고딕" w:hAnsi="맑은 고딕"/>
-          <w:b/>
-          <w:bCs/>
-          <w:sz w:val="26"/>
-          <w:szCs w:val="26"/>
-        </w:rPr>
-        <w:t xml:space="preserve">표 9. 미달성 항목의 원인 및 대책</w:t>
-      </w:r>
-    </w:p>
-    <w:tbl>
-      <w:tblPr>
-        <w:tblW w:type="dxa" w:w="9638"/>
-        <w:tblBorders>
-          <w:top w:val="single" w:color="auto" w:sz="4"/>
-          <w:left w:val="single" w:color="auto" w:sz="4"/>
-          <w:bottom w:val="single" w:color="auto" w:sz="4"/>
-          <w:right w:val="single" w:color="auto" w:sz="4"/>
-          <w:insideH w:val="single" w:color="auto" w:sz="4"/>
-          <w:insideV w:val="single" w:color="auto" w:sz="4"/>
-        </w:tblBorders>
-      </w:tblPr>
-      <w:tblGrid>
-        <w:gridCol w:w="2313"/>
-        <w:gridCol w:w="3662"/>
-        <w:gridCol w:w="3663"/>
-      </w:tblGrid>
-      <w:tr>
-        <w:trPr>
-          <w:cantSplit/>
-          <w:tblHeader/>
-        </w:trPr>
-        <w:tc>
-          <w:tcPr>
-            <w:tcW w:type="dxa" w:w="2313"/>
-            <w:tcBorders>
-              <w:top w:val="single" w:color="808080" w:sz="4"/>
-              <w:left w:val="single" w:color="808080" w:sz="4"/>
-              <w:bottom w:val="single" w:color="808080" w:sz="4"/>
-              <w:right w:val="single" w:color="808080" w:sz="4"/>
-            </w:tcBorders>
-            <w:shd w:fill="E7EDF3" w:color="auto" w:val="clear"/>
-            <w:tcMar>
-              <w:top w:type="dxa" w:w="50"/>
-              <w:left w:type="dxa" w:w="90"/>
-              <w:bottom w:type="dxa" w:w="50"/>
-              <w:right w:type="dxa" w:w="90"/>
-            </w:tcMar>
-            <w:vAlign w:val="center"/>
-          </w:tcPr>
-          <w:p>
-            <w:pPr>
-              <w:keepNext/>
-              <w:spacing w:after="0" w:before="0" w:line="276"/>
-              <w:jc w:val="center"/>
-            </w:pPr>
-            <w:r>
-              <w:rPr>
-                <w:rFonts w:ascii="맑은 고딕" w:cs="맑은 고딕" w:eastAsia="맑은 고딕" w:hAnsi="맑은 고딕"/>
-                <w:b/>
-                <w:bCs/>
-                <w:sz w:val="26"/>
-                <w:szCs w:val="26"/>
-              </w:rPr>
-              <w:t xml:space="preserve">항목</w:t>
-            </w:r>
-          </w:p>
-        </w:tc>
-        <w:tc>
-          <w:tcPr>
-            <w:tcW w:type="dxa" w:w="3662"/>
-            <w:tcBorders>
-              <w:top w:val="single" w:color="808080" w:sz="4"/>
-              <w:left w:val="single" w:color="808080" w:sz="4"/>
-              <w:bottom w:val="single" w:color="808080" w:sz="4"/>
-              <w:right w:val="single" w:color="808080" w:sz="4"/>
-            </w:tcBorders>
-            <w:shd w:fill="E7EDF3" w:color="auto" w:val="clear"/>
-            <w:tcMar>
-              <w:top w:type="dxa" w:w="50"/>
-              <w:left w:type="dxa" w:w="90"/>
-              <w:bottom w:type="dxa" w:w="50"/>
-              <w:right w:type="dxa" w:w="90"/>
-            </w:tcMar>
-            <w:vAlign w:val="center"/>
-          </w:tcPr>
-          <w:p>
-            <w:pPr>
-              <w:keepNext/>
-              <w:spacing w:after="0" w:before="0" w:line="276"/>
-              <w:jc w:val="center"/>
-            </w:pPr>
-            <w:r>
-              <w:rPr>
-                <w:rFonts w:ascii="맑은 고딕" w:cs="맑은 고딕" w:eastAsia="맑은 고딕" w:hAnsi="맑은 고딕"/>
-                <w:b/>
-                <w:bCs/>
-                <w:sz w:val="26"/>
-                <w:szCs w:val="26"/>
-              </w:rPr>
-              <w:t xml:space="preserve">원인</w:t>
-            </w:r>
-          </w:p>
-        </w:tc>
-        <w:tc>
-          <w:tcPr>
-            <w:tcW w:type="dxa" w:w="3663"/>
-            <w:tcBorders>
-              <w:top w:val="single" w:color="808080" w:sz="4"/>
-              <w:left w:val="single" w:color="808080" w:sz="4"/>
-              <w:bottom w:val="single" w:color="808080" w:sz="4"/>
-              <w:right w:val="single" w:color="808080" w:sz="4"/>
-            </w:tcBorders>
-            <w:shd w:fill="E7EDF3" w:color="auto" w:val="clear"/>
-            <w:tcMar>
-              <w:top w:type="dxa" w:w="50"/>
-              <w:left w:type="dxa" w:w="90"/>
-              <w:bottom w:type="dxa" w:w="50"/>
-              <w:right w:type="dxa" w:w="90"/>
-            </w:tcMar>
-            <w:vAlign w:val="center"/>
-          </w:tcPr>
-          <w:p>
-            <w:pPr>
-              <w:keepNext/>
-              <w:spacing w:after="0" w:before="0" w:line="276"/>
-              <w:jc w:val="center"/>
-            </w:pPr>
-            <w:r>
-              <w:rPr>
-                <w:rFonts w:ascii="맑은 고딕" w:cs="맑은 고딕" w:eastAsia="맑은 고딕" w:hAnsi="맑은 고딕"/>
-                <w:b/>
-                <w:bCs/>
-                <w:sz w:val="26"/>
-                <w:szCs w:val="26"/>
-              </w:rPr>
-              <w:t xml:space="preserve">대책</w:t>
-            </w:r>
-          </w:p>
-        </w:tc>
-      </w:tr>
-      <w:tr>
-        <w:trPr>
-          <w:cantSplit/>
-        </w:trPr>
-        <w:tc>
-          <w:tcPr>
-            <w:tcW w:type="dxa" w:w="2313"/>
-            <w:tcBorders>
-              <w:top w:val="single" w:color="808080" w:sz="4"/>
-              <w:left w:val="single" w:color="808080" w:sz="4"/>
-              <w:bottom w:val="single" w:color="808080" w:sz="4"/>
-              <w:right w:val="single" w:color="808080" w:sz="4"/>
-            </w:tcBorders>
-            <w:tcMar>
-              <w:top w:type="dxa" w:w="50"/>
-              <w:left w:type="dxa" w:w="90"/>
-              <w:bottom w:type="dxa" w:w="50"/>
-              <w:right w:type="dxa" w:w="90"/>
-            </w:tcMar>
-            <w:vAlign w:val="center"/>
-          </w:tcPr>
-          <w:p>
-            <w:pPr>
-              <w:keepNext/>
-              <w:spacing w:after="0" w:before="0" w:line="276"/>
-              <w:jc w:val="left"/>
-            </w:pPr>
-            <w:r>
-              <w:rPr>
-                <w:rFonts w:ascii="맑은 고딕" w:cs="맑은 고딕" w:eastAsia="맑은 고딕" w:hAnsi="맑은 고딕"/>
-                <w:sz w:val="26"/>
-                <w:szCs w:val="26"/>
-              </w:rPr>
-              <w:t xml:space="preserve">넥 지름 (테스트 2)</w:t>
-            </w:r>
-          </w:p>
-        </w:tc>
-        <w:tc>
-          <w:tcPr>
-            <w:tcW w:type="dxa" w:w="3662"/>
-            <w:tcBorders>
-              <w:top w:val="single" w:color="808080" w:sz="4"/>
-              <w:left w:val="single" w:color="808080" w:sz="4"/>
-              <w:bottom w:val="single" w:color="808080" w:sz="4"/>
-              <w:right w:val="single" w:color="808080" w:sz="4"/>
-            </w:tcBorders>
-            <w:tcMar>
-              <w:top w:type="dxa" w:w="50"/>
-              <w:left w:type="dxa" w:w="90"/>
-              <w:bottom w:type="dxa" w:w="50"/>
-              <w:right w:type="dxa" w:w="90"/>
-            </w:tcMar>
-            <w:vAlign w:val="center"/>
-          </w:tcPr>
-          <w:p>
-            <w:pPr>
-              <w:keepNext/>
-              <w:spacing w:after="0" w:before="0" w:line="276"/>
-              <w:jc w:val="left"/>
-            </w:pPr>
-            <w:r>
-              <w:rPr>
-                <w:rFonts w:ascii="맑은 고딕" w:cs="맑은 고딕" w:eastAsia="맑은 고딕" w:hAnsi="맑은 고딕"/>
-                <w:sz w:val="26"/>
-                <w:szCs w:val="26"/>
-              </w:rPr>
-              <w:t xml:space="preserve">넥 끝 구간 부하 상승으로 덜 깎임(추정)</w:t>
-            </w:r>
-          </w:p>
-        </w:tc>
-        <w:tc>
-          <w:tcPr>
-            <w:tcW w:type="dxa" w:w="3663"/>
-            <w:tcBorders>
-              <w:top w:val="single" w:color="808080" w:sz="4"/>
-              <w:left w:val="single" w:color="808080" w:sz="4"/>
-              <w:bottom w:val="single" w:color="808080" w:sz="4"/>
-              <w:right w:val="single" w:color="808080" w:sz="4"/>
-            </w:tcBorders>
-            <w:tcMar>
-              <w:top w:type="dxa" w:w="50"/>
-              <w:left w:type="dxa" w:w="90"/>
-              <w:bottom w:type="dxa" w:w="50"/>
-              <w:right w:type="dxa" w:w="90"/>
-            </w:tcMar>
-            <w:vAlign w:val="center"/>
-          </w:tcPr>
-          <w:p>
-            <w:pPr>
-              <w:keepNext/>
-              <w:spacing w:after="0" w:before="0" w:line="276"/>
-              <w:jc w:val="left"/>
-            </w:pPr>
-            <w:r>
-              <w:rPr>
-                <w:rFonts w:ascii="맑은 고딕" w:cs="맑은 고딕" w:eastAsia="맑은 고딕" w:hAnsi="맑은 고딕"/>
-                <w:sz w:val="26"/>
-                <w:szCs w:val="26"/>
-              </w:rPr>
-              <w:t xml:space="preserve">테스트 3에서 패스를 나눠 패스마다 지름과 부하 측정</w:t>
-            </w:r>
-          </w:p>
-        </w:tc>
-      </w:tr>
-      <w:tr>
-        <w:trPr>
-          <w:cantSplit/>
-        </w:trPr>
-        <w:tc>
-          <w:tcPr>
-            <w:tcW w:type="dxa" w:w="2313"/>
-            <w:tcBorders>
-              <w:top w:val="single" w:color="808080" w:sz="4"/>
-              <w:left w:val="single" w:color="808080" w:sz="4"/>
-              <w:bottom w:val="single" w:color="808080" w:sz="4"/>
-              <w:right w:val="single" w:color="808080" w:sz="4"/>
-            </w:tcBorders>
-            <w:tcMar>
-              <w:top w:type="dxa" w:w="50"/>
-              <w:left w:type="dxa" w:w="90"/>
-              <w:bottom w:type="dxa" w:w="50"/>
-              <w:right w:type="dxa" w:w="90"/>
-            </w:tcMar>
-            <w:vAlign w:val="center"/>
-          </w:tcPr>
-          <w:p>
-            <w:pPr>
-              <w:keepNext/>
-              <w:spacing w:after="0" w:before="0" w:line="276"/>
-              <w:jc w:val="left"/>
-            </w:pPr>
-            <w:r>
-              <w:rPr>
-                <w:rFonts w:ascii="맑은 고딕" w:cs="맑은 고딕" w:eastAsia="맑은 고딕" w:hAnsi="맑은 고딕"/>
-                <w:sz w:val="26"/>
-                <w:szCs w:val="26"/>
-              </w:rPr>
-              <w:t xml:space="preserve">재현성</w:t>
-            </w:r>
-          </w:p>
-        </w:tc>
-        <w:tc>
-          <w:tcPr>
-            <w:tcW w:type="dxa" w:w="3662"/>
-            <w:tcBorders>
-              <w:top w:val="single" w:color="808080" w:sz="4"/>
-              <w:left w:val="single" w:color="808080" w:sz="4"/>
-              <w:bottom w:val="single" w:color="808080" w:sz="4"/>
-              <w:right w:val="single" w:color="808080" w:sz="4"/>
-            </w:tcBorders>
-            <w:tcMar>
-              <w:top w:type="dxa" w:w="50"/>
-              <w:left w:type="dxa" w:w="90"/>
-              <w:bottom w:type="dxa" w:w="50"/>
-              <w:right w:type="dxa" w:w="90"/>
-            </w:tcMar>
-            <w:vAlign w:val="center"/>
-          </w:tcPr>
-          <w:p>
-            <w:pPr>
-              <w:keepNext/>
-              <w:spacing w:after="0" w:before="0" w:line="276"/>
-              <w:jc w:val="left"/>
-            </w:pPr>
-            <w:r>
-              <w:rPr>
-                <w:rFonts w:ascii="맑은 고딕" w:cs="맑은 고딕" w:eastAsia="맑은 고딕" w:hAnsi="맑은 고딕"/>
-                <w:sz w:val="26"/>
-                <w:szCs w:val="26"/>
-              </w:rPr>
-              <w:t xml:space="preserve">공구 2개, 조건별 1개</w:t>
-            </w:r>
-          </w:p>
-        </w:tc>
-        <w:tc>
-          <w:tcPr>
-            <w:tcW w:type="dxa" w:w="3663"/>
-            <w:tcBorders>
-              <w:top w:val="single" w:color="808080" w:sz="4"/>
-              <w:left w:val="single" w:color="808080" w:sz="4"/>
-              <w:bottom w:val="single" w:color="808080" w:sz="4"/>
-              <w:right w:val="single" w:color="808080" w:sz="4"/>
-            </w:tcBorders>
-            <w:tcMar>
-              <w:top w:type="dxa" w:w="50"/>
-              <w:left w:type="dxa" w:w="90"/>
-              <w:bottom w:type="dxa" w:w="50"/>
-              <w:right w:type="dxa" w:w="90"/>
-            </w:tcMar>
-            <w:vAlign w:val="center"/>
-          </w:tcPr>
-          <w:p>
-            <w:pPr>
-              <w:keepNext/>
-              <w:spacing w:after="0" w:before="0" w:line="276"/>
-              <w:jc w:val="left"/>
-            </w:pPr>
-            <w:r>
-              <w:rPr>
-                <w:rFonts w:ascii="맑은 고딕" w:cs="맑은 고딕" w:eastAsia="맑은 고딕" w:hAnsi="맑은 고딕"/>
-                <w:sz w:val="26"/>
-                <w:szCs w:val="26"/>
-              </w:rPr>
-              <w:t xml:space="preserve">같은 조건으로 반복 시험</w:t>
-            </w:r>
-          </w:p>
-        </w:tc>
-      </w:tr>
-      <w:tr>
-        <w:trPr>
-          <w:cantSplit/>
-        </w:trPr>
-        <w:tc>
-          <w:tcPr>
-            <w:tcW w:type="dxa" w:w="2313"/>
-            <w:tcBorders>
-              <w:top w:val="single" w:color="808080" w:sz="4"/>
-              <w:left w:val="single" w:color="808080" w:sz="4"/>
-              <w:bottom w:val="single" w:color="808080" w:sz="4"/>
-              <w:right w:val="single" w:color="808080" w:sz="4"/>
-            </w:tcBorders>
-            <w:tcMar>
-              <w:top w:type="dxa" w:w="50"/>
-              <w:left w:type="dxa" w:w="90"/>
-              <w:bottom w:type="dxa" w:w="50"/>
-              <w:right w:type="dxa" w:w="90"/>
-            </w:tcMar>
-            <w:vAlign w:val="center"/>
-          </w:tcPr>
-          <w:p>
-            <w:pPr>
-              <w:keepNext w:val="false"/>
-              <w:spacing w:after="0" w:before="0" w:line="276"/>
-              <w:jc w:val="left"/>
-            </w:pPr>
-            <w:r>
-              <w:rPr>
-                <w:rFonts w:ascii="맑은 고딕" w:cs="맑은 고딕" w:eastAsia="맑은 고딕" w:hAnsi="맑은 고딕"/>
-                <w:sz w:val="26"/>
-                <w:szCs w:val="26"/>
-              </w:rPr>
-              <w:t xml:space="preserve">진원도, Ra</w:t>
-            </w:r>
-          </w:p>
-        </w:tc>
-        <w:tc>
-          <w:tcPr>
-            <w:tcW w:type="dxa" w:w="3662"/>
-            <w:tcBorders>
-              <w:top w:val="single" w:color="808080" w:sz="4"/>
-              <w:left w:val="single" w:color="808080" w:sz="4"/>
-              <w:bottom w:val="single" w:color="808080" w:sz="4"/>
-              <w:right w:val="single" w:color="808080" w:sz="4"/>
-            </w:tcBorders>
-            <w:tcMar>
-              <w:top w:type="dxa" w:w="50"/>
-              <w:left w:type="dxa" w:w="90"/>
-              <w:bottom w:type="dxa" w:w="50"/>
-              <w:right w:type="dxa" w:w="90"/>
-            </w:tcMar>
-            <w:vAlign w:val="center"/>
-          </w:tcPr>
-          <w:p>
-            <w:pPr>
-              <w:keepNext w:val="false"/>
-              <w:spacing w:after="0" w:before="0" w:line="276"/>
-              <w:jc w:val="left"/>
-            </w:pPr>
-            <w:r>
-              <w:rPr>
-                <w:rFonts w:ascii="맑은 고딕" w:cs="맑은 고딕" w:eastAsia="맑은 고딕" w:hAnsi="맑은 고딕"/>
-                <w:sz w:val="26"/>
-                <w:szCs w:val="26"/>
-              </w:rPr>
-              <w:t xml:space="preserve">측정 장비와 방법 미정</w:t>
-            </w:r>
-          </w:p>
-        </w:tc>
-        <w:tc>
-          <w:tcPr>
-            <w:tcW w:type="dxa" w:w="3663"/>
-            <w:tcBorders>
-              <w:top w:val="single" w:color="808080" w:sz="4"/>
-              <w:left w:val="single" w:color="808080" w:sz="4"/>
-              <w:bottom w:val="single" w:color="808080" w:sz="4"/>
-              <w:right w:val="single" w:color="808080" w:sz="4"/>
-            </w:tcBorders>
-            <w:tcMar>
-              <w:top w:type="dxa" w:w="50"/>
-              <w:left w:type="dxa" w:w="90"/>
-              <w:bottom w:type="dxa" w:w="50"/>
-              <w:right w:type="dxa" w:w="90"/>
-            </w:tcMar>
-            <w:vAlign w:val="center"/>
-          </w:tcPr>
-          <w:p>
-            <w:pPr>
-              <w:keepNext w:val="false"/>
-              <w:spacing w:after="0" w:before="0" w:line="276"/>
-              <w:jc w:val="left"/>
-            </w:pPr>
-            <w:r>
-              <w:rPr>
-                <w:rFonts w:ascii="맑은 고딕" w:cs="맑은 고딕" w:eastAsia="맑은 고딕" w:hAnsi="맑은 고딕"/>
-                <w:sz w:val="26"/>
-                <w:szCs w:val="26"/>
-              </w:rPr>
-              <w:t xml:space="preserve">측정 장비 확인 후 다음 시험부터 측정</w:t>
-            </w:r>
-          </w:p>
-        </w:tc>
-      </w:tr>
-    </w:tbl>
-    <w:p>
-      <w:pPr>
-        <w:pStyle w:val="Heading2"/>
-        <w:keepNext/>
-        <w:spacing w:after="100" w:before="220"/>
-      </w:pPr>
-      <w:r>
-        <w:rPr>
-          <w:rFonts w:ascii="맑은 고딕" w:cs="맑은 고딕" w:eastAsia="맑은 고딕" w:hAnsi="맑은 고딕"/>
-        </w:rPr>
-        <w:t xml:space="preserve">라. 시험의 한계</w:t>
-      </w:r>
-    </w:p>
-    <w:p>
-      <w:pPr>
-        <w:pStyle w:val="ListParagraph"/>
-        <w:numPr>
-          <w:ilvl w:val="0"/>
-          <w:numId w:val="2"/>
-        </w:numPr>
-        <w:spacing w:after="40" w:before="40" w:line="312"/>
-      </w:pPr>
-      <w:r>
-        <w:rPr>
-          <w:rFonts w:ascii="맑은 고딕" w:cs="맑은 고딕" w:eastAsia="맑은 고딕" w:hAnsi="맑은 고딕"/>
-          <w:sz w:val="30"/>
-          <w:szCs w:val="30"/>
-        </w:rPr>
-        <w:t xml:space="preserve">표본은 공구 2개이며, 테스트 1은 같은 공구를 4회 이어 깎은 결과임</w:t>
-      </w:r>
-    </w:p>
-    <w:p>
-      <w:pPr>
-        <w:pStyle w:val="ListParagraph"/>
-        <w:numPr>
-          <w:ilvl w:val="0"/>
-          <w:numId w:val="2"/>
-        </w:numPr>
-        <w:spacing w:after="40" w:before="40" w:line="312"/>
-      </w:pPr>
-      <w:r>
-        <w:rPr>
-          <w:rFonts w:ascii="맑은 고딕" w:cs="맑은 고딕" w:eastAsia="맑은 고딕" w:hAnsi="맑은 고딕"/>
-          <w:sz w:val="30"/>
-          <w:szCs w:val="30"/>
-        </w:rPr>
-        <w:t xml:space="preserve">측정 위치의 축 방향 거리, 진원도, Ra, 쿨런트 및 설비 상태(런아웃, 휠 밸런스, 드레싱 시점)를 기록하지 않음</w:t>
-      </w:r>
-    </w:p>
-    <w:p>
-      <w:pPr>
-        <w:pStyle w:val="ListParagraph"/>
-        <w:numPr>
-          <w:ilvl w:val="0"/>
-          <w:numId w:val="2"/>
-        </w:numPr>
-        <w:spacing w:after="40" w:before="40" w:line="312"/>
-      </w:pPr>
-      <w:r>
-        <w:rPr>
-          <w:rFonts w:ascii="맑은 고딕" w:cs="맑은 고딕" w:eastAsia="맑은 고딕" w:hAnsi="맑은 고딕"/>
-          <w:sz w:val="30"/>
-          <w:szCs w:val="30"/>
-        </w:rPr>
-        <w:t xml:space="preserve">넥 시작 위치와 L2는 현장 메모 값이며 측정 방법을 확인하지 않음</w:t>
-      </w:r>
-    </w:p>
-    <w:p>
-      <w:pPr>
-        <w:pStyle w:val="ListParagraph"/>
-        <w:numPr>
-          <w:ilvl w:val="0"/>
-          <w:numId w:val="2"/>
-        </w:numPr>
-        <w:spacing w:after="40" w:before="40" w:line="312"/>
-      </w:pPr>
-      <w:r>
-        <w:rPr>
-          <w:rFonts w:ascii="맑은 고딕" w:cs="맑은 고딕" w:eastAsia="맑은 고딕" w:hAnsi="맑은 고딕"/>
-          <w:sz w:val="30"/>
-          <w:szCs w:val="30"/>
-        </w:rPr>
-        <w:t xml:space="preserve">입력 보정값(+0.065 mm 등)은 이 휠의 현재 드레싱 상태에서만 유효하며, 드레싱 후에는 다시 측정해야 함</w:t>
-      </w:r>
-    </w:p>
-    <w:p>
-      <w:pPr>
-        <w:pStyle w:val="ListParagraph"/>
-        <w:numPr>
-          <w:ilvl w:val="0"/>
-          <w:numId w:val="2"/>
-        </w:numPr>
-        <w:spacing w:after="40" w:before="40" w:line="312"/>
-      </w:pPr>
-      <w:r>
-        <w:rPr>
-          <w:rFonts w:ascii="맑은 고딕" w:cs="맑은 고딕" w:eastAsia="맑은 고딕" w:hAnsi="맑은 고딕"/>
-          <w:sz w:val="30"/>
-          <w:szCs w:val="30"/>
-        </w:rPr>
-        <w:t xml:space="preserve">매뉴얼 근거는 장비 PC에서 전달받은 요약이며 원문 대조 전임</w:t>
-      </w:r>
-    </w:p>
-    <w:p>
-      <w:pPr>
-        <w:pStyle w:val="Heading2"/>
-        <w:keepNext/>
-        <w:spacing w:after="100" w:before="220"/>
-      </w:pPr>
-      <w:r>
-        <w:rPr>
-          <w:rFonts w:ascii="맑은 고딕" w:cs="맑은 고딕" w:eastAsia="맑은 고딕" w:hAnsi="맑은 고딕"/>
-        </w:rPr>
-        <w:t xml:space="preserve">마. 향후 계획 및 요청 사항</w:t>
-      </w:r>
-    </w:p>
-    <w:p>
-      <w:pPr>
-        <w:pStyle w:val="ListParagraph"/>
-        <w:numPr>
-          <w:ilvl w:val="0"/>
-          <w:numId w:val="2"/>
-        </w:numPr>
-        <w:spacing w:after="40" w:before="40" w:line="312"/>
-      </w:pPr>
-      <w:r>
-        <w:rPr>
-          <w:rFonts w:ascii="맑은 고딕" w:cs="맑은 고딕" w:eastAsia="맑은 고딕" w:hAnsi="맑은 고딕"/>
-          <w:sz w:val="30"/>
-          <w:szCs w:val="30"/>
-        </w:rPr>
-        <w:t xml:space="preserve">휠 드레싱 전에 휠 지름을 측정해 마모 여부를 확인하고, 드레싱 후 휠 지름을 다시 측정해 등록(Qualify)함</w:t>
-      </w:r>
-    </w:p>
-    <w:p>
-      <w:pPr>
-        <w:pStyle w:val="ListParagraph"/>
-        <w:numPr>
-          <w:ilvl w:val="0"/>
-          <w:numId w:val="2"/>
-        </w:numPr>
-        <w:spacing w:after="40" w:before="40" w:line="312"/>
-      </w:pPr>
-      <w:r>
-        <w:rPr>
-          <w:rFonts w:ascii="맑은 고딕" w:cs="맑은 고딕" w:eastAsia="맑은 고딕" w:hAnsi="맑은 고딕"/>
-          <w:sz w:val="30"/>
-          <w:szCs w:val="30"/>
-        </w:rPr>
-        <w:t xml:space="preserve">테스트 3: 3번 공구(날장 L1 5.4 mm, 목표 L2 14 mm)로 넥 구간을 3번 나눠 깎고 패스마다 지름과 부하를 측정해 입력 보정값과 넥 끝 위치를 다시 확인함</w:t>
-      </w:r>
-    </w:p>
-    <w:p>
-      <w:pPr>
-        <w:pStyle w:val="ListParagraph"/>
-        <w:numPr>
-          <w:ilvl w:val="0"/>
-          <w:numId w:val="2"/>
-        </w:numPr>
-        <w:spacing w:after="40" w:before="40" w:line="312"/>
-      </w:pPr>
-      <w:r>
-        <w:rPr>
-          <w:rFonts w:ascii="맑은 고딕" w:cs="맑은 고딕" w:eastAsia="맑은 고딕" w:hAnsi="맑은 고딕"/>
-          <w:b/>
-          <w:bCs/>
-          <w:sz w:val="30"/>
-          <w:szCs w:val="30"/>
-        </w:rPr>
-        <w:t xml:space="preserve">경고:</w:t>
-      </w:r>
-      <w:r>
-        <w:rPr>
-          <w:rFonts w:ascii="맑은 고딕" w:cs="맑은 고딕" w:eastAsia="맑은 고딕" w:hAnsi="맑은 고딕"/>
-          <w:sz w:val="30"/>
-          <w:szCs w:val="30"/>
-        </w:rPr>
-        <w:t xml:space="preserve"> 테스트 3의 테이퍼 쪽 패스당 반경 절입은 약 0.19 mm(계산)로 사내 실적 0.075 mm의 약 2.5배임. 첫 패스 부하가 5%를 넘으면 중단함</w:t>
-      </w:r>
-    </w:p>
-    <w:p>
-      <w:pPr>
-        <w:pStyle w:val="ListParagraph"/>
-        <w:numPr>
-          <w:ilvl w:val="0"/>
-          <w:numId w:val="2"/>
-        </w:numPr>
-        <w:spacing w:after="40" w:before="40" w:line="312"/>
-      </w:pPr>
-      <w:r>
-        <w:rPr>
-          <w:rFonts w:ascii="맑은 고딕" w:cs="맑은 고딕" w:eastAsia="맑은 고딕" w:hAnsi="맑은 고딕"/>
-          <w:sz w:val="30"/>
-          <w:szCs w:val="30"/>
-        </w:rPr>
-        <w:t xml:space="preserve">요청 사항: 없음(참고 보고)</w:t>
-      </w:r>
-    </w:p>
-    <w:p>
-      <w:pPr>
-        <w:pStyle w:val="Heading1"/>
-        <w:keepNext/>
-        <w:spacing w:after="160" w:before="360"/>
-      </w:pPr>
-      <w:r>
-        <w:rPr>
-          <w:rFonts w:ascii="맑은 고딕" w:cs="맑은 고딕" w:eastAsia="맑은 고딕" w:hAnsi="맑은 고딕"/>
-        </w:rPr>
-        <w:t xml:space="preserve">참고 문헌</w:t>
-      </w:r>
-    </w:p>
-    <w:p>
-      <w:pPr>
-        <w:spacing w:after="60" w:before="60" w:line="312"/>
-        <w:ind w:left="400" w:hanging="400"/>
-      </w:pPr>
-      <w:r>
-        <w:rPr>
-          <w:rFonts w:ascii="맑은 고딕" w:cs="맑은 고딕" w:eastAsia="맑은 고딕" w:hAnsi="맑은 고딕"/>
-          <w:sz w:val="30"/>
-          <w:szCs w:val="30"/>
-        </w:rPr>
-        <w:t xml:space="preserve">1. ANCA Pty Ltd (2014). iGrind Grinding Manual, §30 Cylindrical Grinding (igrind_cycles_en.pdf). 장비 PC 열람 요약, 원문 대조 전.</w:t>
-      </w:r>
-    </w:p>
-    <w:p>
-      <w:pPr>
-        <w:spacing w:after="60" w:before="60" w:line="312"/>
-        <w:ind w:left="400" w:hanging="400"/>
-      </w:pPr>
-      <w:r>
-        <w:rPr>
-          <w:rFonts w:ascii="맑은 고딕" w:cs="맑은 고딕" w:eastAsia="맑은 고딕" w:hAnsi="맑은 고딕"/>
-          <w:sz w:val="30"/>
-          <w:szCs w:val="30"/>
-        </w:rPr>
-        <w:t xml:space="preserve">2. Mitutoyo. Digimatic Micrometer 293-340-30 사양. 판매처 게시 사양, 카탈로그 원문 확인 필요.</w:t>
-      </w:r>
-    </w:p>
-    <w:p>
-      <w:pPr>
-        <w:spacing w:after="60" w:before="60" w:line="312"/>
-        <w:ind w:left="400" w:hanging="400"/>
-      </w:pPr>
-      <w:r>
-        <w:rPr>
-          <w:rFonts w:ascii="맑은 고딕" w:cs="맑은 고딕" w:eastAsia="맑은 고딕" w:hAnsi="맑은 고딕"/>
-          <w:sz w:val="30"/>
-          <w:szCs w:val="30"/>
-        </w:rPr>
-        <w:t xml:space="preserve">3. OSG. AE-LNBD-N(List 8990), WXL-LN-EBD(List 3690), AE-LN-VMSS(List 8230) 치수표 / Mitsubishi Materials. VQ2XLB, VF2XLB, MS2XL 제품 정보 (2026. 10. 20. 열람).</w:t>
-      </w:r>
-    </w:p>
-    <w:p>
-      <w:pPr>
-        <w:spacing w:after="60" w:before="60" w:line="312"/>
-        <w:ind w:left="400" w:hanging="400"/>
-      </w:pPr>
-      <w:r>
-        <w:rPr>
-          <w:rFonts w:ascii="맑은 고딕" w:cs="맑은 고딕" w:eastAsia="맑은 고딕" w:hAnsi="맑은 고딕"/>
-          <w:sz w:val="30"/>
-          <w:szCs w:val="30"/>
-        </w:rPr>
-        <w:t xml:space="preserve">4. Micro 100. End Mills, Corner Radius, 2 Flute, Reduced Neck 제품 정보 (넥 지름 공차 +0.00 / −0.13 mm).</w:t>
-      </w:r>
-    </w:p>
-    <w:p>
-      <w:pPr>
-        <w:pStyle w:val="Heading1"/>
-        <w:keepNext/>
-        <w:spacing w:after="160" w:before="360"/>
-      </w:pPr>
-      <w:r>
-        <w:rPr>
-          <w:rFonts w:ascii="맑은 고딕" w:cs="맑은 고딕" w:eastAsia="맑은 고딕" w:hAnsi="맑은 고딕"/>
-        </w:rPr>
-        <w:t xml:space="preserve">부록</w:t>
-      </w:r>
-    </w:p>
-    <w:p>
-      <w:pPr>
-        <w:pStyle w:val="Heading2"/>
-        <w:keepNext/>
-        <w:spacing w:after="100" w:before="220"/>
-      </w:pPr>
-      <w:r>
-        <w:rPr>
-          <w:rFonts w:ascii="맑은 고딕" w:cs="맑은 고딕" w:eastAsia="맑은 고딕" w:hAnsi="맑은 고딕"/>
-        </w:rPr>
-        <w:t xml:space="preserve">가. 측정 원자료 (테스트 1 가공 전 넥 지름)</w:t>
-      </w:r>
-    </w:p>
-    <w:p>
-      <w:pPr>
-        <w:keepNext/>
-        <w:spacing w:after="80" w:before="160"/>
-        <w:jc w:val="center"/>
-      </w:pPr>
-      <w:r>
-        <w:rPr>
-          <w:rFonts w:ascii="맑은 고딕" w:cs="맑은 고딕" w:eastAsia="맑은 고딕" w:hAnsi="맑은 고딕"/>
-          <w:b/>
-          <w:bCs/>
-          <w:sz w:val="26"/>
-          <w:szCs w:val="26"/>
-        </w:rPr>
-        <w:t xml:space="preserve">부록 표 1. 테스트 1 회차별 가공 전 넥 지름</w:t>
-      </w:r>
-    </w:p>
-    <w:tbl>
-      <w:tblPr>
-        <w:tblW w:type="dxa" w:w="9638"/>
-        <w:tblBorders>
-          <w:top w:val="single" w:color="auto" w:sz="4"/>
-          <w:left w:val="single" w:color="auto" w:sz="4"/>
-          <w:bottom w:val="single" w:color="auto" w:sz="4"/>
-          <w:right w:val="single" w:color="auto" w:sz="4"/>
-          <w:insideH w:val="single" w:color="auto" w:sz="4"/>
-          <w:insideV w:val="single" w:color="auto" w:sz="4"/>
-        </w:tblBorders>
-      </w:tblPr>
-      <w:tblGrid>
-        <w:gridCol w:w="1928"/>
-        <w:gridCol w:w="3855"/>
-        <w:gridCol w:w="3855"/>
-      </w:tblGrid>
-      <w:tr>
-        <w:trPr>
-          <w:cantSplit/>
-          <w:tblHeader/>
-        </w:trPr>
-        <w:tc>
-          <w:tcPr>
-            <w:tcW w:type="dxa" w:w="1928"/>
-            <w:tcBorders>
-              <w:top w:val="single" w:color="808080" w:sz="4"/>
-              <w:left w:val="single" w:color="808080" w:sz="4"/>
-              <w:bottom w:val="single" w:color="808080" w:sz="4"/>
-              <w:right w:val="single" w:color="808080" w:sz="4"/>
-            </w:tcBorders>
-            <w:shd w:fill="E7EDF3" w:color="auto" w:val="clear"/>
-            <w:tcMar>
-              <w:top w:type="dxa" w:w="50"/>
-              <w:left w:type="dxa" w:w="90"/>
-              <w:bottom w:type="dxa" w:w="50"/>
-              <w:right w:type="dxa" w:w="90"/>
-            </w:tcMar>
-            <w:vAlign w:val="center"/>
-          </w:tcPr>
-          <w:p>
-            <w:pPr>
-              <w:keepNext/>
-              <w:spacing w:after="0" w:before="0" w:line="276"/>
-              <w:jc w:val="center"/>
-            </w:pPr>
-            <w:r>
-              <w:rPr>
-                <w:rFonts w:ascii="맑은 고딕" w:cs="맑은 고딕" w:eastAsia="맑은 고딕" w:hAnsi="맑은 고딕"/>
-                <w:b/>
-                <w:bCs/>
-                <w:sz w:val="26"/>
-                <w:szCs w:val="26"/>
-              </w:rPr>
-              <w:t xml:space="preserve">회차</w:t>
-            </w:r>
-          </w:p>
-        </w:tc>
-        <w:tc>
-          <w:tcPr>
-            <w:tcW w:type="dxa" w:w="3855"/>
-            <w:tcBorders>
-              <w:top w:val="single" w:color="808080" w:sz="4"/>
-              <w:left w:val="single" w:color="808080" w:sz="4"/>
-              <w:bottom w:val="single" w:color="808080" w:sz="4"/>
-              <w:right w:val="single" w:color="808080" w:sz="4"/>
-            </w:tcBorders>
-            <w:shd w:fill="E7EDF3" w:color="auto" w:val="clear"/>
-            <w:tcMar>
-              <w:top w:type="dxa" w:w="50"/>
-              <w:left w:type="dxa" w:w="90"/>
-              <w:bottom w:type="dxa" w:w="50"/>
-              <w:right w:type="dxa" w:w="90"/>
-            </w:tcMar>
-            <w:vAlign w:val="center"/>
-          </w:tcPr>
-          <w:p>
-            <w:pPr>
-              <w:keepNext/>
-              <w:spacing w:after="0" w:before="0" w:line="276"/>
-              <w:jc w:val="center"/>
-            </w:pPr>
-            <w:r>
-              <w:rPr>
-                <w:rFonts w:ascii="맑은 고딕" w:cs="맑은 고딕" w:eastAsia="맑은 고딕" w:hAnsi="맑은 고딕"/>
-                <w:b/>
-                <w:bCs/>
-                <w:sz w:val="26"/>
-                <w:szCs w:val="26"/>
-              </w:rPr>
-              <w:t xml:space="preserve">가공 전 넥 지름 (mm)</w:t>
-            </w:r>
-          </w:p>
-        </w:tc>
-        <w:tc>
-          <w:tcPr>
-            <w:tcW w:type="dxa" w:w="3855"/>
-            <w:tcBorders>
-              <w:top w:val="single" w:color="808080" w:sz="4"/>
-              <w:left w:val="single" w:color="808080" w:sz="4"/>
-              <w:bottom w:val="single" w:color="808080" w:sz="4"/>
-              <w:right w:val="single" w:color="808080" w:sz="4"/>
-            </w:tcBorders>
-            <w:shd w:fill="E7EDF3" w:color="auto" w:val="clear"/>
-            <w:tcMar>
-              <w:top w:type="dxa" w:w="50"/>
-              <w:left w:type="dxa" w:w="90"/>
-              <w:bottom w:type="dxa" w:w="50"/>
-              <w:right w:type="dxa" w:w="90"/>
-            </w:tcMar>
-            <w:vAlign w:val="center"/>
-          </w:tcPr>
-          <w:p>
-            <w:pPr>
-              <w:keepNext/>
-              <w:spacing w:after="0" w:before="0" w:line="276"/>
-              <w:jc w:val="center"/>
-            </w:pPr>
-            <w:r>
-              <w:rPr>
-                <w:rFonts w:ascii="맑은 고딕" w:cs="맑은 고딕" w:eastAsia="맑은 고딕" w:hAnsi="맑은 고딕"/>
-                <w:b/>
-                <w:bCs/>
-                <w:sz w:val="26"/>
-                <w:szCs w:val="26"/>
-              </w:rPr>
-              <w:t xml:space="preserve">비고</w:t>
-            </w:r>
-          </w:p>
-        </w:tc>
-      </w:tr>
-      <w:tr>
-        <w:trPr>
-          <w:cantSplit/>
-        </w:trPr>
-        <w:tc>
-          <w:tcPr>
-            <w:tcW w:type="dxa" w:w="1928"/>
-            <w:tcBorders>
-              <w:top w:val="single" w:color="808080" w:sz="4"/>
-              <w:left w:val="single" w:color="808080" w:sz="4"/>
-              <w:bottom w:val="single" w:color="808080" w:sz="4"/>
-              <w:right w:val="single" w:color="808080" w:sz="4"/>
-            </w:tcBorders>
-            <w:tcMar>
-              <w:top w:type="dxa" w:w="50"/>
-              <w:left w:type="dxa" w:w="90"/>
-              <w:bottom w:type="dxa" w:w="50"/>
-              <w:right w:type="dxa" w:w="90"/>
-            </w:tcMar>
-            <w:vAlign w:val="center"/>
-          </w:tcPr>
-          <w:p>
-            <w:pPr>
-              <w:keepNext/>
-              <w:spacing w:after="0" w:before="0" w:line="276"/>
-              <w:jc w:val="center"/>
-            </w:pPr>
-            <w:r>
-              <w:rPr>
-                <w:rFonts w:ascii="맑은 고딕" w:cs="맑은 고딕" w:eastAsia="맑은 고딕" w:hAnsi="맑은 고딕"/>
-                <w:sz w:val="26"/>
-                <w:szCs w:val="26"/>
-              </w:rPr>
-              <w:t xml:space="preserve">1</w:t>
-            </w:r>
-          </w:p>
-        </w:tc>
-        <w:tc>
-          <w:tcPr>
-            <w:tcW w:type="dxa" w:w="3855"/>
-            <w:tcBorders>
-              <w:top w:val="single" w:color="808080" w:sz="4"/>
-              <w:left w:val="single" w:color="808080" w:sz="4"/>
-              <w:bottom w:val="single" w:color="808080" w:sz="4"/>
-              <w:right w:val="single" w:color="808080" w:sz="4"/>
-            </w:tcBorders>
-            <w:tcMar>
-              <w:top w:type="dxa" w:w="50"/>
-              <w:left w:type="dxa" w:w="90"/>
-              <w:bottom w:type="dxa" w:w="50"/>
-              <w:right w:type="dxa" w:w="90"/>
-            </w:tcMar>
-            <w:vAlign w:val="center"/>
-          </w:tcPr>
-          <w:p>
-            <w:pPr>
-              <w:keepNext/>
-              <w:spacing w:after="0" w:before="0" w:line="276"/>
-              <w:jc w:val="center"/>
-            </w:pPr>
-            <w:r>
-              <w:rPr>
-                <w:rFonts w:ascii="맑은 고딕" w:cs="맑은 고딕" w:eastAsia="맑은 고딕" w:hAnsi="맑은 고딕"/>
-                <w:sz w:val="26"/>
-                <w:szCs w:val="26"/>
-              </w:rPr>
-              <w:t xml:space="preserve">2.990 ~ 3.003</w:t>
-            </w:r>
-          </w:p>
-        </w:tc>
-        <w:tc>
-          <w:tcPr>
-            <w:tcW w:type="dxa" w:w="3855"/>
-            <w:tcBorders>
-              <w:top w:val="single" w:color="808080" w:sz="4"/>
-              <w:left w:val="single" w:color="808080" w:sz="4"/>
-              <w:bottom w:val="single" w:color="808080" w:sz="4"/>
-              <w:right w:val="single" w:color="808080" w:sz="4"/>
-            </w:tcBorders>
-            <w:tcMar>
-              <w:top w:type="dxa" w:w="50"/>
-              <w:left w:type="dxa" w:w="90"/>
-              <w:bottom w:type="dxa" w:w="50"/>
-              <w:right w:type="dxa" w:w="90"/>
-            </w:tcMar>
-            <w:vAlign w:val="center"/>
-          </w:tcPr>
-          <w:p>
-            <w:pPr>
-              <w:keepNext/>
-              <w:spacing w:after="0" w:before="0" w:line="276"/>
-              <w:jc w:val="left"/>
-            </w:pPr>
-            <w:r>
-              <w:rPr>
-                <w:rFonts w:ascii="맑은 고딕" w:cs="맑은 고딕" w:eastAsia="맑은 고딕" w:hAnsi="맑은 고딕"/>
-                <w:sz w:val="26"/>
-                <w:szCs w:val="26"/>
-              </w:rPr>
-              <w:t xml:space="preserve">가공 전 몸통 지름</w:t>
-            </w:r>
-          </w:p>
-        </w:tc>
-      </w:tr>
-      <w:tr>
-        <w:trPr>
-          <w:cantSplit/>
-        </w:trPr>
-        <w:tc>
-          <w:tcPr>
-            <w:tcW w:type="dxa" w:w="1928"/>
-            <w:tcBorders>
-              <w:top w:val="single" w:color="808080" w:sz="4"/>
-              <w:left w:val="single" w:color="808080" w:sz="4"/>
-              <w:bottom w:val="single" w:color="808080" w:sz="4"/>
-              <w:right w:val="single" w:color="808080" w:sz="4"/>
-            </w:tcBorders>
-            <w:tcMar>
-              <w:top w:type="dxa" w:w="50"/>
-              <w:left w:type="dxa" w:w="90"/>
-              <w:bottom w:type="dxa" w:w="50"/>
-              <w:right w:type="dxa" w:w="90"/>
-            </w:tcMar>
-            <w:vAlign w:val="center"/>
-          </w:tcPr>
-          <w:p>
-            <w:pPr>
-              <w:keepNext/>
-              <w:spacing w:after="0" w:before="0" w:line="276"/>
-              <w:jc w:val="center"/>
-            </w:pPr>
-            <w:r>
-              <w:rPr>
-                <w:rFonts w:ascii="맑은 고딕" w:cs="맑은 고딕" w:eastAsia="맑은 고딕" w:hAnsi="맑은 고딕"/>
-                <w:sz w:val="26"/>
-                <w:szCs w:val="26"/>
-              </w:rPr>
-              <w:t xml:space="preserve">2</w:t>
-            </w:r>
-          </w:p>
-        </w:tc>
-        <w:tc>
-          <w:tcPr>
-            <w:tcW w:type="dxa" w:w="3855"/>
-            <w:tcBorders>
-              <w:top w:val="single" w:color="808080" w:sz="4"/>
-              <w:left w:val="single" w:color="808080" w:sz="4"/>
-              <w:bottom w:val="single" w:color="808080" w:sz="4"/>
-              <w:right w:val="single" w:color="808080" w:sz="4"/>
-            </w:tcBorders>
-            <w:tcMar>
-              <w:top w:type="dxa" w:w="50"/>
-              <w:left w:type="dxa" w:w="90"/>
-              <w:bottom w:type="dxa" w:w="50"/>
-              <w:right w:type="dxa" w:w="90"/>
-            </w:tcMar>
-            <w:vAlign w:val="center"/>
-          </w:tcPr>
-          <w:p>
-            <w:pPr>
-              <w:keepNext/>
-              <w:spacing w:after="0" w:before="0" w:line="276"/>
-              <w:jc w:val="center"/>
-            </w:pPr>
-            <w:r>
-              <w:rPr>
-                <w:rFonts w:ascii="맑은 고딕" w:cs="맑은 고딕" w:eastAsia="맑은 고딕" w:hAnsi="맑은 고딕"/>
-                <w:sz w:val="26"/>
-                <w:szCs w:val="26"/>
-              </w:rPr>
-              <w:t xml:space="preserve">약 3.00</w:t>
-            </w:r>
-          </w:p>
-        </w:tc>
-        <w:tc>
-          <w:tcPr>
-            <w:tcW w:type="dxa" w:w="3855"/>
-            <w:tcBorders>
-              <w:top w:val="single" w:color="808080" w:sz="4"/>
-              <w:left w:val="single" w:color="808080" w:sz="4"/>
-              <w:bottom w:val="single" w:color="808080" w:sz="4"/>
-              <w:right w:val="single" w:color="808080" w:sz="4"/>
-            </w:tcBorders>
-            <w:tcMar>
-              <w:top w:type="dxa" w:w="50"/>
-              <w:left w:type="dxa" w:w="90"/>
-              <w:bottom w:type="dxa" w:w="50"/>
-              <w:right w:type="dxa" w:w="90"/>
-            </w:tcMar>
-            <w:vAlign w:val="center"/>
-          </w:tcPr>
-          <w:p>
-            <w:pPr>
-              <w:keepNext/>
-              <w:spacing w:after="0" w:before="0" w:line="276"/>
-              <w:jc w:val="left"/>
-            </w:pPr>
-            <w:r>
-              <w:rPr>
-                <w:rFonts w:ascii="맑은 고딕" w:cs="맑은 고딕" w:eastAsia="맑은 고딕" w:hAnsi="맑은 고딕"/>
-                <w:sz w:val="26"/>
-                <w:szCs w:val="26"/>
-              </w:rPr>
-              <w:t xml:space="preserve">1회 측정값</w:t>
-            </w:r>
-          </w:p>
-        </w:tc>
-      </w:tr>
-      <w:tr>
-        <w:trPr>
-          <w:cantSplit/>
-        </w:trPr>
-        <w:tc>
-          <w:tcPr>
-            <w:tcW w:type="dxa" w:w="1928"/>
-            <w:tcBorders>
-              <w:top w:val="single" w:color="808080" w:sz="4"/>
-              <w:left w:val="single" w:color="808080" w:sz="4"/>
-              <w:bottom w:val="single" w:color="808080" w:sz="4"/>
-              <w:right w:val="single" w:color="808080" w:sz="4"/>
-            </w:tcBorders>
-            <w:tcMar>
-              <w:top w:type="dxa" w:w="50"/>
-              <w:left w:type="dxa" w:w="90"/>
-              <w:bottom w:type="dxa" w:w="50"/>
-              <w:right w:type="dxa" w:w="90"/>
-            </w:tcMar>
-            <w:vAlign w:val="center"/>
-          </w:tcPr>
-          <w:p>
-            <w:pPr>
-              <w:keepNext/>
-              <w:spacing w:after="0" w:before="0" w:line="276"/>
-              <w:jc w:val="center"/>
-            </w:pPr>
-            <w:r>
-              <w:rPr>
-                <w:rFonts w:ascii="맑은 고딕" w:cs="맑은 고딕" w:eastAsia="맑은 고딕" w:hAnsi="맑은 고딕"/>
-                <w:sz w:val="26"/>
-                <w:szCs w:val="26"/>
-              </w:rPr>
-              <w:t xml:space="preserve">3</w:t>
-            </w:r>
-          </w:p>
-        </w:tc>
-        <w:tc>
-          <w:tcPr>
-            <w:tcW w:type="dxa" w:w="3855"/>
-            <w:tcBorders>
-              <w:top w:val="single" w:color="808080" w:sz="4"/>
-              <w:left w:val="single" w:color="808080" w:sz="4"/>
-              <w:bottom w:val="single" w:color="808080" w:sz="4"/>
-              <w:right w:val="single" w:color="808080" w:sz="4"/>
-            </w:tcBorders>
-            <w:tcMar>
-              <w:top w:type="dxa" w:w="50"/>
-              <w:left w:type="dxa" w:w="90"/>
-              <w:bottom w:type="dxa" w:w="50"/>
-              <w:right w:type="dxa" w:w="90"/>
-            </w:tcMar>
-            <w:vAlign w:val="center"/>
-          </w:tcPr>
-          <w:p>
-            <w:pPr>
-              <w:keepNext/>
-              <w:spacing w:after="0" w:before="0" w:line="276"/>
-              <w:jc w:val="center"/>
-            </w:pPr>
-            <w:r>
-              <w:rPr>
-                <w:rFonts w:ascii="맑은 고딕" w:cs="맑은 고딕" w:eastAsia="맑은 고딕" w:hAnsi="맑은 고딕"/>
-                <w:sz w:val="26"/>
-                <w:szCs w:val="26"/>
-              </w:rPr>
-              <w:t xml:space="preserve">약 2.986 / 2.990</w:t>
-            </w:r>
-          </w:p>
-        </w:tc>
-        <w:tc>
-          <w:tcPr>
-            <w:tcW w:type="dxa" w:w="3855"/>
-            <w:tcBorders>
-              <w:top w:val="single" w:color="808080" w:sz="4"/>
-              <w:left w:val="single" w:color="808080" w:sz="4"/>
-              <w:bottom w:val="single" w:color="808080" w:sz="4"/>
-              <w:right w:val="single" w:color="808080" w:sz="4"/>
-            </w:tcBorders>
-            <w:tcMar>
-              <w:top w:type="dxa" w:w="50"/>
-              <w:left w:type="dxa" w:w="90"/>
-              <w:bottom w:type="dxa" w:w="50"/>
-              <w:right w:type="dxa" w:w="90"/>
-            </w:tcMar>
-            <w:vAlign w:val="center"/>
-          </w:tcPr>
-          <w:p>
-            <w:pPr>
-              <w:keepNext/>
-              <w:spacing w:after="0" w:before="0" w:line="276"/>
-              <w:jc w:val="left"/>
-            </w:pPr>
-            <w:r>
-              <w:rPr>
-                <w:rFonts w:ascii="맑은 고딕" w:cs="맑은 고딕" w:eastAsia="맑은 고딕" w:hAnsi="맑은 고딕"/>
-                <w:sz w:val="26"/>
-                <w:szCs w:val="26"/>
-              </w:rPr>
-              <w:t xml:space="preserve">2회 측정값(머리 쪽 / 테이퍼 쪽)</w:t>
-            </w:r>
-          </w:p>
-        </w:tc>
-      </w:tr>
-      <w:tr>
-        <w:trPr>
-          <w:cantSplit/>
-        </w:trPr>
-        <w:tc>
-          <w:tcPr>
-            <w:tcW w:type="dxa" w:w="1928"/>
-            <w:tcBorders>
-              <w:top w:val="single" w:color="808080" w:sz="4"/>
-              <w:left w:val="single" w:color="808080" w:sz="4"/>
-              <w:bottom w:val="single" w:color="808080" w:sz="4"/>
-              <w:right w:val="single" w:color="808080" w:sz="4"/>
-            </w:tcBorders>
-            <w:tcMar>
-              <w:top w:type="dxa" w:w="50"/>
-              <w:left w:type="dxa" w:w="90"/>
-              <w:bottom w:type="dxa" w:w="50"/>
-              <w:right w:type="dxa" w:w="90"/>
-            </w:tcMar>
-            <w:vAlign w:val="center"/>
-          </w:tcPr>
-          <w:p>
-            <w:pPr>
-              <w:keepNext w:val="false"/>
-              <w:spacing w:after="0" w:before="0" w:line="276"/>
-              <w:jc w:val="center"/>
-            </w:pPr>
-            <w:r>
-              <w:rPr>
-                <w:rFonts w:ascii="맑은 고딕" w:cs="맑은 고딕" w:eastAsia="맑은 고딕" w:hAnsi="맑은 고딕"/>
-                <w:sz w:val="26"/>
-                <w:szCs w:val="26"/>
-              </w:rPr>
-              <w:t xml:space="preserve">4</w:t>
-            </w:r>
-          </w:p>
-        </w:tc>
-        <w:tc>
-          <w:tcPr>
-            <w:tcW w:type="dxa" w:w="3855"/>
-            <w:tcBorders>
-              <w:top w:val="single" w:color="808080" w:sz="4"/>
-              <w:left w:val="single" w:color="808080" w:sz="4"/>
-              <w:bottom w:val="single" w:color="808080" w:sz="4"/>
-              <w:right w:val="single" w:color="808080" w:sz="4"/>
-            </w:tcBorders>
-            <w:tcMar>
-              <w:top w:type="dxa" w:w="50"/>
-              <w:left w:type="dxa" w:w="90"/>
-              <w:bottom w:type="dxa" w:w="50"/>
-              <w:right w:type="dxa" w:w="90"/>
-            </w:tcMar>
-            <w:vAlign w:val="center"/>
-          </w:tcPr>
-          <w:p>
-            <w:pPr>
-              <w:keepNext w:val="false"/>
-              <w:spacing w:after="0" w:before="0" w:line="276"/>
-              <w:jc w:val="center"/>
-            </w:pPr>
-            <w:r>
-              <w:rPr>
-                <w:rFonts w:ascii="맑은 고딕" w:cs="맑은 고딕" w:eastAsia="맑은 고딕" w:hAnsi="맑은 고딕"/>
-                <w:sz w:val="26"/>
-                <w:szCs w:val="26"/>
-              </w:rPr>
-              <w:t xml:space="preserve">약 2.921 / 2.932</w:t>
-            </w:r>
-          </w:p>
-        </w:tc>
-        <w:tc>
-          <w:tcPr>
-            <w:tcW w:type="dxa" w:w="3855"/>
-            <w:tcBorders>
-              <w:top w:val="single" w:color="808080" w:sz="4"/>
-              <w:left w:val="single" w:color="808080" w:sz="4"/>
-              <w:bottom w:val="single" w:color="808080" w:sz="4"/>
-              <w:right w:val="single" w:color="808080" w:sz="4"/>
-            </w:tcBorders>
-            <w:tcMar>
-              <w:top w:type="dxa" w:w="50"/>
-              <w:left w:type="dxa" w:w="90"/>
-              <w:bottom w:type="dxa" w:w="50"/>
-              <w:right w:type="dxa" w:w="90"/>
-            </w:tcMar>
-            <w:vAlign w:val="center"/>
-          </w:tcPr>
-          <w:p>
-            <w:pPr>
-              <w:keepNext w:val="false"/>
-              <w:spacing w:after="0" w:before="0" w:line="276"/>
-              <w:jc w:val="left"/>
-            </w:pPr>
-            <w:r>
-              <w:rPr>
-                <w:rFonts w:ascii="맑은 고딕" w:cs="맑은 고딕" w:eastAsia="맑은 고딕" w:hAnsi="맑은 고딕"/>
-                <w:sz w:val="26"/>
-                <w:szCs w:val="26"/>
-              </w:rPr>
-              <w:t xml:space="preserve">3회 측정값(머리 쪽 / 테이퍼 쪽)</w:t>
-            </w:r>
-          </w:p>
-        </w:tc>
-      </w:tr>
-    </w:tbl>
-    <w:p>
-      <w:pPr>
-        <w:pStyle w:val="Heading2"/>
-        <w:keepNext/>
-        <w:spacing w:after="100" w:before="220"/>
-      </w:pPr>
-      <w:r>
-        <w:rPr>
-          <w:rFonts w:ascii="맑은 고딕" w:cs="맑은 고딕" w:eastAsia="맑은 고딕" w:hAnsi="맑은 고딕"/>
-        </w:rPr>
-        <w:t xml:space="preserve">나. 프로그램 및 휠 파일</w:t>
-      </w:r>
-    </w:p>
-    <w:p>
-      <w:pPr>
-        <w:pStyle w:val="ListParagraph"/>
-        <w:numPr>
-          <w:ilvl w:val="0"/>
-          <w:numId w:val="2"/>
-        </w:numPr>
-        <w:spacing w:after="40" w:before="40" w:line="312"/>
-      </w:pPr>
-      <w:r>
-        <w:rPr>
-          <w:rFonts w:ascii="맑은 고딕" w:cs="맑은 고딕" w:eastAsia="맑은 고딕" w:hAnsi="맑은 고딕"/>
-          <w:sz w:val="30"/>
-          <w:szCs w:val="30"/>
-        </w:rPr>
-        <w:t xml:space="preserve">테스트 1: GX7_AFCY_D3.8_S6.tom (회차마다 같은 파일에 덮어씀, 2026. 10. 19. 원본은 GX7_AFCY_D3.8_S6_20261019_원본.tom으로 백업)</w:t>
-      </w:r>
-    </w:p>
-    <w:p>
-      <w:pPr>
-        <w:pStyle w:val="ListParagraph"/>
-        <w:numPr>
-          <w:ilvl w:val="0"/>
-          <w:numId w:val="2"/>
-        </w:numPr>
-        <w:spacing w:after="40" w:before="40" w:line="312"/>
-      </w:pPr>
-      <w:r>
-        <w:rPr>
-          <w:rFonts w:ascii="맑은 고딕" w:cs="맑은 고딕" w:eastAsia="맑은 고딕" w:hAnsi="맑은 고딕"/>
-          <w:sz w:val="30"/>
-          <w:szCs w:val="30"/>
-        </w:rPr>
-        <w:t xml:space="preserve">테스트 2: GX7_AFCY_D3.8_S6_Roughing.tom</w:t>
-      </w:r>
-    </w:p>
-    <w:p>
-      <w:pPr>
-        <w:pStyle w:val="ListParagraph"/>
-        <w:numPr>
-          <w:ilvl w:val="0"/>
-          <w:numId w:val="2"/>
-        </w:numPr>
-        <w:spacing w:after="40" w:before="40" w:line="312"/>
-      </w:pPr>
-      <w:r>
-        <w:rPr>
-          <w:rFonts w:ascii="맑은 고딕" w:cs="맑은 고딕" w:eastAsia="맑은 고딕" w:hAnsi="맑은 고딕"/>
-          <w:sz w:val="30"/>
-          <w:szCs w:val="30"/>
-        </w:rPr>
-        <w:t xml:space="preserve">휠: GX7_Cylindrical_HID12_PRE_1.wpk (폭 10.487 mm 원통으로 단순 등록)</w:t>
-      </w:r>
-    </w:p>
-    <w:p>
-      <w:pPr>
-        <w:pStyle w:val="Heading2"/>
-        <w:keepNext/>
-        <w:spacing w:after="100" w:before="220"/>
-      </w:pPr>
-      <w:r>
-        <w:rPr>
-          <w:rFonts w:ascii="맑은 고딕" w:cs="맑은 고딕" w:eastAsia="맑은 고딕" w:hAnsi="맑은 고딕"/>
-        </w:rPr>
-        <w:t xml:space="preserve">다. 사내 기록 위치</w:t>
-      </w:r>
-    </w:p>
-    <w:p>
-      <w:pPr>
-        <w:pStyle w:val="ListParagraph"/>
-        <w:numPr>
-          <w:ilvl w:val="0"/>
-          <w:numId w:val="2"/>
-        </w:numPr>
-        <w:spacing w:after="40" w:before="40" w:line="312"/>
-      </w:pPr>
-      <w:r>
-        <w:rPr>
-          <w:rFonts w:ascii="맑은 고딕" w:cs="맑은 고딕" w:eastAsia="맑은 고딕" w:hAnsi="맑은 고딕"/>
-          <w:sz w:val="30"/>
-          <w:szCs w:val="30"/>
-        </w:rPr>
-        <w:t xml:space="preserve">시험 기록: cnc-wiki wiki/cadcam/원통연삭-넥-시험-AFCY-D3-2026-10-20.md</w:t>
-      </w:r>
-    </w:p>
-    <w:p>
-      <w:pPr>
-        <w:pStyle w:val="ListParagraph"/>
-        <w:numPr>
-          <w:ilvl w:val="0"/>
-          <w:numId w:val="2"/>
-        </w:numPr>
-        <w:spacing w:after="40" w:before="40" w:line="312"/>
-      </w:pPr>
-      <w:r>
-        <w:rPr>
-          <w:rFonts w:ascii="맑은 고딕" w:cs="맑은 고딕" w:eastAsia="맑은 고딕" w:hAnsi="맑은 고딕"/>
-          <w:sz w:val="30"/>
-          <w:szCs w:val="30"/>
-        </w:rPr>
-        <w:t xml:space="preserve">기록표: wiki/reports/01_연삭조건/넥_원통연삭_시험연삭_기록표_v1.xlsx</w:t>
-      </w:r>
-    </w:p>
-    <w:p>
-      <w:pPr>
-        <w:pStyle w:val="ListParagraph"/>
-        <w:numPr>
-          <w:ilvl w:val="0"/>
-          <w:numId w:val="2"/>
-        </w:numPr>
-        <w:spacing w:after="40" w:before="40" w:line="312"/>
-      </w:pPr>
-      <w:r>
-        <w:rPr>
-          <w:rFonts w:ascii="맑은 고딕" w:cs="맑은 고딕" w:eastAsia="맑은 고딕" w:hAnsi="맑은 고딕"/>
-          <w:sz w:val="30"/>
-          <w:szCs w:val="30"/>
-        </w:rPr>
-        <w:t xml:space="preserve">결정 기록: decisions.md 2026-10-20 (2) 넥 기준, (4) 실측 D 기준, (5) 진입 자국 대책, 2026-10-21 (3) 넥 끝 보정 보류 및 드레싱</w:t>
-      </w:r>
-    </w:p>
-    <w:p>
-      <w:pPr>
-        <w:pStyle w:val="ListParagraph"/>
-        <w:numPr>
-          <w:ilvl w:val="0"/>
-          <w:numId w:val="2"/>
-        </w:numPr>
-        <w:spacing w:after="40" w:before="40" w:line="312"/>
-      </w:pPr>
-      <w:r>
-        <w:rPr>
-          <w:rFonts w:ascii="맑은 고딕" w:cs="맑은 고딕" w:eastAsia="맑은 고딕" w:hAnsi="맑은 고딕"/>
-          <w:sz w:val="30"/>
-          <w:szCs w:val="30"/>
-        </w:rPr>
-        <w:t xml:space="preserve">출처: [VEN-ANCA-IGRIND-CYCLES], [VEN-MITUTOYO-293-340], [VEN-OSG-AELNBDN], [VEN-OSG-WXLLNEBD], [VEN-OSG-AELNVMSS], [VEN-MITSU-XLB], [VEN-MITSU-MS2XL], [VEN-MICRO100-REDNECK]</w:t>
-      </w:r>
-    </w:p>
-    <w:p>
-      <w:pPr>
-        <w:pStyle w:val="Heading2"/>
-        <w:keepNext/>
-        <w:spacing w:after="100" w:before="220"/>
-      </w:pPr>
-      <w:r>
-        <w:rPr>
-          <w:rFonts w:ascii="맑은 고딕" w:cs="맑은 고딕" w:eastAsia="맑은 고딕" w:hAnsi="맑은 고딕"/>
-        </w:rPr>
-        <w:t xml:space="preserve">라. 변경 이력</w:t>
-      </w:r>
-    </w:p>
-    <w:p>
-      <w:pPr>
-        <w:keepNext/>
-        <w:spacing w:after="80" w:before="160"/>
-        <w:jc w:val="center"/>
-      </w:pPr>
-      <w:r>
-        <w:rPr>
-          <w:rFonts w:ascii="맑은 고딕" w:cs="맑은 고딕" w:eastAsia="맑은 고딕" w:hAnsi="맑은 고딕"/>
-          <w:b/>
-          <w:bCs/>
-          <w:sz w:val="26"/>
-          <w:szCs w:val="26"/>
-        </w:rPr>
-        <w:t xml:space="preserve">부록 표 2. 변경 이력</w:t>
+        <w:t xml:space="preserve">부록 표 3. 변경 이력</w:t>
       </w:r>
     </w:p>
     <w:tbl>
@@ -10972,7 +10528,7 @@
           <w:p>
             <w:pPr>
               <w:keepNext/>
-              <w:spacing w:after="0" w:before="0" w:line="276"/>
+              <w:spacing w:after="0" w:before="0" w:line="240" w:lineRule="auto"/>
               <w:jc w:val="center"/>
             </w:pPr>
             <w:r>
@@ -11008,7 +10564,7 @@
           <w:p>
             <w:pPr>
               <w:keepNext/>
-              <w:spacing w:after="0" w:before="0" w:line="276"/>
+              <w:spacing w:after="0" w:before="0" w:line="240" w:lineRule="auto"/>
               <w:jc w:val="center"/>
             </w:pPr>
             <w:r>
@@ -11044,7 +10600,7 @@
           <w:p>
             <w:pPr>
               <w:keepNext/>
-              <w:spacing w:after="0" w:before="0" w:line="276"/>
+              <w:spacing w:after="0" w:before="0" w:line="240" w:lineRule="auto"/>
               <w:jc w:val="center"/>
             </w:pPr>
             <w:r>
@@ -11084,7 +10640,7 @@
           <w:p>
             <w:pPr>
               <w:keepNext/>
-              <w:spacing w:after="0" w:before="0" w:line="276"/>
+              <w:spacing w:after="0" w:before="0" w:line="240" w:lineRule="auto"/>
               <w:jc w:val="center"/>
             </w:pPr>
             <w:r>
@@ -11117,7 +10673,7 @@
           <w:p>
             <w:pPr>
               <w:keepNext/>
-              <w:spacing w:after="0" w:before="0" w:line="276"/>
+              <w:spacing w:after="0" w:before="0" w:line="240" w:lineRule="auto"/>
               <w:jc w:val="center"/>
             </w:pPr>
             <w:r>
@@ -11150,7 +10706,7 @@
           <w:p>
             <w:pPr>
               <w:keepNext/>
-              <w:spacing w:after="0" w:before="0" w:line="276"/>
+              <w:spacing w:after="0" w:before="0" w:line="240" w:lineRule="auto"/>
               <w:jc w:val="left"/>
             </w:pPr>
             <w:r>
@@ -11188,7 +10744,7 @@
           <w:p>
             <w:pPr>
               <w:keepNext w:val="false"/>
-              <w:spacing w:after="0" w:before="0" w:line="276"/>
+              <w:spacing w:after="0" w:before="0" w:line="240" w:lineRule="auto"/>
               <w:jc w:val="center"/>
             </w:pPr>
             <w:r>
@@ -11221,7 +10777,7 @@
           <w:p>
             <w:pPr>
               <w:keepNext w:val="false"/>
-              <w:spacing w:after="0" w:before="0" w:line="276"/>
+              <w:spacing w:after="0" w:before="0" w:line="240" w:lineRule="auto"/>
               <w:jc w:val="center"/>
             </w:pPr>
             <w:r>
@@ -11254,7 +10810,7 @@
           <w:p>
             <w:pPr>
               <w:keepNext w:val="false"/>
-              <w:spacing w:after="0" w:before="0" w:line="276"/>
+              <w:spacing w:after="0" w:before="0" w:line="240" w:lineRule="auto"/>
               <w:jc w:val="left"/>
             </w:pPr>
             <w:r>

--- a/wiki/reports/01_연삭조건/넥_원통연삭_시험결과_보고_20261022_v2.docx
+++ b/wiki/reports/01_연삭조건/넥_원통연삭_시험결과_보고_20261022_v2.docx
@@ -4,7 +4,7 @@
   <w:body>
     <w:p>
       <w:pPr>
-        <w:spacing w:after="160" w:before="3600"/>
+        <w:spacing w:after="160" w:before="1400" w:line="640" w:lineRule="exact"/>
         <w:jc w:val="center"/>
       </w:pPr>
       <w:r>
@@ -20,7 +20,7 @@
     </w:p>
     <w:p>
       <w:pPr>
-        <w:spacing w:after="1200" w:before="0"/>
+        <w:spacing w:after="600" w:before="0" w:line="400" w:lineRule="exact"/>
         <w:jc w:val="center"/>
       </w:pPr>
       <w:r>
@@ -65,17 +65,17 @@
             </w:tcBorders>
             <w:shd w:fill="F2F2F2" w:color="auto" w:val="clear"/>
             <w:tcMar>
-              <w:top w:type="dxa" w:w="50"/>
-              <w:left w:type="dxa" w:w="90"/>
-              <w:bottom w:type="dxa" w:w="50"/>
-              <w:right w:type="dxa" w:w="90"/>
-            </w:tcMar>
-            <w:vAlign w:val="center"/>
-          </w:tcPr>
-          <w:p>
-            <w:pPr>
-              <w:keepNext/>
-              <w:spacing w:after="0" w:before="0" w:line="240" w:lineRule="auto"/>
+              <w:top w:type="dxa" w:w="30"/>
+              <w:left w:type="dxa" w:w="90"/>
+              <w:bottom w:type="dxa" w:w="30"/>
+              <w:right w:type="dxa" w:w="90"/>
+            </w:tcMar>
+            <w:vAlign w:val="center"/>
+          </w:tcPr>
+          <w:p>
+            <w:pPr>
+              <w:keepNext/>
+              <w:spacing w:after="0" w:before="0" w:line="330" w:lineRule="exact"/>
               <w:jc w:val="left"/>
             </w:pPr>
             <w:r>
@@ -100,17 +100,17 @@
               <w:right w:val="single" w:color="808080" w:sz="4"/>
             </w:tcBorders>
             <w:tcMar>
-              <w:top w:type="dxa" w:w="50"/>
-              <w:left w:type="dxa" w:w="90"/>
-              <w:bottom w:type="dxa" w:w="50"/>
-              <w:right w:type="dxa" w:w="90"/>
-            </w:tcMar>
-            <w:vAlign w:val="center"/>
-          </w:tcPr>
-          <w:p>
-            <w:pPr>
-              <w:keepNext/>
-              <w:spacing w:after="0" w:before="0" w:line="240" w:lineRule="auto"/>
+              <w:top w:type="dxa" w:w="30"/>
+              <w:left w:type="dxa" w:w="90"/>
+              <w:bottom w:type="dxa" w:w="30"/>
+              <w:right w:type="dxa" w:w="90"/>
+            </w:tcMar>
+            <w:vAlign w:val="center"/>
+          </w:tcPr>
+          <w:p>
+            <w:pPr>
+              <w:keepNext/>
+              <w:spacing w:after="0" w:before="0" w:line="330" w:lineRule="exact"/>
               <w:jc w:val="left"/>
             </w:pPr>
             <w:r>
@@ -136,17 +136,17 @@
             </w:tcBorders>
             <w:shd w:fill="F2F2F2" w:color="auto" w:val="clear"/>
             <w:tcMar>
-              <w:top w:type="dxa" w:w="50"/>
-              <w:left w:type="dxa" w:w="90"/>
-              <w:bottom w:type="dxa" w:w="50"/>
-              <w:right w:type="dxa" w:w="90"/>
-            </w:tcMar>
-            <w:vAlign w:val="center"/>
-          </w:tcPr>
-          <w:p>
-            <w:pPr>
-              <w:keepNext/>
-              <w:spacing w:after="0" w:before="0" w:line="240" w:lineRule="auto"/>
+              <w:top w:type="dxa" w:w="30"/>
+              <w:left w:type="dxa" w:w="90"/>
+              <w:bottom w:type="dxa" w:w="30"/>
+              <w:right w:type="dxa" w:w="90"/>
+            </w:tcMar>
+            <w:vAlign w:val="center"/>
+          </w:tcPr>
+          <w:p>
+            <w:pPr>
+              <w:keepNext/>
+              <w:spacing w:after="0" w:before="0" w:line="330" w:lineRule="exact"/>
               <w:jc w:val="left"/>
             </w:pPr>
             <w:r>
@@ -171,17 +171,17 @@
               <w:right w:val="single" w:color="808080" w:sz="4"/>
             </w:tcBorders>
             <w:tcMar>
-              <w:top w:type="dxa" w:w="50"/>
-              <w:left w:type="dxa" w:w="90"/>
-              <w:bottom w:type="dxa" w:w="50"/>
-              <w:right w:type="dxa" w:w="90"/>
-            </w:tcMar>
-            <w:vAlign w:val="center"/>
-          </w:tcPr>
-          <w:p>
-            <w:pPr>
-              <w:keepNext/>
-              <w:spacing w:after="0" w:before="0" w:line="240" w:lineRule="auto"/>
+              <w:top w:type="dxa" w:w="30"/>
+              <w:left w:type="dxa" w:w="90"/>
+              <w:bottom w:type="dxa" w:w="30"/>
+              <w:right w:type="dxa" w:w="90"/>
+            </w:tcMar>
+            <w:vAlign w:val="center"/>
+          </w:tcPr>
+          <w:p>
+            <w:pPr>
+              <w:keepNext/>
+              <w:spacing w:after="0" w:before="0" w:line="330" w:lineRule="exact"/>
               <w:jc w:val="left"/>
             </w:pPr>
             <w:r>
@@ -212,17 +212,17 @@
             </w:tcBorders>
             <w:shd w:fill="F2F2F2" w:color="auto" w:val="clear"/>
             <w:tcMar>
-              <w:top w:type="dxa" w:w="50"/>
-              <w:left w:type="dxa" w:w="90"/>
-              <w:bottom w:type="dxa" w:w="50"/>
-              <w:right w:type="dxa" w:w="90"/>
-            </w:tcMar>
-            <w:vAlign w:val="center"/>
-          </w:tcPr>
-          <w:p>
-            <w:pPr>
-              <w:keepNext/>
-              <w:spacing w:after="0" w:before="0" w:line="240" w:lineRule="auto"/>
+              <w:top w:type="dxa" w:w="30"/>
+              <w:left w:type="dxa" w:w="90"/>
+              <w:bottom w:type="dxa" w:w="30"/>
+              <w:right w:type="dxa" w:w="90"/>
+            </w:tcMar>
+            <w:vAlign w:val="center"/>
+          </w:tcPr>
+          <w:p>
+            <w:pPr>
+              <w:keepNext/>
+              <w:spacing w:after="0" w:before="0" w:line="330" w:lineRule="exact"/>
               <w:jc w:val="left"/>
             </w:pPr>
             <w:r>
@@ -247,17 +247,17 @@
               <w:right w:val="single" w:color="808080" w:sz="4"/>
             </w:tcBorders>
             <w:tcMar>
-              <w:top w:type="dxa" w:w="50"/>
-              <w:left w:type="dxa" w:w="90"/>
-              <w:bottom w:type="dxa" w:w="50"/>
-              <w:right w:type="dxa" w:w="90"/>
-            </w:tcMar>
-            <w:vAlign w:val="center"/>
-          </w:tcPr>
-          <w:p>
-            <w:pPr>
-              <w:keepNext/>
-              <w:spacing w:after="0" w:before="0" w:line="240" w:lineRule="auto"/>
+              <w:top w:type="dxa" w:w="30"/>
+              <w:left w:type="dxa" w:w="90"/>
+              <w:bottom w:type="dxa" w:w="30"/>
+              <w:right w:type="dxa" w:w="90"/>
+            </w:tcMar>
+            <w:vAlign w:val="center"/>
+          </w:tcPr>
+          <w:p>
+            <w:pPr>
+              <w:keepNext/>
+              <w:spacing w:after="0" w:before="0" w:line="330" w:lineRule="exact"/>
               <w:jc w:val="left"/>
             </w:pPr>
             <w:r>
@@ -283,17 +283,17 @@
             </w:tcBorders>
             <w:shd w:fill="F2F2F2" w:color="auto" w:val="clear"/>
             <w:tcMar>
-              <w:top w:type="dxa" w:w="50"/>
-              <w:left w:type="dxa" w:w="90"/>
-              <w:bottom w:type="dxa" w:w="50"/>
-              <w:right w:type="dxa" w:w="90"/>
-            </w:tcMar>
-            <w:vAlign w:val="center"/>
-          </w:tcPr>
-          <w:p>
-            <w:pPr>
-              <w:keepNext/>
-              <w:spacing w:after="0" w:before="0" w:line="240" w:lineRule="auto"/>
+              <w:top w:type="dxa" w:w="30"/>
+              <w:left w:type="dxa" w:w="90"/>
+              <w:bottom w:type="dxa" w:w="30"/>
+              <w:right w:type="dxa" w:w="90"/>
+            </w:tcMar>
+            <w:vAlign w:val="center"/>
+          </w:tcPr>
+          <w:p>
+            <w:pPr>
+              <w:keepNext/>
+              <w:spacing w:after="0" w:before="0" w:line="330" w:lineRule="exact"/>
               <w:jc w:val="left"/>
             </w:pPr>
             <w:r>
@@ -318,17 +318,17 @@
               <w:right w:val="single" w:color="808080" w:sz="4"/>
             </w:tcBorders>
             <w:tcMar>
-              <w:top w:type="dxa" w:w="50"/>
-              <w:left w:type="dxa" w:w="90"/>
-              <w:bottom w:type="dxa" w:w="50"/>
-              <w:right w:type="dxa" w:w="90"/>
-            </w:tcMar>
-            <w:vAlign w:val="center"/>
-          </w:tcPr>
-          <w:p>
-            <w:pPr>
-              <w:keepNext/>
-              <w:spacing w:after="0" w:before="0" w:line="240" w:lineRule="auto"/>
+              <w:top w:type="dxa" w:w="30"/>
+              <w:left w:type="dxa" w:w="90"/>
+              <w:bottom w:type="dxa" w:w="30"/>
+              <w:right w:type="dxa" w:w="90"/>
+            </w:tcMar>
+            <w:vAlign w:val="center"/>
+          </w:tcPr>
+          <w:p>
+            <w:pPr>
+              <w:keepNext/>
+              <w:spacing w:after="0" w:before="0" w:line="330" w:lineRule="exact"/>
               <w:jc w:val="left"/>
             </w:pPr>
             <w:r>
@@ -359,17 +359,17 @@
             </w:tcBorders>
             <w:shd w:fill="F2F2F2" w:color="auto" w:val="clear"/>
             <w:tcMar>
-              <w:top w:type="dxa" w:w="50"/>
-              <w:left w:type="dxa" w:w="90"/>
-              <w:bottom w:type="dxa" w:w="50"/>
-              <w:right w:type="dxa" w:w="90"/>
-            </w:tcMar>
-            <w:vAlign w:val="center"/>
-          </w:tcPr>
-          <w:p>
-            <w:pPr>
-              <w:keepNext/>
-              <w:spacing w:after="0" w:before="0" w:line="240" w:lineRule="auto"/>
+              <w:top w:type="dxa" w:w="30"/>
+              <w:left w:type="dxa" w:w="90"/>
+              <w:bottom w:type="dxa" w:w="30"/>
+              <w:right w:type="dxa" w:w="90"/>
+            </w:tcMar>
+            <w:vAlign w:val="center"/>
+          </w:tcPr>
+          <w:p>
+            <w:pPr>
+              <w:keepNext/>
+              <w:spacing w:after="0" w:before="0" w:line="330" w:lineRule="exact"/>
               <w:jc w:val="left"/>
             </w:pPr>
             <w:r>
@@ -394,17 +394,17 @@
               <w:right w:val="single" w:color="808080" w:sz="4"/>
             </w:tcBorders>
             <w:tcMar>
-              <w:top w:type="dxa" w:w="50"/>
-              <w:left w:type="dxa" w:w="90"/>
-              <w:bottom w:type="dxa" w:w="50"/>
-              <w:right w:type="dxa" w:w="90"/>
-            </w:tcMar>
-            <w:vAlign w:val="center"/>
-          </w:tcPr>
-          <w:p>
-            <w:pPr>
-              <w:keepNext/>
-              <w:spacing w:after="0" w:before="0" w:line="240" w:lineRule="auto"/>
+              <w:top w:type="dxa" w:w="30"/>
+              <w:left w:type="dxa" w:w="90"/>
+              <w:bottom w:type="dxa" w:w="30"/>
+              <w:right w:type="dxa" w:w="90"/>
+            </w:tcMar>
+            <w:vAlign w:val="center"/>
+          </w:tcPr>
+          <w:p>
+            <w:pPr>
+              <w:keepNext/>
+              <w:spacing w:after="0" w:before="0" w:line="330" w:lineRule="exact"/>
               <w:jc w:val="left"/>
             </w:pPr>
             <w:r>
@@ -421,7 +421,7 @@
           <w:p>
             <w:pPr>
               <w:keepNext/>
-              <w:spacing w:after="0" w:before="0" w:line="240" w:lineRule="auto"/>
+              <w:spacing w:after="0" w:before="0" w:line="330" w:lineRule="exact"/>
               <w:jc w:val="left"/>
             </w:pPr>
             <w:r>
@@ -447,17 +447,17 @@
             </w:tcBorders>
             <w:shd w:fill="F2F2F2" w:color="auto" w:val="clear"/>
             <w:tcMar>
-              <w:top w:type="dxa" w:w="50"/>
-              <w:left w:type="dxa" w:w="90"/>
-              <w:bottom w:type="dxa" w:w="50"/>
-              <w:right w:type="dxa" w:w="90"/>
-            </w:tcMar>
-            <w:vAlign w:val="center"/>
-          </w:tcPr>
-          <w:p>
-            <w:pPr>
-              <w:keepNext/>
-              <w:spacing w:after="0" w:before="0" w:line="240" w:lineRule="auto"/>
+              <w:top w:type="dxa" w:w="30"/>
+              <w:left w:type="dxa" w:w="90"/>
+              <w:bottom w:type="dxa" w:w="30"/>
+              <w:right w:type="dxa" w:w="90"/>
+            </w:tcMar>
+            <w:vAlign w:val="center"/>
+          </w:tcPr>
+          <w:p>
+            <w:pPr>
+              <w:keepNext/>
+              <w:spacing w:after="0" w:before="0" w:line="330" w:lineRule="exact"/>
               <w:jc w:val="left"/>
             </w:pPr>
             <w:r>
@@ -482,17 +482,17 @@
               <w:right w:val="single" w:color="808080" w:sz="4"/>
             </w:tcBorders>
             <w:tcMar>
-              <w:top w:type="dxa" w:w="50"/>
-              <w:left w:type="dxa" w:w="90"/>
-              <w:bottom w:type="dxa" w:w="50"/>
-              <w:right w:type="dxa" w:w="90"/>
-            </w:tcMar>
-            <w:vAlign w:val="center"/>
-          </w:tcPr>
-          <w:p>
-            <w:pPr>
-              <w:keepNext/>
-              <w:spacing w:after="0" w:before="0" w:line="240" w:lineRule="auto"/>
+              <w:top w:type="dxa" w:w="30"/>
+              <w:left w:type="dxa" w:w="90"/>
+              <w:bottom w:type="dxa" w:w="30"/>
+              <w:right w:type="dxa" w:w="90"/>
+            </w:tcMar>
+            <w:vAlign w:val="center"/>
+          </w:tcPr>
+          <w:p>
+            <w:pPr>
+              <w:keepNext/>
+              <w:spacing w:after="0" w:before="0" w:line="330" w:lineRule="exact"/>
               <w:jc w:val="left"/>
             </w:pPr>
             <w:r>
@@ -523,17 +523,17 @@
             </w:tcBorders>
             <w:shd w:fill="F2F2F2" w:color="auto" w:val="clear"/>
             <w:tcMar>
-              <w:top w:type="dxa" w:w="50"/>
-              <w:left w:type="dxa" w:w="90"/>
-              <w:bottom w:type="dxa" w:w="50"/>
-              <w:right w:type="dxa" w:w="90"/>
-            </w:tcMar>
-            <w:vAlign w:val="center"/>
-          </w:tcPr>
-          <w:p>
-            <w:pPr>
-              <w:keepNext/>
-              <w:spacing w:after="0" w:before="0" w:line="240" w:lineRule="auto"/>
+              <w:top w:type="dxa" w:w="30"/>
+              <w:left w:type="dxa" w:w="90"/>
+              <w:bottom w:type="dxa" w:w="30"/>
+              <w:right w:type="dxa" w:w="90"/>
+            </w:tcMar>
+            <w:vAlign w:val="center"/>
+          </w:tcPr>
+          <w:p>
+            <w:pPr>
+              <w:keepNext/>
+              <w:spacing w:after="0" w:before="0" w:line="330" w:lineRule="exact"/>
               <w:jc w:val="left"/>
             </w:pPr>
             <w:r>
@@ -558,17 +558,17 @@
               <w:right w:val="single" w:color="808080" w:sz="4"/>
             </w:tcBorders>
             <w:tcMar>
-              <w:top w:type="dxa" w:w="50"/>
-              <w:left w:type="dxa" w:w="90"/>
-              <w:bottom w:type="dxa" w:w="50"/>
-              <w:right w:type="dxa" w:w="90"/>
-            </w:tcMar>
-            <w:vAlign w:val="center"/>
-          </w:tcPr>
-          <w:p>
-            <w:pPr>
-              <w:keepNext/>
-              <w:spacing w:after="0" w:before="0" w:line="240" w:lineRule="auto"/>
+              <w:top w:type="dxa" w:w="30"/>
+              <w:left w:type="dxa" w:w="90"/>
+              <w:bottom w:type="dxa" w:w="30"/>
+              <w:right w:type="dxa" w:w="90"/>
+            </w:tcMar>
+            <w:vAlign w:val="center"/>
+          </w:tcPr>
+          <w:p>
+            <w:pPr>
+              <w:keepNext/>
+              <w:spacing w:after="0" w:before="0" w:line="330" w:lineRule="exact"/>
               <w:jc w:val="left"/>
             </w:pPr>
             <w:r>
@@ -594,17 +594,17 @@
             </w:tcBorders>
             <w:shd w:fill="F2F2F2" w:color="auto" w:val="clear"/>
             <w:tcMar>
-              <w:top w:type="dxa" w:w="50"/>
-              <w:left w:type="dxa" w:w="90"/>
-              <w:bottom w:type="dxa" w:w="50"/>
-              <w:right w:type="dxa" w:w="90"/>
-            </w:tcMar>
-            <w:vAlign w:val="center"/>
-          </w:tcPr>
-          <w:p>
-            <w:pPr>
-              <w:keepNext/>
-              <w:spacing w:after="0" w:before="0" w:line="240" w:lineRule="auto"/>
+              <w:top w:type="dxa" w:w="30"/>
+              <w:left w:type="dxa" w:w="90"/>
+              <w:bottom w:type="dxa" w:w="30"/>
+              <w:right w:type="dxa" w:w="90"/>
+            </w:tcMar>
+            <w:vAlign w:val="center"/>
+          </w:tcPr>
+          <w:p>
+            <w:pPr>
+              <w:keepNext/>
+              <w:spacing w:after="0" w:before="0" w:line="330" w:lineRule="exact"/>
               <w:jc w:val="left"/>
             </w:pPr>
             <w:r>
@@ -629,17 +629,17 @@
               <w:right w:val="single" w:color="808080" w:sz="4"/>
             </w:tcBorders>
             <w:tcMar>
-              <w:top w:type="dxa" w:w="50"/>
-              <w:left w:type="dxa" w:w="90"/>
-              <w:bottom w:type="dxa" w:w="50"/>
-              <w:right w:type="dxa" w:w="90"/>
-            </w:tcMar>
-            <w:vAlign w:val="center"/>
-          </w:tcPr>
-          <w:p>
-            <w:pPr>
-              <w:keepNext/>
-              <w:spacing w:after="0" w:before="0" w:line="240" w:lineRule="auto"/>
+              <w:top w:type="dxa" w:w="30"/>
+              <w:left w:type="dxa" w:w="90"/>
+              <w:bottom w:type="dxa" w:w="30"/>
+              <w:right w:type="dxa" w:w="90"/>
+            </w:tcMar>
+            <w:vAlign w:val="center"/>
+          </w:tcPr>
+          <w:p>
+            <w:pPr>
+              <w:keepNext/>
+              <w:spacing w:after="0" w:before="0" w:line="330" w:lineRule="exact"/>
               <w:jc w:val="left"/>
             </w:pPr>
             <w:r>
@@ -656,7 +656,7 @@
           <w:p>
             <w:pPr>
               <w:keepNext/>
-              <w:spacing w:after="0" w:before="0" w:line="240" w:lineRule="auto"/>
+              <w:spacing w:after="0" w:before="0" w:line="330" w:lineRule="exact"/>
               <w:jc w:val="left"/>
             </w:pPr>
             <w:r>
@@ -687,9 +687,9 @@
             </w:tcBorders>
             <w:shd w:fill="F2F2F2" w:color="auto" w:val="clear"/>
             <w:tcMar>
-              <w:top w:type="dxa" w:w="50"/>
-              <w:left w:type="dxa" w:w="90"/>
-              <w:bottom w:type="dxa" w:w="50"/>
+              <w:top w:type="dxa" w:w="30"/>
+              <w:left w:type="dxa" w:w="90"/>
+              <w:bottom w:type="dxa" w:w="30"/>
               <w:right w:type="dxa" w:w="90"/>
             </w:tcMar>
             <w:vAlign w:val="center"/>
@@ -697,7 +697,7 @@
           <w:p>
             <w:pPr>
               <w:keepNext w:val="false"/>
-              <w:spacing w:after="0" w:before="0" w:line="240" w:lineRule="auto"/>
+              <w:spacing w:after="0" w:before="0" w:line="330" w:lineRule="exact"/>
               <w:jc w:val="left"/>
             </w:pPr>
             <w:r>
@@ -722,9 +722,9 @@
               <w:right w:val="single" w:color="808080" w:sz="4"/>
             </w:tcBorders>
             <w:tcMar>
-              <w:top w:type="dxa" w:w="50"/>
-              <w:left w:type="dxa" w:w="90"/>
-              <w:bottom w:type="dxa" w:w="50"/>
+              <w:top w:type="dxa" w:w="30"/>
+              <w:left w:type="dxa" w:w="90"/>
+              <w:bottom w:type="dxa" w:w="30"/>
               <w:right w:type="dxa" w:w="90"/>
             </w:tcMar>
             <w:vAlign w:val="center"/>
@@ -732,7 +732,7 @@
           <w:p>
             <w:pPr>
               <w:keepNext w:val="false"/>
-              <w:spacing w:after="0" w:before="0" w:line="240" w:lineRule="auto"/>
+              <w:spacing w:after="0" w:before="0" w:line="330" w:lineRule="exact"/>
               <w:jc w:val="left"/>
             </w:pPr>
             <w:r>
@@ -758,9 +758,9 @@
             </w:tcBorders>
             <w:shd w:fill="F2F2F2" w:color="auto" w:val="clear"/>
             <w:tcMar>
-              <w:top w:type="dxa" w:w="50"/>
-              <w:left w:type="dxa" w:w="90"/>
-              <w:bottom w:type="dxa" w:w="50"/>
+              <w:top w:type="dxa" w:w="30"/>
+              <w:left w:type="dxa" w:w="90"/>
+              <w:bottom w:type="dxa" w:w="30"/>
               <w:right w:type="dxa" w:w="90"/>
             </w:tcMar>
             <w:vAlign w:val="center"/>
@@ -768,7 +768,7 @@
           <w:p>
             <w:pPr>
               <w:keepNext w:val="false"/>
-              <w:spacing w:after="0" w:before="0" w:line="240" w:lineRule="auto"/>
+              <w:spacing w:after="0" w:before="0" w:line="330" w:lineRule="exact"/>
               <w:jc w:val="left"/>
             </w:pPr>
             <w:r>
@@ -793,9 +793,9 @@
               <w:right w:val="single" w:color="808080" w:sz="4"/>
             </w:tcBorders>
             <w:tcMar>
-              <w:top w:type="dxa" w:w="50"/>
-              <w:left w:type="dxa" w:w="90"/>
-              <w:bottom w:type="dxa" w:w="50"/>
+              <w:top w:type="dxa" w:w="30"/>
+              <w:left w:type="dxa" w:w="90"/>
+              <w:bottom w:type="dxa" w:w="30"/>
               <w:right w:type="dxa" w:w="90"/>
             </w:tcMar>
             <w:vAlign w:val="center"/>
@@ -803,7 +803,7 @@
           <w:p>
             <w:pPr>
               <w:keepNext w:val="false"/>
-              <w:spacing w:after="0" w:before="0" w:line="240" w:lineRule="auto"/>
+              <w:spacing w:after="0" w:before="0" w:line="330" w:lineRule="exact"/>
               <w:jc w:val="left"/>
             </w:pPr>
             <w:r>
@@ -822,8 +822,7 @@
     </w:tbl>
     <w:p>
       <w:pPr>
-        <w:pageBreakBefore/>
-        <w:spacing w:after="80" w:before="0" w:line="252" w:lineRule="auto"/>
+        <w:spacing w:after="80" w:before="600" w:line="440" w:lineRule="exact"/>
       </w:pPr>
       <w:r>
         <w:rPr>
@@ -865,9 +864,9 @@
               <w:right w:val="single" w:color="808080" w:sz="4"/>
             </w:tcBorders>
             <w:tcMar>
-              <w:top w:type="dxa" w:w="50"/>
-              <w:left w:type="dxa" w:w="90"/>
-              <w:bottom w:type="dxa" w:w="50"/>
+              <w:top w:type="dxa" w:w="30"/>
+              <w:left w:type="dxa" w:w="90"/>
+              <w:bottom w:type="dxa" w:w="30"/>
               <w:right w:type="dxa" w:w="90"/>
             </w:tcMar>
             <w:vAlign w:val="center"/>
@@ -875,7 +874,7 @@
           <w:p>
             <w:pPr>
               <w:keepNext w:val="false"/>
-              <w:spacing w:after="0" w:before="0" w:line="240" w:lineRule="auto"/>
+              <w:spacing w:after="0" w:before="0" w:line="330" w:lineRule="exact"/>
               <w:jc w:val="left"/>
             </w:pPr>
             <w:r>
@@ -890,7 +889,7 @@
           <w:p>
             <w:pPr>
               <w:keepNext w:val="false"/>
-              <w:spacing w:after="0" w:before="0" w:line="240" w:lineRule="auto"/>
+              <w:spacing w:after="0" w:before="0" w:line="330" w:lineRule="exact"/>
               <w:jc w:val="left"/>
             </w:pPr>
             <w:r>
@@ -905,7 +904,7 @@
           <w:p>
             <w:pPr>
               <w:keepNext w:val="false"/>
-              <w:spacing w:after="0" w:before="0" w:line="240" w:lineRule="auto"/>
+              <w:spacing w:after="0" w:before="0" w:line="330" w:lineRule="exact"/>
               <w:jc w:val="left"/>
             </w:pPr>
             <w:r>
@@ -922,7 +921,8 @@
     </w:tbl>
     <w:p>
       <w:pPr>
-        <w:spacing w:after="60" w:before="480" w:line="252" w:lineRule="auto"/>
+        <w:pageBreakBefore/>
+        <w:spacing w:after="200" w:before="0" w:line="440" w:lineRule="exact"/>
       </w:pPr>
       <w:r>
         <w:rPr>
@@ -937,105 +937,577 @@
     </w:p>
     <w:p>
       <w:pPr>
-        <w:spacing w:after="40" w:before="40" w:line="252" w:lineRule="auto"/>
+        <w:tabs>
+          <w:tab w:val="right" w:pos="9638" w:leader="dot"/>
+        </w:tabs>
+        <w:spacing w:after="20" w:before="120" w:line="440" w:lineRule="exact"/>
         <w:ind w:left="400"/>
       </w:pPr>
       <w:r>
         <w:rPr>
           <w:rFonts w:ascii="맑은 고딕" w:cs="맑은 고딕" w:eastAsia="맑은 고딕" w:hAnsi="맑은 고딕"/>
+          <w:b/>
+          <w:bCs/>
           <w:sz w:val="30"/>
           <w:szCs w:val="30"/>
         </w:rPr>
         <w:t xml:space="preserve">1. 서론</w:t>
       </w:r>
-    </w:p>
-    <w:p>
-      <w:pPr>
-        <w:spacing w:after="40" w:before="40" w:line="252" w:lineRule="auto"/>
-        <w:ind w:left="400"/>
-      </w:pPr>
       <w:r>
         <w:rPr>
           <w:rFonts w:ascii="맑은 고딕" w:cs="맑은 고딕" w:eastAsia="맑은 고딕" w:hAnsi="맑은 고딕"/>
           <w:sz w:val="30"/>
           <w:szCs w:val="30"/>
         </w:rPr>
-        <w:t xml:space="preserve">2. 시험 방법</w:t>
-      </w:r>
-    </w:p>
-    <w:p>
-      <w:pPr>
-        <w:spacing w:after="40" w:before="40" w:line="252" w:lineRule="auto"/>
+        <w:t xml:space="preserve">	3</w:t>
+      </w:r>
+    </w:p>
+    <w:p>
+      <w:pPr>
+        <w:tabs>
+          <w:tab w:val="right" w:pos="9638" w:leader="dot"/>
+        </w:tabs>
+        <w:spacing w:after="20" w:before="120" w:line="440" w:lineRule="exact"/>
         <w:ind w:left="400"/>
       </w:pPr>
       <w:r>
         <w:rPr>
           <w:rFonts w:ascii="맑은 고딕" w:cs="맑은 고딕" w:eastAsia="맑은 고딕" w:hAnsi="맑은 고딕"/>
+          <w:b/>
+          <w:bCs/>
           <w:sz w:val="30"/>
           <w:szCs w:val="30"/>
         </w:rPr>
-        <w:t xml:space="preserve">3. 시험 결과</w:t>
-      </w:r>
-    </w:p>
-    <w:p>
-      <w:pPr>
-        <w:spacing w:after="40" w:before="40" w:line="252" w:lineRule="auto"/>
-        <w:ind w:left="400"/>
-      </w:pPr>
+        <w:t xml:space="preserve">2. 시험 방법</w:t>
+      </w:r>
       <w:r>
         <w:rPr>
           <w:rFonts w:ascii="맑은 고딕" w:cs="맑은 고딕" w:eastAsia="맑은 고딕" w:hAnsi="맑은 고딕"/>
           <w:sz w:val="30"/>
           <w:szCs w:val="30"/>
         </w:rPr>
-        <w:t xml:space="preserve">4. 고찰</w:t>
-      </w:r>
-    </w:p>
-    <w:p>
-      <w:pPr>
-        <w:spacing w:after="40" w:before="40" w:line="252" w:lineRule="auto"/>
+        <w:t xml:space="preserve">	3</w:t>
+      </w:r>
+    </w:p>
+    <w:p>
+      <w:pPr>
+        <w:tabs>
+          <w:tab w:val="right" w:pos="9638" w:leader="dot"/>
+        </w:tabs>
+        <w:spacing w:after="20" w:before="120" w:line="440" w:lineRule="exact"/>
         <w:ind w:left="400"/>
       </w:pPr>
       <w:r>
         <w:rPr>
           <w:rFonts w:ascii="맑은 고딕" w:cs="맑은 고딕" w:eastAsia="맑은 고딕" w:hAnsi="맑은 고딕"/>
+          <w:b/>
+          <w:bCs/>
           <w:sz w:val="30"/>
           <w:szCs w:val="30"/>
         </w:rPr>
-        <w:t xml:space="preserve">5. 결론 및 향후 계획</w:t>
-      </w:r>
-    </w:p>
-    <w:p>
-      <w:pPr>
-        <w:spacing w:after="40" w:before="40" w:line="252" w:lineRule="auto"/>
-        <w:ind w:left="400"/>
-      </w:pPr>
+        <w:t xml:space="preserve">3. 시험 결과</w:t>
+      </w:r>
       <w:r>
         <w:rPr>
           <w:rFonts w:ascii="맑은 고딕" w:cs="맑은 고딕" w:eastAsia="맑은 고딕" w:hAnsi="맑은 고딕"/>
           <w:sz w:val="30"/>
           <w:szCs w:val="30"/>
         </w:rPr>
-        <w:t xml:space="preserve">참고 문헌</w:t>
-      </w:r>
-    </w:p>
-    <w:p>
-      <w:pPr>
-        <w:spacing w:after="40" w:before="40" w:line="252" w:lineRule="auto"/>
-        <w:ind w:left="400"/>
-      </w:pPr>
-      <w:r>
-        <w:rPr>
-          <w:rFonts w:ascii="맑은 고딕" w:cs="맑은 고딕" w:eastAsia="맑은 고딕" w:hAnsi="맑은 고딕"/>
+        <w:t xml:space="preserve">	5</w:t>
+      </w:r>
+    </w:p>
+    <w:p>
+      <w:pPr>
+        <w:tabs>
+          <w:tab w:val="right" w:pos="9638" w:leader="dot"/>
+        </w:tabs>
+        <w:spacing w:after="20" w:before="20" w:line="440" w:lineRule="exact"/>
+        <w:ind w:left="800"/>
+      </w:pPr>
+      <w:r>
+        <w:rPr>
+          <w:rFonts w:ascii="맑은 고딕" w:cs="맑은 고딕" w:eastAsia="맑은 고딕" w:hAnsi="맑은 고딕"/>
+          <w:b w:val="false"/>
+          <w:bCs w:val="false"/>
           <w:sz w:val="30"/>
           <w:szCs w:val="30"/>
         </w:rPr>
+        <w:t xml:space="preserve">가. 테스트 1 (정삭만 4회)</w:t>
+      </w:r>
+      <w:r>
+        <w:rPr>
+          <w:rFonts w:ascii="맑은 고딕" w:cs="맑은 고딕" w:eastAsia="맑은 고딕" w:hAnsi="맑은 고딕"/>
+          <w:sz w:val="30"/>
+          <w:szCs w:val="30"/>
+        </w:rPr>
+        <w:t xml:space="preserve">	5</w:t>
+      </w:r>
+    </w:p>
+    <w:p>
+      <w:pPr>
+        <w:tabs>
+          <w:tab w:val="right" w:pos="9638" w:leader="dot"/>
+        </w:tabs>
+        <w:spacing w:after="20" w:before="20" w:line="440" w:lineRule="exact"/>
+        <w:ind w:left="800"/>
+      </w:pPr>
+      <w:r>
+        <w:rPr>
+          <w:rFonts w:ascii="맑은 고딕" w:cs="맑은 고딕" w:eastAsia="맑은 고딕" w:hAnsi="맑은 고딕"/>
+          <w:b w:val="false"/>
+          <w:bCs w:val="false"/>
+          <w:sz w:val="30"/>
+          <w:szCs w:val="30"/>
+        </w:rPr>
+        <w:t xml:space="preserve">나. 테스트 2 (황삭 대각선 진입 추가)</w:t>
+      </w:r>
+      <w:r>
+        <w:rPr>
+          <w:rFonts w:ascii="맑은 고딕" w:cs="맑은 고딕" w:eastAsia="맑은 고딕" w:hAnsi="맑은 고딕"/>
+          <w:sz w:val="30"/>
+          <w:szCs w:val="30"/>
+        </w:rPr>
+        <w:t xml:space="preserve">	6</w:t>
+      </w:r>
+    </w:p>
+    <w:p>
+      <w:pPr>
+        <w:tabs>
+          <w:tab w:val="right" w:pos="9638" w:leader="dot"/>
+        </w:tabs>
+        <w:spacing w:after="20" w:before="20" w:line="440" w:lineRule="exact"/>
+        <w:ind w:left="800"/>
+      </w:pPr>
+      <w:r>
+        <w:rPr>
+          <w:rFonts w:ascii="맑은 고딕" w:cs="맑은 고딕" w:eastAsia="맑은 고딕" w:hAnsi="맑은 고딕"/>
+          <w:b w:val="false"/>
+          <w:bCs w:val="false"/>
+          <w:sz w:val="30"/>
+          <w:szCs w:val="30"/>
+        </w:rPr>
+        <w:t xml:space="preserve">다. 넥 형상 측정 결과</w:t>
+      </w:r>
+      <w:r>
+        <w:rPr>
+          <w:rFonts w:ascii="맑은 고딕" w:cs="맑은 고딕" w:eastAsia="맑은 고딕" w:hAnsi="맑은 고딕"/>
+          <w:sz w:val="30"/>
+          <w:szCs w:val="30"/>
+        </w:rPr>
+        <w:t xml:space="preserve">	7</w:t>
+      </w:r>
+    </w:p>
+    <w:p>
+      <w:pPr>
+        <w:tabs>
+          <w:tab w:val="right" w:pos="9638" w:leader="dot"/>
+        </w:tabs>
+        <w:spacing w:after="20" w:before="120" w:line="440" w:lineRule="exact"/>
+        <w:ind w:left="400"/>
+      </w:pPr>
+      <w:r>
+        <w:rPr>
+          <w:rFonts w:ascii="맑은 고딕" w:cs="맑은 고딕" w:eastAsia="맑은 고딕" w:hAnsi="맑은 고딕"/>
+          <w:b/>
+          <w:bCs/>
+          <w:sz w:val="30"/>
+          <w:szCs w:val="30"/>
+        </w:rPr>
+        <w:t xml:space="preserve">4. 고찰</w:t>
+      </w:r>
+      <w:r>
+        <w:rPr>
+          <w:rFonts w:ascii="맑은 고딕" w:cs="맑은 고딕" w:eastAsia="맑은 고딕" w:hAnsi="맑은 고딕"/>
+          <w:sz w:val="30"/>
+          <w:szCs w:val="30"/>
+        </w:rPr>
+        <w:t xml:space="preserve">	7</w:t>
+      </w:r>
+    </w:p>
+    <w:p>
+      <w:pPr>
+        <w:tabs>
+          <w:tab w:val="right" w:pos="9638" w:leader="dot"/>
+        </w:tabs>
+        <w:spacing w:after="20" w:before="120" w:line="440" w:lineRule="exact"/>
+        <w:ind w:left="400"/>
+      </w:pPr>
+      <w:r>
+        <w:rPr>
+          <w:rFonts w:ascii="맑은 고딕" w:cs="맑은 고딕" w:eastAsia="맑은 고딕" w:hAnsi="맑은 고딕"/>
+          <w:b/>
+          <w:bCs/>
+          <w:sz w:val="30"/>
+          <w:szCs w:val="30"/>
+        </w:rPr>
+        <w:t xml:space="preserve">5. 결론 및 향후 계획</w:t>
+      </w:r>
+      <w:r>
+        <w:rPr>
+          <w:rFonts w:ascii="맑은 고딕" w:cs="맑은 고딕" w:eastAsia="맑은 고딕" w:hAnsi="맑은 고딕"/>
+          <w:sz w:val="30"/>
+          <w:szCs w:val="30"/>
+        </w:rPr>
+        <w:t xml:space="preserve">	9</w:t>
+      </w:r>
+    </w:p>
+    <w:p>
+      <w:pPr>
+        <w:tabs>
+          <w:tab w:val="right" w:pos="9638" w:leader="dot"/>
+        </w:tabs>
+        <w:spacing w:after="20" w:before="120" w:line="440" w:lineRule="exact"/>
+        <w:ind w:left="400"/>
+      </w:pPr>
+      <w:r>
+        <w:rPr>
+          <w:rFonts w:ascii="맑은 고딕" w:cs="맑은 고딕" w:eastAsia="맑은 고딕" w:hAnsi="맑은 고딕"/>
+          <w:b/>
+          <w:bCs/>
+          <w:sz w:val="30"/>
+          <w:szCs w:val="30"/>
+        </w:rPr>
+        <w:t xml:space="preserve">참고 문헌</w:t>
+      </w:r>
+      <w:r>
+        <w:rPr>
+          <w:rFonts w:ascii="맑은 고딕" w:cs="맑은 고딕" w:eastAsia="맑은 고딕" w:hAnsi="맑은 고딕"/>
+          <w:sz w:val="30"/>
+          <w:szCs w:val="30"/>
+        </w:rPr>
+        <w:t xml:space="preserve">	10</w:t>
+      </w:r>
+    </w:p>
+    <w:p>
+      <w:pPr>
+        <w:tabs>
+          <w:tab w:val="right" w:pos="9638" w:leader="dot"/>
+        </w:tabs>
+        <w:spacing w:after="20" w:before="120" w:line="440" w:lineRule="exact"/>
+        <w:ind w:left="400"/>
+      </w:pPr>
+      <w:r>
+        <w:rPr>
+          <w:rFonts w:ascii="맑은 고딕" w:cs="맑은 고딕" w:eastAsia="맑은 고딕" w:hAnsi="맑은 고딕"/>
+          <w:b/>
+          <w:bCs/>
+          <w:sz w:val="30"/>
+          <w:szCs w:val="30"/>
+        </w:rPr>
         <w:t xml:space="preserve">부록</w:t>
       </w:r>
-    </w:p>
-    <w:p>
-      <w:pPr>
-        <w:spacing w:after="60" w:before="480" w:line="252" w:lineRule="auto"/>
+      <w:r>
+        <w:rPr>
+          <w:rFonts w:ascii="맑은 고딕" w:cs="맑은 고딕" w:eastAsia="맑은 고딕" w:hAnsi="맑은 고딕"/>
+          <w:sz w:val="30"/>
+          <w:szCs w:val="30"/>
+        </w:rPr>
+        <w:t xml:space="preserve">	11</w:t>
+      </w:r>
+    </w:p>
+    <w:p>
+      <w:pPr>
+        <w:spacing w:after="60" w:before="360" w:line="440" w:lineRule="exact"/>
+      </w:pPr>
+      <w:r>
+        <w:rPr>
+          <w:rFonts w:ascii="맑은 고딕" w:cs="맑은 고딕" w:eastAsia="맑은 고딕" w:hAnsi="맑은 고딕"/>
+          <w:b/>
+          <w:bCs/>
+          <w:sz w:val="30"/>
+          <w:szCs w:val="30"/>
+        </w:rPr>
+        <w:t xml:space="preserve">표 목차</w:t>
+      </w:r>
+    </w:p>
+    <w:p>
+      <w:pPr>
+        <w:tabs>
+          <w:tab w:val="right" w:pos="9638" w:leader="dot"/>
+        </w:tabs>
+        <w:spacing w:after="10" w:before="10" w:line="340" w:lineRule="exact"/>
+        <w:ind w:left="800"/>
+      </w:pPr>
+      <w:r>
+        <w:rPr>
+          <w:rFonts w:ascii="맑은 고딕" w:cs="맑은 고딕" w:eastAsia="맑은 고딕" w:hAnsi="맑은 고딕"/>
+          <w:b w:val="false"/>
+          <w:bCs w:val="false"/>
+          <w:sz w:val="26"/>
+          <w:szCs w:val="26"/>
+        </w:rPr>
+        <w:t xml:space="preserve">표 1. 시험 장비 및 공구</w:t>
+      </w:r>
+      <w:r>
+        <w:rPr>
+          <w:rFonts w:ascii="맑은 고딕" w:cs="맑은 고딕" w:eastAsia="맑은 고딕" w:hAnsi="맑은 고딕"/>
+          <w:sz w:val="26"/>
+          <w:szCs w:val="26"/>
+        </w:rPr>
+        <w:t xml:space="preserve">	3</w:t>
+      </w:r>
+    </w:p>
+    <w:p>
+      <w:pPr>
+        <w:tabs>
+          <w:tab w:val="right" w:pos="9638" w:leader="dot"/>
+        </w:tabs>
+        <w:spacing w:after="10" w:before="10" w:line="340" w:lineRule="exact"/>
+        <w:ind w:left="800"/>
+      </w:pPr>
+      <w:r>
+        <w:rPr>
+          <w:rFonts w:ascii="맑은 고딕" w:cs="맑은 고딕" w:eastAsia="맑은 고딕" w:hAnsi="맑은 고딕"/>
+          <w:b w:val="false"/>
+          <w:bCs w:val="false"/>
+          <w:sz w:val="26"/>
+          <w:szCs w:val="26"/>
+        </w:rPr>
+        <w:t xml:space="preserve">표 2. 시험 조건</w:t>
+      </w:r>
+      <w:r>
+        <w:rPr>
+          <w:rFonts w:ascii="맑은 고딕" w:cs="맑은 고딕" w:eastAsia="맑은 고딕" w:hAnsi="맑은 고딕"/>
+          <w:sz w:val="26"/>
+          <w:szCs w:val="26"/>
+        </w:rPr>
+        <w:t xml:space="preserve">	4</w:t>
+      </w:r>
+    </w:p>
+    <w:p>
+      <w:pPr>
+        <w:tabs>
+          <w:tab w:val="right" w:pos="9638" w:leader="dot"/>
+        </w:tabs>
+        <w:spacing w:after="10" w:before="10" w:line="340" w:lineRule="exact"/>
+        <w:ind w:left="800"/>
+      </w:pPr>
+      <w:r>
+        <w:rPr>
+          <w:rFonts w:ascii="맑은 고딕" w:cs="맑은 고딕" w:eastAsia="맑은 고딕" w:hAnsi="맑은 고딕"/>
+          <w:b w:val="false"/>
+          <w:bCs w:val="false"/>
+          <w:sz w:val="26"/>
+          <w:szCs w:val="26"/>
+        </w:rPr>
+        <w:t xml:space="preserve">표 3. 측정 항목 및 방법</w:t>
+      </w:r>
+      <w:r>
+        <w:rPr>
+          <w:rFonts w:ascii="맑은 고딕" w:cs="맑은 고딕" w:eastAsia="맑은 고딕" w:hAnsi="맑은 고딕"/>
+          <w:sz w:val="26"/>
+          <w:szCs w:val="26"/>
+        </w:rPr>
+        <w:t xml:space="preserve">	4</w:t>
+      </w:r>
+    </w:p>
+    <w:p>
+      <w:pPr>
+        <w:tabs>
+          <w:tab w:val="right" w:pos="9638" w:leader="dot"/>
+        </w:tabs>
+        <w:spacing w:after="10" w:before="10" w:line="340" w:lineRule="exact"/>
+        <w:ind w:left="800"/>
+      </w:pPr>
+      <w:r>
+        <w:rPr>
+          <w:rFonts w:ascii="맑은 고딕" w:cs="맑은 고딕" w:eastAsia="맑은 고딕" w:hAnsi="맑은 고딕"/>
+          <w:b w:val="false"/>
+          <w:bCs w:val="false"/>
+          <w:sz w:val="26"/>
+          <w:szCs w:val="26"/>
+        </w:rPr>
+        <w:t xml:space="preserve">표 4. 테스트 1 넥 지름 측정 결과</w:t>
+      </w:r>
+      <w:r>
+        <w:rPr>
+          <w:rFonts w:ascii="맑은 고딕" w:cs="맑은 고딕" w:eastAsia="맑은 고딕" w:hAnsi="맑은 고딕"/>
+          <w:sz w:val="26"/>
+          <w:szCs w:val="26"/>
+        </w:rPr>
+        <w:t xml:space="preserve">	5</w:t>
+      </w:r>
+    </w:p>
+    <w:p>
+      <w:pPr>
+        <w:tabs>
+          <w:tab w:val="right" w:pos="9638" w:leader="dot"/>
+        </w:tabs>
+        <w:spacing w:after="10" w:before="10" w:line="340" w:lineRule="exact"/>
+        <w:ind w:left="800"/>
+      </w:pPr>
+      <w:r>
+        <w:rPr>
+          <w:rFonts w:ascii="맑은 고딕" w:cs="맑은 고딕" w:eastAsia="맑은 고딕" w:hAnsi="맑은 고딕"/>
+          <w:b w:val="false"/>
+          <w:bCs w:val="false"/>
+          <w:sz w:val="26"/>
+          <w:szCs w:val="26"/>
+        </w:rPr>
+        <w:t xml:space="preserve">표 5. 테스트 2 넥 지름 측정 결과</w:t>
+      </w:r>
+      <w:r>
+        <w:rPr>
+          <w:rFonts w:ascii="맑은 고딕" w:cs="맑은 고딕" w:eastAsia="맑은 고딕" w:hAnsi="맑은 고딕"/>
+          <w:sz w:val="26"/>
+          <w:szCs w:val="26"/>
+        </w:rPr>
+        <w:t xml:space="preserve">	6</w:t>
+      </w:r>
+    </w:p>
+    <w:p>
+      <w:pPr>
+        <w:tabs>
+          <w:tab w:val="right" w:pos="9638" w:leader="dot"/>
+        </w:tabs>
+        <w:spacing w:after="10" w:before="10" w:line="340" w:lineRule="exact"/>
+        <w:ind w:left="800"/>
+      </w:pPr>
+      <w:r>
+        <w:rPr>
+          <w:rFonts w:ascii="맑은 고딕" w:cs="맑은 고딕" w:eastAsia="맑은 고딕" w:hAnsi="맑은 고딕"/>
+          <w:b w:val="false"/>
+          <w:bCs w:val="false"/>
+          <w:sz w:val="26"/>
+          <w:szCs w:val="26"/>
+        </w:rPr>
+        <w:t xml:space="preserve">표 6. 넥 시작 위치와 L2</w:t>
+      </w:r>
+      <w:r>
+        <w:rPr>
+          <w:rFonts w:ascii="맑은 고딕" w:cs="맑은 고딕" w:eastAsia="맑은 고딕" w:hAnsi="맑은 고딕"/>
+          <w:sz w:val="26"/>
+          <w:szCs w:val="26"/>
+        </w:rPr>
+        <w:t xml:space="preserve">	7</w:t>
+      </w:r>
+    </w:p>
+    <w:p>
+      <w:pPr>
+        <w:tabs>
+          <w:tab w:val="right" w:pos="9638" w:leader="dot"/>
+        </w:tabs>
+        <w:spacing w:after="10" w:before="10" w:line="340" w:lineRule="exact"/>
+        <w:ind w:left="800"/>
+      </w:pPr>
+      <w:r>
+        <w:rPr>
+          <w:rFonts w:ascii="맑은 고딕" w:cs="맑은 고딕" w:eastAsia="맑은 고딕" w:hAnsi="맑은 고딕"/>
+          <w:b w:val="false"/>
+          <w:bCs w:val="false"/>
+          <w:sz w:val="26"/>
+          <w:szCs w:val="26"/>
+        </w:rPr>
+        <w:t xml:space="preserve">표 7. 목표 달성도</w:t>
+      </w:r>
+      <w:r>
+        <w:rPr>
+          <w:rFonts w:ascii="맑은 고딕" w:cs="맑은 고딕" w:eastAsia="맑은 고딕" w:hAnsi="맑은 고딕"/>
+          <w:sz w:val="26"/>
+          <w:szCs w:val="26"/>
+        </w:rPr>
+        <w:t xml:space="preserve">	9</w:t>
+      </w:r>
+    </w:p>
+    <w:p>
+      <w:pPr>
+        <w:spacing w:after="60" w:before="240" w:line="440" w:lineRule="exact"/>
+      </w:pPr>
+      <w:r>
+        <w:rPr>
+          <w:rFonts w:ascii="맑은 고딕" w:cs="맑은 고딕" w:eastAsia="맑은 고딕" w:hAnsi="맑은 고딕"/>
+          <w:b/>
+          <w:bCs/>
+          <w:sz w:val="30"/>
+          <w:szCs w:val="30"/>
+        </w:rPr>
+        <w:t xml:space="preserve">그림 목차</w:t>
+      </w:r>
+    </w:p>
+    <w:p>
+      <w:pPr>
+        <w:tabs>
+          <w:tab w:val="right" w:pos="9638" w:leader="dot"/>
+        </w:tabs>
+        <w:spacing w:after="10" w:before="10" w:line="340" w:lineRule="exact"/>
+        <w:ind w:left="800"/>
+      </w:pPr>
+      <w:r>
+        <w:rPr>
+          <w:rFonts w:ascii="맑은 고딕" w:cs="맑은 고딕" w:eastAsia="맑은 고딕" w:hAnsi="맑은 고딕"/>
+          <w:b w:val="false"/>
+          <w:bCs w:val="false"/>
+          <w:sz w:val="26"/>
+          <w:szCs w:val="26"/>
+        </w:rPr>
+        <w:t xml:space="preserve">그림 1. 테스트 1 회차별 입력값과 측정값</w:t>
+      </w:r>
+      <w:r>
+        <w:rPr>
+          <w:rFonts w:ascii="맑은 고딕" w:cs="맑은 고딕" w:eastAsia="맑은 고딕" w:hAnsi="맑은 고딕"/>
+          <w:sz w:val="26"/>
+          <w:szCs w:val="26"/>
+        </w:rPr>
+        <w:t xml:space="preserve">	5</w:t>
+      </w:r>
+    </w:p>
+    <w:p>
+      <w:pPr>
+        <w:tabs>
+          <w:tab w:val="right" w:pos="9638" w:leader="dot"/>
+        </w:tabs>
+        <w:spacing w:after="10" w:before="10" w:line="340" w:lineRule="exact"/>
+        <w:ind w:left="800"/>
+      </w:pPr>
+      <w:r>
+        <w:rPr>
+          <w:rFonts w:ascii="맑은 고딕" w:cs="맑은 고딕" w:eastAsia="맑은 고딕" w:hAnsi="맑은 고딕"/>
+          <w:b w:val="false"/>
+          <w:bCs w:val="false"/>
+          <w:sz w:val="26"/>
+          <w:szCs w:val="26"/>
+        </w:rPr>
+        <w:t xml:space="preserve">그림 2. 넥 위치별 지름</w:t>
+      </w:r>
+      <w:r>
+        <w:rPr>
+          <w:rFonts w:ascii="맑은 고딕" w:cs="맑은 고딕" w:eastAsia="맑은 고딕" w:hAnsi="맑은 고딕"/>
+          <w:sz w:val="26"/>
+          <w:szCs w:val="26"/>
+        </w:rPr>
+        <w:t xml:space="preserve">	6</w:t>
+      </w:r>
+    </w:p>
+    <w:p>
+      <w:pPr>
+        <w:tabs>
+          <w:tab w:val="right" w:pos="9638" w:leader="dot"/>
+        </w:tabs>
+        <w:spacing w:after="10" w:before="10" w:line="340" w:lineRule="exact"/>
+        <w:ind w:left="800"/>
+      </w:pPr>
+      <w:r>
+        <w:rPr>
+          <w:rFonts w:ascii="맑은 고딕" w:cs="맑은 고딕" w:eastAsia="맑은 고딕" w:hAnsi="맑은 고딕"/>
+          <w:b w:val="false"/>
+          <w:bCs w:val="false"/>
+          <w:sz w:val="26"/>
+          <w:szCs w:val="26"/>
+        </w:rPr>
+        <w:t xml:space="preserve">그림 3. 휠 형상과 넥 끝 위치의 관계</w:t>
+      </w:r>
+      <w:r>
+        <w:rPr>
+          <w:rFonts w:ascii="맑은 고딕" w:cs="맑은 고딕" w:eastAsia="맑은 고딕" w:hAnsi="맑은 고딕"/>
+          <w:sz w:val="26"/>
+          <w:szCs w:val="26"/>
+        </w:rPr>
+        <w:t xml:space="preserve">	8</w:t>
+      </w:r>
+    </w:p>
+    <w:p>
+      <w:pPr>
+        <w:spacing w:after="60" w:before="360" w:line="340" w:lineRule="exact"/>
       </w:pPr>
       <w:r>
         <w:rPr>
@@ -1048,15 +1520,11 @@
       </w:r>
     </w:p>
     <w:p>
-      <w:r>
-        <w:br w:type="page"/>
-      </w:r>
-    </w:p>
-    <w:p>
       <w:pPr>
         <w:pStyle w:val="Heading1"/>
         <w:keepNext/>
-        <w:spacing w:after="160" w:before="360"/>
+        <w:pageBreakBefore/>
+        <w:spacing w:after="120" w:before="0" w:line="500" w:lineRule="exact"/>
       </w:pPr>
       <w:r>
         <w:rPr>
@@ -1069,7 +1537,7 @@
       <w:pPr>
         <w:pStyle w:val="Heading2"/>
         <w:keepNext/>
-        <w:spacing w:after="100" w:before="220"/>
+        <w:spacing w:after="80" w:before="160" w:line="440" w:lineRule="exact"/>
       </w:pPr>
       <w:r>
         <w:rPr>
@@ -1085,7 +1553,7 @@
           <w:ilvl w:val="0"/>
           <w:numId w:val="2"/>
         </w:numPr>
-        <w:spacing w:after="30" w:before="30" w:line="252" w:lineRule="auto"/>
+        <w:spacing w:after="30" w:before="30" w:line="440" w:lineRule="exact"/>
       </w:pPr>
       <w:r>
         <w:rPr>
@@ -1103,7 +1571,7 @@
           <w:ilvl w:val="0"/>
           <w:numId w:val="2"/>
         </w:numPr>
-        <w:spacing w:after="30" w:before="30" w:line="252" w:lineRule="auto"/>
+        <w:spacing w:after="30" w:before="30" w:line="440" w:lineRule="exact"/>
       </w:pPr>
       <w:r>
         <w:rPr>
@@ -1111,7 +1579,7 @@
           <w:sz w:val="30"/>
           <w:szCs w:val="30"/>
         </w:rPr>
-        <w:t xml:space="preserve">사내에서는 넥을 공구 연삭기의 원통연삭으로 가공하고 있으나, 프로그램 입력값과 가공 결과의 관계가 정리되어 있지 않음</w:t>
+        <w:t xml:space="preserve">사내에서는 넥을 원통연삭으로 가공하나, 입력값과 가공 결과의 관계가 정리되어 있지 않음</w:t>
       </w:r>
     </w:p>
     <w:p>
@@ -1121,7 +1589,7 @@
           <w:ilvl w:val="0"/>
           <w:numId w:val="2"/>
         </w:numPr>
-        <w:spacing w:after="30" w:before="30" w:line="252" w:lineRule="auto"/>
+        <w:spacing w:after="30" w:before="30" w:line="440" w:lineRule="exact"/>
       </w:pPr>
       <w:r>
         <w:rPr>
@@ -1136,7 +1604,7 @@
       <w:pPr>
         <w:pStyle w:val="Heading2"/>
         <w:keepNext/>
-        <w:spacing w:after="100" w:before="220"/>
+        <w:spacing w:after="80" w:before="160" w:line="440" w:lineRule="exact"/>
       </w:pPr>
       <w:r>
         <w:rPr>
@@ -1152,7 +1620,7 @@
           <w:ilvl w:val="0"/>
           <w:numId w:val="2"/>
         </w:numPr>
-        <w:spacing w:after="30" w:before="30" w:line="252" w:lineRule="auto"/>
+        <w:spacing w:after="30" w:before="30" w:line="440" w:lineRule="exact"/>
       </w:pPr>
       <w:r>
         <w:rPr>
@@ -1170,7 +1638,7 @@
           <w:ilvl w:val="0"/>
           <w:numId w:val="2"/>
         </w:numPr>
-        <w:spacing w:after="30" w:before="30" w:line="252" w:lineRule="auto"/>
+        <w:spacing w:after="30" w:before="30" w:line="440" w:lineRule="exact"/>
       </w:pPr>
       <w:r>
         <w:rPr>
@@ -1178,32 +1646,14 @@
           <w:sz w:val="30"/>
           <w:szCs w:val="30"/>
         </w:rPr>
-        <w:t xml:space="preserve">평가 항목: 넥 지름(머리 쪽, 중간, 테이퍼 쪽), 진입부 표면 자국, 스핀들 부하, 가공 시간</w:t>
-      </w:r>
-    </w:p>
-    <w:p>
-      <w:pPr>
-        <w:pStyle w:val="ListParagraph"/>
-        <w:numPr>
-          <w:ilvl w:val="0"/>
-          <w:numId w:val="2"/>
-        </w:numPr>
-        <w:spacing w:after="30" w:before="30" w:line="252" w:lineRule="auto"/>
-      </w:pPr>
-      <w:r>
-        <w:rPr>
-          <w:rFonts w:ascii="맑은 고딕" w:cs="맑은 고딕" w:eastAsia="맑은 고딕" w:hAnsi="맑은 고딕"/>
-          <w:sz w:val="30"/>
-          <w:szCs w:val="30"/>
-        </w:rPr>
-        <w:t xml:space="preserve">제외 항목: 진원도, 표면 거칠기(Ra), 양산 품목 적용</w:t>
+        <w:t xml:space="preserve">평가 항목: 넥 지름(3곳), 진입부 자국, 스핀들 부하, 가공 시간. 진원도, 표면 거칠기(Ra), 양산 적용은 제외</w:t>
       </w:r>
     </w:p>
     <w:p>
       <w:pPr>
         <w:pStyle w:val="Heading1"/>
         <w:keepNext/>
-        <w:spacing w:after="160" w:before="360"/>
+        <w:spacing w:after="120" w:before="280" w:line="500" w:lineRule="exact"/>
       </w:pPr>
       <w:r>
         <w:rPr>
@@ -1216,7 +1666,7 @@
       <w:pPr>
         <w:pStyle w:val="Heading2"/>
         <w:keepNext/>
-        <w:spacing w:after="100" w:before="220"/>
+        <w:spacing w:after="80" w:before="160" w:line="440" w:lineRule="exact"/>
       </w:pPr>
       <w:r>
         <w:rPr>
@@ -1228,7 +1678,7 @@
     <w:p>
       <w:pPr>
         <w:keepNext/>
-        <w:spacing w:after="80" w:before="160"/>
+        <w:spacing w:after="80" w:before="160" w:line="440" w:lineRule="exact"/>
         <w:jc w:val="center"/>
       </w:pPr>
       <w:r>
@@ -1275,17 +1725,17 @@
             </w:tcBorders>
             <w:shd w:fill="E7EDF3" w:color="auto" w:val="clear"/>
             <w:tcMar>
-              <w:top w:type="dxa" w:w="50"/>
-              <w:left w:type="dxa" w:w="90"/>
-              <w:bottom w:type="dxa" w:w="50"/>
-              <w:right w:type="dxa" w:w="90"/>
-            </w:tcMar>
-            <w:vAlign w:val="center"/>
-          </w:tcPr>
-          <w:p>
-            <w:pPr>
-              <w:keepNext/>
-              <w:spacing w:after="0" w:before="0" w:line="240" w:lineRule="auto"/>
+              <w:top w:type="dxa" w:w="30"/>
+              <w:left w:type="dxa" w:w="90"/>
+              <w:bottom w:type="dxa" w:w="30"/>
+              <w:right w:type="dxa" w:w="90"/>
+            </w:tcMar>
+            <w:vAlign w:val="center"/>
+          </w:tcPr>
+          <w:p>
+            <w:pPr>
+              <w:keepNext/>
+              <w:spacing w:after="0" w:before="0" w:line="330" w:lineRule="exact"/>
               <w:jc w:val="center"/>
             </w:pPr>
             <w:r>
@@ -1311,17 +1761,17 @@
             </w:tcBorders>
             <w:shd w:fill="E7EDF3" w:color="auto" w:val="clear"/>
             <w:tcMar>
-              <w:top w:type="dxa" w:w="50"/>
-              <w:left w:type="dxa" w:w="90"/>
-              <w:bottom w:type="dxa" w:w="50"/>
-              <w:right w:type="dxa" w:w="90"/>
-            </w:tcMar>
-            <w:vAlign w:val="center"/>
-          </w:tcPr>
-          <w:p>
-            <w:pPr>
-              <w:keepNext/>
-              <w:spacing w:after="0" w:before="0" w:line="240" w:lineRule="auto"/>
+              <w:top w:type="dxa" w:w="30"/>
+              <w:left w:type="dxa" w:w="90"/>
+              <w:bottom w:type="dxa" w:w="30"/>
+              <w:right w:type="dxa" w:w="90"/>
+            </w:tcMar>
+            <w:vAlign w:val="center"/>
+          </w:tcPr>
+          <w:p>
+            <w:pPr>
+              <w:keepNext/>
+              <w:spacing w:after="0" w:before="0" w:line="330" w:lineRule="exact"/>
               <w:jc w:val="center"/>
             </w:pPr>
             <w:r>
@@ -1347,17 +1797,17 @@
             </w:tcBorders>
             <w:shd w:fill="E7EDF3" w:color="auto" w:val="clear"/>
             <w:tcMar>
-              <w:top w:type="dxa" w:w="50"/>
-              <w:left w:type="dxa" w:w="90"/>
-              <w:bottom w:type="dxa" w:w="50"/>
-              <w:right w:type="dxa" w:w="90"/>
-            </w:tcMar>
-            <w:vAlign w:val="center"/>
-          </w:tcPr>
-          <w:p>
-            <w:pPr>
-              <w:keepNext/>
-              <w:spacing w:after="0" w:before="0" w:line="240" w:lineRule="auto"/>
+              <w:top w:type="dxa" w:w="30"/>
+              <w:left w:type="dxa" w:w="90"/>
+              <w:bottom w:type="dxa" w:w="30"/>
+              <w:right w:type="dxa" w:w="90"/>
+            </w:tcMar>
+            <w:vAlign w:val="center"/>
+          </w:tcPr>
+          <w:p>
+            <w:pPr>
+              <w:keepNext/>
+              <w:spacing w:after="0" w:before="0" w:line="330" w:lineRule="exact"/>
               <w:jc w:val="center"/>
             </w:pPr>
             <w:r>
@@ -1387,26 +1837,26 @@
               <w:right w:val="single" w:color="808080" w:sz="4"/>
             </w:tcBorders>
             <w:tcMar>
-              <w:top w:type="dxa" w:w="50"/>
-              <w:left w:type="dxa" w:w="90"/>
-              <w:bottom w:type="dxa" w:w="50"/>
-              <w:right w:type="dxa" w:w="90"/>
-            </w:tcMar>
-            <w:vAlign w:val="center"/>
-          </w:tcPr>
-          <w:p>
-            <w:pPr>
-              <w:keepNext/>
-              <w:spacing w:after="0" w:before="0" w:line="240" w:lineRule="auto"/>
-              <w:jc w:val="center"/>
-            </w:pPr>
-            <w:r>
-              <w:rPr>
-                <w:rFonts w:ascii="맑은 고딕" w:cs="맑은 고딕" w:eastAsia="맑은 고딕" w:hAnsi="맑은 고딕"/>
-                <w:sz w:val="26"/>
-                <w:szCs w:val="26"/>
-              </w:rPr>
-              <w:t xml:space="preserve">연삭기</w:t>
+              <w:top w:type="dxa" w:w="30"/>
+              <w:left w:type="dxa" w:w="90"/>
+              <w:bottom w:type="dxa" w:w="30"/>
+              <w:right w:type="dxa" w:w="90"/>
+            </w:tcMar>
+            <w:vAlign w:val="center"/>
+          </w:tcPr>
+          <w:p>
+            <w:pPr>
+              <w:keepNext/>
+              <w:spacing w:after="0" w:before="0" w:line="330" w:lineRule="exact"/>
+              <w:jc w:val="center"/>
+            </w:pPr>
+            <w:r>
+              <w:rPr>
+                <w:rFonts w:ascii="맑은 고딕" w:cs="맑은 고딕" w:eastAsia="맑은 고딕" w:hAnsi="맑은 고딕"/>
+                <w:sz w:val="26"/>
+                <w:szCs w:val="26"/>
+              </w:rPr>
+              <w:t xml:space="preserve">연삭기, 프로그램</w:t>
             </w:r>
           </w:p>
         </w:tc>
@@ -1420,17 +1870,17 @@
               <w:right w:val="single" w:color="808080" w:sz="4"/>
             </w:tcBorders>
             <w:tcMar>
-              <w:top w:type="dxa" w:w="50"/>
-              <w:left w:type="dxa" w:w="90"/>
-              <w:bottom w:type="dxa" w:w="50"/>
-              <w:right w:type="dxa" w:w="90"/>
-            </w:tcMar>
-            <w:vAlign w:val="center"/>
-          </w:tcPr>
-          <w:p>
-            <w:pPr>
-              <w:keepNext/>
-              <w:spacing w:after="0" w:before="0" w:line="240" w:lineRule="auto"/>
+              <w:top w:type="dxa" w:w="30"/>
+              <w:left w:type="dxa" w:w="90"/>
+              <w:bottom w:type="dxa" w:w="30"/>
+              <w:right w:type="dxa" w:w="90"/>
+            </w:tcMar>
+            <w:vAlign w:val="center"/>
+          </w:tcPr>
+          <w:p>
+            <w:pPr>
+              <w:keepNext/>
+              <w:spacing w:after="0" w:before="0" w:line="330" w:lineRule="exact"/>
               <w:jc w:val="left"/>
             </w:pPr>
             <w:r>
@@ -1439,7 +1889,7 @@
                 <w:sz w:val="26"/>
                 <w:szCs w:val="26"/>
               </w:rPr>
-              <w:t xml:space="preserve">ANCA GX7</w:t>
+              <w:t xml:space="preserve">ANCA GX7, ToolRoom RN32.1-1 iGrind 원통연삭(Cylindrical Grinding), 3시 방향</w:t>
             </w:r>
           </w:p>
         </w:tc>
@@ -1453,26 +1903,26 @@
               <w:right w:val="single" w:color="808080" w:sz="4"/>
             </w:tcBorders>
             <w:tcMar>
-              <w:top w:type="dxa" w:w="50"/>
-              <w:left w:type="dxa" w:w="90"/>
-              <w:bottom w:type="dxa" w:w="50"/>
-              <w:right w:type="dxa" w:w="90"/>
-            </w:tcMar>
-            <w:vAlign w:val="center"/>
-          </w:tcPr>
-          <w:p>
-            <w:pPr>
-              <w:keepNext/>
-              <w:spacing w:after="0" w:before="0" w:line="240" w:lineRule="auto"/>
-              <w:jc w:val="center"/>
-            </w:pPr>
-            <w:r>
-              <w:rPr>
-                <w:rFonts w:ascii="맑은 고딕" w:cs="맑은 고딕" w:eastAsia="맑은 고딕" w:hAnsi="맑은 고딕"/>
-                <w:sz w:val="26"/>
-                <w:szCs w:val="26"/>
-              </w:rPr>
-              <w:t xml:space="preserve">실측</w:t>
+              <w:top w:type="dxa" w:w="30"/>
+              <w:left w:type="dxa" w:w="90"/>
+              <w:bottom w:type="dxa" w:w="30"/>
+              <w:right w:type="dxa" w:w="90"/>
+            </w:tcMar>
+            <w:vAlign w:val="center"/>
+          </w:tcPr>
+          <w:p>
+            <w:pPr>
+              <w:keepNext/>
+              <w:spacing w:after="0" w:before="0" w:line="330" w:lineRule="exact"/>
+              <w:jc w:val="center"/>
+            </w:pPr>
+            <w:r>
+              <w:rPr>
+                <w:rFonts w:ascii="맑은 고딕" w:cs="맑은 고딕" w:eastAsia="맑은 고딕" w:hAnsi="맑은 고딕"/>
+                <w:sz w:val="26"/>
+                <w:szCs w:val="26"/>
+              </w:rPr>
+              <w:t xml:space="preserve">화면값</w:t>
             </w:r>
           </w:p>
         </w:tc>
@@ -1491,26 +1941,26 @@
               <w:right w:val="single" w:color="808080" w:sz="4"/>
             </w:tcBorders>
             <w:tcMar>
-              <w:top w:type="dxa" w:w="50"/>
-              <w:left w:type="dxa" w:w="90"/>
-              <w:bottom w:type="dxa" w:w="50"/>
-              <w:right w:type="dxa" w:w="90"/>
-            </w:tcMar>
-            <w:vAlign w:val="center"/>
-          </w:tcPr>
-          <w:p>
-            <w:pPr>
-              <w:keepNext/>
-              <w:spacing w:after="0" w:before="0" w:line="240" w:lineRule="auto"/>
-              <w:jc w:val="center"/>
-            </w:pPr>
-            <w:r>
-              <w:rPr>
-                <w:rFonts w:ascii="맑은 고딕" w:cs="맑은 고딕" w:eastAsia="맑은 고딕" w:hAnsi="맑은 고딕"/>
-                <w:sz w:val="26"/>
-                <w:szCs w:val="26"/>
-              </w:rPr>
-              <w:t xml:space="preserve">프로그램</w:t>
+              <w:top w:type="dxa" w:w="30"/>
+              <w:left w:type="dxa" w:w="90"/>
+              <w:bottom w:type="dxa" w:w="30"/>
+              <w:right w:type="dxa" w:w="90"/>
+            </w:tcMar>
+            <w:vAlign w:val="center"/>
+          </w:tcPr>
+          <w:p>
+            <w:pPr>
+              <w:keepNext/>
+              <w:spacing w:after="0" w:before="0" w:line="330" w:lineRule="exact"/>
+              <w:jc w:val="center"/>
+            </w:pPr>
+            <w:r>
+              <w:rPr>
+                <w:rFonts w:ascii="맑은 고딕" w:cs="맑은 고딕" w:eastAsia="맑은 고딕" w:hAnsi="맑은 고딕"/>
+                <w:sz w:val="26"/>
+                <w:szCs w:val="26"/>
+              </w:rPr>
+              <w:t xml:space="preserve">휠 형상, 지름</w:t>
             </w:r>
           </w:p>
         </w:tc>
@@ -1524,17 +1974,17 @@
               <w:right w:val="single" w:color="808080" w:sz="4"/>
             </w:tcBorders>
             <w:tcMar>
-              <w:top w:type="dxa" w:w="50"/>
-              <w:left w:type="dxa" w:w="90"/>
-              <w:bottom w:type="dxa" w:w="50"/>
-              <w:right w:type="dxa" w:w="90"/>
-            </w:tcMar>
-            <w:vAlign w:val="center"/>
-          </w:tcPr>
-          <w:p>
-            <w:pPr>
-              <w:keepNext/>
-              <w:spacing w:after="0" w:before="0" w:line="240" w:lineRule="auto"/>
+              <w:top w:type="dxa" w:w="30"/>
+              <w:left w:type="dxa" w:w="90"/>
+              <w:bottom w:type="dxa" w:w="30"/>
+              <w:right w:type="dxa" w:w="90"/>
+            </w:tcMar>
+            <w:vAlign w:val="center"/>
+          </w:tcPr>
+          <w:p>
+            <w:pPr>
+              <w:keepNext/>
+              <w:spacing w:after="0" w:before="0" w:line="330" w:lineRule="exact"/>
               <w:jc w:val="left"/>
             </w:pPr>
             <w:r>
@@ -1543,7 +1993,7 @@
                 <w:sz w:val="26"/>
                 <w:szCs w:val="26"/>
               </w:rPr>
-              <w:t xml:space="preserve">ToolRoom RN32.1-1, iGrind 원통연삭(Cylindrical Grinding), 3시 방향 연삭</w:t>
+              <w:t xml:space="preserve">원통부 약 2.8 mm + 생크 쪽 12° 면 약 7.0 mm, 지름 125.102 mm</w:t>
             </w:r>
           </w:p>
         </w:tc>
@@ -1557,26 +2007,26 @@
               <w:right w:val="single" w:color="808080" w:sz="4"/>
             </w:tcBorders>
             <w:tcMar>
-              <w:top w:type="dxa" w:w="50"/>
-              <w:left w:type="dxa" w:w="90"/>
-              <w:bottom w:type="dxa" w:w="50"/>
-              <w:right w:type="dxa" w:w="90"/>
-            </w:tcMar>
-            <w:vAlign w:val="center"/>
-          </w:tcPr>
-          <w:p>
-            <w:pPr>
-              <w:keepNext/>
-              <w:spacing w:after="0" w:before="0" w:line="240" w:lineRule="auto"/>
-              <w:jc w:val="center"/>
-            </w:pPr>
-            <w:r>
-              <w:rPr>
-                <w:rFonts w:ascii="맑은 고딕" w:cs="맑은 고딕" w:eastAsia="맑은 고딕" w:hAnsi="맑은 고딕"/>
-                <w:sz w:val="26"/>
-                <w:szCs w:val="26"/>
-              </w:rPr>
-              <w:t xml:space="preserve">화면값</w:t>
+              <w:top w:type="dxa" w:w="30"/>
+              <w:left w:type="dxa" w:w="90"/>
+              <w:bottom w:type="dxa" w:w="30"/>
+              <w:right w:type="dxa" w:w="90"/>
+            </w:tcMar>
+            <w:vAlign w:val="center"/>
+          </w:tcPr>
+          <w:p>
+            <w:pPr>
+              <w:keepNext/>
+              <w:spacing w:after="0" w:before="0" w:line="330" w:lineRule="exact"/>
+              <w:jc w:val="center"/>
+            </w:pPr>
+            <w:r>
+              <w:rPr>
+                <w:rFonts w:ascii="맑은 고딕" w:cs="맑은 고딕" w:eastAsia="맑은 고딕" w:hAnsi="맑은 고딕"/>
+                <w:sz w:val="26"/>
+                <w:szCs w:val="26"/>
+              </w:rPr>
+              <w:t xml:space="preserve">실측</w:t>
             </w:r>
           </w:p>
         </w:tc>
@@ -1595,26 +2045,26 @@
               <w:right w:val="single" w:color="808080" w:sz="4"/>
             </w:tcBorders>
             <w:tcMar>
-              <w:top w:type="dxa" w:w="50"/>
-              <w:left w:type="dxa" w:w="90"/>
-              <w:bottom w:type="dxa" w:w="50"/>
-              <w:right w:type="dxa" w:w="90"/>
-            </w:tcMar>
-            <w:vAlign w:val="center"/>
-          </w:tcPr>
-          <w:p>
-            <w:pPr>
-              <w:keepNext/>
-              <w:spacing w:after="0" w:before="0" w:line="240" w:lineRule="auto"/>
-              <w:jc w:val="center"/>
-            </w:pPr>
-            <w:r>
-              <w:rPr>
-                <w:rFonts w:ascii="맑은 고딕" w:cs="맑은 고딕" w:eastAsia="맑은 고딕" w:hAnsi="맑은 고딕"/>
-                <w:sz w:val="26"/>
-                <w:szCs w:val="26"/>
-              </w:rPr>
-              <w:t xml:space="preserve">휠 형상</w:t>
+              <w:top w:type="dxa" w:w="30"/>
+              <w:left w:type="dxa" w:w="90"/>
+              <w:bottom w:type="dxa" w:w="30"/>
+              <w:right w:type="dxa" w:w="90"/>
+            </w:tcMar>
+            <w:vAlign w:val="center"/>
+          </w:tcPr>
+          <w:p>
+            <w:pPr>
+              <w:keepNext/>
+              <w:spacing w:after="0" w:before="0" w:line="330" w:lineRule="exact"/>
+              <w:jc w:val="center"/>
+            </w:pPr>
+            <w:r>
+              <w:rPr>
+                <w:rFonts w:ascii="맑은 고딕" w:cs="맑은 고딕" w:eastAsia="맑은 고딕" w:hAnsi="맑은 고딕"/>
+                <w:sz w:val="26"/>
+                <w:szCs w:val="26"/>
+              </w:rPr>
+              <w:t xml:space="preserve">휠 등록 형상</w:t>
             </w:r>
           </w:p>
         </w:tc>
@@ -1628,17 +2078,17 @@
               <w:right w:val="single" w:color="808080" w:sz="4"/>
             </w:tcBorders>
             <w:tcMar>
-              <w:top w:type="dxa" w:w="50"/>
-              <w:left w:type="dxa" w:w="90"/>
-              <w:bottom w:type="dxa" w:w="50"/>
-              <w:right w:type="dxa" w:w="90"/>
-            </w:tcMar>
-            <w:vAlign w:val="center"/>
-          </w:tcPr>
-          <w:p>
-            <w:pPr>
-              <w:keepNext/>
-              <w:spacing w:after="0" w:before="0" w:line="240" w:lineRule="auto"/>
+              <w:top w:type="dxa" w:w="30"/>
+              <w:left w:type="dxa" w:w="90"/>
+              <w:bottom w:type="dxa" w:w="30"/>
+              <w:right w:type="dxa" w:w="90"/>
+            </w:tcMar>
+            <w:vAlign w:val="center"/>
+          </w:tcPr>
+          <w:p>
+            <w:pPr>
+              <w:keepNext/>
+              <w:spacing w:after="0" w:before="0" w:line="330" w:lineRule="exact"/>
               <w:jc w:val="left"/>
             </w:pPr>
             <w:r>
@@ -1647,7 +2097,7 @@
                 <w:sz w:val="26"/>
                 <w:szCs w:val="26"/>
               </w:rPr>
-              <w:t xml:space="preserve">공구 끝 쪽 원통부 약 2.8 mm, 생크 쪽 12° 면 약 7.0 mm</w:t>
+              <w:t xml:space="preserve">폭 10.487 mm 원통으로 단순 등록(12° 면 미반영, 좌표상 폭 9.801 mm와 차이 확인 필요)</w:t>
             </w:r>
           </w:p>
         </w:tc>
@@ -1661,26 +2111,26 @@
               <w:right w:val="single" w:color="808080" w:sz="4"/>
             </w:tcBorders>
             <w:tcMar>
-              <w:top w:type="dxa" w:w="50"/>
-              <w:left w:type="dxa" w:w="90"/>
-              <w:bottom w:type="dxa" w:w="50"/>
-              <w:right w:type="dxa" w:w="90"/>
-            </w:tcMar>
-            <w:vAlign w:val="center"/>
-          </w:tcPr>
-          <w:p>
-            <w:pPr>
-              <w:keepNext/>
-              <w:spacing w:after="0" w:before="0" w:line="240" w:lineRule="auto"/>
-              <w:jc w:val="center"/>
-            </w:pPr>
-            <w:r>
-              <w:rPr>
-                <w:rFonts w:ascii="맑은 고딕" w:cs="맑은 고딕" w:eastAsia="맑은 고딕" w:hAnsi="맑은 고딕"/>
-                <w:sz w:val="26"/>
-                <w:szCs w:val="26"/>
-              </w:rPr>
-              <w:t xml:space="preserve">실측</w:t>
+              <w:top w:type="dxa" w:w="30"/>
+              <w:left w:type="dxa" w:w="90"/>
+              <w:bottom w:type="dxa" w:w="30"/>
+              <w:right w:type="dxa" w:w="90"/>
+            </w:tcMar>
+            <w:vAlign w:val="center"/>
+          </w:tcPr>
+          <w:p>
+            <w:pPr>
+              <w:keepNext/>
+              <w:spacing w:after="0" w:before="0" w:line="330" w:lineRule="exact"/>
+              <w:jc w:val="center"/>
+            </w:pPr>
+            <w:r>
+              <w:rPr>
+                <w:rFonts w:ascii="맑은 고딕" w:cs="맑은 고딕" w:eastAsia="맑은 고딕" w:hAnsi="맑은 고딕"/>
+                <w:sz w:val="26"/>
+                <w:szCs w:val="26"/>
+              </w:rPr>
+              <w:t xml:space="preserve">화면값</w:t>
             </w:r>
           </w:p>
         </w:tc>
@@ -1699,26 +2149,26 @@
               <w:right w:val="single" w:color="808080" w:sz="4"/>
             </w:tcBorders>
             <w:tcMar>
-              <w:top w:type="dxa" w:w="50"/>
-              <w:left w:type="dxa" w:w="90"/>
-              <w:bottom w:type="dxa" w:w="50"/>
-              <w:right w:type="dxa" w:w="90"/>
-            </w:tcMar>
-            <w:vAlign w:val="center"/>
-          </w:tcPr>
-          <w:p>
-            <w:pPr>
-              <w:keepNext/>
-              <w:spacing w:after="0" w:before="0" w:line="240" w:lineRule="auto"/>
-              <w:jc w:val="center"/>
-            </w:pPr>
-            <w:r>
-              <w:rPr>
-                <w:rFonts w:ascii="맑은 고딕" w:cs="맑은 고딕" w:eastAsia="맑은 고딕" w:hAnsi="맑은 고딕"/>
-                <w:sz w:val="26"/>
-                <w:szCs w:val="26"/>
-              </w:rPr>
-              <w:t xml:space="preserve">휠 지름</w:t>
+              <w:top w:type="dxa" w:w="30"/>
+              <w:left w:type="dxa" w:w="90"/>
+              <w:bottom w:type="dxa" w:w="30"/>
+              <w:right w:type="dxa" w:w="90"/>
+            </w:tcMar>
+            <w:vAlign w:val="center"/>
+          </w:tcPr>
+          <w:p>
+            <w:pPr>
+              <w:keepNext/>
+              <w:spacing w:after="0" w:before="0" w:line="330" w:lineRule="exact"/>
+              <w:jc w:val="center"/>
+            </w:pPr>
+            <w:r>
+              <w:rPr>
+                <w:rFonts w:ascii="맑은 고딕" w:cs="맑은 고딕" w:eastAsia="맑은 고딕" w:hAnsi="맑은 고딕"/>
+                <w:sz w:val="26"/>
+                <w:szCs w:val="26"/>
+              </w:rPr>
+              <w:t xml:space="preserve">휠 회전수</w:t>
             </w:r>
           </w:p>
         </w:tc>
@@ -1732,17 +2182,17 @@
               <w:right w:val="single" w:color="808080" w:sz="4"/>
             </w:tcBorders>
             <w:tcMar>
-              <w:top w:type="dxa" w:w="50"/>
-              <w:left w:type="dxa" w:w="90"/>
-              <w:bottom w:type="dxa" w:w="50"/>
-              <w:right w:type="dxa" w:w="90"/>
-            </w:tcMar>
-            <w:vAlign w:val="center"/>
-          </w:tcPr>
-          <w:p>
-            <w:pPr>
-              <w:keepNext/>
-              <w:spacing w:after="0" w:before="0" w:line="240" w:lineRule="auto"/>
+              <w:top w:type="dxa" w:w="30"/>
+              <w:left w:type="dxa" w:w="90"/>
+              <w:bottom w:type="dxa" w:w="30"/>
+              <w:right w:type="dxa" w:w="90"/>
+            </w:tcMar>
+            <w:vAlign w:val="center"/>
+          </w:tcPr>
+          <w:p>
+            <w:pPr>
+              <w:keepNext/>
+              <w:spacing w:after="0" w:before="0" w:line="330" w:lineRule="exact"/>
               <w:jc w:val="left"/>
             </w:pPr>
             <w:r>
@@ -1751,7 +2201,7 @@
                 <w:sz w:val="26"/>
                 <w:szCs w:val="26"/>
               </w:rPr>
-              <w:t xml:space="preserve">125.102 mm</w:t>
+              <w:t xml:space="preserve">3,500 rpm (원주속도 22.93 m/s)</w:t>
             </w:r>
           </w:p>
         </w:tc>
@@ -1765,26 +2215,26 @@
               <w:right w:val="single" w:color="808080" w:sz="4"/>
             </w:tcBorders>
             <w:tcMar>
-              <w:top w:type="dxa" w:w="50"/>
-              <w:left w:type="dxa" w:w="90"/>
-              <w:bottom w:type="dxa" w:w="50"/>
-              <w:right w:type="dxa" w:w="90"/>
-            </w:tcMar>
-            <w:vAlign w:val="center"/>
-          </w:tcPr>
-          <w:p>
-            <w:pPr>
-              <w:keepNext/>
-              <w:spacing w:after="0" w:before="0" w:line="240" w:lineRule="auto"/>
-              <w:jc w:val="center"/>
-            </w:pPr>
-            <w:r>
-              <w:rPr>
-                <w:rFonts w:ascii="맑은 고딕" w:cs="맑은 고딕" w:eastAsia="맑은 고딕" w:hAnsi="맑은 고딕"/>
-                <w:sz w:val="26"/>
-                <w:szCs w:val="26"/>
-              </w:rPr>
-              <w:t xml:space="preserve">실측(휠 등록값)</w:t>
+              <w:top w:type="dxa" w:w="30"/>
+              <w:left w:type="dxa" w:w="90"/>
+              <w:bottom w:type="dxa" w:w="30"/>
+              <w:right w:type="dxa" w:w="90"/>
+            </w:tcMar>
+            <w:vAlign w:val="center"/>
+          </w:tcPr>
+          <w:p>
+            <w:pPr>
+              <w:keepNext/>
+              <w:spacing w:after="0" w:before="0" w:line="330" w:lineRule="exact"/>
+              <w:jc w:val="center"/>
+            </w:pPr>
+            <w:r>
+              <w:rPr>
+                <w:rFonts w:ascii="맑은 고딕" w:cs="맑은 고딕" w:eastAsia="맑은 고딕" w:hAnsi="맑은 고딕"/>
+                <w:sz w:val="26"/>
+                <w:szCs w:val="26"/>
+              </w:rPr>
+              <w:t xml:space="preserve">화면값, 계산</w:t>
             </w:r>
           </w:p>
         </w:tc>
@@ -1803,26 +2253,26 @@
               <w:right w:val="single" w:color="808080" w:sz="4"/>
             </w:tcBorders>
             <w:tcMar>
-              <w:top w:type="dxa" w:w="50"/>
-              <w:left w:type="dxa" w:w="90"/>
-              <w:bottom w:type="dxa" w:w="50"/>
-              <w:right w:type="dxa" w:w="90"/>
-            </w:tcMar>
-            <w:vAlign w:val="center"/>
-          </w:tcPr>
-          <w:p>
-            <w:pPr>
-              <w:keepNext/>
-              <w:spacing w:after="0" w:before="0" w:line="240" w:lineRule="auto"/>
-              <w:jc w:val="center"/>
-            </w:pPr>
-            <w:r>
-              <w:rPr>
-                <w:rFonts w:ascii="맑은 고딕" w:cs="맑은 고딕" w:eastAsia="맑은 고딕" w:hAnsi="맑은 고딕"/>
-                <w:sz w:val="26"/>
-                <w:szCs w:val="26"/>
-              </w:rPr>
-              <w:t xml:space="preserve">휠 회전수</w:t>
+              <w:top w:type="dxa" w:w="30"/>
+              <w:left w:type="dxa" w:w="90"/>
+              <w:bottom w:type="dxa" w:w="30"/>
+              <w:right w:type="dxa" w:w="90"/>
+            </w:tcMar>
+            <w:vAlign w:val="center"/>
+          </w:tcPr>
+          <w:p>
+            <w:pPr>
+              <w:keepNext/>
+              <w:spacing w:after="0" w:before="0" w:line="330" w:lineRule="exact"/>
+              <w:jc w:val="center"/>
+            </w:pPr>
+            <w:r>
+              <w:rPr>
+                <w:rFonts w:ascii="맑은 고딕" w:cs="맑은 고딕" w:eastAsia="맑은 고딕" w:hAnsi="맑은 고딕"/>
+                <w:sz w:val="26"/>
+                <w:szCs w:val="26"/>
+              </w:rPr>
+              <w:t xml:space="preserve">시험 공구</w:t>
             </w:r>
           </w:p>
         </w:tc>
@@ -1836,17 +2286,17 @@
               <w:right w:val="single" w:color="808080" w:sz="4"/>
             </w:tcBorders>
             <w:tcMar>
-              <w:top w:type="dxa" w:w="50"/>
-              <w:left w:type="dxa" w:w="90"/>
-              <w:bottom w:type="dxa" w:w="50"/>
-              <w:right w:type="dxa" w:w="90"/>
-            </w:tcMar>
-            <w:vAlign w:val="center"/>
-          </w:tcPr>
-          <w:p>
-            <w:pPr>
-              <w:keepNext/>
-              <w:spacing w:after="0" w:before="0" w:line="240" w:lineRule="auto"/>
+              <w:top w:type="dxa" w:w="30"/>
+              <w:left w:type="dxa" w:w="90"/>
+              <w:bottom w:type="dxa" w:w="30"/>
+              <w:right w:type="dxa" w:w="90"/>
+            </w:tcMar>
+            <w:vAlign w:val="center"/>
+          </w:tcPr>
+          <w:p>
+            <w:pPr>
+              <w:keepNext/>
+              <w:spacing w:after="0" w:before="0" w:line="330" w:lineRule="exact"/>
               <w:jc w:val="left"/>
             </w:pPr>
             <w:r>
@@ -1855,7 +2305,7 @@
                 <w:sz w:val="26"/>
                 <w:szCs w:val="26"/>
               </w:rPr>
-              <w:t xml:space="preserve">3,500 rpm (원주속도 22.93 m/s)</w:t>
+              <w:t xml:space="preserve">D3 2날 초경 엔드밀, 생크 지름 d 6 mm</w:t>
             </w:r>
           </w:p>
         </w:tc>
@@ -1869,26 +2319,26 @@
               <w:right w:val="single" w:color="808080" w:sz="4"/>
             </w:tcBorders>
             <w:tcMar>
-              <w:top w:type="dxa" w:w="50"/>
-              <w:left w:type="dxa" w:w="90"/>
-              <w:bottom w:type="dxa" w:w="50"/>
-              <w:right w:type="dxa" w:w="90"/>
-            </w:tcMar>
-            <w:vAlign w:val="center"/>
-          </w:tcPr>
-          <w:p>
-            <w:pPr>
-              <w:keepNext/>
-              <w:spacing w:after="0" w:before="0" w:line="240" w:lineRule="auto"/>
-              <w:jc w:val="center"/>
-            </w:pPr>
-            <w:r>
-              <w:rPr>
-                <w:rFonts w:ascii="맑은 고딕" w:cs="맑은 고딕" w:eastAsia="맑은 고딕" w:hAnsi="맑은 고딕"/>
-                <w:sz w:val="26"/>
-                <w:szCs w:val="26"/>
-              </w:rPr>
-              <w:t xml:space="preserve">화면값, 계산</w:t>
+              <w:top w:type="dxa" w:w="30"/>
+              <w:left w:type="dxa" w:w="90"/>
+              <w:bottom w:type="dxa" w:w="30"/>
+              <w:right w:type="dxa" w:w="90"/>
+            </w:tcMar>
+            <w:vAlign w:val="center"/>
+          </w:tcPr>
+          <w:p>
+            <w:pPr>
+              <w:keepNext/>
+              <w:spacing w:after="0" w:before="0" w:line="330" w:lineRule="exact"/>
+              <w:jc w:val="center"/>
+            </w:pPr>
+            <w:r>
+              <w:rPr>
+                <w:rFonts w:ascii="맑은 고딕" w:cs="맑은 고딕" w:eastAsia="맑은 고딕" w:hAnsi="맑은 고딕"/>
+                <w:sz w:val="26"/>
+                <w:szCs w:val="26"/>
+              </w:rPr>
+              <w:t xml:space="preserve">실측</w:t>
             </w:r>
           </w:p>
         </w:tc>
@@ -1907,26 +2357,26 @@
               <w:right w:val="single" w:color="808080" w:sz="4"/>
             </w:tcBorders>
             <w:tcMar>
-              <w:top w:type="dxa" w:w="50"/>
-              <w:left w:type="dxa" w:w="90"/>
-              <w:bottom w:type="dxa" w:w="50"/>
-              <w:right w:type="dxa" w:w="90"/>
-            </w:tcMar>
-            <w:vAlign w:val="center"/>
-          </w:tcPr>
-          <w:p>
-            <w:pPr>
-              <w:keepNext/>
-              <w:spacing w:after="0" w:before="0" w:line="240" w:lineRule="auto"/>
-              <w:jc w:val="center"/>
-            </w:pPr>
-            <w:r>
-              <w:rPr>
-                <w:rFonts w:ascii="맑은 고딕" w:cs="맑은 고딕" w:eastAsia="맑은 고딕" w:hAnsi="맑은 고딕"/>
-                <w:sz w:val="26"/>
-                <w:szCs w:val="26"/>
-              </w:rPr>
-              <w:t xml:space="preserve">시험 공구</w:t>
+              <w:top w:type="dxa" w:w="30"/>
+              <w:left w:type="dxa" w:w="90"/>
+              <w:bottom w:type="dxa" w:w="30"/>
+              <w:right w:type="dxa" w:w="90"/>
+            </w:tcMar>
+            <w:vAlign w:val="center"/>
+          </w:tcPr>
+          <w:p>
+            <w:pPr>
+              <w:keepNext w:val="false"/>
+              <w:spacing w:after="0" w:before="0" w:line="330" w:lineRule="exact"/>
+              <w:jc w:val="center"/>
+            </w:pPr>
+            <w:r>
+              <w:rPr>
+                <w:rFonts w:ascii="맑은 고딕" w:cs="맑은 고딕" w:eastAsia="맑은 고딕" w:hAnsi="맑은 고딕"/>
+                <w:sz w:val="26"/>
+                <w:szCs w:val="26"/>
+              </w:rPr>
+              <w:t xml:space="preserve">측정기</w:t>
             </w:r>
           </w:p>
         </w:tc>
@@ -1940,17 +2390,17 @@
               <w:right w:val="single" w:color="808080" w:sz="4"/>
             </w:tcBorders>
             <w:tcMar>
-              <w:top w:type="dxa" w:w="50"/>
-              <w:left w:type="dxa" w:w="90"/>
-              <w:bottom w:type="dxa" w:w="50"/>
-              <w:right w:type="dxa" w:w="90"/>
-            </w:tcMar>
-            <w:vAlign w:val="center"/>
-          </w:tcPr>
-          <w:p>
-            <w:pPr>
-              <w:keepNext/>
-              <w:spacing w:after="0" w:before="0" w:line="240" w:lineRule="auto"/>
+              <w:top w:type="dxa" w:w="30"/>
+              <w:left w:type="dxa" w:w="90"/>
+              <w:bottom w:type="dxa" w:w="30"/>
+              <w:right w:type="dxa" w:w="90"/>
+            </w:tcMar>
+            <w:vAlign w:val="center"/>
+          </w:tcPr>
+          <w:p>
+            <w:pPr>
+              <w:keepNext w:val="false"/>
+              <w:spacing w:after="0" w:before="0" w:line="330" w:lineRule="exact"/>
               <w:jc w:val="left"/>
             </w:pPr>
             <w:r>
@@ -1959,7 +2409,7 @@
                 <w:sz w:val="26"/>
                 <w:szCs w:val="26"/>
               </w:rPr>
-              <w:t xml:space="preserve">D3 2날 초경 엔드밀, 생크 지름 d 6 mm</w:t>
+              <w:t xml:space="preserve">디지털 마이크로미터 Mitutoyo 293-340-30 (분해능 0.001 mm)</w:t>
             </w:r>
           </w:p>
         </w:tc>
@@ -1973,47 +2423,9 @@
               <w:right w:val="single" w:color="808080" w:sz="4"/>
             </w:tcBorders>
             <w:tcMar>
-              <w:top w:type="dxa" w:w="50"/>
-              <w:left w:type="dxa" w:w="90"/>
-              <w:bottom w:type="dxa" w:w="50"/>
-              <w:right w:type="dxa" w:w="90"/>
-            </w:tcMar>
-            <w:vAlign w:val="center"/>
-          </w:tcPr>
-          <w:p>
-            <w:pPr>
-              <w:keepNext/>
-              <w:spacing w:after="0" w:before="0" w:line="240" w:lineRule="auto"/>
-              <w:jc w:val="center"/>
-            </w:pPr>
-            <w:r>
-              <w:rPr>
-                <w:rFonts w:ascii="맑은 고딕" w:cs="맑은 고딕" w:eastAsia="맑은 고딕" w:hAnsi="맑은 고딕"/>
-                <w:sz w:val="26"/>
-                <w:szCs w:val="26"/>
-              </w:rPr>
-              <w:t xml:space="preserve">실측</w:t>
-            </w:r>
-          </w:p>
-        </w:tc>
-      </w:tr>
-      <w:tr>
-        <w:trPr>
-          <w:cantSplit/>
-        </w:trPr>
-        <w:tc>
-          <w:tcPr>
-            <w:tcW w:type="dxa" w:w="2313"/>
-            <w:tcBorders>
-              <w:top w:val="single" w:color="808080" w:sz="4"/>
-              <w:left w:val="single" w:color="808080" w:sz="4"/>
-              <w:bottom w:val="single" w:color="808080" w:sz="4"/>
-              <w:right w:val="single" w:color="808080" w:sz="4"/>
-            </w:tcBorders>
-            <w:tcMar>
-              <w:top w:type="dxa" w:w="50"/>
-              <w:left w:type="dxa" w:w="90"/>
-              <w:bottom w:type="dxa" w:w="50"/>
+              <w:top w:type="dxa" w:w="30"/>
+              <w:left w:type="dxa" w:w="90"/>
+              <w:bottom w:type="dxa" w:w="30"/>
               <w:right w:type="dxa" w:w="90"/>
             </w:tcMar>
             <w:vAlign w:val="center"/>
@@ -2021,73 +2433,7 @@
           <w:p>
             <w:pPr>
               <w:keepNext w:val="false"/>
-              <w:spacing w:after="0" w:before="0" w:line="240" w:lineRule="auto"/>
-              <w:jc w:val="center"/>
-            </w:pPr>
-            <w:r>
-              <w:rPr>
-                <w:rFonts w:ascii="맑은 고딕" w:cs="맑은 고딕" w:eastAsia="맑은 고딕" w:hAnsi="맑은 고딕"/>
-                <w:sz w:val="26"/>
-                <w:szCs w:val="26"/>
-              </w:rPr>
-              <w:t xml:space="preserve">측정기</w:t>
-            </w:r>
-          </w:p>
-        </w:tc>
-        <w:tc>
-          <w:tcPr>
-            <w:tcW w:type="dxa" w:w="5397"/>
-            <w:tcBorders>
-              <w:top w:val="single" w:color="808080" w:sz="4"/>
-              <w:left w:val="single" w:color="808080" w:sz="4"/>
-              <w:bottom w:val="single" w:color="808080" w:sz="4"/>
-              <w:right w:val="single" w:color="808080" w:sz="4"/>
-            </w:tcBorders>
-            <w:tcMar>
-              <w:top w:type="dxa" w:w="50"/>
-              <w:left w:type="dxa" w:w="90"/>
-              <w:bottom w:type="dxa" w:w="50"/>
-              <w:right w:type="dxa" w:w="90"/>
-            </w:tcMar>
-            <w:vAlign w:val="center"/>
-          </w:tcPr>
-          <w:p>
-            <w:pPr>
-              <w:keepNext w:val="false"/>
-              <w:spacing w:after="0" w:before="0" w:line="240" w:lineRule="auto"/>
-              <w:jc w:val="left"/>
-            </w:pPr>
-            <w:r>
-              <w:rPr>
-                <w:rFonts w:ascii="맑은 고딕" w:cs="맑은 고딕" w:eastAsia="맑은 고딕" w:hAnsi="맑은 고딕"/>
-                <w:sz w:val="26"/>
-                <w:szCs w:val="26"/>
-              </w:rPr>
-              <w:t xml:space="preserve">디지털 마이크로미터 Mitutoyo 293-340-30 (분해능 0.001 mm)</w:t>
-            </w:r>
-          </w:p>
-        </w:tc>
-        <w:tc>
-          <w:tcPr>
-            <w:tcW w:type="dxa" w:w="1928"/>
-            <w:tcBorders>
-              <w:top w:val="single" w:color="808080" w:sz="4"/>
-              <w:left w:val="single" w:color="808080" w:sz="4"/>
-              <w:bottom w:val="single" w:color="808080" w:sz="4"/>
-              <w:right w:val="single" w:color="808080" w:sz="4"/>
-            </w:tcBorders>
-            <w:tcMar>
-              <w:top w:type="dxa" w:w="50"/>
-              <w:left w:type="dxa" w:w="90"/>
-              <w:bottom w:type="dxa" w:w="50"/>
-              <w:right w:type="dxa" w:w="90"/>
-            </w:tcMar>
-            <w:vAlign w:val="center"/>
-          </w:tcPr>
-          <w:p>
-            <w:pPr>
-              <w:keepNext w:val="false"/>
-              <w:spacing w:after="0" w:before="0" w:line="240" w:lineRule="auto"/>
+              <w:spacing w:after="0" w:before="0" w:line="330" w:lineRule="exact"/>
               <w:jc w:val="center"/>
             </w:pPr>
             <w:r>
@@ -2104,7 +2450,7 @@
     </w:tbl>
     <w:p>
       <w:pPr>
-        <w:spacing w:after="20" w:before="20" w:line="240" w:lineRule="auto"/>
+        <w:spacing w:after="20" w:before="20" w:line="340" w:lineRule="exact"/>
         <w:ind w:left="200"/>
       </w:pPr>
       <w:r>
@@ -2113,28 +2459,14 @@
           <w:sz w:val="26"/>
           <w:szCs w:val="26"/>
         </w:rPr>
-        <w:t xml:space="preserve">※ 원주속도 Vc = π × 125.102 × 3,500 ÷ 60,000 = 22.93 m/s로 사내 상한 25 m/s 이내임. 화면 기본값 4,000 rpm(26.20 m/s)은 상한을 넘어 사용하지 않음</w:t>
-      </w:r>
-    </w:p>
-    <w:p>
-      <w:pPr>
-        <w:spacing w:after="20" w:before="20" w:line="240" w:lineRule="auto"/>
-        <w:ind w:left="200"/>
-      </w:pPr>
-      <w:r>
-        <w:rPr>
-          <w:rFonts w:ascii="맑은 고딕" w:cs="맑은 고딕" w:eastAsia="맑은 고딕" w:hAnsi="맑은 고딕"/>
-          <w:sz w:val="26"/>
-          <w:szCs w:val="26"/>
-        </w:rPr>
-        <w:t xml:space="preserve">※ 프로그램에 등록된 휠 형상은 폭 10.487 mm의 원통으로 단순화되어 있어 실제 휠의 12° 면이 반영되지 않음. 등록 폭 10.487 mm와 휠 좌표로 계산한 폭 9.801 mm도 서로 달라 확인이 필요함</w:t>
+        <w:t xml:space="preserve">※ Vc = π × 125.102 × 3,500 ÷ 60,000 = 22.93 m/s(사내 상한 25 m/s 이내). 기본값 4,000 rpm(26.20 m/s)은 사용하지 않음</w:t>
       </w:r>
     </w:p>
     <w:p>
       <w:pPr>
         <w:pStyle w:val="Heading2"/>
         <w:keepNext/>
-        <w:spacing w:after="100" w:before="220"/>
+        <w:spacing w:after="80" w:before="160" w:line="440" w:lineRule="exact"/>
       </w:pPr>
       <w:r>
         <w:rPr>
@@ -2146,7 +2478,7 @@
     <w:p>
       <w:pPr>
         <w:keepNext/>
-        <w:spacing w:after="80" w:before="160"/>
+        <w:spacing w:after="80" w:before="160" w:line="440" w:lineRule="exact"/>
         <w:jc w:val="center"/>
       </w:pPr>
       <w:r>
@@ -2193,17 +2525,17 @@
             </w:tcBorders>
             <w:shd w:fill="E7EDF3" w:color="auto" w:val="clear"/>
             <w:tcMar>
-              <w:top w:type="dxa" w:w="50"/>
-              <w:left w:type="dxa" w:w="90"/>
-              <w:bottom w:type="dxa" w:w="50"/>
-              <w:right w:type="dxa" w:w="90"/>
-            </w:tcMar>
-            <w:vAlign w:val="center"/>
-          </w:tcPr>
-          <w:p>
-            <w:pPr>
-              <w:keepNext/>
-              <w:spacing w:after="0" w:before="0" w:line="240" w:lineRule="auto"/>
+              <w:top w:type="dxa" w:w="30"/>
+              <w:left w:type="dxa" w:w="90"/>
+              <w:bottom w:type="dxa" w:w="30"/>
+              <w:right w:type="dxa" w:w="90"/>
+            </w:tcMar>
+            <w:vAlign w:val="center"/>
+          </w:tcPr>
+          <w:p>
+            <w:pPr>
+              <w:keepNext/>
+              <w:spacing w:after="0" w:before="0" w:line="330" w:lineRule="exact"/>
               <w:jc w:val="center"/>
             </w:pPr>
             <w:r>
@@ -2229,17 +2561,17 @@
             </w:tcBorders>
             <w:shd w:fill="E7EDF3" w:color="auto" w:val="clear"/>
             <w:tcMar>
-              <w:top w:type="dxa" w:w="50"/>
-              <w:left w:type="dxa" w:w="90"/>
-              <w:bottom w:type="dxa" w:w="50"/>
-              <w:right w:type="dxa" w:w="90"/>
-            </w:tcMar>
-            <w:vAlign w:val="center"/>
-          </w:tcPr>
-          <w:p>
-            <w:pPr>
-              <w:keepNext/>
-              <w:spacing w:after="0" w:before="0" w:line="240" w:lineRule="auto"/>
+              <w:top w:type="dxa" w:w="30"/>
+              <w:left w:type="dxa" w:w="90"/>
+              <w:bottom w:type="dxa" w:w="30"/>
+              <w:right w:type="dxa" w:w="90"/>
+            </w:tcMar>
+            <w:vAlign w:val="center"/>
+          </w:tcPr>
+          <w:p>
+            <w:pPr>
+              <w:keepNext/>
+              <w:spacing w:after="0" w:before="0" w:line="330" w:lineRule="exact"/>
               <w:jc w:val="center"/>
             </w:pPr>
             <w:r>
@@ -2265,17 +2597,17 @@
             </w:tcBorders>
             <w:shd w:fill="E7EDF3" w:color="auto" w:val="clear"/>
             <w:tcMar>
-              <w:top w:type="dxa" w:w="50"/>
-              <w:left w:type="dxa" w:w="90"/>
-              <w:bottom w:type="dxa" w:w="50"/>
-              <w:right w:type="dxa" w:w="90"/>
-            </w:tcMar>
-            <w:vAlign w:val="center"/>
-          </w:tcPr>
-          <w:p>
-            <w:pPr>
-              <w:keepNext/>
-              <w:spacing w:after="0" w:before="0" w:line="240" w:lineRule="auto"/>
+              <w:top w:type="dxa" w:w="30"/>
+              <w:left w:type="dxa" w:w="90"/>
+              <w:bottom w:type="dxa" w:w="30"/>
+              <w:right w:type="dxa" w:w="90"/>
+            </w:tcMar>
+            <w:vAlign w:val="center"/>
+          </w:tcPr>
+          <w:p>
+            <w:pPr>
+              <w:keepNext/>
+              <w:spacing w:after="0" w:before="0" w:line="330" w:lineRule="exact"/>
               <w:jc w:val="center"/>
             </w:pPr>
             <w:r>
@@ -2305,17 +2637,17 @@
               <w:right w:val="single" w:color="808080" w:sz="4"/>
             </w:tcBorders>
             <w:tcMar>
-              <w:top w:type="dxa" w:w="50"/>
-              <w:left w:type="dxa" w:w="90"/>
-              <w:bottom w:type="dxa" w:w="50"/>
-              <w:right w:type="dxa" w:w="90"/>
-            </w:tcMar>
-            <w:vAlign w:val="center"/>
-          </w:tcPr>
-          <w:p>
-            <w:pPr>
-              <w:keepNext/>
-              <w:spacing w:after="0" w:before="0" w:line="240" w:lineRule="auto"/>
+              <w:top w:type="dxa" w:w="30"/>
+              <w:left w:type="dxa" w:w="90"/>
+              <w:bottom w:type="dxa" w:w="30"/>
+              <w:right w:type="dxa" w:w="90"/>
+            </w:tcMar>
+            <w:vAlign w:val="center"/>
+          </w:tcPr>
+          <w:p>
+            <w:pPr>
+              <w:keepNext/>
+              <w:spacing w:after="0" w:before="0" w:line="330" w:lineRule="exact"/>
               <w:jc w:val="left"/>
             </w:pPr>
             <w:r>
@@ -2324,7 +2656,7 @@
                 <w:sz w:val="26"/>
                 <w:szCs w:val="26"/>
               </w:rPr>
-              <w:t xml:space="preserve">연삭 횟수</w:t>
+              <w:t xml:space="preserve">입력 지름, Final diameter (mm)</w:t>
             </w:r>
           </w:p>
         </w:tc>
@@ -2338,26 +2670,41 @@
               <w:right w:val="single" w:color="808080" w:sz="4"/>
             </w:tcBorders>
             <w:tcMar>
-              <w:top w:type="dxa" w:w="50"/>
-              <w:left w:type="dxa" w:w="90"/>
-              <w:bottom w:type="dxa" w:w="50"/>
-              <w:right w:type="dxa" w:w="90"/>
-            </w:tcMar>
-            <w:vAlign w:val="center"/>
-          </w:tcPr>
-          <w:p>
-            <w:pPr>
-              <w:keepNext/>
-              <w:spacing w:after="0" w:before="0" w:line="240" w:lineRule="auto"/>
-              <w:jc w:val="center"/>
-            </w:pPr>
-            <w:r>
-              <w:rPr>
-                <w:rFonts w:ascii="맑은 고딕" w:cs="맑은 고딕" w:eastAsia="맑은 고딕" w:hAnsi="맑은 고딕"/>
-                <w:sz w:val="26"/>
-                <w:szCs w:val="26"/>
-              </w:rPr>
-              <w:t xml:space="preserve">4회 (같은 공구 연속)</w:t>
+              <w:top w:type="dxa" w:w="30"/>
+              <w:left w:type="dxa" w:w="90"/>
+              <w:bottom w:type="dxa" w:w="30"/>
+              <w:right w:type="dxa" w:w="90"/>
+            </w:tcMar>
+            <w:vAlign w:val="center"/>
+          </w:tcPr>
+          <w:p>
+            <w:pPr>
+              <w:keepNext/>
+              <w:spacing w:after="0" w:before="0" w:line="330" w:lineRule="exact"/>
+              <w:jc w:val="center"/>
+            </w:pPr>
+            <w:r>
+              <w:rPr>
+                <w:rFonts w:ascii="맑은 고딕" w:cs="맑은 고딕" w:eastAsia="맑은 고딕" w:hAnsi="맑은 고딕"/>
+                <w:sz w:val="26"/>
+                <w:szCs w:val="26"/>
+              </w:rPr>
+              <w:t xml:space="preserve">3.05, 2.93, 2.860, 2.790</w:t>
+            </w:r>
+          </w:p>
+          <w:p>
+            <w:pPr>
+              <w:keepNext/>
+              <w:spacing w:after="0" w:before="0" w:line="330" w:lineRule="exact"/>
+              <w:jc w:val="center"/>
+            </w:pPr>
+            <w:r>
+              <w:rPr>
+                <w:rFonts w:ascii="맑은 고딕" w:cs="맑은 고딕" w:eastAsia="맑은 고딕" w:hAnsi="맑은 고딕"/>
+                <w:sz w:val="26"/>
+                <w:szCs w:val="26"/>
+              </w:rPr>
+              <w:t xml:space="preserve">(같은 공구 4회 연속)</w:t>
             </w:r>
           </w:p>
         </w:tc>
@@ -2371,26 +2718,26 @@
               <w:right w:val="single" w:color="808080" w:sz="4"/>
             </w:tcBorders>
             <w:tcMar>
-              <w:top w:type="dxa" w:w="50"/>
-              <w:left w:type="dxa" w:w="90"/>
-              <w:bottom w:type="dxa" w:w="50"/>
-              <w:right w:type="dxa" w:w="90"/>
-            </w:tcMar>
-            <w:vAlign w:val="center"/>
-          </w:tcPr>
-          <w:p>
-            <w:pPr>
-              <w:keepNext/>
-              <w:spacing w:after="0" w:before="0" w:line="240" w:lineRule="auto"/>
-              <w:jc w:val="center"/>
-            </w:pPr>
-            <w:r>
-              <w:rPr>
-                <w:rFonts w:ascii="맑은 고딕" w:cs="맑은 고딕" w:eastAsia="맑은 고딕" w:hAnsi="맑은 고딕"/>
-                <w:sz w:val="26"/>
-                <w:szCs w:val="26"/>
-              </w:rPr>
-              <w:t xml:space="preserve">1회</w:t>
+              <w:top w:type="dxa" w:w="30"/>
+              <w:left w:type="dxa" w:w="90"/>
+              <w:bottom w:type="dxa" w:w="30"/>
+              <w:right w:type="dxa" w:w="90"/>
+            </w:tcMar>
+            <w:vAlign w:val="center"/>
+          </w:tcPr>
+          <w:p>
+            <w:pPr>
+              <w:keepNext/>
+              <w:spacing w:after="0" w:before="0" w:line="330" w:lineRule="exact"/>
+              <w:jc w:val="center"/>
+            </w:pPr>
+            <w:r>
+              <w:rPr>
+                <w:rFonts w:ascii="맑은 고딕" w:cs="맑은 고딕" w:eastAsia="맑은 고딕" w:hAnsi="맑은 고딕"/>
+                <w:sz w:val="26"/>
+                <w:szCs w:val="26"/>
+              </w:rPr>
+              <w:t xml:space="preserve">2.825 (1회)</w:t>
             </w:r>
           </w:p>
         </w:tc>
@@ -2409,17 +2756,17 @@
               <w:right w:val="single" w:color="808080" w:sz="4"/>
             </w:tcBorders>
             <w:tcMar>
-              <w:top w:type="dxa" w:w="50"/>
-              <w:left w:type="dxa" w:w="90"/>
-              <w:bottom w:type="dxa" w:w="50"/>
-              <w:right w:type="dxa" w:w="90"/>
-            </w:tcMar>
-            <w:vAlign w:val="center"/>
-          </w:tcPr>
-          <w:p>
-            <w:pPr>
-              <w:keepNext/>
-              <w:spacing w:after="0" w:before="0" w:line="240" w:lineRule="auto"/>
+              <w:top w:type="dxa" w:w="30"/>
+              <w:left w:type="dxa" w:w="90"/>
+              <w:bottom w:type="dxa" w:w="30"/>
+              <w:right w:type="dxa" w:w="90"/>
+            </w:tcMar>
+            <w:vAlign w:val="center"/>
+          </w:tcPr>
+          <w:p>
+            <w:pPr>
+              <w:keepNext/>
+              <w:spacing w:after="0" w:before="0" w:line="330" w:lineRule="exact"/>
               <w:jc w:val="left"/>
             </w:pPr>
             <w:r>
@@ -2428,7 +2775,7 @@
                 <w:sz w:val="26"/>
                 <w:szCs w:val="26"/>
               </w:rPr>
-              <w:t xml:space="preserve">입력 지름, Final diameter (mm)</w:t>
+              <w:t xml:space="preserve">황삭</w:t>
             </w:r>
           </w:p>
         </w:tc>
@@ -2442,26 +2789,26 @@
               <w:right w:val="single" w:color="808080" w:sz="4"/>
             </w:tcBorders>
             <w:tcMar>
-              <w:top w:type="dxa" w:w="50"/>
-              <w:left w:type="dxa" w:w="90"/>
-              <w:bottom w:type="dxa" w:w="50"/>
-              <w:right w:type="dxa" w:w="90"/>
-            </w:tcMar>
-            <w:vAlign w:val="center"/>
-          </w:tcPr>
-          <w:p>
-            <w:pPr>
-              <w:keepNext/>
-              <w:spacing w:after="0" w:before="0" w:line="240" w:lineRule="auto"/>
-              <w:jc w:val="center"/>
-            </w:pPr>
-            <w:r>
-              <w:rPr>
-                <w:rFonts w:ascii="맑은 고딕" w:cs="맑은 고딕" w:eastAsia="맑은 고딕" w:hAnsi="맑은 고딕"/>
-                <w:sz w:val="26"/>
-                <w:szCs w:val="26"/>
-              </w:rPr>
-              <w:t xml:space="preserve">3.05, 2.93, 2.860, 2.790</w:t>
+              <w:top w:type="dxa" w:w="30"/>
+              <w:left w:type="dxa" w:w="90"/>
+              <w:bottom w:type="dxa" w:w="30"/>
+              <w:right w:type="dxa" w:w="90"/>
+            </w:tcMar>
+            <w:vAlign w:val="center"/>
+          </w:tcPr>
+          <w:p>
+            <w:pPr>
+              <w:keepNext/>
+              <w:spacing w:after="0" w:before="0" w:line="330" w:lineRule="exact"/>
+              <w:jc w:val="center"/>
+            </w:pPr>
+            <w:r>
+              <w:rPr>
+                <w:rFonts w:ascii="맑은 고딕" w:cs="맑은 고딕" w:eastAsia="맑은 고딕" w:hAnsi="맑은 고딕"/>
+                <w:sz w:val="26"/>
+                <w:szCs w:val="26"/>
+              </w:rPr>
+              <w:t xml:space="preserve">사용 안 함</w:t>
             </w:r>
           </w:p>
         </w:tc>
@@ -2475,26 +2822,41 @@
               <w:right w:val="single" w:color="808080" w:sz="4"/>
             </w:tcBorders>
             <w:tcMar>
-              <w:top w:type="dxa" w:w="50"/>
-              <w:left w:type="dxa" w:w="90"/>
-              <w:bottom w:type="dxa" w:w="50"/>
-              <w:right w:type="dxa" w:w="90"/>
-            </w:tcMar>
-            <w:vAlign w:val="center"/>
-          </w:tcPr>
-          <w:p>
-            <w:pPr>
-              <w:keepNext/>
-              <w:spacing w:after="0" w:before="0" w:line="240" w:lineRule="auto"/>
-              <w:jc w:val="center"/>
-            </w:pPr>
-            <w:r>
-              <w:rPr>
-                <w:rFonts w:ascii="맑은 고딕" w:cs="맑은 고딕" w:eastAsia="맑은 고딕" w:hAnsi="맑은 고딕"/>
-                <w:sz w:val="26"/>
-                <w:szCs w:val="26"/>
-              </w:rPr>
-              <w:t xml:space="preserve">2.825</w:t>
+              <w:top w:type="dxa" w:w="30"/>
+              <w:left w:type="dxa" w:w="90"/>
+              <w:bottom w:type="dxa" w:w="30"/>
+              <w:right w:type="dxa" w:w="90"/>
+            </w:tcMar>
+            <w:vAlign w:val="center"/>
+          </w:tcPr>
+          <w:p>
+            <w:pPr>
+              <w:keepNext/>
+              <w:spacing w:after="0" w:before="0" w:line="330" w:lineRule="exact"/>
+              <w:jc w:val="center"/>
+            </w:pPr>
+            <w:r>
+              <w:rPr>
+                <w:rFonts w:ascii="맑은 고딕" w:cs="맑은 고딕" w:eastAsia="맑은 고딕" w:hAnsi="맑은 고딕"/>
+                <w:sz w:val="26"/>
+                <w:szCs w:val="26"/>
+              </w:rPr>
+              <w:t xml:space="preserve">대각선 진입(Diagonal), 반경 0.075 mm 1패스</w:t>
+            </w:r>
+          </w:p>
+          <w:p>
+            <w:pPr>
+              <w:keepNext/>
+              <w:spacing w:after="0" w:before="0" w:line="330" w:lineRule="exact"/>
+              <w:jc w:val="center"/>
+            </w:pPr>
+            <w:r>
+              <w:rPr>
+                <w:rFonts w:ascii="맑은 고딕" w:cs="맑은 고딕" w:eastAsia="맑은 고딕" w:hAnsi="맑은 고딕"/>
+                <w:sz w:val="26"/>
+                <w:szCs w:val="26"/>
+              </w:rPr>
+              <w:t xml:space="preserve">이송 10 mm/min(가공 중 4로 낮춤), 공구 회전 50 rpm</w:t>
             </w:r>
           </w:p>
         </w:tc>
@@ -2513,17 +2875,17 @@
               <w:right w:val="single" w:color="808080" w:sz="4"/>
             </w:tcBorders>
             <w:tcMar>
-              <w:top w:type="dxa" w:w="50"/>
-              <w:left w:type="dxa" w:w="90"/>
-              <w:bottom w:type="dxa" w:w="50"/>
-              <w:right w:type="dxa" w:w="90"/>
-            </w:tcMar>
-            <w:vAlign w:val="center"/>
-          </w:tcPr>
-          <w:p>
-            <w:pPr>
-              <w:keepNext/>
-              <w:spacing w:after="0" w:before="0" w:line="240" w:lineRule="auto"/>
+              <w:top w:type="dxa" w:w="30"/>
+              <w:left w:type="dxa" w:w="90"/>
+              <w:bottom w:type="dxa" w:w="30"/>
+              <w:right w:type="dxa" w:w="90"/>
+            </w:tcMar>
+            <w:vAlign w:val="center"/>
+          </w:tcPr>
+          <w:p>
+            <w:pPr>
+              <w:keepNext/>
+              <w:spacing w:after="0" w:before="0" w:line="330" w:lineRule="exact"/>
               <w:jc w:val="left"/>
             </w:pPr>
             <w:r>
@@ -2532,7 +2894,7 @@
                 <w:sz w:val="26"/>
                 <w:szCs w:val="26"/>
               </w:rPr>
-              <w:t xml:space="preserve">황삭</w:t>
+              <w:t xml:space="preserve">정삭 여유, Finish stock (mm)</w:t>
             </w:r>
           </w:p>
         </w:tc>
@@ -2546,26 +2908,26 @@
               <w:right w:val="single" w:color="808080" w:sz="4"/>
             </w:tcBorders>
             <w:tcMar>
-              <w:top w:type="dxa" w:w="50"/>
-              <w:left w:type="dxa" w:w="90"/>
-              <w:bottom w:type="dxa" w:w="50"/>
-              <w:right w:type="dxa" w:w="90"/>
-            </w:tcMar>
-            <w:vAlign w:val="center"/>
-          </w:tcPr>
-          <w:p>
-            <w:pPr>
-              <w:keepNext/>
-              <w:spacing w:after="0" w:before="0" w:line="240" w:lineRule="auto"/>
-              <w:jc w:val="center"/>
-            </w:pPr>
-            <w:r>
-              <w:rPr>
-                <w:rFonts w:ascii="맑은 고딕" w:cs="맑은 고딕" w:eastAsia="맑은 고딕" w:hAnsi="맑은 고딕"/>
-                <w:sz w:val="26"/>
-                <w:szCs w:val="26"/>
-              </w:rPr>
-              <w:t xml:space="preserve">사용 안 함</w:t>
+              <w:top w:type="dxa" w:w="30"/>
+              <w:left w:type="dxa" w:w="90"/>
+              <w:bottom w:type="dxa" w:w="30"/>
+              <w:right w:type="dxa" w:w="90"/>
+            </w:tcMar>
+            <w:vAlign w:val="center"/>
+          </w:tcPr>
+          <w:p>
+            <w:pPr>
+              <w:keepNext/>
+              <w:spacing w:after="0" w:before="0" w:line="330" w:lineRule="exact"/>
+              <w:jc w:val="center"/>
+            </w:pPr>
+            <w:r>
+              <w:rPr>
+                <w:rFonts w:ascii="맑은 고딕" w:cs="맑은 고딕" w:eastAsia="맑은 고딕" w:hAnsi="맑은 고딕"/>
+                <w:sz w:val="26"/>
+                <w:szCs w:val="26"/>
+              </w:rPr>
+              <w:t xml:space="preserve">1.333</w:t>
             </w:r>
           </w:p>
         </w:tc>
@@ -2579,41 +2941,26 @@
               <w:right w:val="single" w:color="808080" w:sz="4"/>
             </w:tcBorders>
             <w:tcMar>
-              <w:top w:type="dxa" w:w="50"/>
-              <w:left w:type="dxa" w:w="90"/>
-              <w:bottom w:type="dxa" w:w="50"/>
-              <w:right w:type="dxa" w:w="90"/>
-            </w:tcMar>
-            <w:vAlign w:val="center"/>
-          </w:tcPr>
-          <w:p>
-            <w:pPr>
-              <w:keepNext/>
-              <w:spacing w:after="0" w:before="0" w:line="240" w:lineRule="auto"/>
-              <w:jc w:val="center"/>
-            </w:pPr>
-            <w:r>
-              <w:rPr>
-                <w:rFonts w:ascii="맑은 고딕" w:cs="맑은 고딕" w:eastAsia="맑은 고딕" w:hAnsi="맑은 고딕"/>
-                <w:sz w:val="26"/>
-                <w:szCs w:val="26"/>
-              </w:rPr>
-              <w:t xml:space="preserve">대각선 진입(Diagonal)</w:t>
-            </w:r>
-          </w:p>
-          <w:p>
-            <w:pPr>
-              <w:keepNext/>
-              <w:spacing w:after="0" w:before="0" w:line="240" w:lineRule="auto"/>
-              <w:jc w:val="center"/>
-            </w:pPr>
-            <w:r>
-              <w:rPr>
-                <w:rFonts w:ascii="맑은 고딕" w:cs="맑은 고딕" w:eastAsia="맑은 고딕" w:hAnsi="맑은 고딕"/>
-                <w:sz w:val="26"/>
-                <w:szCs w:val="26"/>
-              </w:rPr>
-              <w:t xml:space="preserve">반경 0.075 mm, 1패스</w:t>
+              <w:top w:type="dxa" w:w="30"/>
+              <w:left w:type="dxa" w:w="90"/>
+              <w:bottom w:type="dxa" w:w="30"/>
+              <w:right w:type="dxa" w:w="90"/>
+            </w:tcMar>
+            <w:vAlign w:val="center"/>
+          </w:tcPr>
+          <w:p>
+            <w:pPr>
+              <w:keepNext/>
+              <w:spacing w:after="0" w:before="0" w:line="330" w:lineRule="exact"/>
+              <w:jc w:val="center"/>
+            </w:pPr>
+            <w:r>
+              <w:rPr>
+                <w:rFonts w:ascii="맑은 고딕" w:cs="맑은 고딕" w:eastAsia="맑은 고딕" w:hAnsi="맑은 고딕"/>
+                <w:sz w:val="26"/>
+                <w:szCs w:val="26"/>
+              </w:rPr>
+              <w:t xml:space="preserve">0.020</w:t>
             </w:r>
           </w:p>
         </w:tc>
@@ -2632,17 +2979,17 @@
               <w:right w:val="single" w:color="808080" w:sz="4"/>
             </w:tcBorders>
             <w:tcMar>
-              <w:top w:type="dxa" w:w="50"/>
-              <w:left w:type="dxa" w:w="90"/>
-              <w:bottom w:type="dxa" w:w="50"/>
-              <w:right w:type="dxa" w:w="90"/>
-            </w:tcMar>
-            <w:vAlign w:val="center"/>
-          </w:tcPr>
-          <w:p>
-            <w:pPr>
-              <w:keepNext/>
-              <w:spacing w:after="0" w:before="0" w:line="240" w:lineRule="auto"/>
+              <w:top w:type="dxa" w:w="30"/>
+              <w:left w:type="dxa" w:w="90"/>
+              <w:bottom w:type="dxa" w:w="30"/>
+              <w:right w:type="dxa" w:w="90"/>
+            </w:tcMar>
+            <w:vAlign w:val="center"/>
+          </w:tcPr>
+          <w:p>
+            <w:pPr>
+              <w:keepNext/>
+              <w:spacing w:after="0" w:before="0" w:line="330" w:lineRule="exact"/>
               <w:jc w:val="left"/>
             </w:pPr>
             <w:r>
@@ -2651,7 +2998,7 @@
                 <w:sz w:val="26"/>
                 <w:szCs w:val="26"/>
               </w:rPr>
-              <w:t xml:space="preserve">황삭 이송 (mm/min)</w:t>
+              <w:t xml:space="preserve">정삭 진입 속도, Infeed rate (mm/min)</w:t>
             </w:r>
           </w:p>
         </w:tc>
@@ -2665,26 +3012,26 @@
               <w:right w:val="single" w:color="808080" w:sz="4"/>
             </w:tcBorders>
             <w:tcMar>
-              <w:top w:type="dxa" w:w="50"/>
-              <w:left w:type="dxa" w:w="90"/>
-              <w:bottom w:type="dxa" w:w="50"/>
-              <w:right w:type="dxa" w:w="90"/>
-            </w:tcMar>
-            <w:vAlign w:val="center"/>
-          </w:tcPr>
-          <w:p>
-            <w:pPr>
-              <w:keepNext/>
-              <w:spacing w:after="0" w:before="0" w:line="240" w:lineRule="auto"/>
-              <w:jc w:val="center"/>
-            </w:pPr>
-            <w:r>
-              <w:rPr>
-                <w:rFonts w:ascii="맑은 고딕" w:cs="맑은 고딕" w:eastAsia="맑은 고딕" w:hAnsi="맑은 고딕"/>
-                <w:sz w:val="26"/>
-                <w:szCs w:val="26"/>
-              </w:rPr>
-              <w:t xml:space="preserve">해당 없음</w:t>
+              <w:top w:type="dxa" w:w="30"/>
+              <w:left w:type="dxa" w:w="90"/>
+              <w:bottom w:type="dxa" w:w="30"/>
+              <w:right w:type="dxa" w:w="90"/>
+            </w:tcMar>
+            <w:vAlign w:val="center"/>
+          </w:tcPr>
+          <w:p>
+            <w:pPr>
+              <w:keepNext/>
+              <w:spacing w:after="0" w:before="0" w:line="330" w:lineRule="exact"/>
+              <w:jc w:val="center"/>
+            </w:pPr>
+            <w:r>
+              <w:rPr>
+                <w:rFonts w:ascii="맑은 고딕" w:cs="맑은 고딕" w:eastAsia="맑은 고딕" w:hAnsi="맑은 고딕"/>
+                <w:sz w:val="26"/>
+                <w:szCs w:val="26"/>
+              </w:rPr>
+              <w:t xml:space="preserve">5.0 (1 ~ 3회), 1.0 (4회)</w:t>
             </w:r>
           </w:p>
         </w:tc>
@@ -2698,26 +3045,26 @@
               <w:right w:val="single" w:color="808080" w:sz="4"/>
             </w:tcBorders>
             <w:tcMar>
-              <w:top w:type="dxa" w:w="50"/>
-              <w:left w:type="dxa" w:w="90"/>
-              <w:bottom w:type="dxa" w:w="50"/>
-              <w:right w:type="dxa" w:w="90"/>
-            </w:tcMar>
-            <w:vAlign w:val="center"/>
-          </w:tcPr>
-          <w:p>
-            <w:pPr>
-              <w:keepNext/>
-              <w:spacing w:after="0" w:before="0" w:line="240" w:lineRule="auto"/>
-              <w:jc w:val="center"/>
-            </w:pPr>
-            <w:r>
-              <w:rPr>
-                <w:rFonts w:ascii="맑은 고딕" w:cs="맑은 고딕" w:eastAsia="맑은 고딕" w:hAnsi="맑은 고딕"/>
-                <w:sz w:val="26"/>
-                <w:szCs w:val="26"/>
-              </w:rPr>
-              <w:t xml:space="preserve">10 (가공 중 4로 낮춤)</w:t>
+              <w:top w:type="dxa" w:w="30"/>
+              <w:left w:type="dxa" w:w="90"/>
+              <w:bottom w:type="dxa" w:w="30"/>
+              <w:right w:type="dxa" w:w="90"/>
+            </w:tcMar>
+            <w:vAlign w:val="center"/>
+          </w:tcPr>
+          <w:p>
+            <w:pPr>
+              <w:keepNext/>
+              <w:spacing w:after="0" w:before="0" w:line="330" w:lineRule="exact"/>
+              <w:jc w:val="center"/>
+            </w:pPr>
+            <w:r>
+              <w:rPr>
+                <w:rFonts w:ascii="맑은 고딕" w:cs="맑은 고딕" w:eastAsia="맑은 고딕" w:hAnsi="맑은 고딕"/>
+                <w:sz w:val="26"/>
+                <w:szCs w:val="26"/>
+              </w:rPr>
+              <w:t xml:space="preserve">0.5</w:t>
             </w:r>
           </w:p>
         </w:tc>
@@ -2736,17 +3083,17 @@
               <w:right w:val="single" w:color="808080" w:sz="4"/>
             </w:tcBorders>
             <w:tcMar>
-              <w:top w:type="dxa" w:w="50"/>
-              <w:left w:type="dxa" w:w="90"/>
-              <w:bottom w:type="dxa" w:w="50"/>
-              <w:right w:type="dxa" w:w="90"/>
-            </w:tcMar>
-            <w:vAlign w:val="center"/>
-          </w:tcPr>
-          <w:p>
-            <w:pPr>
-              <w:keepNext/>
-              <w:spacing w:after="0" w:before="0" w:line="240" w:lineRule="auto"/>
+              <w:top w:type="dxa" w:w="30"/>
+              <w:left w:type="dxa" w:w="90"/>
+              <w:bottom w:type="dxa" w:w="30"/>
+              <w:right w:type="dxa" w:w="90"/>
+            </w:tcMar>
+            <w:vAlign w:val="center"/>
+          </w:tcPr>
+          <w:p>
+            <w:pPr>
+              <w:keepNext/>
+              <w:spacing w:after="0" w:before="0" w:line="330" w:lineRule="exact"/>
               <w:jc w:val="left"/>
             </w:pPr>
             <w:r>
@@ -2755,7 +3102,7 @@
                 <w:sz w:val="26"/>
                 <w:szCs w:val="26"/>
               </w:rPr>
-              <w:t xml:space="preserve">황삭 공구 회전 (rpm)</w:t>
+              <w:t xml:space="preserve">정삭 이송 (mm/min), 공구 회전 A Spin (rpm)</w:t>
             </w:r>
           </w:p>
         </w:tc>
@@ -2769,26 +3116,26 @@
               <w:right w:val="single" w:color="808080" w:sz="4"/>
             </w:tcBorders>
             <w:tcMar>
-              <w:top w:type="dxa" w:w="50"/>
-              <w:left w:type="dxa" w:w="90"/>
-              <w:bottom w:type="dxa" w:w="50"/>
-              <w:right w:type="dxa" w:w="90"/>
-            </w:tcMar>
-            <w:vAlign w:val="center"/>
-          </w:tcPr>
-          <w:p>
-            <w:pPr>
-              <w:keepNext/>
-              <w:spacing w:after="0" w:before="0" w:line="240" w:lineRule="auto"/>
-              <w:jc w:val="center"/>
-            </w:pPr>
-            <w:r>
-              <w:rPr>
-                <w:rFonts w:ascii="맑은 고딕" w:cs="맑은 고딕" w:eastAsia="맑은 고딕" w:hAnsi="맑은 고딕"/>
-                <w:sz w:val="26"/>
-                <w:szCs w:val="26"/>
-              </w:rPr>
-              <w:t xml:space="preserve">해당 없음</w:t>
+              <w:top w:type="dxa" w:w="30"/>
+              <w:left w:type="dxa" w:w="90"/>
+              <w:bottom w:type="dxa" w:w="30"/>
+              <w:right w:type="dxa" w:w="90"/>
+            </w:tcMar>
+            <w:vAlign w:val="center"/>
+          </w:tcPr>
+          <w:p>
+            <w:pPr>
+              <w:keepNext/>
+              <w:spacing w:after="0" w:before="0" w:line="330" w:lineRule="exact"/>
+              <w:jc w:val="center"/>
+            </w:pPr>
+            <w:r>
+              <w:rPr>
+                <w:rFonts w:ascii="맑은 고딕" w:cs="맑은 고딕" w:eastAsia="맑은 고딕" w:hAnsi="맑은 고딕"/>
+                <w:sz w:val="26"/>
+                <w:szCs w:val="26"/>
+              </w:rPr>
+              <w:t xml:space="preserve">3.0, 25</w:t>
             </w:r>
           </w:p>
         </w:tc>
@@ -2802,26 +3149,26 @@
               <w:right w:val="single" w:color="808080" w:sz="4"/>
             </w:tcBorders>
             <w:tcMar>
-              <w:top w:type="dxa" w:w="50"/>
-              <w:left w:type="dxa" w:w="90"/>
-              <w:bottom w:type="dxa" w:w="50"/>
-              <w:right w:type="dxa" w:w="90"/>
-            </w:tcMar>
-            <w:vAlign w:val="center"/>
-          </w:tcPr>
-          <w:p>
-            <w:pPr>
-              <w:keepNext/>
-              <w:spacing w:after="0" w:before="0" w:line="240" w:lineRule="auto"/>
-              <w:jc w:val="center"/>
-            </w:pPr>
-            <w:r>
-              <w:rPr>
-                <w:rFonts w:ascii="맑은 고딕" w:cs="맑은 고딕" w:eastAsia="맑은 고딕" w:hAnsi="맑은 고딕"/>
-                <w:sz w:val="26"/>
-                <w:szCs w:val="26"/>
-              </w:rPr>
-              <w:t xml:space="preserve">50</w:t>
+              <w:top w:type="dxa" w:w="30"/>
+              <w:left w:type="dxa" w:w="90"/>
+              <w:bottom w:type="dxa" w:w="30"/>
+              <w:right w:type="dxa" w:w="90"/>
+            </w:tcMar>
+            <w:vAlign w:val="center"/>
+          </w:tcPr>
+          <w:p>
+            <w:pPr>
+              <w:keepNext/>
+              <w:spacing w:after="0" w:before="0" w:line="330" w:lineRule="exact"/>
+              <w:jc w:val="center"/>
+            </w:pPr>
+            <w:r>
+              <w:rPr>
+                <w:rFonts w:ascii="맑은 고딕" w:cs="맑은 고딕" w:eastAsia="맑은 고딕" w:hAnsi="맑은 고딕"/>
+                <w:sz w:val="26"/>
+                <w:szCs w:val="26"/>
+              </w:rPr>
+              <w:t xml:space="preserve">3.0, 25</w:t>
             </w:r>
           </w:p>
         </w:tc>
@@ -2840,17 +3187,17 @@
               <w:right w:val="single" w:color="808080" w:sz="4"/>
             </w:tcBorders>
             <w:tcMar>
-              <w:top w:type="dxa" w:w="50"/>
-              <w:left w:type="dxa" w:w="90"/>
-              <w:bottom w:type="dxa" w:w="50"/>
-              <w:right w:type="dxa" w:w="90"/>
-            </w:tcMar>
-            <w:vAlign w:val="center"/>
-          </w:tcPr>
-          <w:p>
-            <w:pPr>
-              <w:keepNext/>
-              <w:spacing w:after="0" w:before="0" w:line="240" w:lineRule="auto"/>
+              <w:top w:type="dxa" w:w="30"/>
+              <w:left w:type="dxa" w:w="90"/>
+              <w:bottom w:type="dxa" w:w="30"/>
+              <w:right w:type="dxa" w:w="90"/>
+            </w:tcMar>
+            <w:vAlign w:val="center"/>
+          </w:tcPr>
+          <w:p>
+            <w:pPr>
+              <w:keepNext w:val="false"/>
+              <w:spacing w:after="0" w:before="0" w:line="330" w:lineRule="exact"/>
               <w:jc w:val="left"/>
             </w:pPr>
             <w:r>
@@ -2859,7 +3206,7 @@
                 <w:sz w:val="26"/>
                 <w:szCs w:val="26"/>
               </w:rPr>
-              <w:t xml:space="preserve">정삭 여유, Finish stock (mm)</w:t>
+              <w:t xml:space="preserve">넥 시작 X Start, 넥 길이 Step length (mm)</w:t>
             </w:r>
           </w:p>
         </w:tc>
@@ -2873,26 +3220,26 @@
               <w:right w:val="single" w:color="808080" w:sz="4"/>
             </w:tcBorders>
             <w:tcMar>
-              <w:top w:type="dxa" w:w="50"/>
-              <w:left w:type="dxa" w:w="90"/>
-              <w:bottom w:type="dxa" w:w="50"/>
-              <w:right w:type="dxa" w:w="90"/>
-            </w:tcMar>
-            <w:vAlign w:val="center"/>
-          </w:tcPr>
-          <w:p>
-            <w:pPr>
-              <w:keepNext/>
-              <w:spacing w:after="0" w:before="0" w:line="240" w:lineRule="auto"/>
-              <w:jc w:val="center"/>
-            </w:pPr>
-            <w:r>
-              <w:rPr>
-                <w:rFonts w:ascii="맑은 고딕" w:cs="맑은 고딕" w:eastAsia="맑은 고딕" w:hAnsi="맑은 고딕"/>
-                <w:sz w:val="26"/>
-                <w:szCs w:val="26"/>
-              </w:rPr>
-              <w:t xml:space="preserve">1.333</w:t>
+              <w:top w:type="dxa" w:w="30"/>
+              <w:left w:type="dxa" w:w="90"/>
+              <w:bottom w:type="dxa" w:w="30"/>
+              <w:right w:type="dxa" w:w="90"/>
+            </w:tcMar>
+            <w:vAlign w:val="center"/>
+          </w:tcPr>
+          <w:p>
+            <w:pPr>
+              <w:keepNext w:val="false"/>
+              <w:spacing w:after="0" w:before="0" w:line="330" w:lineRule="exact"/>
+              <w:jc w:val="center"/>
+            </w:pPr>
+            <w:r>
+              <w:rPr>
+                <w:rFonts w:ascii="맑은 고딕" w:cs="맑은 고딕" w:eastAsia="맑은 고딕" w:hAnsi="맑은 고딕"/>
+                <w:sz w:val="26"/>
+                <w:szCs w:val="26"/>
+              </w:rPr>
+              <w:t xml:space="preserve">−4.100, 15.340</w:t>
             </w:r>
           </w:p>
         </w:tc>
@@ -2906,463 +3253,9 @@
               <w:right w:val="single" w:color="808080" w:sz="4"/>
             </w:tcBorders>
             <w:tcMar>
-              <w:top w:type="dxa" w:w="50"/>
-              <w:left w:type="dxa" w:w="90"/>
-              <w:bottom w:type="dxa" w:w="50"/>
-              <w:right w:type="dxa" w:w="90"/>
-            </w:tcMar>
-            <w:vAlign w:val="center"/>
-          </w:tcPr>
-          <w:p>
-            <w:pPr>
-              <w:keepNext/>
-              <w:spacing w:after="0" w:before="0" w:line="240" w:lineRule="auto"/>
-              <w:jc w:val="center"/>
-            </w:pPr>
-            <w:r>
-              <w:rPr>
-                <w:rFonts w:ascii="맑은 고딕" w:cs="맑은 고딕" w:eastAsia="맑은 고딕" w:hAnsi="맑은 고딕"/>
-                <w:sz w:val="26"/>
-                <w:szCs w:val="26"/>
-              </w:rPr>
-              <w:t xml:space="preserve">0.020</w:t>
-            </w:r>
-          </w:p>
-        </w:tc>
-      </w:tr>
-      <w:tr>
-        <w:trPr>
-          <w:cantSplit/>
-        </w:trPr>
-        <w:tc>
-          <w:tcPr>
-            <w:tcW w:type="dxa" w:w="3855"/>
-            <w:tcBorders>
-              <w:top w:val="single" w:color="808080" w:sz="4"/>
-              <w:left w:val="single" w:color="808080" w:sz="4"/>
-              <w:bottom w:val="single" w:color="808080" w:sz="4"/>
-              <w:right w:val="single" w:color="808080" w:sz="4"/>
-            </w:tcBorders>
-            <w:tcMar>
-              <w:top w:type="dxa" w:w="50"/>
-              <w:left w:type="dxa" w:w="90"/>
-              <w:bottom w:type="dxa" w:w="50"/>
-              <w:right w:type="dxa" w:w="90"/>
-            </w:tcMar>
-            <w:vAlign w:val="center"/>
-          </w:tcPr>
-          <w:p>
-            <w:pPr>
-              <w:keepNext/>
-              <w:spacing w:after="0" w:before="0" w:line="240" w:lineRule="auto"/>
-              <w:jc w:val="left"/>
-            </w:pPr>
-            <w:r>
-              <w:rPr>
-                <w:rFonts w:ascii="맑은 고딕" w:cs="맑은 고딕" w:eastAsia="맑은 고딕" w:hAnsi="맑은 고딕"/>
-                <w:sz w:val="26"/>
-                <w:szCs w:val="26"/>
-              </w:rPr>
-              <w:t xml:space="preserve">정삭 진입 속도, Infeed rate (mm/min)</w:t>
-            </w:r>
-          </w:p>
-        </w:tc>
-        <w:tc>
-          <w:tcPr>
-            <w:tcW w:type="dxa" w:w="2891"/>
-            <w:tcBorders>
-              <w:top w:val="single" w:color="808080" w:sz="4"/>
-              <w:left w:val="single" w:color="808080" w:sz="4"/>
-              <w:bottom w:val="single" w:color="808080" w:sz="4"/>
-              <w:right w:val="single" w:color="808080" w:sz="4"/>
-            </w:tcBorders>
-            <w:tcMar>
-              <w:top w:type="dxa" w:w="50"/>
-              <w:left w:type="dxa" w:w="90"/>
-              <w:bottom w:type="dxa" w:w="50"/>
-              <w:right w:type="dxa" w:w="90"/>
-            </w:tcMar>
-            <w:vAlign w:val="center"/>
-          </w:tcPr>
-          <w:p>
-            <w:pPr>
-              <w:keepNext/>
-              <w:spacing w:after="0" w:before="0" w:line="240" w:lineRule="auto"/>
-              <w:jc w:val="center"/>
-            </w:pPr>
-            <w:r>
-              <w:rPr>
-                <w:rFonts w:ascii="맑은 고딕" w:cs="맑은 고딕" w:eastAsia="맑은 고딕" w:hAnsi="맑은 고딕"/>
-                <w:sz w:val="26"/>
-                <w:szCs w:val="26"/>
-              </w:rPr>
-              <w:t xml:space="preserve">5.0 (1 ~ 3회), 1.0 (4회)</w:t>
-            </w:r>
-          </w:p>
-        </w:tc>
-        <w:tc>
-          <w:tcPr>
-            <w:tcW w:type="dxa" w:w="2892"/>
-            <w:tcBorders>
-              <w:top w:val="single" w:color="808080" w:sz="4"/>
-              <w:left w:val="single" w:color="808080" w:sz="4"/>
-              <w:bottom w:val="single" w:color="808080" w:sz="4"/>
-              <w:right w:val="single" w:color="808080" w:sz="4"/>
-            </w:tcBorders>
-            <w:tcMar>
-              <w:top w:type="dxa" w:w="50"/>
-              <w:left w:type="dxa" w:w="90"/>
-              <w:bottom w:type="dxa" w:w="50"/>
-              <w:right w:type="dxa" w:w="90"/>
-            </w:tcMar>
-            <w:vAlign w:val="center"/>
-          </w:tcPr>
-          <w:p>
-            <w:pPr>
-              <w:keepNext/>
-              <w:spacing w:after="0" w:before="0" w:line="240" w:lineRule="auto"/>
-              <w:jc w:val="center"/>
-            </w:pPr>
-            <w:r>
-              <w:rPr>
-                <w:rFonts w:ascii="맑은 고딕" w:cs="맑은 고딕" w:eastAsia="맑은 고딕" w:hAnsi="맑은 고딕"/>
-                <w:sz w:val="26"/>
-                <w:szCs w:val="26"/>
-              </w:rPr>
-              <w:t xml:space="preserve">0.5</w:t>
-            </w:r>
-          </w:p>
-        </w:tc>
-      </w:tr>
-      <w:tr>
-        <w:trPr>
-          <w:cantSplit/>
-        </w:trPr>
-        <w:tc>
-          <w:tcPr>
-            <w:tcW w:type="dxa" w:w="3855"/>
-            <w:tcBorders>
-              <w:top w:val="single" w:color="808080" w:sz="4"/>
-              <w:left w:val="single" w:color="808080" w:sz="4"/>
-              <w:bottom w:val="single" w:color="808080" w:sz="4"/>
-              <w:right w:val="single" w:color="808080" w:sz="4"/>
-            </w:tcBorders>
-            <w:tcMar>
-              <w:top w:type="dxa" w:w="50"/>
-              <w:left w:type="dxa" w:w="90"/>
-              <w:bottom w:type="dxa" w:w="50"/>
-              <w:right w:type="dxa" w:w="90"/>
-            </w:tcMar>
-            <w:vAlign w:val="center"/>
-          </w:tcPr>
-          <w:p>
-            <w:pPr>
-              <w:keepNext/>
-              <w:spacing w:after="0" w:before="0" w:line="240" w:lineRule="auto"/>
-              <w:jc w:val="left"/>
-            </w:pPr>
-            <w:r>
-              <w:rPr>
-                <w:rFonts w:ascii="맑은 고딕" w:cs="맑은 고딕" w:eastAsia="맑은 고딕" w:hAnsi="맑은 고딕"/>
-                <w:sz w:val="26"/>
-                <w:szCs w:val="26"/>
-              </w:rPr>
-              <w:t xml:space="preserve">정삭 이송 (mm/min)</w:t>
-            </w:r>
-          </w:p>
-        </w:tc>
-        <w:tc>
-          <w:tcPr>
-            <w:tcW w:type="dxa" w:w="2891"/>
-            <w:tcBorders>
-              <w:top w:val="single" w:color="808080" w:sz="4"/>
-              <w:left w:val="single" w:color="808080" w:sz="4"/>
-              <w:bottom w:val="single" w:color="808080" w:sz="4"/>
-              <w:right w:val="single" w:color="808080" w:sz="4"/>
-            </w:tcBorders>
-            <w:tcMar>
-              <w:top w:type="dxa" w:w="50"/>
-              <w:left w:type="dxa" w:w="90"/>
-              <w:bottom w:type="dxa" w:w="50"/>
-              <w:right w:type="dxa" w:w="90"/>
-            </w:tcMar>
-            <w:vAlign w:val="center"/>
-          </w:tcPr>
-          <w:p>
-            <w:pPr>
-              <w:keepNext/>
-              <w:spacing w:after="0" w:before="0" w:line="240" w:lineRule="auto"/>
-              <w:jc w:val="center"/>
-            </w:pPr>
-            <w:r>
-              <w:rPr>
-                <w:rFonts w:ascii="맑은 고딕" w:cs="맑은 고딕" w:eastAsia="맑은 고딕" w:hAnsi="맑은 고딕"/>
-                <w:sz w:val="26"/>
-                <w:szCs w:val="26"/>
-              </w:rPr>
-              <w:t xml:space="preserve">3.0</w:t>
-            </w:r>
-          </w:p>
-        </w:tc>
-        <w:tc>
-          <w:tcPr>
-            <w:tcW w:type="dxa" w:w="2892"/>
-            <w:tcBorders>
-              <w:top w:val="single" w:color="808080" w:sz="4"/>
-              <w:left w:val="single" w:color="808080" w:sz="4"/>
-              <w:bottom w:val="single" w:color="808080" w:sz="4"/>
-              <w:right w:val="single" w:color="808080" w:sz="4"/>
-            </w:tcBorders>
-            <w:tcMar>
-              <w:top w:type="dxa" w:w="50"/>
-              <w:left w:type="dxa" w:w="90"/>
-              <w:bottom w:type="dxa" w:w="50"/>
-              <w:right w:type="dxa" w:w="90"/>
-            </w:tcMar>
-            <w:vAlign w:val="center"/>
-          </w:tcPr>
-          <w:p>
-            <w:pPr>
-              <w:keepNext/>
-              <w:spacing w:after="0" w:before="0" w:line="240" w:lineRule="auto"/>
-              <w:jc w:val="center"/>
-            </w:pPr>
-            <w:r>
-              <w:rPr>
-                <w:rFonts w:ascii="맑은 고딕" w:cs="맑은 고딕" w:eastAsia="맑은 고딕" w:hAnsi="맑은 고딕"/>
-                <w:sz w:val="26"/>
-                <w:szCs w:val="26"/>
-              </w:rPr>
-              <w:t xml:space="preserve">3.0</w:t>
-            </w:r>
-          </w:p>
-        </w:tc>
-      </w:tr>
-      <w:tr>
-        <w:trPr>
-          <w:cantSplit/>
-        </w:trPr>
-        <w:tc>
-          <w:tcPr>
-            <w:tcW w:type="dxa" w:w="3855"/>
-            <w:tcBorders>
-              <w:top w:val="single" w:color="808080" w:sz="4"/>
-              <w:left w:val="single" w:color="808080" w:sz="4"/>
-              <w:bottom w:val="single" w:color="808080" w:sz="4"/>
-              <w:right w:val="single" w:color="808080" w:sz="4"/>
-            </w:tcBorders>
-            <w:tcMar>
-              <w:top w:type="dxa" w:w="50"/>
-              <w:left w:type="dxa" w:w="90"/>
-              <w:bottom w:type="dxa" w:w="50"/>
-              <w:right w:type="dxa" w:w="90"/>
-            </w:tcMar>
-            <w:vAlign w:val="center"/>
-          </w:tcPr>
-          <w:p>
-            <w:pPr>
-              <w:keepNext/>
-              <w:spacing w:after="0" w:before="0" w:line="240" w:lineRule="auto"/>
-              <w:jc w:val="left"/>
-            </w:pPr>
-            <w:r>
-              <w:rPr>
-                <w:rFonts w:ascii="맑은 고딕" w:cs="맑은 고딕" w:eastAsia="맑은 고딕" w:hAnsi="맑은 고딕"/>
-                <w:sz w:val="26"/>
-                <w:szCs w:val="26"/>
-              </w:rPr>
-              <w:t xml:space="preserve">정삭 공구 회전, A Spin (rpm)</w:t>
-            </w:r>
-          </w:p>
-        </w:tc>
-        <w:tc>
-          <w:tcPr>
-            <w:tcW w:type="dxa" w:w="2891"/>
-            <w:tcBorders>
-              <w:top w:val="single" w:color="808080" w:sz="4"/>
-              <w:left w:val="single" w:color="808080" w:sz="4"/>
-              <w:bottom w:val="single" w:color="808080" w:sz="4"/>
-              <w:right w:val="single" w:color="808080" w:sz="4"/>
-            </w:tcBorders>
-            <w:tcMar>
-              <w:top w:type="dxa" w:w="50"/>
-              <w:left w:type="dxa" w:w="90"/>
-              <w:bottom w:type="dxa" w:w="50"/>
-              <w:right w:type="dxa" w:w="90"/>
-            </w:tcMar>
-            <w:vAlign w:val="center"/>
-          </w:tcPr>
-          <w:p>
-            <w:pPr>
-              <w:keepNext/>
-              <w:spacing w:after="0" w:before="0" w:line="240" w:lineRule="auto"/>
-              <w:jc w:val="center"/>
-            </w:pPr>
-            <w:r>
-              <w:rPr>
-                <w:rFonts w:ascii="맑은 고딕" w:cs="맑은 고딕" w:eastAsia="맑은 고딕" w:hAnsi="맑은 고딕"/>
-                <w:sz w:val="26"/>
-                <w:szCs w:val="26"/>
-              </w:rPr>
-              <w:t xml:space="preserve">25</w:t>
-            </w:r>
-          </w:p>
-        </w:tc>
-        <w:tc>
-          <w:tcPr>
-            <w:tcW w:type="dxa" w:w="2892"/>
-            <w:tcBorders>
-              <w:top w:val="single" w:color="808080" w:sz="4"/>
-              <w:left w:val="single" w:color="808080" w:sz="4"/>
-              <w:bottom w:val="single" w:color="808080" w:sz="4"/>
-              <w:right w:val="single" w:color="808080" w:sz="4"/>
-            </w:tcBorders>
-            <w:tcMar>
-              <w:top w:type="dxa" w:w="50"/>
-              <w:left w:type="dxa" w:w="90"/>
-              <w:bottom w:type="dxa" w:w="50"/>
-              <w:right w:type="dxa" w:w="90"/>
-            </w:tcMar>
-            <w:vAlign w:val="center"/>
-          </w:tcPr>
-          <w:p>
-            <w:pPr>
-              <w:keepNext/>
-              <w:spacing w:after="0" w:before="0" w:line="240" w:lineRule="auto"/>
-              <w:jc w:val="center"/>
-            </w:pPr>
-            <w:r>
-              <w:rPr>
-                <w:rFonts w:ascii="맑은 고딕" w:cs="맑은 고딕" w:eastAsia="맑은 고딕" w:hAnsi="맑은 고딕"/>
-                <w:sz w:val="26"/>
-                <w:szCs w:val="26"/>
-              </w:rPr>
-              <w:t xml:space="preserve">25</w:t>
-            </w:r>
-          </w:p>
-        </w:tc>
-      </w:tr>
-      <w:tr>
-        <w:trPr>
-          <w:cantSplit/>
-        </w:trPr>
-        <w:tc>
-          <w:tcPr>
-            <w:tcW w:type="dxa" w:w="3855"/>
-            <w:tcBorders>
-              <w:top w:val="single" w:color="808080" w:sz="4"/>
-              <w:left w:val="single" w:color="808080" w:sz="4"/>
-              <w:bottom w:val="single" w:color="808080" w:sz="4"/>
-              <w:right w:val="single" w:color="808080" w:sz="4"/>
-            </w:tcBorders>
-            <w:tcMar>
-              <w:top w:type="dxa" w:w="50"/>
-              <w:left w:type="dxa" w:w="90"/>
-              <w:bottom w:type="dxa" w:w="50"/>
-              <w:right w:type="dxa" w:w="90"/>
-            </w:tcMar>
-            <w:vAlign w:val="center"/>
-          </w:tcPr>
-          <w:p>
-            <w:pPr>
-              <w:keepNext/>
-              <w:spacing w:after="0" w:before="0" w:line="240" w:lineRule="auto"/>
-              <w:jc w:val="left"/>
-            </w:pPr>
-            <w:r>
-              <w:rPr>
-                <w:rFonts w:ascii="맑은 고딕" w:cs="맑은 고딕" w:eastAsia="맑은 고딕" w:hAnsi="맑은 고딕"/>
-                <w:sz w:val="26"/>
-                <w:szCs w:val="26"/>
-              </w:rPr>
-              <w:t xml:space="preserve">넥 시작 위치, X Start (mm)</w:t>
-            </w:r>
-          </w:p>
-        </w:tc>
-        <w:tc>
-          <w:tcPr>
-            <w:tcW w:type="dxa" w:w="2891"/>
-            <w:tcBorders>
-              <w:top w:val="single" w:color="808080" w:sz="4"/>
-              <w:left w:val="single" w:color="808080" w:sz="4"/>
-              <w:bottom w:val="single" w:color="808080" w:sz="4"/>
-              <w:right w:val="single" w:color="808080" w:sz="4"/>
-            </w:tcBorders>
-            <w:tcMar>
-              <w:top w:type="dxa" w:w="50"/>
-              <w:left w:type="dxa" w:w="90"/>
-              <w:bottom w:type="dxa" w:w="50"/>
-              <w:right w:type="dxa" w:w="90"/>
-            </w:tcMar>
-            <w:vAlign w:val="center"/>
-          </w:tcPr>
-          <w:p>
-            <w:pPr>
-              <w:keepNext/>
-              <w:spacing w:after="0" w:before="0" w:line="240" w:lineRule="auto"/>
-              <w:jc w:val="center"/>
-            </w:pPr>
-            <w:r>
-              <w:rPr>
-                <w:rFonts w:ascii="맑은 고딕" w:cs="맑은 고딕" w:eastAsia="맑은 고딕" w:hAnsi="맑은 고딕"/>
-                <w:sz w:val="26"/>
-                <w:szCs w:val="26"/>
-              </w:rPr>
-              <w:t xml:space="preserve">−4.100</w:t>
-            </w:r>
-          </w:p>
-        </w:tc>
-        <w:tc>
-          <w:tcPr>
-            <w:tcW w:type="dxa" w:w="2892"/>
-            <w:tcBorders>
-              <w:top w:val="single" w:color="808080" w:sz="4"/>
-              <w:left w:val="single" w:color="808080" w:sz="4"/>
-              <w:bottom w:val="single" w:color="808080" w:sz="4"/>
-              <w:right w:val="single" w:color="808080" w:sz="4"/>
-            </w:tcBorders>
-            <w:tcMar>
-              <w:top w:type="dxa" w:w="50"/>
-              <w:left w:type="dxa" w:w="90"/>
-              <w:bottom w:type="dxa" w:w="50"/>
-              <w:right w:type="dxa" w:w="90"/>
-            </w:tcMar>
-            <w:vAlign w:val="center"/>
-          </w:tcPr>
-          <w:p>
-            <w:pPr>
-              <w:keepNext/>
-              <w:spacing w:after="0" w:before="0" w:line="240" w:lineRule="auto"/>
-              <w:jc w:val="center"/>
-            </w:pPr>
-            <w:r>
-              <w:rPr>
-                <w:rFonts w:ascii="맑은 고딕" w:cs="맑은 고딕" w:eastAsia="맑은 고딕" w:hAnsi="맑은 고딕"/>
-                <w:sz w:val="26"/>
-                <w:szCs w:val="26"/>
-              </w:rPr>
-              <w:t xml:space="preserve">−4.100</w:t>
-            </w:r>
-          </w:p>
-        </w:tc>
-      </w:tr>
-      <w:tr>
-        <w:trPr>
-          <w:cantSplit/>
-        </w:trPr>
-        <w:tc>
-          <w:tcPr>
-            <w:tcW w:type="dxa" w:w="3855"/>
-            <w:tcBorders>
-              <w:top w:val="single" w:color="808080" w:sz="4"/>
-              <w:left w:val="single" w:color="808080" w:sz="4"/>
-              <w:bottom w:val="single" w:color="808080" w:sz="4"/>
-              <w:right w:val="single" w:color="808080" w:sz="4"/>
-            </w:tcBorders>
-            <w:tcMar>
-              <w:top w:type="dxa" w:w="50"/>
-              <w:left w:type="dxa" w:w="90"/>
-              <w:bottom w:type="dxa" w:w="50"/>
+              <w:top w:type="dxa" w:w="30"/>
+              <w:left w:type="dxa" w:w="90"/>
+              <w:bottom w:type="dxa" w:w="30"/>
               <w:right w:type="dxa" w:w="90"/>
             </w:tcMar>
             <w:vAlign w:val="center"/>
@@ -3370,82 +3263,16 @@
           <w:p>
             <w:pPr>
               <w:keepNext w:val="false"/>
-              <w:spacing w:after="0" w:before="0" w:line="240" w:lineRule="auto"/>
-              <w:jc w:val="left"/>
-            </w:pPr>
-            <w:r>
-              <w:rPr>
-                <w:rFonts w:ascii="맑은 고딕" w:cs="맑은 고딕" w:eastAsia="맑은 고딕" w:hAnsi="맑은 고딕"/>
-                <w:sz w:val="26"/>
-                <w:szCs w:val="26"/>
-              </w:rPr>
-              <w:t xml:space="preserve">넥 길이, Step length (mm)</w:t>
-            </w:r>
-          </w:p>
-        </w:tc>
-        <w:tc>
-          <w:tcPr>
-            <w:tcW w:type="dxa" w:w="2891"/>
-            <w:tcBorders>
-              <w:top w:val="single" w:color="808080" w:sz="4"/>
-              <w:left w:val="single" w:color="808080" w:sz="4"/>
-              <w:bottom w:val="single" w:color="808080" w:sz="4"/>
-              <w:right w:val="single" w:color="808080" w:sz="4"/>
-            </w:tcBorders>
-            <w:tcMar>
-              <w:top w:type="dxa" w:w="50"/>
-              <w:left w:type="dxa" w:w="90"/>
-              <w:bottom w:type="dxa" w:w="50"/>
-              <w:right w:type="dxa" w:w="90"/>
-            </w:tcMar>
-            <w:vAlign w:val="center"/>
-          </w:tcPr>
-          <w:p>
-            <w:pPr>
-              <w:keepNext w:val="false"/>
-              <w:spacing w:after="0" w:before="0" w:line="240" w:lineRule="auto"/>
-              <w:jc w:val="center"/>
-            </w:pPr>
-            <w:r>
-              <w:rPr>
-                <w:rFonts w:ascii="맑은 고딕" w:cs="맑은 고딕" w:eastAsia="맑은 고딕" w:hAnsi="맑은 고딕"/>
-                <w:sz w:val="26"/>
-                <w:szCs w:val="26"/>
-              </w:rPr>
-              <w:t xml:space="preserve">15.340</w:t>
-            </w:r>
-          </w:p>
-        </w:tc>
-        <w:tc>
-          <w:tcPr>
-            <w:tcW w:type="dxa" w:w="2892"/>
-            <w:tcBorders>
-              <w:top w:val="single" w:color="808080" w:sz="4"/>
-              <w:left w:val="single" w:color="808080" w:sz="4"/>
-              <w:bottom w:val="single" w:color="808080" w:sz="4"/>
-              <w:right w:val="single" w:color="808080" w:sz="4"/>
-            </w:tcBorders>
-            <w:tcMar>
-              <w:top w:type="dxa" w:w="50"/>
-              <w:left w:type="dxa" w:w="90"/>
-              <w:bottom w:type="dxa" w:w="50"/>
-              <w:right w:type="dxa" w:w="90"/>
-            </w:tcMar>
-            <w:vAlign w:val="center"/>
-          </w:tcPr>
-          <w:p>
-            <w:pPr>
-              <w:keepNext w:val="false"/>
-              <w:spacing w:after="0" w:before="0" w:line="240" w:lineRule="auto"/>
-              <w:jc w:val="center"/>
-            </w:pPr>
-            <w:r>
-              <w:rPr>
-                <w:rFonts w:ascii="맑은 고딕" w:cs="맑은 고딕" w:eastAsia="맑은 고딕" w:hAnsi="맑은 고딕"/>
-                <w:sz w:val="26"/>
-                <w:szCs w:val="26"/>
-              </w:rPr>
-              <w:t xml:space="preserve">15.340</w:t>
+              <w:spacing w:after="0" w:before="0" w:line="330" w:lineRule="exact"/>
+              <w:jc w:val="center"/>
+            </w:pPr>
+            <w:r>
+              <w:rPr>
+                <w:rFonts w:ascii="맑은 고딕" w:cs="맑은 고딕" w:eastAsia="맑은 고딕" w:hAnsi="맑은 고딕"/>
+                <w:sz w:val="26"/>
+                <w:szCs w:val="26"/>
+              </w:rPr>
+              <w:t xml:space="preserve">−4.100, 15.340</w:t>
             </w:r>
           </w:p>
         </w:tc>
@@ -3453,7 +3280,7 @@
     </w:tbl>
     <w:p>
       <w:pPr>
-        <w:spacing w:after="20" w:before="20" w:line="240" w:lineRule="auto"/>
+        <w:spacing w:after="20" w:before="20" w:line="340" w:lineRule="exact"/>
         <w:ind w:left="200"/>
       </w:pPr>
       <w:r>
@@ -3462,28 +3289,14 @@
           <w:sz w:val="26"/>
           <w:szCs w:val="26"/>
         </w:rPr>
-        <w:t xml:space="preserve">※ 두 시험 모두 휠 돌출 허용(Allow Wheel Overhang)은 끄고 워시아웃(Washout)은 0으로 둠. 넥 끝 입력 위치(X End)는 4.1 + 15.34 = 19.44 mm임</w:t>
-      </w:r>
-    </w:p>
-    <w:p>
-      <w:pPr>
-        <w:spacing w:after="20" w:before="20" w:line="240" w:lineRule="auto"/>
-        <w:ind w:left="200"/>
-      </w:pPr>
-      <w:r>
-        <w:rPr>
-          <w:rFonts w:ascii="맑은 고딕" w:cs="맑은 고딕" w:eastAsia="맑은 고딕" w:hAnsi="맑은 고딕"/>
-          <w:sz w:val="26"/>
-          <w:szCs w:val="26"/>
-        </w:rPr>
-        <w:t xml:space="preserve">※ 정삭은 항상 넥 시작 쪽 끝에서 휠이 지름 방향으로 들어간 뒤 축 방향으로 이송함. 대각선 진입은 황삭에만 적용됨(참고 문헌 1, 원문 대조 전)</w:t>
+        <w:t xml:space="preserve">※ 두 시험 모두 휠 돌출 허용(Allow Wheel Overhang) 끔, 워시아웃(Washout) 0. 넥 끝 입력 위치 X End = 4.1 + 15.34 = 19.44 mm</w:t>
       </w:r>
     </w:p>
     <w:p>
       <w:pPr>
         <w:pStyle w:val="Heading2"/>
         <w:keepNext/>
-        <w:spacing w:after="100" w:before="220"/>
+        <w:spacing w:after="80" w:before="160" w:line="440" w:lineRule="exact"/>
       </w:pPr>
       <w:r>
         <w:rPr>
@@ -3494,183 +3307,8 @@
     </w:p>
     <w:p>
       <w:pPr>
-        <w:pStyle w:val="ListParagraph"/>
-        <w:numPr>
-          <w:ilvl w:val="0"/>
-          <w:numId w:val="2"/>
-        </w:numPr>
-        <w:spacing w:after="30" w:before="30" w:line="252" w:lineRule="auto"/>
-      </w:pPr>
-      <w:r>
-        <w:rPr>
-          <w:rFonts w:ascii="맑은 고딕" w:cs="맑은 고딕" w:eastAsia="맑은 고딕" w:hAnsi="맑은 고딕"/>
-          <w:sz w:val="30"/>
-          <w:szCs w:val="30"/>
-        </w:rPr>
-        <w:t xml:space="preserve">넥 지름은 디지털 마이크로미터로 머리 쪽, 중간, 테이퍼 쪽 3곳을 측정함. 2날 공구이므로 마주 보는 두 랜드에 접촉시켜 측정함</w:t>
-      </w:r>
-    </w:p>
-    <w:p>
-      <w:pPr>
-        <w:pStyle w:val="ListParagraph"/>
-        <w:numPr>
-          <w:ilvl w:val="0"/>
-          <w:numId w:val="2"/>
-        </w:numPr>
-        <w:spacing w:after="30" w:before="30" w:line="252" w:lineRule="auto"/>
-      </w:pPr>
-      <w:r>
-        <w:rPr>
-          <w:rFonts w:ascii="맑은 고딕" w:cs="맑은 고딕" w:eastAsia="맑은 고딕" w:hAnsi="맑은 고딕"/>
-          <w:sz w:val="30"/>
-          <w:szCs w:val="30"/>
-        </w:rPr>
-        <w:t xml:space="preserve">측정 위치의 축 방향 거리는 기록하지 않음</w:t>
-      </w:r>
-    </w:p>
-    <w:p>
-      <w:pPr>
-        <w:pStyle w:val="ListParagraph"/>
-        <w:numPr>
-          <w:ilvl w:val="0"/>
-          <w:numId w:val="2"/>
-        </w:numPr>
-        <w:spacing w:after="30" w:before="30" w:line="252" w:lineRule="auto"/>
-      </w:pPr>
-      <w:r>
-        <w:rPr>
-          <w:rFonts w:ascii="맑은 고딕" w:cs="맑은 고딕" w:eastAsia="맑은 고딕" w:hAnsi="맑은 고딕"/>
-          <w:sz w:val="30"/>
-          <w:szCs w:val="30"/>
-        </w:rPr>
-        <w:t xml:space="preserve">넥 시작 위치와 L2(공구 끝에서 테이퍼 시작까지 거리)는 현장 메모 값이며 측정 방법은 확인이 필요함</w:t>
-      </w:r>
-    </w:p>
-    <w:p>
-      <w:pPr>
-        <w:pStyle w:val="ListParagraph"/>
-        <w:numPr>
-          <w:ilvl w:val="0"/>
-          <w:numId w:val="2"/>
-        </w:numPr>
-        <w:spacing w:after="30" w:before="30" w:line="252" w:lineRule="auto"/>
-      </w:pPr>
-      <w:r>
-        <w:rPr>
-          <w:rFonts w:ascii="맑은 고딕" w:cs="맑은 고딕" w:eastAsia="맑은 고딕" w:hAnsi="맑은 고딕"/>
-          <w:sz w:val="30"/>
-          <w:szCs w:val="30"/>
-        </w:rPr>
-        <w:t xml:space="preserve">진입부 표면은 같은 배율의 현미경 사진으로 비교함</w:t>
-      </w:r>
-    </w:p>
-    <w:p>
-      <w:pPr>
-        <w:pStyle w:val="ListParagraph"/>
-        <w:numPr>
-          <w:ilvl w:val="0"/>
-          <w:numId w:val="2"/>
-        </w:numPr>
-        <w:spacing w:after="30" w:before="30" w:line="252" w:lineRule="auto"/>
-      </w:pPr>
-      <w:r>
-        <w:rPr>
-          <w:rFonts w:ascii="맑은 고딕" w:cs="맑은 고딕" w:eastAsia="맑은 고딕" w:hAnsi="맑은 고딕"/>
-          <w:sz w:val="30"/>
-          <w:szCs w:val="30"/>
-        </w:rPr>
-        <w:t xml:space="preserve">진원도, Ra, 쿨런트 상태, 런아웃, 휠 밸런스, 드레싱 시점은 측정 또는 기록하지 않음</w:t>
-      </w:r>
-    </w:p>
-    <w:p>
-      <w:pPr>
-        <w:pStyle w:val="Heading2"/>
         <w:keepNext/>
-        <w:spacing w:after="100" w:before="220"/>
-      </w:pPr>
-      <w:r>
-        <w:rPr>
-          <w:rFonts w:ascii="맑은 고딕" w:cs="맑은 고딕" w:eastAsia="맑은 고딕" w:hAnsi="맑은 고딕"/>
-        </w:rPr>
-        <w:t xml:space="preserve">라. 판정 기준</w:t>
-      </w:r>
-    </w:p>
-    <w:p>
-      <w:pPr>
-        <w:pStyle w:val="ListParagraph"/>
-        <w:numPr>
-          <w:ilvl w:val="0"/>
-          <w:numId w:val="2"/>
-        </w:numPr>
-        <w:spacing w:after="30" w:before="30" w:line="252" w:lineRule="auto"/>
-      </w:pPr>
-      <w:r>
-        <w:rPr>
-          <w:rFonts w:ascii="맑은 고딕" w:cs="맑은 고딕" w:eastAsia="맑은 고딕" w:hAnsi="맑은 고딕"/>
-          <w:sz w:val="30"/>
-          <w:szCs w:val="30"/>
-        </w:rPr>
-        <w:t xml:space="preserve">넥 지름은 실측 날지름 D의 0.95 ~ 0.975배를 허용 범위로, 0.96배를 목표로 함(사내 기준, 2026. 10. 20. 결정)</w:t>
-      </w:r>
-    </w:p>
-    <w:p>
-      <w:pPr>
-        <w:pStyle w:val="ListParagraph"/>
-        <w:numPr>
-          <w:ilvl w:val="0"/>
-          <w:numId w:val="2"/>
-        </w:numPr>
-        <w:spacing w:after="30" w:before="30" w:line="252" w:lineRule="auto"/>
-      </w:pPr>
-      <w:r>
-        <w:rPr>
-          <w:rFonts w:ascii="맑은 고딕" w:cs="맑은 고딕" w:eastAsia="맑은 고딕" w:hAnsi="맑은 고딕"/>
-          <w:sz w:val="30"/>
-          <w:szCs w:val="30"/>
-        </w:rPr>
-        <w:t xml:space="preserve">이 범위는 제조사 롱넥 엔드밀 31개 품목의 넥 치수에서 역산한 값임(참고 문헌 3)</w:t>
-      </w:r>
-    </w:p>
-    <w:p>
-      <w:pPr>
-        <w:pStyle w:val="ListParagraph"/>
-        <w:numPr>
-          <w:ilvl w:val="0"/>
-          <w:numId w:val="2"/>
-        </w:numPr>
-        <w:spacing w:after="30" w:before="30" w:line="252" w:lineRule="auto"/>
-      </w:pPr>
-      <w:r>
-        <w:rPr>
-          <w:rFonts w:ascii="맑은 고딕" w:cs="맑은 고딕" w:eastAsia="맑은 고딕" w:hAnsi="맑은 고딕"/>
-          <w:sz w:val="30"/>
-          <w:szCs w:val="30"/>
-        </w:rPr>
-        <w:t xml:space="preserve">넥 3곳이 모두 허용 범위 안이면 합격으로 함. 상한 초과는 재연삭으로 맞출 수 있어 보류로, 하한 미만은 되돌릴 수 없어 불합격으로 처리함</w:t>
-      </w:r>
-    </w:p>
-    <w:p>
-      <w:pPr>
-        <w:pStyle w:val="ListParagraph"/>
-        <w:numPr>
-          <w:ilvl w:val="0"/>
-          <w:numId w:val="2"/>
-        </w:numPr>
-        <w:spacing w:after="30" w:before="30" w:line="252" w:lineRule="auto"/>
-      </w:pPr>
-      <w:r>
-        <w:rPr>
-          <w:rFonts w:ascii="맑은 고딕" w:cs="맑은 고딕" w:eastAsia="맑은 고딕" w:hAnsi="맑은 고딕"/>
-          <w:sz w:val="30"/>
-          <w:szCs w:val="30"/>
-        </w:rPr>
-        <w:t xml:space="preserve">진입부 자국은 현미경 사진에서 진입 위치의 자국 유무로 판정함</w:t>
-      </w:r>
-    </w:p>
-    <w:p>
-      <w:pPr>
-        <w:keepNext/>
-        <w:spacing w:after="80" w:before="160"/>
+        <w:spacing w:after="80" w:before="160" w:line="440" w:lineRule="exact"/>
         <w:jc w:val="center"/>
       </w:pPr>
       <w:r>
@@ -3681,7 +3319,7 @@
           <w:sz w:val="26"/>
           <w:szCs w:val="26"/>
         </w:rPr>
-        <w:t xml:space="preserve">표 3. 공구별 넥 지름 허용 범위</w:t>
+        <w:t xml:space="preserve">표 3. 측정 항목 및 방법</w:t>
       </w:r>
     </w:p>
     <w:tbl>
@@ -3697,10 +3335,9 @@
         </w:tblBorders>
       </w:tblPr>
       <w:tblGrid>
-        <w:gridCol w:w="2410"/>
-        <w:gridCol w:w="2410"/>
-        <w:gridCol w:w="2410"/>
-        <w:gridCol w:w="2408"/>
+        <w:gridCol w:w="2120"/>
+        <w:gridCol w:w="3662"/>
+        <w:gridCol w:w="3856"/>
       </w:tblGrid>
       <w:tr>
         <w:trPr>
@@ -3709,7 +3346,7 @@
         </w:trPr>
         <w:tc>
           <w:tcPr>
-            <w:tcW w:type="dxa" w:w="2410"/>
+            <w:tcW w:type="dxa" w:w="2120"/>
             <w:tcBorders>
               <w:top w:val="single" w:color="808080" w:sz="4"/>
               <w:left w:val="single" w:color="808080" w:sz="4"/>
@@ -3718,17 +3355,17 @@
             </w:tcBorders>
             <w:shd w:fill="E7EDF3" w:color="auto" w:val="clear"/>
             <w:tcMar>
-              <w:top w:type="dxa" w:w="50"/>
-              <w:left w:type="dxa" w:w="90"/>
-              <w:bottom w:type="dxa" w:w="50"/>
-              <w:right w:type="dxa" w:w="90"/>
-            </w:tcMar>
-            <w:vAlign w:val="center"/>
-          </w:tcPr>
-          <w:p>
-            <w:pPr>
-              <w:keepNext/>
-              <w:spacing w:after="0" w:before="0" w:line="240" w:lineRule="auto"/>
+              <w:top w:type="dxa" w:w="30"/>
+              <w:left w:type="dxa" w:w="90"/>
+              <w:bottom w:type="dxa" w:w="30"/>
+              <w:right w:type="dxa" w:w="90"/>
+            </w:tcMar>
+            <w:vAlign w:val="center"/>
+          </w:tcPr>
+          <w:p>
+            <w:pPr>
+              <w:keepNext/>
+              <w:spacing w:after="0" w:before="0" w:line="330" w:lineRule="exact"/>
               <w:jc w:val="center"/>
             </w:pPr>
             <w:r>
@@ -3739,13 +3376,13 @@
                 <w:sz w:val="26"/>
                 <w:szCs w:val="26"/>
               </w:rPr>
-              <w:t xml:space="preserve">공구</w:t>
-            </w:r>
-          </w:p>
-        </w:tc>
-        <w:tc>
-          <w:tcPr>
-            <w:tcW w:type="dxa" w:w="2410"/>
+              <w:t xml:space="preserve">항목</w:t>
+            </w:r>
+          </w:p>
+        </w:tc>
+        <w:tc>
+          <w:tcPr>
+            <w:tcW w:type="dxa" w:w="3662"/>
             <w:tcBorders>
               <w:top w:val="single" w:color="808080" w:sz="4"/>
               <w:left w:val="single" w:color="808080" w:sz="4"/>
@@ -3754,17 +3391,17 @@
             </w:tcBorders>
             <w:shd w:fill="E7EDF3" w:color="auto" w:val="clear"/>
             <w:tcMar>
-              <w:top w:type="dxa" w:w="50"/>
-              <w:left w:type="dxa" w:w="90"/>
-              <w:bottom w:type="dxa" w:w="50"/>
-              <w:right w:type="dxa" w:w="90"/>
-            </w:tcMar>
-            <w:vAlign w:val="center"/>
-          </w:tcPr>
-          <w:p>
-            <w:pPr>
-              <w:keepNext/>
-              <w:spacing w:after="0" w:before="0" w:line="240" w:lineRule="auto"/>
+              <w:top w:type="dxa" w:w="30"/>
+              <w:left w:type="dxa" w:w="90"/>
+              <w:bottom w:type="dxa" w:w="30"/>
+              <w:right w:type="dxa" w:w="90"/>
+            </w:tcMar>
+            <w:vAlign w:val="center"/>
+          </w:tcPr>
+          <w:p>
+            <w:pPr>
+              <w:keepNext/>
+              <w:spacing w:after="0" w:before="0" w:line="330" w:lineRule="exact"/>
               <w:jc w:val="center"/>
             </w:pPr>
             <w:r>
@@ -3775,13 +3412,13 @@
                 <w:sz w:val="26"/>
                 <w:szCs w:val="26"/>
               </w:rPr>
-              <w:t xml:space="preserve">실측 D (mm)</w:t>
-            </w:r>
-          </w:p>
-        </w:tc>
-        <w:tc>
-          <w:tcPr>
-            <w:tcW w:type="dxa" w:w="2410"/>
+              <w:t xml:space="preserve">방법</w:t>
+            </w:r>
+          </w:p>
+        </w:tc>
+        <w:tc>
+          <w:tcPr>
+            <w:tcW w:type="dxa" w:w="3856"/>
             <w:tcBorders>
               <w:top w:val="single" w:color="808080" w:sz="4"/>
               <w:left w:val="single" w:color="808080" w:sz="4"/>
@@ -3790,17 +3427,17 @@
             </w:tcBorders>
             <w:shd w:fill="E7EDF3" w:color="auto" w:val="clear"/>
             <w:tcMar>
-              <w:top w:type="dxa" w:w="50"/>
-              <w:left w:type="dxa" w:w="90"/>
-              <w:bottom w:type="dxa" w:w="50"/>
-              <w:right w:type="dxa" w:w="90"/>
-            </w:tcMar>
-            <w:vAlign w:val="center"/>
-          </w:tcPr>
-          <w:p>
-            <w:pPr>
-              <w:keepNext/>
-              <w:spacing w:after="0" w:before="0" w:line="240" w:lineRule="auto"/>
+              <w:top w:type="dxa" w:w="30"/>
+              <w:left w:type="dxa" w:w="90"/>
+              <w:bottom w:type="dxa" w:w="30"/>
+              <w:right w:type="dxa" w:w="90"/>
+            </w:tcMar>
+            <w:vAlign w:val="center"/>
+          </w:tcPr>
+          <w:p>
+            <w:pPr>
+              <w:keepNext/>
+              <w:spacing w:after="0" w:before="0" w:line="330" w:lineRule="exact"/>
               <w:jc w:val="center"/>
             </w:pPr>
             <w:r>
@@ -3811,43 +3448,7 @@
                 <w:sz w:val="26"/>
                 <w:szCs w:val="26"/>
               </w:rPr>
-              <w:t xml:space="preserve">목표 dn (mm)</w:t>
-            </w:r>
-          </w:p>
-        </w:tc>
-        <w:tc>
-          <w:tcPr>
-            <w:tcW w:type="dxa" w:w="2408"/>
-            <w:tcBorders>
-              <w:top w:val="single" w:color="808080" w:sz="4"/>
-              <w:left w:val="single" w:color="808080" w:sz="4"/>
-              <w:bottom w:val="single" w:color="808080" w:sz="4"/>
-              <w:right w:val="single" w:color="808080" w:sz="4"/>
-            </w:tcBorders>
-            <w:shd w:fill="E7EDF3" w:color="auto" w:val="clear"/>
-            <w:tcMar>
-              <w:top w:type="dxa" w:w="50"/>
-              <w:left w:type="dxa" w:w="90"/>
-              <w:bottom w:type="dxa" w:w="50"/>
-              <w:right w:type="dxa" w:w="90"/>
-            </w:tcMar>
-            <w:vAlign w:val="center"/>
-          </w:tcPr>
-          <w:p>
-            <w:pPr>
-              <w:keepNext/>
-              <w:spacing w:after="0" w:before="0" w:line="240" w:lineRule="auto"/>
-              <w:jc w:val="center"/>
-            </w:pPr>
-            <w:r>
-              <w:rPr>
-                <w:rFonts w:ascii="맑은 고딕" w:cs="맑은 고딕" w:eastAsia="맑은 고딕" w:hAnsi="맑은 고딕"/>
-                <w:b/>
-                <w:bCs/>
-                <w:sz w:val="26"/>
-                <w:szCs w:val="26"/>
-              </w:rPr>
-              <w:t xml:space="preserve">허용 범위 (mm)</w:t>
+              <w:t xml:space="preserve">비고</w:t>
             </w:r>
           </w:p>
         </w:tc>
@@ -3858,133 +3459,100 @@
         </w:trPr>
         <w:tc>
           <w:tcPr>
-            <w:tcW w:type="dxa" w:w="2410"/>
-            <w:tcBorders>
-              <w:top w:val="single" w:color="808080" w:sz="4"/>
-              <w:left w:val="single" w:color="808080" w:sz="4"/>
-              <w:bottom w:val="single" w:color="808080" w:sz="4"/>
-              <w:right w:val="single" w:color="808080" w:sz="4"/>
-            </w:tcBorders>
-            <w:tcMar>
-              <w:top w:type="dxa" w:w="50"/>
-              <w:left w:type="dxa" w:w="90"/>
-              <w:bottom w:type="dxa" w:w="50"/>
-              <w:right w:type="dxa" w:w="90"/>
-            </w:tcMar>
-            <w:vAlign w:val="center"/>
-          </w:tcPr>
-          <w:p>
-            <w:pPr>
-              <w:keepNext/>
-              <w:spacing w:after="0" w:before="0" w:line="240" w:lineRule="auto"/>
-              <w:jc w:val="center"/>
-            </w:pPr>
-            <w:r>
-              <w:rPr>
-                <w:rFonts w:ascii="맑은 고딕" w:cs="맑은 고딕" w:eastAsia="맑은 고딕" w:hAnsi="맑은 고딕"/>
-                <w:sz w:val="26"/>
-                <w:szCs w:val="26"/>
-              </w:rPr>
-              <w:t xml:space="preserve">1번 (테스트 1)</w:t>
-            </w:r>
-          </w:p>
-        </w:tc>
-        <w:tc>
-          <w:tcPr>
-            <w:tcW w:type="dxa" w:w="2410"/>
-            <w:tcBorders>
-              <w:top w:val="single" w:color="808080" w:sz="4"/>
-              <w:left w:val="single" w:color="808080" w:sz="4"/>
-              <w:bottom w:val="single" w:color="808080" w:sz="4"/>
-              <w:right w:val="single" w:color="808080" w:sz="4"/>
-            </w:tcBorders>
-            <w:tcMar>
-              <w:top w:type="dxa" w:w="50"/>
-              <w:left w:type="dxa" w:w="90"/>
-              <w:bottom w:type="dxa" w:w="50"/>
-              <w:right w:type="dxa" w:w="90"/>
-            </w:tcMar>
-            <w:vAlign w:val="center"/>
-          </w:tcPr>
-          <w:p>
-            <w:pPr>
-              <w:keepNext/>
-              <w:spacing w:after="0" w:before="0" w:line="240" w:lineRule="auto"/>
-              <w:jc w:val="center"/>
-            </w:pPr>
-            <w:r>
-              <w:rPr>
-                <w:rFonts w:ascii="맑은 고딕" w:cs="맑은 고딕" w:eastAsia="맑은 고딕" w:hAnsi="맑은 고딕"/>
-                <w:sz w:val="26"/>
-                <w:szCs w:val="26"/>
-              </w:rPr>
-              <w:t xml:space="preserve">2.955</w:t>
-            </w:r>
-          </w:p>
-        </w:tc>
-        <w:tc>
-          <w:tcPr>
-            <w:tcW w:type="dxa" w:w="2410"/>
-            <w:tcBorders>
-              <w:top w:val="single" w:color="808080" w:sz="4"/>
-              <w:left w:val="single" w:color="808080" w:sz="4"/>
-              <w:bottom w:val="single" w:color="808080" w:sz="4"/>
-              <w:right w:val="single" w:color="808080" w:sz="4"/>
-            </w:tcBorders>
-            <w:tcMar>
-              <w:top w:type="dxa" w:w="50"/>
-              <w:left w:type="dxa" w:w="90"/>
-              <w:bottom w:type="dxa" w:w="50"/>
-              <w:right w:type="dxa" w:w="90"/>
-            </w:tcMar>
-            <w:vAlign w:val="center"/>
-          </w:tcPr>
-          <w:p>
-            <w:pPr>
-              <w:keepNext/>
-              <w:spacing w:after="0" w:before="0" w:line="240" w:lineRule="auto"/>
-              <w:jc w:val="center"/>
-            </w:pPr>
-            <w:r>
-              <w:rPr>
-                <w:rFonts w:ascii="맑은 고딕" w:cs="맑은 고딕" w:eastAsia="맑은 고딕" w:hAnsi="맑은 고딕"/>
-                <w:sz w:val="26"/>
-                <w:szCs w:val="26"/>
-              </w:rPr>
-              <w:t xml:space="preserve">2.837</w:t>
-            </w:r>
-          </w:p>
-        </w:tc>
-        <w:tc>
-          <w:tcPr>
-            <w:tcW w:type="dxa" w:w="2408"/>
-            <w:tcBorders>
-              <w:top w:val="single" w:color="808080" w:sz="4"/>
-              <w:left w:val="single" w:color="808080" w:sz="4"/>
-              <w:bottom w:val="single" w:color="808080" w:sz="4"/>
-              <w:right w:val="single" w:color="808080" w:sz="4"/>
-            </w:tcBorders>
-            <w:tcMar>
-              <w:top w:type="dxa" w:w="50"/>
-              <w:left w:type="dxa" w:w="90"/>
-              <w:bottom w:type="dxa" w:w="50"/>
-              <w:right w:type="dxa" w:w="90"/>
-            </w:tcMar>
-            <w:vAlign w:val="center"/>
-          </w:tcPr>
-          <w:p>
-            <w:pPr>
-              <w:keepNext/>
-              <w:spacing w:after="0" w:before="0" w:line="240" w:lineRule="auto"/>
-              <w:jc w:val="center"/>
-            </w:pPr>
-            <w:r>
-              <w:rPr>
-                <w:rFonts w:ascii="맑은 고딕" w:cs="맑은 고딕" w:eastAsia="맑은 고딕" w:hAnsi="맑은 고딕"/>
-                <w:sz w:val="26"/>
-                <w:szCs w:val="26"/>
-              </w:rPr>
-              <w:t xml:space="preserve">2.807 ~ 2.881</w:t>
+            <w:tcW w:type="dxa" w:w="2120"/>
+            <w:tcBorders>
+              <w:top w:val="single" w:color="808080" w:sz="4"/>
+              <w:left w:val="single" w:color="808080" w:sz="4"/>
+              <w:bottom w:val="single" w:color="808080" w:sz="4"/>
+              <w:right w:val="single" w:color="808080" w:sz="4"/>
+            </w:tcBorders>
+            <w:tcMar>
+              <w:top w:type="dxa" w:w="30"/>
+              <w:left w:type="dxa" w:w="90"/>
+              <w:bottom w:type="dxa" w:w="30"/>
+              <w:right w:type="dxa" w:w="90"/>
+            </w:tcMar>
+            <w:vAlign w:val="center"/>
+          </w:tcPr>
+          <w:p>
+            <w:pPr>
+              <w:keepNext/>
+              <w:spacing w:after="0" w:before="0" w:line="330" w:lineRule="exact"/>
+              <w:jc w:val="left"/>
+            </w:pPr>
+            <w:r>
+              <w:rPr>
+                <w:rFonts w:ascii="맑은 고딕" w:cs="맑은 고딕" w:eastAsia="맑은 고딕" w:hAnsi="맑은 고딕"/>
+                <w:sz w:val="26"/>
+                <w:szCs w:val="26"/>
+              </w:rPr>
+              <w:t xml:space="preserve">넥 지름</w:t>
+            </w:r>
+          </w:p>
+        </w:tc>
+        <w:tc>
+          <w:tcPr>
+            <w:tcW w:type="dxa" w:w="3662"/>
+            <w:tcBorders>
+              <w:top w:val="single" w:color="808080" w:sz="4"/>
+              <w:left w:val="single" w:color="808080" w:sz="4"/>
+              <w:bottom w:val="single" w:color="808080" w:sz="4"/>
+              <w:right w:val="single" w:color="808080" w:sz="4"/>
+            </w:tcBorders>
+            <w:tcMar>
+              <w:top w:type="dxa" w:w="30"/>
+              <w:left w:type="dxa" w:w="90"/>
+              <w:bottom w:type="dxa" w:w="30"/>
+              <w:right w:type="dxa" w:w="90"/>
+            </w:tcMar>
+            <w:vAlign w:val="center"/>
+          </w:tcPr>
+          <w:p>
+            <w:pPr>
+              <w:keepNext/>
+              <w:spacing w:after="0" w:before="0" w:line="330" w:lineRule="exact"/>
+              <w:jc w:val="left"/>
+            </w:pPr>
+            <w:r>
+              <w:rPr>
+                <w:rFonts w:ascii="맑은 고딕" w:cs="맑은 고딕" w:eastAsia="맑은 고딕" w:hAnsi="맑은 고딕"/>
+                <w:sz w:val="26"/>
+                <w:szCs w:val="26"/>
+              </w:rPr>
+              <w:t xml:space="preserve">디지털 마이크로미터, 머리 쪽, 중간, 테이퍼 쪽 3곳</w:t>
+            </w:r>
+          </w:p>
+        </w:tc>
+        <w:tc>
+          <w:tcPr>
+            <w:tcW w:type="dxa" w:w="3856"/>
+            <w:tcBorders>
+              <w:top w:val="single" w:color="808080" w:sz="4"/>
+              <w:left w:val="single" w:color="808080" w:sz="4"/>
+              <w:bottom w:val="single" w:color="808080" w:sz="4"/>
+              <w:right w:val="single" w:color="808080" w:sz="4"/>
+            </w:tcBorders>
+            <w:tcMar>
+              <w:top w:type="dxa" w:w="30"/>
+              <w:left w:type="dxa" w:w="90"/>
+              <w:bottom w:type="dxa" w:w="30"/>
+              <w:right w:type="dxa" w:w="90"/>
+            </w:tcMar>
+            <w:vAlign w:val="center"/>
+          </w:tcPr>
+          <w:p>
+            <w:pPr>
+              <w:keepNext/>
+              <w:spacing w:after="0" w:before="0" w:line="330" w:lineRule="exact"/>
+              <w:jc w:val="left"/>
+            </w:pPr>
+            <w:r>
+              <w:rPr>
+                <w:rFonts w:ascii="맑은 고딕" w:cs="맑은 고딕" w:eastAsia="맑은 고딕" w:hAnsi="맑은 고딕"/>
+                <w:sz w:val="26"/>
+                <w:szCs w:val="26"/>
+              </w:rPr>
+              <w:t xml:space="preserve">2날 공구, 마주 보는 두 랜드에 접촉</w:t>
             </w:r>
           </w:p>
         </w:tc>
@@ -3995,17 +3563,217 @@
         </w:trPr>
         <w:tc>
           <w:tcPr>
-            <w:tcW w:type="dxa" w:w="2410"/>
-            <w:tcBorders>
-              <w:top w:val="single" w:color="808080" w:sz="4"/>
-              <w:left w:val="single" w:color="808080" w:sz="4"/>
-              <w:bottom w:val="single" w:color="808080" w:sz="4"/>
-              <w:right w:val="single" w:color="808080" w:sz="4"/>
-            </w:tcBorders>
-            <w:tcMar>
-              <w:top w:type="dxa" w:w="50"/>
-              <w:left w:type="dxa" w:w="90"/>
-              <w:bottom w:type="dxa" w:w="50"/>
+            <w:tcW w:type="dxa" w:w="2120"/>
+            <w:tcBorders>
+              <w:top w:val="single" w:color="808080" w:sz="4"/>
+              <w:left w:val="single" w:color="808080" w:sz="4"/>
+              <w:bottom w:val="single" w:color="808080" w:sz="4"/>
+              <w:right w:val="single" w:color="808080" w:sz="4"/>
+            </w:tcBorders>
+            <w:tcMar>
+              <w:top w:type="dxa" w:w="30"/>
+              <w:left w:type="dxa" w:w="90"/>
+              <w:bottom w:type="dxa" w:w="30"/>
+              <w:right w:type="dxa" w:w="90"/>
+            </w:tcMar>
+            <w:vAlign w:val="center"/>
+          </w:tcPr>
+          <w:p>
+            <w:pPr>
+              <w:keepNext/>
+              <w:spacing w:after="0" w:before="0" w:line="330" w:lineRule="exact"/>
+              <w:jc w:val="left"/>
+            </w:pPr>
+            <w:r>
+              <w:rPr>
+                <w:rFonts w:ascii="맑은 고딕" w:cs="맑은 고딕" w:eastAsia="맑은 고딕" w:hAnsi="맑은 고딕"/>
+                <w:sz w:val="26"/>
+                <w:szCs w:val="26"/>
+              </w:rPr>
+              <w:t xml:space="preserve">넥 시작 위치, L2</w:t>
+            </w:r>
+          </w:p>
+        </w:tc>
+        <w:tc>
+          <w:tcPr>
+            <w:tcW w:type="dxa" w:w="3662"/>
+            <w:tcBorders>
+              <w:top w:val="single" w:color="808080" w:sz="4"/>
+              <w:left w:val="single" w:color="808080" w:sz="4"/>
+              <w:bottom w:val="single" w:color="808080" w:sz="4"/>
+              <w:right w:val="single" w:color="808080" w:sz="4"/>
+            </w:tcBorders>
+            <w:tcMar>
+              <w:top w:type="dxa" w:w="30"/>
+              <w:left w:type="dxa" w:w="90"/>
+              <w:bottom w:type="dxa" w:w="30"/>
+              <w:right w:type="dxa" w:w="90"/>
+            </w:tcMar>
+            <w:vAlign w:val="center"/>
+          </w:tcPr>
+          <w:p>
+            <w:pPr>
+              <w:keepNext/>
+              <w:spacing w:after="0" w:before="0" w:line="330" w:lineRule="exact"/>
+              <w:jc w:val="left"/>
+            </w:pPr>
+            <w:r>
+              <w:rPr>
+                <w:rFonts w:ascii="맑은 고딕" w:cs="맑은 고딕" w:eastAsia="맑은 고딕" w:hAnsi="맑은 고딕"/>
+                <w:sz w:val="26"/>
+                <w:szCs w:val="26"/>
+              </w:rPr>
+              <w:t xml:space="preserve">현장 메모</w:t>
+            </w:r>
+          </w:p>
+        </w:tc>
+        <w:tc>
+          <w:tcPr>
+            <w:tcW w:type="dxa" w:w="3856"/>
+            <w:tcBorders>
+              <w:top w:val="single" w:color="808080" w:sz="4"/>
+              <w:left w:val="single" w:color="808080" w:sz="4"/>
+              <w:bottom w:val="single" w:color="808080" w:sz="4"/>
+              <w:right w:val="single" w:color="808080" w:sz="4"/>
+            </w:tcBorders>
+            <w:tcMar>
+              <w:top w:type="dxa" w:w="30"/>
+              <w:left w:type="dxa" w:w="90"/>
+              <w:bottom w:type="dxa" w:w="30"/>
+              <w:right w:type="dxa" w:w="90"/>
+            </w:tcMar>
+            <w:vAlign w:val="center"/>
+          </w:tcPr>
+          <w:p>
+            <w:pPr>
+              <w:keepNext/>
+              <w:spacing w:after="0" w:before="0" w:line="330" w:lineRule="exact"/>
+              <w:jc w:val="left"/>
+            </w:pPr>
+            <w:r>
+              <w:rPr>
+                <w:rFonts w:ascii="맑은 고딕" w:cs="맑은 고딕" w:eastAsia="맑은 고딕" w:hAnsi="맑은 고딕"/>
+                <w:sz w:val="26"/>
+                <w:szCs w:val="26"/>
+              </w:rPr>
+              <w:t xml:space="preserve">측정 방법 확인 필요</w:t>
+            </w:r>
+          </w:p>
+        </w:tc>
+      </w:tr>
+      <w:tr>
+        <w:trPr>
+          <w:cantSplit/>
+        </w:trPr>
+        <w:tc>
+          <w:tcPr>
+            <w:tcW w:type="dxa" w:w="2120"/>
+            <w:tcBorders>
+              <w:top w:val="single" w:color="808080" w:sz="4"/>
+              <w:left w:val="single" w:color="808080" w:sz="4"/>
+              <w:bottom w:val="single" w:color="808080" w:sz="4"/>
+              <w:right w:val="single" w:color="808080" w:sz="4"/>
+            </w:tcBorders>
+            <w:tcMar>
+              <w:top w:type="dxa" w:w="30"/>
+              <w:left w:type="dxa" w:w="90"/>
+              <w:bottom w:type="dxa" w:w="30"/>
+              <w:right w:type="dxa" w:w="90"/>
+            </w:tcMar>
+            <w:vAlign w:val="center"/>
+          </w:tcPr>
+          <w:p>
+            <w:pPr>
+              <w:keepNext/>
+              <w:spacing w:after="0" w:before="0" w:line="330" w:lineRule="exact"/>
+              <w:jc w:val="left"/>
+            </w:pPr>
+            <w:r>
+              <w:rPr>
+                <w:rFonts w:ascii="맑은 고딕" w:cs="맑은 고딕" w:eastAsia="맑은 고딕" w:hAnsi="맑은 고딕"/>
+                <w:sz w:val="26"/>
+                <w:szCs w:val="26"/>
+              </w:rPr>
+              <w:t xml:space="preserve">진입부 표면</w:t>
+            </w:r>
+          </w:p>
+        </w:tc>
+        <w:tc>
+          <w:tcPr>
+            <w:tcW w:type="dxa" w:w="3662"/>
+            <w:tcBorders>
+              <w:top w:val="single" w:color="808080" w:sz="4"/>
+              <w:left w:val="single" w:color="808080" w:sz="4"/>
+              <w:bottom w:val="single" w:color="808080" w:sz="4"/>
+              <w:right w:val="single" w:color="808080" w:sz="4"/>
+            </w:tcBorders>
+            <w:tcMar>
+              <w:top w:type="dxa" w:w="30"/>
+              <w:left w:type="dxa" w:w="90"/>
+              <w:bottom w:type="dxa" w:w="30"/>
+              <w:right w:type="dxa" w:w="90"/>
+            </w:tcMar>
+            <w:vAlign w:val="center"/>
+          </w:tcPr>
+          <w:p>
+            <w:pPr>
+              <w:keepNext/>
+              <w:spacing w:after="0" w:before="0" w:line="330" w:lineRule="exact"/>
+              <w:jc w:val="left"/>
+            </w:pPr>
+            <w:r>
+              <w:rPr>
+                <w:rFonts w:ascii="맑은 고딕" w:cs="맑은 고딕" w:eastAsia="맑은 고딕" w:hAnsi="맑은 고딕"/>
+                <w:sz w:val="26"/>
+                <w:szCs w:val="26"/>
+              </w:rPr>
+              <w:t xml:space="preserve">현미경 사진 (같은 배율 비교)</w:t>
+            </w:r>
+          </w:p>
+        </w:tc>
+        <w:tc>
+          <w:tcPr>
+            <w:tcW w:type="dxa" w:w="3856"/>
+            <w:tcBorders>
+              <w:top w:val="single" w:color="808080" w:sz="4"/>
+              <w:left w:val="single" w:color="808080" w:sz="4"/>
+              <w:bottom w:val="single" w:color="808080" w:sz="4"/>
+              <w:right w:val="single" w:color="808080" w:sz="4"/>
+            </w:tcBorders>
+            <w:tcMar>
+              <w:top w:type="dxa" w:w="30"/>
+              <w:left w:type="dxa" w:w="90"/>
+              <w:bottom w:type="dxa" w:w="30"/>
+              <w:right w:type="dxa" w:w="90"/>
+            </w:tcMar>
+            <w:vAlign w:val="center"/>
+          </w:tcPr>
+          <w:p>
+            <w:pPr>
+              <w:keepNext/>
+              <w:spacing w:after="0" w:before="0" w:line="330" w:lineRule="exact"/>
+              <w:jc w:val="left"/>
+            </w:pPr>
+          </w:p>
+        </w:tc>
+      </w:tr>
+      <w:tr>
+        <w:trPr>
+          <w:cantSplit/>
+        </w:trPr>
+        <w:tc>
+          <w:tcPr>
+            <w:tcW w:type="dxa" w:w="2120"/>
+            <w:tcBorders>
+              <w:top w:val="single" w:color="808080" w:sz="4"/>
+              <w:left w:val="single" w:color="808080" w:sz="4"/>
+              <w:bottom w:val="single" w:color="808080" w:sz="4"/>
+              <w:right w:val="single" w:color="808080" w:sz="4"/>
+            </w:tcBorders>
+            <w:tcMar>
+              <w:top w:type="dxa" w:w="30"/>
+              <w:left w:type="dxa" w:w="90"/>
+              <w:bottom w:type="dxa" w:w="30"/>
               <w:right w:type="dxa" w:w="90"/>
             </w:tcMar>
             <w:vAlign w:val="center"/>
@@ -4013,32 +3781,32 @@
           <w:p>
             <w:pPr>
               <w:keepNext w:val="false"/>
-              <w:spacing w:after="0" w:before="0" w:line="240" w:lineRule="auto"/>
-              <w:jc w:val="center"/>
-            </w:pPr>
-            <w:r>
-              <w:rPr>
-                <w:rFonts w:ascii="맑은 고딕" w:cs="맑은 고딕" w:eastAsia="맑은 고딕" w:hAnsi="맑은 고딕"/>
-                <w:sz w:val="26"/>
-                <w:szCs w:val="26"/>
-              </w:rPr>
-              <w:t xml:space="preserve">2번 (테스트 2)</w:t>
-            </w:r>
-          </w:p>
-        </w:tc>
-        <w:tc>
-          <w:tcPr>
-            <w:tcW w:type="dxa" w:w="2410"/>
-            <w:tcBorders>
-              <w:top w:val="single" w:color="808080" w:sz="4"/>
-              <w:left w:val="single" w:color="808080" w:sz="4"/>
-              <w:bottom w:val="single" w:color="808080" w:sz="4"/>
-              <w:right w:val="single" w:color="808080" w:sz="4"/>
-            </w:tcBorders>
-            <w:tcMar>
-              <w:top w:type="dxa" w:w="50"/>
-              <w:left w:type="dxa" w:w="90"/>
-              <w:bottom w:type="dxa" w:w="50"/>
+              <w:spacing w:after="0" w:before="0" w:line="330" w:lineRule="exact"/>
+              <w:jc w:val="left"/>
+            </w:pPr>
+            <w:r>
+              <w:rPr>
+                <w:rFonts w:ascii="맑은 고딕" w:cs="맑은 고딕" w:eastAsia="맑은 고딕" w:hAnsi="맑은 고딕"/>
+                <w:sz w:val="26"/>
+                <w:szCs w:val="26"/>
+              </w:rPr>
+              <w:t xml:space="preserve">미측정 항목</w:t>
+            </w:r>
+          </w:p>
+        </w:tc>
+        <w:tc>
+          <w:tcPr>
+            <w:tcW w:type="dxa" w:w="3662"/>
+            <w:tcBorders>
+              <w:top w:val="single" w:color="808080" w:sz="4"/>
+              <w:left w:val="single" w:color="808080" w:sz="4"/>
+              <w:bottom w:val="single" w:color="808080" w:sz="4"/>
+              <w:right w:val="single" w:color="808080" w:sz="4"/>
+            </w:tcBorders>
+            <w:tcMar>
+              <w:top w:type="dxa" w:w="30"/>
+              <w:left w:type="dxa" w:w="90"/>
+              <w:bottom w:type="dxa" w:w="30"/>
               <w:right w:type="dxa" w:w="90"/>
             </w:tcMar>
             <w:vAlign w:val="center"/>
@@ -4046,32 +3814,32 @@
           <w:p>
             <w:pPr>
               <w:keepNext w:val="false"/>
-              <w:spacing w:after="0" w:before="0" w:line="240" w:lineRule="auto"/>
-              <w:jc w:val="center"/>
-            </w:pPr>
-            <w:r>
-              <w:rPr>
-                <w:rFonts w:ascii="맑은 고딕" w:cs="맑은 고딕" w:eastAsia="맑은 고딕" w:hAnsi="맑은 고딕"/>
-                <w:sz w:val="26"/>
-                <w:szCs w:val="26"/>
-              </w:rPr>
-              <w:t xml:space="preserve">2.970</w:t>
-            </w:r>
-          </w:p>
-        </w:tc>
-        <w:tc>
-          <w:tcPr>
-            <w:tcW w:type="dxa" w:w="2410"/>
-            <w:tcBorders>
-              <w:top w:val="single" w:color="808080" w:sz="4"/>
-              <w:left w:val="single" w:color="808080" w:sz="4"/>
-              <w:bottom w:val="single" w:color="808080" w:sz="4"/>
-              <w:right w:val="single" w:color="808080" w:sz="4"/>
-            </w:tcBorders>
-            <w:tcMar>
-              <w:top w:type="dxa" w:w="50"/>
-              <w:left w:type="dxa" w:w="90"/>
-              <w:bottom w:type="dxa" w:w="50"/>
+              <w:spacing w:after="0" w:before="0" w:line="330" w:lineRule="exact"/>
+              <w:jc w:val="left"/>
+            </w:pPr>
+            <w:r>
+              <w:rPr>
+                <w:rFonts w:ascii="맑은 고딕" w:cs="맑은 고딕" w:eastAsia="맑은 고딕" w:hAnsi="맑은 고딕"/>
+                <w:sz w:val="26"/>
+                <w:szCs w:val="26"/>
+              </w:rPr>
+              <w:t xml:space="preserve">측정 위치의 축 방향 거리, 진원도, Ra</w:t>
+            </w:r>
+          </w:p>
+        </w:tc>
+        <w:tc>
+          <w:tcPr>
+            <w:tcW w:type="dxa" w:w="3856"/>
+            <w:tcBorders>
+              <w:top w:val="single" w:color="808080" w:sz="4"/>
+              <w:left w:val="single" w:color="808080" w:sz="4"/>
+              <w:bottom w:val="single" w:color="808080" w:sz="4"/>
+              <w:right w:val="single" w:color="808080" w:sz="4"/>
+            </w:tcBorders>
+            <w:tcMar>
+              <w:top w:type="dxa" w:w="30"/>
+              <w:left w:type="dxa" w:w="90"/>
+              <w:bottom w:type="dxa" w:w="30"/>
               <w:right w:type="dxa" w:w="90"/>
             </w:tcMar>
             <w:vAlign w:val="center"/>
@@ -4079,49 +3847,16 @@
           <w:p>
             <w:pPr>
               <w:keepNext w:val="false"/>
-              <w:spacing w:after="0" w:before="0" w:line="240" w:lineRule="auto"/>
-              <w:jc w:val="center"/>
-            </w:pPr>
-            <w:r>
-              <w:rPr>
-                <w:rFonts w:ascii="맑은 고딕" w:cs="맑은 고딕" w:eastAsia="맑은 고딕" w:hAnsi="맑은 고딕"/>
-                <w:sz w:val="26"/>
-                <w:szCs w:val="26"/>
-              </w:rPr>
-              <w:t xml:space="preserve">2.851</w:t>
-            </w:r>
-          </w:p>
-        </w:tc>
-        <w:tc>
-          <w:tcPr>
-            <w:tcW w:type="dxa" w:w="2408"/>
-            <w:tcBorders>
-              <w:top w:val="single" w:color="808080" w:sz="4"/>
-              <w:left w:val="single" w:color="808080" w:sz="4"/>
-              <w:bottom w:val="single" w:color="808080" w:sz="4"/>
-              <w:right w:val="single" w:color="808080" w:sz="4"/>
-            </w:tcBorders>
-            <w:tcMar>
-              <w:top w:type="dxa" w:w="50"/>
-              <w:left w:type="dxa" w:w="90"/>
-              <w:bottom w:type="dxa" w:w="50"/>
-              <w:right w:type="dxa" w:w="90"/>
-            </w:tcMar>
-            <w:vAlign w:val="center"/>
-          </w:tcPr>
-          <w:p>
-            <w:pPr>
-              <w:keepNext w:val="false"/>
-              <w:spacing w:after="0" w:before="0" w:line="240" w:lineRule="auto"/>
-              <w:jc w:val="center"/>
-            </w:pPr>
-            <w:r>
-              <w:rPr>
-                <w:rFonts w:ascii="맑은 고딕" w:cs="맑은 고딕" w:eastAsia="맑은 고딕" w:hAnsi="맑은 고딕"/>
-                <w:sz w:val="26"/>
-                <w:szCs w:val="26"/>
-              </w:rPr>
-              <w:t xml:space="preserve">2.822 ~ 2.896</w:t>
+              <w:spacing w:after="0" w:before="0" w:line="330" w:lineRule="exact"/>
+              <w:jc w:val="left"/>
+            </w:pPr>
+            <w:r>
+              <w:rPr>
+                <w:rFonts w:ascii="맑은 고딕" w:cs="맑은 고딕" w:eastAsia="맑은 고딕" w:hAnsi="맑은 고딕"/>
+                <w:sz w:val="26"/>
+                <w:szCs w:val="26"/>
+              </w:rPr>
+              <w:t xml:space="preserve">쿨런트, 런아웃, 휠 밸런스, 드레싱 시점도 기록하지 않음</w:t>
             </w:r>
           </w:p>
         </w:tc>
@@ -4129,16 +3864,69 @@
     </w:tbl>
     <w:p>
       <w:pPr>
-        <w:spacing w:after="20" w:before="20" w:line="240" w:lineRule="auto"/>
-        <w:ind w:left="200"/>
-      </w:pPr>
-      <w:r>
-        <w:rPr>
-          <w:rFonts w:ascii="맑은 고딕" w:cs="맑은 고딕" w:eastAsia="맑은 고딕" w:hAnsi="맑은 고딕"/>
-          <w:sz w:val="26"/>
-          <w:szCs w:val="26"/>
-        </w:rPr>
-        <w:t xml:space="preserve">※ 목표 = 0.96 × D, 하한 = 0.95 × D, 상한 = 0.975 × D. 예: 0.96 × 2.955 = 2.837 mm</w:t>
+        <w:pStyle w:val="Heading2"/>
+        <w:keepNext/>
+        <w:spacing w:after="80" w:before="160" w:line="440" w:lineRule="exact"/>
+      </w:pPr>
+      <w:r>
+        <w:rPr>
+          <w:rFonts w:ascii="맑은 고딕" w:cs="맑은 고딕" w:eastAsia="맑은 고딕" w:hAnsi="맑은 고딕"/>
+        </w:rPr>
+        <w:t xml:space="preserve">라. 판정 기준</w:t>
+      </w:r>
+    </w:p>
+    <w:p>
+      <w:pPr>
+        <w:pStyle w:val="ListParagraph"/>
+        <w:numPr>
+          <w:ilvl w:val="0"/>
+          <w:numId w:val="2"/>
+        </w:numPr>
+        <w:spacing w:after="30" w:before="30" w:line="440" w:lineRule="exact"/>
+      </w:pPr>
+      <w:r>
+        <w:rPr>
+          <w:rFonts w:ascii="맑은 고딕" w:cs="맑은 고딕" w:eastAsia="맑은 고딕" w:hAnsi="맑은 고딕"/>
+          <w:sz w:val="30"/>
+          <w:szCs w:val="30"/>
+        </w:rPr>
+        <w:t xml:space="preserve">넥 지름은 실측 날지름 D의 0.95 ~ 0.975배를 허용 범위로, 0.96배를 목표로 함. 제조사 롱넥 엔드밀 31개 품목의 넥 치수에서 역산한 사내 기준임(2026. 10. 20. 결정, 참고 문헌 3)</w:t>
+      </w:r>
+    </w:p>
+    <w:p>
+      <w:pPr>
+        <w:pStyle w:val="ListParagraph"/>
+        <w:numPr>
+          <w:ilvl w:val="0"/>
+          <w:numId w:val="2"/>
+        </w:numPr>
+        <w:spacing w:after="30" w:before="30" w:line="440" w:lineRule="exact"/>
+      </w:pPr>
+      <w:r>
+        <w:rPr>
+          <w:rFonts w:ascii="맑은 고딕" w:cs="맑은 고딕" w:eastAsia="맑은 고딕" w:hAnsi="맑은 고딕"/>
+          <w:sz w:val="30"/>
+          <w:szCs w:val="30"/>
+        </w:rPr>
+        <w:t xml:space="preserve">판정: 넥 3곳 모두 범위 안이면 합격, 상한 초과는 보류(재연삭 가능), 하한 미만은 불합격. 진입부 자국은 현미경 사진으로 판정</w:t>
+      </w:r>
+    </w:p>
+    <w:p>
+      <w:pPr>
+        <w:pStyle w:val="ListParagraph"/>
+        <w:numPr>
+          <w:ilvl w:val="0"/>
+          <w:numId w:val="2"/>
+        </w:numPr>
+        <w:spacing w:after="30" w:before="30" w:line="440" w:lineRule="exact"/>
+      </w:pPr>
+      <w:r>
+        <w:rPr>
+          <w:rFonts w:ascii="맑은 고딕" w:cs="맑은 고딕" w:eastAsia="맑은 고딕" w:hAnsi="맑은 고딕"/>
+          <w:sz w:val="30"/>
+          <w:szCs w:val="30"/>
+        </w:rPr>
+        <w:t xml:space="preserve">허용 범위(0.95 ~ 0.975 × D): 1번 공구 2.807 ~ 2.881 mm(목표 0.96 × 2.955 = 2.837 mm), 2번 공구 2.822 ~ 2.896 mm(목표 2.851 mm)</w:t>
       </w:r>
     </w:p>
     <w:p>
@@ -4146,7 +3934,7 @@
         <w:pStyle w:val="Heading1"/>
         <w:keepNext/>
         <w:pageBreakBefore/>
-        <w:spacing w:after="160" w:before="0"/>
+        <w:spacing w:after="120" w:before="0" w:line="500" w:lineRule="exact"/>
       </w:pPr>
       <w:r>
         <w:rPr>
@@ -4159,7 +3947,7 @@
       <w:pPr>
         <w:pStyle w:val="Heading2"/>
         <w:keepNext/>
-        <w:spacing w:after="100" w:before="220"/>
+        <w:spacing w:after="80" w:before="160" w:line="440" w:lineRule="exact"/>
       </w:pPr>
       <w:r>
         <w:rPr>
@@ -4171,7 +3959,7 @@
     <w:p>
       <w:pPr>
         <w:keepNext/>
-        <w:spacing w:after="80" w:before="160"/>
+        <w:spacing w:after="80" w:before="160" w:line="440" w:lineRule="exact"/>
         <w:jc w:val="center"/>
       </w:pPr>
       <w:r>
@@ -4222,17 +4010,17 @@
             </w:tcBorders>
             <w:shd w:fill="E7EDF3" w:color="auto" w:val="clear"/>
             <w:tcMar>
-              <w:top w:type="dxa" w:w="50"/>
-              <w:left w:type="dxa" w:w="90"/>
-              <w:bottom w:type="dxa" w:w="50"/>
-              <w:right w:type="dxa" w:w="90"/>
-            </w:tcMar>
-            <w:vAlign w:val="center"/>
-          </w:tcPr>
-          <w:p>
-            <w:pPr>
-              <w:keepNext/>
-              <w:spacing w:after="0" w:before="0" w:line="240" w:lineRule="auto"/>
+              <w:top w:type="dxa" w:w="30"/>
+              <w:left w:type="dxa" w:w="90"/>
+              <w:bottom w:type="dxa" w:w="30"/>
+              <w:right w:type="dxa" w:w="90"/>
+            </w:tcMar>
+            <w:vAlign w:val="center"/>
+          </w:tcPr>
+          <w:p>
+            <w:pPr>
+              <w:keepNext/>
+              <w:spacing w:after="0" w:before="0" w:line="330" w:lineRule="exact"/>
               <w:jc w:val="center"/>
             </w:pPr>
             <w:r>
@@ -4258,17 +4046,17 @@
             </w:tcBorders>
             <w:shd w:fill="E7EDF3" w:color="auto" w:val="clear"/>
             <w:tcMar>
-              <w:top w:type="dxa" w:w="50"/>
-              <w:left w:type="dxa" w:w="90"/>
-              <w:bottom w:type="dxa" w:w="50"/>
-              <w:right w:type="dxa" w:w="90"/>
-            </w:tcMar>
-            <w:vAlign w:val="center"/>
-          </w:tcPr>
-          <w:p>
-            <w:pPr>
-              <w:keepNext/>
-              <w:spacing w:after="0" w:before="0" w:line="240" w:lineRule="auto"/>
+              <w:top w:type="dxa" w:w="30"/>
+              <w:left w:type="dxa" w:w="90"/>
+              <w:bottom w:type="dxa" w:w="30"/>
+              <w:right w:type="dxa" w:w="90"/>
+            </w:tcMar>
+            <w:vAlign w:val="center"/>
+          </w:tcPr>
+          <w:p>
+            <w:pPr>
+              <w:keepNext/>
+              <w:spacing w:after="0" w:before="0" w:line="330" w:lineRule="exact"/>
               <w:jc w:val="center"/>
             </w:pPr>
             <w:r>
@@ -4294,17 +4082,17 @@
             </w:tcBorders>
             <w:shd w:fill="E7EDF3" w:color="auto" w:val="clear"/>
             <w:tcMar>
-              <w:top w:type="dxa" w:w="50"/>
-              <w:left w:type="dxa" w:w="90"/>
-              <w:bottom w:type="dxa" w:w="50"/>
-              <w:right w:type="dxa" w:w="90"/>
-            </w:tcMar>
-            <w:vAlign w:val="center"/>
-          </w:tcPr>
-          <w:p>
-            <w:pPr>
-              <w:keepNext/>
-              <w:spacing w:after="0" w:before="0" w:line="240" w:lineRule="auto"/>
+              <w:top w:type="dxa" w:w="30"/>
+              <w:left w:type="dxa" w:w="90"/>
+              <w:bottom w:type="dxa" w:w="30"/>
+              <w:right w:type="dxa" w:w="90"/>
+            </w:tcMar>
+            <w:vAlign w:val="center"/>
+          </w:tcPr>
+          <w:p>
+            <w:pPr>
+              <w:keepNext/>
+              <w:spacing w:after="0" w:before="0" w:line="330" w:lineRule="exact"/>
               <w:jc w:val="center"/>
             </w:pPr>
             <w:r>
@@ -4330,17 +4118,17 @@
             </w:tcBorders>
             <w:shd w:fill="E7EDF3" w:color="auto" w:val="clear"/>
             <w:tcMar>
-              <w:top w:type="dxa" w:w="50"/>
-              <w:left w:type="dxa" w:w="90"/>
-              <w:bottom w:type="dxa" w:w="50"/>
-              <w:right w:type="dxa" w:w="90"/>
-            </w:tcMar>
-            <w:vAlign w:val="center"/>
-          </w:tcPr>
-          <w:p>
-            <w:pPr>
-              <w:keepNext/>
-              <w:spacing w:after="0" w:before="0" w:line="240" w:lineRule="auto"/>
+              <w:top w:type="dxa" w:w="30"/>
+              <w:left w:type="dxa" w:w="90"/>
+              <w:bottom w:type="dxa" w:w="30"/>
+              <w:right w:type="dxa" w:w="90"/>
+            </w:tcMar>
+            <w:vAlign w:val="center"/>
+          </w:tcPr>
+          <w:p>
+            <w:pPr>
+              <w:keepNext/>
+              <w:spacing w:after="0" w:before="0" w:line="330" w:lineRule="exact"/>
               <w:jc w:val="center"/>
             </w:pPr>
             <w:r>
@@ -4366,17 +4154,17 @@
             </w:tcBorders>
             <w:shd w:fill="E7EDF3" w:color="auto" w:val="clear"/>
             <w:tcMar>
-              <w:top w:type="dxa" w:w="50"/>
-              <w:left w:type="dxa" w:w="90"/>
-              <w:bottom w:type="dxa" w:w="50"/>
-              <w:right w:type="dxa" w:w="90"/>
-            </w:tcMar>
-            <w:vAlign w:val="center"/>
-          </w:tcPr>
-          <w:p>
-            <w:pPr>
-              <w:keepNext/>
-              <w:spacing w:after="0" w:before="0" w:line="240" w:lineRule="auto"/>
+              <w:top w:type="dxa" w:w="30"/>
+              <w:left w:type="dxa" w:w="90"/>
+              <w:bottom w:type="dxa" w:w="30"/>
+              <w:right w:type="dxa" w:w="90"/>
+            </w:tcMar>
+            <w:vAlign w:val="center"/>
+          </w:tcPr>
+          <w:p>
+            <w:pPr>
+              <w:keepNext/>
+              <w:spacing w:after="0" w:before="0" w:line="330" w:lineRule="exact"/>
               <w:jc w:val="center"/>
             </w:pPr>
             <w:r>
@@ -4402,17 +4190,17 @@
             </w:tcBorders>
             <w:shd w:fill="E7EDF3" w:color="auto" w:val="clear"/>
             <w:tcMar>
-              <w:top w:type="dxa" w:w="50"/>
-              <w:left w:type="dxa" w:w="90"/>
-              <w:bottom w:type="dxa" w:w="50"/>
-              <w:right w:type="dxa" w:w="90"/>
-            </w:tcMar>
-            <w:vAlign w:val="center"/>
-          </w:tcPr>
-          <w:p>
-            <w:pPr>
-              <w:keepNext/>
-              <w:spacing w:after="0" w:before="0" w:line="240" w:lineRule="auto"/>
+              <w:top w:type="dxa" w:w="30"/>
+              <w:left w:type="dxa" w:w="90"/>
+              <w:bottom w:type="dxa" w:w="30"/>
+              <w:right w:type="dxa" w:w="90"/>
+            </w:tcMar>
+            <w:vAlign w:val="center"/>
+          </w:tcPr>
+          <w:p>
+            <w:pPr>
+              <w:keepNext/>
+              <w:spacing w:after="0" w:before="0" w:line="330" w:lineRule="exact"/>
               <w:jc w:val="center"/>
             </w:pPr>
             <w:r>
@@ -4438,17 +4226,17 @@
             </w:tcBorders>
             <w:shd w:fill="E7EDF3" w:color="auto" w:val="clear"/>
             <w:tcMar>
-              <w:top w:type="dxa" w:w="50"/>
-              <w:left w:type="dxa" w:w="90"/>
-              <w:bottom w:type="dxa" w:w="50"/>
-              <w:right w:type="dxa" w:w="90"/>
-            </w:tcMar>
-            <w:vAlign w:val="center"/>
-          </w:tcPr>
-          <w:p>
-            <w:pPr>
-              <w:keepNext/>
-              <w:spacing w:after="0" w:before="0" w:line="240" w:lineRule="auto"/>
+              <w:top w:type="dxa" w:w="30"/>
+              <w:left w:type="dxa" w:w="90"/>
+              <w:bottom w:type="dxa" w:w="30"/>
+              <w:right w:type="dxa" w:w="90"/>
+            </w:tcMar>
+            <w:vAlign w:val="center"/>
+          </w:tcPr>
+          <w:p>
+            <w:pPr>
+              <w:keepNext/>
+              <w:spacing w:after="0" w:before="0" w:line="330" w:lineRule="exact"/>
               <w:jc w:val="center"/>
             </w:pPr>
             <w:r>
@@ -4478,17 +4266,17 @@
               <w:right w:val="single" w:color="808080" w:sz="4"/>
             </w:tcBorders>
             <w:tcMar>
-              <w:top w:type="dxa" w:w="50"/>
-              <w:left w:type="dxa" w:w="90"/>
-              <w:bottom w:type="dxa" w:w="50"/>
-              <w:right w:type="dxa" w:w="90"/>
-            </w:tcMar>
-            <w:vAlign w:val="center"/>
-          </w:tcPr>
-          <w:p>
-            <w:pPr>
-              <w:keepNext/>
-              <w:spacing w:after="0" w:before="0" w:line="240" w:lineRule="auto"/>
+              <w:top w:type="dxa" w:w="30"/>
+              <w:left w:type="dxa" w:w="90"/>
+              <w:bottom w:type="dxa" w:w="30"/>
+              <w:right w:type="dxa" w:w="90"/>
+            </w:tcMar>
+            <w:vAlign w:val="center"/>
+          </w:tcPr>
+          <w:p>
+            <w:pPr>
+              <w:keepNext/>
+              <w:spacing w:after="0" w:before="0" w:line="330" w:lineRule="exact"/>
               <w:jc w:val="center"/>
             </w:pPr>
             <w:r>
@@ -4511,17 +4299,17 @@
               <w:right w:val="single" w:color="808080" w:sz="4"/>
             </w:tcBorders>
             <w:tcMar>
-              <w:top w:type="dxa" w:w="50"/>
-              <w:left w:type="dxa" w:w="90"/>
-              <w:bottom w:type="dxa" w:w="50"/>
-              <w:right w:type="dxa" w:w="90"/>
-            </w:tcMar>
-            <w:vAlign w:val="center"/>
-          </w:tcPr>
-          <w:p>
-            <w:pPr>
-              <w:keepNext/>
-              <w:spacing w:after="0" w:before="0" w:line="240" w:lineRule="auto"/>
+              <w:top w:type="dxa" w:w="30"/>
+              <w:left w:type="dxa" w:w="90"/>
+              <w:bottom w:type="dxa" w:w="30"/>
+              <w:right w:type="dxa" w:w="90"/>
+            </w:tcMar>
+            <w:vAlign w:val="center"/>
+          </w:tcPr>
+          <w:p>
+            <w:pPr>
+              <w:keepNext/>
+              <w:spacing w:after="0" w:before="0" w:line="330" w:lineRule="exact"/>
               <w:jc w:val="center"/>
             </w:pPr>
             <w:r>
@@ -4544,17 +4332,17 @@
               <w:right w:val="single" w:color="808080" w:sz="4"/>
             </w:tcBorders>
             <w:tcMar>
-              <w:top w:type="dxa" w:w="50"/>
-              <w:left w:type="dxa" w:w="90"/>
-              <w:bottom w:type="dxa" w:w="50"/>
-              <w:right w:type="dxa" w:w="90"/>
-            </w:tcMar>
-            <w:vAlign w:val="center"/>
-          </w:tcPr>
-          <w:p>
-            <w:pPr>
-              <w:keepNext/>
-              <w:spacing w:after="0" w:before="0" w:line="240" w:lineRule="auto"/>
+              <w:top w:type="dxa" w:w="30"/>
+              <w:left w:type="dxa" w:w="90"/>
+              <w:bottom w:type="dxa" w:w="30"/>
+              <w:right w:type="dxa" w:w="90"/>
+            </w:tcMar>
+            <w:vAlign w:val="center"/>
+          </w:tcPr>
+          <w:p>
+            <w:pPr>
+              <w:keepNext/>
+              <w:spacing w:after="0" w:before="0" w:line="330" w:lineRule="exact"/>
               <w:jc w:val="center"/>
             </w:pPr>
             <w:r>
@@ -4577,17 +4365,17 @@
               <w:right w:val="single" w:color="808080" w:sz="4"/>
             </w:tcBorders>
             <w:tcMar>
-              <w:top w:type="dxa" w:w="50"/>
-              <w:left w:type="dxa" w:w="90"/>
-              <w:bottom w:type="dxa" w:w="50"/>
-              <w:right w:type="dxa" w:w="90"/>
-            </w:tcMar>
-            <w:vAlign w:val="center"/>
-          </w:tcPr>
-          <w:p>
-            <w:pPr>
-              <w:keepNext/>
-              <w:spacing w:after="0" w:before="0" w:line="240" w:lineRule="auto"/>
+              <w:top w:type="dxa" w:w="30"/>
+              <w:left w:type="dxa" w:w="90"/>
+              <w:bottom w:type="dxa" w:w="30"/>
+              <w:right w:type="dxa" w:w="90"/>
+            </w:tcMar>
+            <w:vAlign w:val="center"/>
+          </w:tcPr>
+          <w:p>
+            <w:pPr>
+              <w:keepNext/>
+              <w:spacing w:after="0" w:before="0" w:line="330" w:lineRule="exact"/>
               <w:jc w:val="center"/>
             </w:pPr>
             <w:r>
@@ -4610,17 +4398,17 @@
               <w:right w:val="single" w:color="808080" w:sz="4"/>
             </w:tcBorders>
             <w:tcMar>
-              <w:top w:type="dxa" w:w="50"/>
-              <w:left w:type="dxa" w:w="90"/>
-              <w:bottom w:type="dxa" w:w="50"/>
-              <w:right w:type="dxa" w:w="90"/>
-            </w:tcMar>
-            <w:vAlign w:val="center"/>
-          </w:tcPr>
-          <w:p>
-            <w:pPr>
-              <w:keepNext/>
-              <w:spacing w:after="0" w:before="0" w:line="240" w:lineRule="auto"/>
+              <w:top w:type="dxa" w:w="30"/>
+              <w:left w:type="dxa" w:w="90"/>
+              <w:bottom w:type="dxa" w:w="30"/>
+              <w:right w:type="dxa" w:w="90"/>
+            </w:tcMar>
+            <w:vAlign w:val="center"/>
+          </w:tcPr>
+          <w:p>
+            <w:pPr>
+              <w:keepNext/>
+              <w:spacing w:after="0" w:before="0" w:line="330" w:lineRule="exact"/>
               <w:jc w:val="center"/>
             </w:pPr>
             <w:r>
@@ -4643,17 +4431,17 @@
               <w:right w:val="single" w:color="808080" w:sz="4"/>
             </w:tcBorders>
             <w:tcMar>
-              <w:top w:type="dxa" w:w="50"/>
-              <w:left w:type="dxa" w:w="90"/>
-              <w:bottom w:type="dxa" w:w="50"/>
-              <w:right w:type="dxa" w:w="90"/>
-            </w:tcMar>
-            <w:vAlign w:val="center"/>
-          </w:tcPr>
-          <w:p>
-            <w:pPr>
-              <w:keepNext/>
-              <w:spacing w:after="0" w:before="0" w:line="240" w:lineRule="auto"/>
+              <w:top w:type="dxa" w:w="30"/>
+              <w:left w:type="dxa" w:w="90"/>
+              <w:bottom w:type="dxa" w:w="30"/>
+              <w:right w:type="dxa" w:w="90"/>
+            </w:tcMar>
+            <w:vAlign w:val="center"/>
+          </w:tcPr>
+          <w:p>
+            <w:pPr>
+              <w:keepNext/>
+              <w:spacing w:after="0" w:before="0" w:line="330" w:lineRule="exact"/>
               <w:jc w:val="center"/>
             </w:pPr>
             <w:r>
@@ -4676,17 +4464,17 @@
               <w:right w:val="single" w:color="808080" w:sz="4"/>
             </w:tcBorders>
             <w:tcMar>
-              <w:top w:type="dxa" w:w="50"/>
-              <w:left w:type="dxa" w:w="90"/>
-              <w:bottom w:type="dxa" w:w="50"/>
-              <w:right w:type="dxa" w:w="90"/>
-            </w:tcMar>
-            <w:vAlign w:val="center"/>
-          </w:tcPr>
-          <w:p>
-            <w:pPr>
-              <w:keepNext/>
-              <w:spacing w:after="0" w:before="0" w:line="240" w:lineRule="auto"/>
+              <w:top w:type="dxa" w:w="30"/>
+              <w:left w:type="dxa" w:w="90"/>
+              <w:bottom w:type="dxa" w:w="30"/>
+              <w:right w:type="dxa" w:w="90"/>
+            </w:tcMar>
+            <w:vAlign w:val="center"/>
+          </w:tcPr>
+          <w:p>
+            <w:pPr>
+              <w:keepNext/>
+              <w:spacing w:after="0" w:before="0" w:line="330" w:lineRule="exact"/>
               <w:jc w:val="center"/>
             </w:pPr>
             <w:r>
@@ -4714,17 +4502,17 @@
               <w:right w:val="single" w:color="808080" w:sz="4"/>
             </w:tcBorders>
             <w:tcMar>
-              <w:top w:type="dxa" w:w="50"/>
-              <w:left w:type="dxa" w:w="90"/>
-              <w:bottom w:type="dxa" w:w="50"/>
-              <w:right w:type="dxa" w:w="90"/>
-            </w:tcMar>
-            <w:vAlign w:val="center"/>
-          </w:tcPr>
-          <w:p>
-            <w:pPr>
-              <w:keepNext/>
-              <w:spacing w:after="0" w:before="0" w:line="240" w:lineRule="auto"/>
+              <w:top w:type="dxa" w:w="30"/>
+              <w:left w:type="dxa" w:w="90"/>
+              <w:bottom w:type="dxa" w:w="30"/>
+              <w:right w:type="dxa" w:w="90"/>
+            </w:tcMar>
+            <w:vAlign w:val="center"/>
+          </w:tcPr>
+          <w:p>
+            <w:pPr>
+              <w:keepNext/>
+              <w:spacing w:after="0" w:before="0" w:line="330" w:lineRule="exact"/>
               <w:jc w:val="center"/>
             </w:pPr>
             <w:r>
@@ -4747,17 +4535,17 @@
               <w:right w:val="single" w:color="808080" w:sz="4"/>
             </w:tcBorders>
             <w:tcMar>
-              <w:top w:type="dxa" w:w="50"/>
-              <w:left w:type="dxa" w:w="90"/>
-              <w:bottom w:type="dxa" w:w="50"/>
-              <w:right w:type="dxa" w:w="90"/>
-            </w:tcMar>
-            <w:vAlign w:val="center"/>
-          </w:tcPr>
-          <w:p>
-            <w:pPr>
-              <w:keepNext/>
-              <w:spacing w:after="0" w:before="0" w:line="240" w:lineRule="auto"/>
+              <w:top w:type="dxa" w:w="30"/>
+              <w:left w:type="dxa" w:w="90"/>
+              <w:bottom w:type="dxa" w:w="30"/>
+              <w:right w:type="dxa" w:w="90"/>
+            </w:tcMar>
+            <w:vAlign w:val="center"/>
+          </w:tcPr>
+          <w:p>
+            <w:pPr>
+              <w:keepNext/>
+              <w:spacing w:after="0" w:before="0" w:line="330" w:lineRule="exact"/>
               <w:jc w:val="center"/>
             </w:pPr>
             <w:r>
@@ -4780,17 +4568,17 @@
               <w:right w:val="single" w:color="808080" w:sz="4"/>
             </w:tcBorders>
             <w:tcMar>
-              <w:top w:type="dxa" w:w="50"/>
-              <w:left w:type="dxa" w:w="90"/>
-              <w:bottom w:type="dxa" w:w="50"/>
-              <w:right w:type="dxa" w:w="90"/>
-            </w:tcMar>
-            <w:vAlign w:val="center"/>
-          </w:tcPr>
-          <w:p>
-            <w:pPr>
-              <w:keepNext/>
-              <w:spacing w:after="0" w:before="0" w:line="240" w:lineRule="auto"/>
+              <w:top w:type="dxa" w:w="30"/>
+              <w:left w:type="dxa" w:w="90"/>
+              <w:bottom w:type="dxa" w:w="30"/>
+              <w:right w:type="dxa" w:w="90"/>
+            </w:tcMar>
+            <w:vAlign w:val="center"/>
+          </w:tcPr>
+          <w:p>
+            <w:pPr>
+              <w:keepNext/>
+              <w:spacing w:after="0" w:before="0" w:line="330" w:lineRule="exact"/>
               <w:jc w:val="center"/>
             </w:pPr>
             <w:r>
@@ -4805,7 +4593,7 @@
           <w:p>
             <w:pPr>
               <w:keepNext/>
-              <w:spacing w:after="0" w:before="0" w:line="240" w:lineRule="auto"/>
+              <w:spacing w:after="0" w:before="0" w:line="330" w:lineRule="exact"/>
               <w:jc w:val="center"/>
             </w:pPr>
             <w:r>
@@ -4828,17 +4616,17 @@
               <w:right w:val="single" w:color="808080" w:sz="4"/>
             </w:tcBorders>
             <w:tcMar>
-              <w:top w:type="dxa" w:w="50"/>
-              <w:left w:type="dxa" w:w="90"/>
-              <w:bottom w:type="dxa" w:w="50"/>
-              <w:right w:type="dxa" w:w="90"/>
-            </w:tcMar>
-            <w:vAlign w:val="center"/>
-          </w:tcPr>
-          <w:p>
-            <w:pPr>
-              <w:keepNext/>
-              <w:spacing w:after="0" w:before="0" w:line="240" w:lineRule="auto"/>
+              <w:top w:type="dxa" w:w="30"/>
+              <w:left w:type="dxa" w:w="90"/>
+              <w:bottom w:type="dxa" w:w="30"/>
+              <w:right w:type="dxa" w:w="90"/>
+            </w:tcMar>
+            <w:vAlign w:val="center"/>
+          </w:tcPr>
+          <w:p>
+            <w:pPr>
+              <w:keepNext/>
+              <w:spacing w:after="0" w:before="0" w:line="330" w:lineRule="exact"/>
               <w:jc w:val="center"/>
             </w:pPr>
             <w:r>
@@ -4861,17 +4649,17 @@
               <w:right w:val="single" w:color="808080" w:sz="4"/>
             </w:tcBorders>
             <w:tcMar>
-              <w:top w:type="dxa" w:w="50"/>
-              <w:left w:type="dxa" w:w="90"/>
-              <w:bottom w:type="dxa" w:w="50"/>
-              <w:right w:type="dxa" w:w="90"/>
-            </w:tcMar>
-            <w:vAlign w:val="center"/>
-          </w:tcPr>
-          <w:p>
-            <w:pPr>
-              <w:keepNext/>
-              <w:spacing w:after="0" w:before="0" w:line="240" w:lineRule="auto"/>
+              <w:top w:type="dxa" w:w="30"/>
+              <w:left w:type="dxa" w:w="90"/>
+              <w:bottom w:type="dxa" w:w="30"/>
+              <w:right w:type="dxa" w:w="90"/>
+            </w:tcMar>
+            <w:vAlign w:val="center"/>
+          </w:tcPr>
+          <w:p>
+            <w:pPr>
+              <w:keepNext/>
+              <w:spacing w:after="0" w:before="0" w:line="330" w:lineRule="exact"/>
               <w:jc w:val="center"/>
             </w:pPr>
             <w:r>
@@ -4886,7 +4674,7 @@
           <w:p>
             <w:pPr>
               <w:keepNext/>
-              <w:spacing w:after="0" w:before="0" w:line="240" w:lineRule="auto"/>
+              <w:spacing w:after="0" w:before="0" w:line="330" w:lineRule="exact"/>
               <w:jc w:val="center"/>
             </w:pPr>
             <w:r>
@@ -4909,17 +4697,17 @@
               <w:right w:val="single" w:color="808080" w:sz="4"/>
             </w:tcBorders>
             <w:tcMar>
-              <w:top w:type="dxa" w:w="50"/>
-              <w:left w:type="dxa" w:w="90"/>
-              <w:bottom w:type="dxa" w:w="50"/>
-              <w:right w:type="dxa" w:w="90"/>
-            </w:tcMar>
-            <w:vAlign w:val="center"/>
-          </w:tcPr>
-          <w:p>
-            <w:pPr>
-              <w:keepNext/>
-              <w:spacing w:after="0" w:before="0" w:line="240" w:lineRule="auto"/>
+              <w:top w:type="dxa" w:w="30"/>
+              <w:left w:type="dxa" w:w="90"/>
+              <w:bottom w:type="dxa" w:w="30"/>
+              <w:right w:type="dxa" w:w="90"/>
+            </w:tcMar>
+            <w:vAlign w:val="center"/>
+          </w:tcPr>
+          <w:p>
+            <w:pPr>
+              <w:keepNext/>
+              <w:spacing w:after="0" w:before="0" w:line="330" w:lineRule="exact"/>
               <w:jc w:val="center"/>
             </w:pPr>
             <w:r>
@@ -4934,7 +4722,7 @@
           <w:p>
             <w:pPr>
               <w:keepNext/>
-              <w:spacing w:after="0" w:before="0" w:line="240" w:lineRule="auto"/>
+              <w:spacing w:after="0" w:before="0" w:line="330" w:lineRule="exact"/>
               <w:jc w:val="center"/>
             </w:pPr>
             <w:r>
@@ -4957,17 +4745,17 @@
               <w:right w:val="single" w:color="808080" w:sz="4"/>
             </w:tcBorders>
             <w:tcMar>
-              <w:top w:type="dxa" w:w="50"/>
-              <w:left w:type="dxa" w:w="90"/>
-              <w:bottom w:type="dxa" w:w="50"/>
-              <w:right w:type="dxa" w:w="90"/>
-            </w:tcMar>
-            <w:vAlign w:val="center"/>
-          </w:tcPr>
-          <w:p>
-            <w:pPr>
-              <w:keepNext/>
-              <w:spacing w:after="0" w:before="0" w:line="240" w:lineRule="auto"/>
+              <w:top w:type="dxa" w:w="30"/>
+              <w:left w:type="dxa" w:w="90"/>
+              <w:bottom w:type="dxa" w:w="30"/>
+              <w:right w:type="dxa" w:w="90"/>
+            </w:tcMar>
+            <w:vAlign w:val="center"/>
+          </w:tcPr>
+          <w:p>
+            <w:pPr>
+              <w:keepNext/>
+              <w:spacing w:after="0" w:before="0" w:line="330" w:lineRule="exact"/>
               <w:jc w:val="center"/>
             </w:pPr>
             <w:r>
@@ -4995,17 +4783,17 @@
               <w:right w:val="single" w:color="808080" w:sz="4"/>
             </w:tcBorders>
             <w:tcMar>
-              <w:top w:type="dxa" w:w="50"/>
-              <w:left w:type="dxa" w:w="90"/>
-              <w:bottom w:type="dxa" w:w="50"/>
-              <w:right w:type="dxa" w:w="90"/>
-            </w:tcMar>
-            <w:vAlign w:val="center"/>
-          </w:tcPr>
-          <w:p>
-            <w:pPr>
-              <w:keepNext/>
-              <w:spacing w:after="0" w:before="0" w:line="240" w:lineRule="auto"/>
+              <w:top w:type="dxa" w:w="30"/>
+              <w:left w:type="dxa" w:w="90"/>
+              <w:bottom w:type="dxa" w:w="30"/>
+              <w:right w:type="dxa" w:w="90"/>
+            </w:tcMar>
+            <w:vAlign w:val="center"/>
+          </w:tcPr>
+          <w:p>
+            <w:pPr>
+              <w:keepNext/>
+              <w:spacing w:after="0" w:before="0" w:line="330" w:lineRule="exact"/>
               <w:jc w:val="center"/>
             </w:pPr>
             <w:r>
@@ -5028,17 +4816,17 @@
               <w:right w:val="single" w:color="808080" w:sz="4"/>
             </w:tcBorders>
             <w:tcMar>
-              <w:top w:type="dxa" w:w="50"/>
-              <w:left w:type="dxa" w:w="90"/>
-              <w:bottom w:type="dxa" w:w="50"/>
-              <w:right w:type="dxa" w:w="90"/>
-            </w:tcMar>
-            <w:vAlign w:val="center"/>
-          </w:tcPr>
-          <w:p>
-            <w:pPr>
-              <w:keepNext/>
-              <w:spacing w:after="0" w:before="0" w:line="240" w:lineRule="auto"/>
+              <w:top w:type="dxa" w:w="30"/>
+              <w:left w:type="dxa" w:w="90"/>
+              <w:bottom w:type="dxa" w:w="30"/>
+              <w:right w:type="dxa" w:w="90"/>
+            </w:tcMar>
+            <w:vAlign w:val="center"/>
+          </w:tcPr>
+          <w:p>
+            <w:pPr>
+              <w:keepNext/>
+              <w:spacing w:after="0" w:before="0" w:line="330" w:lineRule="exact"/>
               <w:jc w:val="center"/>
             </w:pPr>
             <w:r>
@@ -5061,17 +4849,17 @@
               <w:right w:val="single" w:color="808080" w:sz="4"/>
             </w:tcBorders>
             <w:tcMar>
-              <w:top w:type="dxa" w:w="50"/>
-              <w:left w:type="dxa" w:w="90"/>
-              <w:bottom w:type="dxa" w:w="50"/>
-              <w:right w:type="dxa" w:w="90"/>
-            </w:tcMar>
-            <w:vAlign w:val="center"/>
-          </w:tcPr>
-          <w:p>
-            <w:pPr>
-              <w:keepNext/>
-              <w:spacing w:after="0" w:before="0" w:line="240" w:lineRule="auto"/>
+              <w:top w:type="dxa" w:w="30"/>
+              <w:left w:type="dxa" w:w="90"/>
+              <w:bottom w:type="dxa" w:w="30"/>
+              <w:right w:type="dxa" w:w="90"/>
+            </w:tcMar>
+            <w:vAlign w:val="center"/>
+          </w:tcPr>
+          <w:p>
+            <w:pPr>
+              <w:keepNext/>
+              <w:spacing w:after="0" w:before="0" w:line="330" w:lineRule="exact"/>
               <w:jc w:val="center"/>
             </w:pPr>
             <w:r>
@@ -5086,7 +4874,7 @@
           <w:p>
             <w:pPr>
               <w:keepNext/>
-              <w:spacing w:after="0" w:before="0" w:line="240" w:lineRule="auto"/>
+              <w:spacing w:after="0" w:before="0" w:line="330" w:lineRule="exact"/>
               <w:jc w:val="center"/>
             </w:pPr>
             <w:r>
@@ -5109,17 +4897,17 @@
               <w:right w:val="single" w:color="808080" w:sz="4"/>
             </w:tcBorders>
             <w:tcMar>
-              <w:top w:type="dxa" w:w="50"/>
-              <w:left w:type="dxa" w:w="90"/>
-              <w:bottom w:type="dxa" w:w="50"/>
-              <w:right w:type="dxa" w:w="90"/>
-            </w:tcMar>
-            <w:vAlign w:val="center"/>
-          </w:tcPr>
-          <w:p>
-            <w:pPr>
-              <w:keepNext/>
-              <w:spacing w:after="0" w:before="0" w:line="240" w:lineRule="auto"/>
+              <w:top w:type="dxa" w:w="30"/>
+              <w:left w:type="dxa" w:w="90"/>
+              <w:bottom w:type="dxa" w:w="30"/>
+              <w:right w:type="dxa" w:w="90"/>
+            </w:tcMar>
+            <w:vAlign w:val="center"/>
+          </w:tcPr>
+          <w:p>
+            <w:pPr>
+              <w:keepNext/>
+              <w:spacing w:after="0" w:before="0" w:line="330" w:lineRule="exact"/>
               <w:jc w:val="center"/>
             </w:pPr>
             <w:r>
@@ -5142,17 +4930,17 @@
               <w:right w:val="single" w:color="808080" w:sz="4"/>
             </w:tcBorders>
             <w:tcMar>
-              <w:top w:type="dxa" w:w="50"/>
-              <w:left w:type="dxa" w:w="90"/>
-              <w:bottom w:type="dxa" w:w="50"/>
-              <w:right w:type="dxa" w:w="90"/>
-            </w:tcMar>
-            <w:vAlign w:val="center"/>
-          </w:tcPr>
-          <w:p>
-            <w:pPr>
-              <w:keepNext/>
-              <w:spacing w:after="0" w:before="0" w:line="240" w:lineRule="auto"/>
+              <w:top w:type="dxa" w:w="30"/>
+              <w:left w:type="dxa" w:w="90"/>
+              <w:bottom w:type="dxa" w:w="30"/>
+              <w:right w:type="dxa" w:w="90"/>
+            </w:tcMar>
+            <w:vAlign w:val="center"/>
+          </w:tcPr>
+          <w:p>
+            <w:pPr>
+              <w:keepNext/>
+              <w:spacing w:after="0" w:before="0" w:line="330" w:lineRule="exact"/>
               <w:jc w:val="center"/>
             </w:pPr>
             <w:r>
@@ -5167,7 +4955,7 @@
           <w:p>
             <w:pPr>
               <w:keepNext/>
-              <w:spacing w:after="0" w:before="0" w:line="240" w:lineRule="auto"/>
+              <w:spacing w:after="0" w:before="0" w:line="330" w:lineRule="exact"/>
               <w:jc w:val="center"/>
             </w:pPr>
             <w:r>
@@ -5190,17 +4978,17 @@
               <w:right w:val="single" w:color="808080" w:sz="4"/>
             </w:tcBorders>
             <w:tcMar>
-              <w:top w:type="dxa" w:w="50"/>
-              <w:left w:type="dxa" w:w="90"/>
-              <w:bottom w:type="dxa" w:w="50"/>
-              <w:right w:type="dxa" w:w="90"/>
-            </w:tcMar>
-            <w:vAlign w:val="center"/>
-          </w:tcPr>
-          <w:p>
-            <w:pPr>
-              <w:keepNext/>
-              <w:spacing w:after="0" w:before="0" w:line="240" w:lineRule="auto"/>
+              <w:top w:type="dxa" w:w="30"/>
+              <w:left w:type="dxa" w:w="90"/>
+              <w:bottom w:type="dxa" w:w="30"/>
+              <w:right w:type="dxa" w:w="90"/>
+            </w:tcMar>
+            <w:vAlign w:val="center"/>
+          </w:tcPr>
+          <w:p>
+            <w:pPr>
+              <w:keepNext/>
+              <w:spacing w:after="0" w:before="0" w:line="330" w:lineRule="exact"/>
               <w:jc w:val="center"/>
             </w:pPr>
             <w:r>
@@ -5215,7 +5003,7 @@
           <w:p>
             <w:pPr>
               <w:keepNext/>
-              <w:spacing w:after="0" w:before="0" w:line="240" w:lineRule="auto"/>
+              <w:spacing w:after="0" w:before="0" w:line="330" w:lineRule="exact"/>
               <w:jc w:val="center"/>
             </w:pPr>
             <w:r>
@@ -5238,17 +5026,17 @@
               <w:right w:val="single" w:color="808080" w:sz="4"/>
             </w:tcBorders>
             <w:tcMar>
-              <w:top w:type="dxa" w:w="50"/>
-              <w:left w:type="dxa" w:w="90"/>
-              <w:bottom w:type="dxa" w:w="50"/>
-              <w:right w:type="dxa" w:w="90"/>
-            </w:tcMar>
-            <w:vAlign w:val="center"/>
-          </w:tcPr>
-          <w:p>
-            <w:pPr>
-              <w:keepNext/>
-              <w:spacing w:after="0" w:before="0" w:line="240" w:lineRule="auto"/>
+              <w:top w:type="dxa" w:w="30"/>
+              <w:left w:type="dxa" w:w="90"/>
+              <w:bottom w:type="dxa" w:w="30"/>
+              <w:right w:type="dxa" w:w="90"/>
+            </w:tcMar>
+            <w:vAlign w:val="center"/>
+          </w:tcPr>
+          <w:p>
+            <w:pPr>
+              <w:keepNext/>
+              <w:spacing w:after="0" w:before="0" w:line="330" w:lineRule="exact"/>
               <w:jc w:val="center"/>
             </w:pPr>
             <w:r>
@@ -5276,9 +5064,9 @@
               <w:right w:val="single" w:color="808080" w:sz="4"/>
             </w:tcBorders>
             <w:tcMar>
-              <w:top w:type="dxa" w:w="50"/>
-              <w:left w:type="dxa" w:w="90"/>
-              <w:bottom w:type="dxa" w:w="50"/>
+              <w:top w:type="dxa" w:w="30"/>
+              <w:left w:type="dxa" w:w="90"/>
+              <w:bottom w:type="dxa" w:w="30"/>
               <w:right w:type="dxa" w:w="90"/>
             </w:tcMar>
             <w:vAlign w:val="center"/>
@@ -5286,7 +5074,7 @@
           <w:p>
             <w:pPr>
               <w:keepNext w:val="false"/>
-              <w:spacing w:after="0" w:before="0" w:line="240" w:lineRule="auto"/>
+              <w:spacing w:after="0" w:before="0" w:line="330" w:lineRule="exact"/>
               <w:jc w:val="center"/>
             </w:pPr>
             <w:r>
@@ -5309,9 +5097,9 @@
               <w:right w:val="single" w:color="808080" w:sz="4"/>
             </w:tcBorders>
             <w:tcMar>
-              <w:top w:type="dxa" w:w="50"/>
-              <w:left w:type="dxa" w:w="90"/>
-              <w:bottom w:type="dxa" w:w="50"/>
+              <w:top w:type="dxa" w:w="30"/>
+              <w:left w:type="dxa" w:w="90"/>
+              <w:bottom w:type="dxa" w:w="30"/>
               <w:right w:type="dxa" w:w="90"/>
             </w:tcMar>
             <w:vAlign w:val="center"/>
@@ -5319,7 +5107,7 @@
           <w:p>
             <w:pPr>
               <w:keepNext w:val="false"/>
-              <w:spacing w:after="0" w:before="0" w:line="240" w:lineRule="auto"/>
+              <w:spacing w:after="0" w:before="0" w:line="330" w:lineRule="exact"/>
               <w:jc w:val="center"/>
             </w:pPr>
             <w:r>
@@ -5342,9 +5130,9 @@
               <w:right w:val="single" w:color="808080" w:sz="4"/>
             </w:tcBorders>
             <w:tcMar>
-              <w:top w:type="dxa" w:w="50"/>
-              <w:left w:type="dxa" w:w="90"/>
-              <w:bottom w:type="dxa" w:w="50"/>
+              <w:top w:type="dxa" w:w="30"/>
+              <w:left w:type="dxa" w:w="90"/>
+              <w:bottom w:type="dxa" w:w="30"/>
               <w:right w:type="dxa" w:w="90"/>
             </w:tcMar>
             <w:vAlign w:val="center"/>
@@ -5352,7 +5140,7 @@
           <w:p>
             <w:pPr>
               <w:keepNext w:val="false"/>
-              <w:spacing w:after="0" w:before="0" w:line="240" w:lineRule="auto"/>
+              <w:spacing w:after="0" w:before="0" w:line="330" w:lineRule="exact"/>
               <w:jc w:val="center"/>
             </w:pPr>
             <w:r>
@@ -5367,7 +5155,7 @@
           <w:p>
             <w:pPr>
               <w:keepNext w:val="false"/>
-              <w:spacing w:after="0" w:before="0" w:line="240" w:lineRule="auto"/>
+              <w:spacing w:after="0" w:before="0" w:line="330" w:lineRule="exact"/>
               <w:jc w:val="center"/>
             </w:pPr>
             <w:r>
@@ -5390,9 +5178,9 @@
               <w:right w:val="single" w:color="808080" w:sz="4"/>
             </w:tcBorders>
             <w:tcMar>
-              <w:top w:type="dxa" w:w="50"/>
-              <w:left w:type="dxa" w:w="90"/>
-              <w:bottom w:type="dxa" w:w="50"/>
+              <w:top w:type="dxa" w:w="30"/>
+              <w:left w:type="dxa" w:w="90"/>
+              <w:bottom w:type="dxa" w:w="30"/>
               <w:right w:type="dxa" w:w="90"/>
             </w:tcMar>
             <w:vAlign w:val="center"/>
@@ -5400,7 +5188,7 @@
           <w:p>
             <w:pPr>
               <w:keepNext w:val="false"/>
-              <w:spacing w:after="0" w:before="0" w:line="240" w:lineRule="auto"/>
+              <w:spacing w:after="0" w:before="0" w:line="330" w:lineRule="exact"/>
               <w:jc w:val="center"/>
             </w:pPr>
             <w:r>
@@ -5415,7 +5203,7 @@
           <w:p>
             <w:pPr>
               <w:keepNext w:val="false"/>
-              <w:spacing w:after="0" w:before="0" w:line="240" w:lineRule="auto"/>
+              <w:spacing w:after="0" w:before="0" w:line="330" w:lineRule="exact"/>
               <w:jc w:val="center"/>
             </w:pPr>
             <w:r>
@@ -5438,9 +5226,9 @@
               <w:right w:val="single" w:color="808080" w:sz="4"/>
             </w:tcBorders>
             <w:tcMar>
-              <w:top w:type="dxa" w:w="50"/>
-              <w:left w:type="dxa" w:w="90"/>
-              <w:bottom w:type="dxa" w:w="50"/>
+              <w:top w:type="dxa" w:w="30"/>
+              <w:left w:type="dxa" w:w="90"/>
+              <w:bottom w:type="dxa" w:w="30"/>
               <w:right w:type="dxa" w:w="90"/>
             </w:tcMar>
             <w:vAlign w:val="center"/>
@@ -5448,7 +5236,7 @@
           <w:p>
             <w:pPr>
               <w:keepNext w:val="false"/>
-              <w:spacing w:after="0" w:before="0" w:line="240" w:lineRule="auto"/>
+              <w:spacing w:after="0" w:before="0" w:line="330" w:lineRule="exact"/>
               <w:jc w:val="center"/>
             </w:pPr>
             <w:r>
@@ -5463,7 +5251,7 @@
           <w:p>
             <w:pPr>
               <w:keepNext w:val="false"/>
-              <w:spacing w:after="0" w:before="0" w:line="240" w:lineRule="auto"/>
+              <w:spacing w:after="0" w:before="0" w:line="330" w:lineRule="exact"/>
               <w:jc w:val="center"/>
             </w:pPr>
             <w:r>
@@ -5486,9 +5274,9 @@
               <w:right w:val="single" w:color="808080" w:sz="4"/>
             </w:tcBorders>
             <w:tcMar>
-              <w:top w:type="dxa" w:w="50"/>
-              <w:left w:type="dxa" w:w="90"/>
-              <w:bottom w:type="dxa" w:w="50"/>
+              <w:top w:type="dxa" w:w="30"/>
+              <w:left w:type="dxa" w:w="90"/>
+              <w:bottom w:type="dxa" w:w="30"/>
               <w:right w:type="dxa" w:w="90"/>
             </w:tcMar>
             <w:vAlign w:val="center"/>
@@ -5496,7 +5284,7 @@
           <w:p>
             <w:pPr>
               <w:keepNext w:val="false"/>
-              <w:spacing w:after="0" w:before="0" w:line="240" w:lineRule="auto"/>
+              <w:spacing w:after="0" w:before="0" w:line="330" w:lineRule="exact"/>
               <w:jc w:val="center"/>
             </w:pPr>
             <w:r>
@@ -5511,7 +5299,7 @@
           <w:p>
             <w:pPr>
               <w:keepNext w:val="false"/>
-              <w:spacing w:after="0" w:before="0" w:line="240" w:lineRule="auto"/>
+              <w:spacing w:after="0" w:before="0" w:line="330" w:lineRule="exact"/>
               <w:jc w:val="center"/>
             </w:pPr>
             <w:r>
@@ -5534,9 +5322,9 @@
               <w:right w:val="single" w:color="808080" w:sz="4"/>
             </w:tcBorders>
             <w:tcMar>
-              <w:top w:type="dxa" w:w="50"/>
-              <w:left w:type="dxa" w:w="90"/>
-              <w:bottom w:type="dxa" w:w="50"/>
+              <w:top w:type="dxa" w:w="30"/>
+              <w:left w:type="dxa" w:w="90"/>
+              <w:bottom w:type="dxa" w:w="30"/>
               <w:right w:type="dxa" w:w="90"/>
             </w:tcMar>
             <w:vAlign w:val="center"/>
@@ -5544,7 +5332,7 @@
           <w:p>
             <w:pPr>
               <w:keepNext w:val="false"/>
-              <w:spacing w:after="0" w:before="0" w:line="240" w:lineRule="auto"/>
+              <w:spacing w:after="0" w:before="0" w:line="330" w:lineRule="exact"/>
               <w:jc w:val="center"/>
             </w:pPr>
             <w:r>
@@ -5561,7 +5349,7 @@
     </w:tbl>
     <w:p>
       <w:pPr>
-        <w:spacing w:after="20" w:before="20" w:line="240" w:lineRule="auto"/>
+        <w:spacing w:after="20" w:before="20" w:line="340" w:lineRule="exact"/>
         <w:ind w:left="200"/>
       </w:pPr>
       <w:r>
@@ -5575,7 +5363,7 @@
     </w:p>
     <w:p>
       <w:pPr>
-        <w:spacing w:after="20" w:before="20" w:line="240" w:lineRule="auto"/>
+        <w:spacing w:after="20" w:before="20" w:line="340" w:lineRule="exact"/>
         <w:ind w:left="200"/>
       </w:pPr>
       <w:r>
@@ -5594,7 +5382,7 @@
           <w:ilvl w:val="0"/>
           <w:numId w:val="2"/>
         </w:numPr>
-        <w:spacing w:after="30" w:before="30" w:line="252" w:lineRule="auto"/>
+        <w:spacing w:after="30" w:before="30" w:line="440" w:lineRule="exact"/>
       </w:pPr>
       <w:r>
         <w:rPr>
@@ -5612,7 +5400,7 @@
           <w:ilvl w:val="0"/>
           <w:numId w:val="2"/>
         </w:numPr>
-        <w:spacing w:after="30" w:before="30" w:line="252" w:lineRule="auto"/>
+        <w:spacing w:after="30" w:before="30" w:line="440" w:lineRule="exact"/>
       </w:pPr>
       <w:r>
         <w:rPr>
@@ -5630,7 +5418,7 @@
           <w:ilvl w:val="0"/>
           <w:numId w:val="2"/>
         </w:numPr>
-        <w:spacing w:after="30" w:before="30" w:line="252" w:lineRule="auto"/>
+        <w:spacing w:after="30" w:before="30" w:line="440" w:lineRule="exact"/>
       </w:pPr>
       <w:r>
         <w:rPr>
@@ -5648,7 +5436,7 @@
           <w:ilvl w:val="0"/>
           <w:numId w:val="2"/>
         </w:numPr>
-        <w:spacing w:after="30" w:before="30" w:line="252" w:lineRule="auto"/>
+        <w:spacing w:after="30" w:before="30" w:line="440" w:lineRule="exact"/>
       </w:pPr>
       <w:r>
         <w:rPr>
@@ -5668,7 +5456,7 @@
       <w:r>
         <w:drawing>
           <wp:inline distT="0" distB="0" distL="0" distR="0">
-            <wp:extent cx="5143500" cy="2857500"/>
+            <wp:extent cx="4629150" cy="2571750"/>
             <wp:effectExtent t="0" r="0" b="0" l="0"/>
             <wp:docPr id="1" name="" descr="" title=""/>
             <wp:cNvGraphicFramePr>
@@ -5693,7 +5481,7 @@
                   <pic:spPr bwMode="auto">
                     <a:xfrm>
                       <a:off x="0" y="0"/>
-                      <a:ext cx="5143500" cy="2857500"/>
+                      <a:ext cx="4629150" cy="2571750"/>
                     </a:xfrm>
                     <a:prstGeom prst="rect">
                       <a:avLst/>
@@ -5708,7 +5496,7 @@
     </w:p>
     <w:p>
       <w:pPr>
-        <w:spacing w:after="200" w:before="60"/>
+        <w:spacing w:after="200" w:before="60" w:line="340" w:lineRule="exact"/>
         <w:jc w:val="center"/>
       </w:pPr>
       <w:r>
@@ -5726,7 +5514,7 @@
       <w:pPr>
         <w:pStyle w:val="Heading2"/>
         <w:keepNext/>
-        <w:spacing w:after="100" w:before="220"/>
+        <w:spacing w:after="80" w:before="160" w:line="440" w:lineRule="exact"/>
       </w:pPr>
       <w:r>
         <w:rPr>
@@ -5738,7 +5526,7 @@
     <w:p>
       <w:pPr>
         <w:keepNext/>
-        <w:spacing w:after="80" w:before="160"/>
+        <w:spacing w:after="80" w:before="160" w:line="440" w:lineRule="exact"/>
         <w:jc w:val="center"/>
       </w:pPr>
       <w:r>
@@ -5787,17 +5575,17 @@
             </w:tcBorders>
             <w:shd w:fill="E7EDF3" w:color="auto" w:val="clear"/>
             <w:tcMar>
-              <w:top w:type="dxa" w:w="50"/>
-              <w:left w:type="dxa" w:w="90"/>
-              <w:bottom w:type="dxa" w:w="50"/>
-              <w:right w:type="dxa" w:w="90"/>
-            </w:tcMar>
-            <w:vAlign w:val="center"/>
-          </w:tcPr>
-          <w:p>
-            <w:pPr>
-              <w:keepNext/>
-              <w:spacing w:after="0" w:before="0" w:line="240" w:lineRule="auto"/>
+              <w:top w:type="dxa" w:w="30"/>
+              <w:left w:type="dxa" w:w="90"/>
+              <w:bottom w:type="dxa" w:w="30"/>
+              <w:right w:type="dxa" w:w="90"/>
+            </w:tcMar>
+            <w:vAlign w:val="center"/>
+          </w:tcPr>
+          <w:p>
+            <w:pPr>
+              <w:keepNext/>
+              <w:spacing w:after="0" w:before="0" w:line="330" w:lineRule="exact"/>
               <w:jc w:val="center"/>
             </w:pPr>
             <w:r>
@@ -5823,17 +5611,17 @@
             </w:tcBorders>
             <w:shd w:fill="E7EDF3" w:color="auto" w:val="clear"/>
             <w:tcMar>
-              <w:top w:type="dxa" w:w="50"/>
-              <w:left w:type="dxa" w:w="90"/>
-              <w:bottom w:type="dxa" w:w="50"/>
-              <w:right w:type="dxa" w:w="90"/>
-            </w:tcMar>
-            <w:vAlign w:val="center"/>
-          </w:tcPr>
-          <w:p>
-            <w:pPr>
-              <w:keepNext/>
-              <w:spacing w:after="0" w:before="0" w:line="240" w:lineRule="auto"/>
+              <w:top w:type="dxa" w:w="30"/>
+              <w:left w:type="dxa" w:w="90"/>
+              <w:bottom w:type="dxa" w:w="30"/>
+              <w:right w:type="dxa" w:w="90"/>
+            </w:tcMar>
+            <w:vAlign w:val="center"/>
+          </w:tcPr>
+          <w:p>
+            <w:pPr>
+              <w:keepNext/>
+              <w:spacing w:after="0" w:before="0" w:line="330" w:lineRule="exact"/>
               <w:jc w:val="center"/>
             </w:pPr>
             <w:r>
@@ -5859,17 +5647,17 @@
             </w:tcBorders>
             <w:shd w:fill="E7EDF3" w:color="auto" w:val="clear"/>
             <w:tcMar>
-              <w:top w:type="dxa" w:w="50"/>
-              <w:left w:type="dxa" w:w="90"/>
-              <w:bottom w:type="dxa" w:w="50"/>
-              <w:right w:type="dxa" w:w="90"/>
-            </w:tcMar>
-            <w:vAlign w:val="center"/>
-          </w:tcPr>
-          <w:p>
-            <w:pPr>
-              <w:keepNext/>
-              <w:spacing w:after="0" w:before="0" w:line="240" w:lineRule="auto"/>
+              <w:top w:type="dxa" w:w="30"/>
+              <w:left w:type="dxa" w:w="90"/>
+              <w:bottom w:type="dxa" w:w="30"/>
+              <w:right w:type="dxa" w:w="90"/>
+            </w:tcMar>
+            <w:vAlign w:val="center"/>
+          </w:tcPr>
+          <w:p>
+            <w:pPr>
+              <w:keepNext/>
+              <w:spacing w:after="0" w:before="0" w:line="330" w:lineRule="exact"/>
               <w:jc w:val="center"/>
             </w:pPr>
             <w:r>
@@ -5895,17 +5683,17 @@
             </w:tcBorders>
             <w:shd w:fill="E7EDF3" w:color="auto" w:val="clear"/>
             <w:tcMar>
-              <w:top w:type="dxa" w:w="50"/>
-              <w:left w:type="dxa" w:w="90"/>
-              <w:bottom w:type="dxa" w:w="50"/>
-              <w:right w:type="dxa" w:w="90"/>
-            </w:tcMar>
-            <w:vAlign w:val="center"/>
-          </w:tcPr>
-          <w:p>
-            <w:pPr>
-              <w:keepNext/>
-              <w:spacing w:after="0" w:before="0" w:line="240" w:lineRule="auto"/>
+              <w:top w:type="dxa" w:w="30"/>
+              <w:left w:type="dxa" w:w="90"/>
+              <w:bottom w:type="dxa" w:w="30"/>
+              <w:right w:type="dxa" w:w="90"/>
+            </w:tcMar>
+            <w:vAlign w:val="center"/>
+          </w:tcPr>
+          <w:p>
+            <w:pPr>
+              <w:keepNext/>
+              <w:spacing w:after="0" w:before="0" w:line="330" w:lineRule="exact"/>
               <w:jc w:val="center"/>
             </w:pPr>
             <w:r>
@@ -5931,17 +5719,17 @@
             </w:tcBorders>
             <w:shd w:fill="E7EDF3" w:color="auto" w:val="clear"/>
             <w:tcMar>
-              <w:top w:type="dxa" w:w="50"/>
-              <w:left w:type="dxa" w:w="90"/>
-              <w:bottom w:type="dxa" w:w="50"/>
-              <w:right w:type="dxa" w:w="90"/>
-            </w:tcMar>
-            <w:vAlign w:val="center"/>
-          </w:tcPr>
-          <w:p>
-            <w:pPr>
-              <w:keepNext/>
-              <w:spacing w:after="0" w:before="0" w:line="240" w:lineRule="auto"/>
+              <w:top w:type="dxa" w:w="30"/>
+              <w:left w:type="dxa" w:w="90"/>
+              <w:bottom w:type="dxa" w:w="30"/>
+              <w:right w:type="dxa" w:w="90"/>
+            </w:tcMar>
+            <w:vAlign w:val="center"/>
+          </w:tcPr>
+          <w:p>
+            <w:pPr>
+              <w:keepNext/>
+              <w:spacing w:after="0" w:before="0" w:line="330" w:lineRule="exact"/>
               <w:jc w:val="center"/>
             </w:pPr>
             <w:r>
@@ -5971,17 +5759,17 @@
               <w:right w:val="single" w:color="808080" w:sz="4"/>
             </w:tcBorders>
             <w:tcMar>
-              <w:top w:type="dxa" w:w="50"/>
-              <w:left w:type="dxa" w:w="90"/>
-              <w:bottom w:type="dxa" w:w="50"/>
-              <w:right w:type="dxa" w:w="90"/>
-            </w:tcMar>
-            <w:vAlign w:val="center"/>
-          </w:tcPr>
-          <w:p>
-            <w:pPr>
-              <w:keepNext/>
-              <w:spacing w:after="0" w:before="0" w:line="240" w:lineRule="auto"/>
+              <w:top w:type="dxa" w:w="30"/>
+              <w:left w:type="dxa" w:w="90"/>
+              <w:bottom w:type="dxa" w:w="30"/>
+              <w:right w:type="dxa" w:w="90"/>
+            </w:tcMar>
+            <w:vAlign w:val="center"/>
+          </w:tcPr>
+          <w:p>
+            <w:pPr>
+              <w:keepNext/>
+              <w:spacing w:after="0" w:before="0" w:line="330" w:lineRule="exact"/>
               <w:jc w:val="center"/>
             </w:pPr>
             <w:r>
@@ -6004,17 +5792,17 @@
               <w:right w:val="single" w:color="808080" w:sz="4"/>
             </w:tcBorders>
             <w:tcMar>
-              <w:top w:type="dxa" w:w="50"/>
-              <w:left w:type="dxa" w:w="90"/>
-              <w:bottom w:type="dxa" w:w="50"/>
-              <w:right w:type="dxa" w:w="90"/>
-            </w:tcMar>
-            <w:vAlign w:val="center"/>
-          </w:tcPr>
-          <w:p>
-            <w:pPr>
-              <w:keepNext/>
-              <w:spacing w:after="0" w:before="0" w:line="240" w:lineRule="auto"/>
+              <w:top w:type="dxa" w:w="30"/>
+              <w:left w:type="dxa" w:w="90"/>
+              <w:bottom w:type="dxa" w:w="30"/>
+              <w:right w:type="dxa" w:w="90"/>
+            </w:tcMar>
+            <w:vAlign w:val="center"/>
+          </w:tcPr>
+          <w:p>
+            <w:pPr>
+              <w:keepNext/>
+              <w:spacing w:after="0" w:before="0" w:line="330" w:lineRule="exact"/>
               <w:jc w:val="center"/>
             </w:pPr>
             <w:r>
@@ -6037,17 +5825,17 @@
               <w:right w:val="single" w:color="808080" w:sz="4"/>
             </w:tcBorders>
             <w:tcMar>
-              <w:top w:type="dxa" w:w="50"/>
-              <w:left w:type="dxa" w:w="90"/>
-              <w:bottom w:type="dxa" w:w="50"/>
-              <w:right w:type="dxa" w:w="90"/>
-            </w:tcMar>
-            <w:vAlign w:val="center"/>
-          </w:tcPr>
-          <w:p>
-            <w:pPr>
-              <w:keepNext/>
-              <w:spacing w:after="0" w:before="0" w:line="240" w:lineRule="auto"/>
+              <w:top w:type="dxa" w:w="30"/>
+              <w:left w:type="dxa" w:w="90"/>
+              <w:bottom w:type="dxa" w:w="30"/>
+              <w:right w:type="dxa" w:w="90"/>
+            </w:tcMar>
+            <w:vAlign w:val="center"/>
+          </w:tcPr>
+          <w:p>
+            <w:pPr>
+              <w:keepNext/>
+              <w:spacing w:after="0" w:before="0" w:line="330" w:lineRule="exact"/>
               <w:jc w:val="center"/>
             </w:pPr>
             <w:r>
@@ -6070,17 +5858,17 @@
               <w:right w:val="single" w:color="808080" w:sz="4"/>
             </w:tcBorders>
             <w:tcMar>
-              <w:top w:type="dxa" w:w="50"/>
-              <w:left w:type="dxa" w:w="90"/>
-              <w:bottom w:type="dxa" w:w="50"/>
-              <w:right w:type="dxa" w:w="90"/>
-            </w:tcMar>
-            <w:vAlign w:val="center"/>
-          </w:tcPr>
-          <w:p>
-            <w:pPr>
-              <w:keepNext/>
-              <w:spacing w:after="0" w:before="0" w:line="240" w:lineRule="auto"/>
+              <w:top w:type="dxa" w:w="30"/>
+              <w:left w:type="dxa" w:w="90"/>
+              <w:bottom w:type="dxa" w:w="30"/>
+              <w:right w:type="dxa" w:w="90"/>
+            </w:tcMar>
+            <w:vAlign w:val="center"/>
+          </w:tcPr>
+          <w:p>
+            <w:pPr>
+              <w:keepNext/>
+              <w:spacing w:after="0" w:before="0" w:line="330" w:lineRule="exact"/>
               <w:jc w:val="center"/>
             </w:pPr>
             <w:r>
@@ -6103,17 +5891,17 @@
               <w:right w:val="single" w:color="808080" w:sz="4"/>
             </w:tcBorders>
             <w:tcMar>
-              <w:top w:type="dxa" w:w="50"/>
-              <w:left w:type="dxa" w:w="90"/>
-              <w:bottom w:type="dxa" w:w="50"/>
-              <w:right w:type="dxa" w:w="90"/>
-            </w:tcMar>
-            <w:vAlign w:val="center"/>
-          </w:tcPr>
-          <w:p>
-            <w:pPr>
-              <w:keepNext/>
-              <w:spacing w:after="0" w:before="0" w:line="240" w:lineRule="auto"/>
+              <w:top w:type="dxa" w:w="30"/>
+              <w:left w:type="dxa" w:w="90"/>
+              <w:bottom w:type="dxa" w:w="30"/>
+              <w:right w:type="dxa" w:w="90"/>
+            </w:tcMar>
+            <w:vAlign w:val="center"/>
+          </w:tcPr>
+          <w:p>
+            <w:pPr>
+              <w:keepNext/>
+              <w:spacing w:after="0" w:before="0" w:line="330" w:lineRule="exact"/>
               <w:jc w:val="center"/>
             </w:pPr>
             <w:r>
@@ -6141,17 +5929,17 @@
               <w:right w:val="single" w:color="808080" w:sz="4"/>
             </w:tcBorders>
             <w:tcMar>
-              <w:top w:type="dxa" w:w="50"/>
-              <w:left w:type="dxa" w:w="90"/>
-              <w:bottom w:type="dxa" w:w="50"/>
-              <w:right w:type="dxa" w:w="90"/>
-            </w:tcMar>
-            <w:vAlign w:val="center"/>
-          </w:tcPr>
-          <w:p>
-            <w:pPr>
-              <w:keepNext/>
-              <w:spacing w:after="0" w:before="0" w:line="240" w:lineRule="auto"/>
+              <w:top w:type="dxa" w:w="30"/>
+              <w:left w:type="dxa" w:w="90"/>
+              <w:bottom w:type="dxa" w:w="30"/>
+              <w:right w:type="dxa" w:w="90"/>
+            </w:tcMar>
+            <w:vAlign w:val="center"/>
+          </w:tcPr>
+          <w:p>
+            <w:pPr>
+              <w:keepNext/>
+              <w:spacing w:after="0" w:before="0" w:line="330" w:lineRule="exact"/>
               <w:jc w:val="center"/>
             </w:pPr>
             <w:r>
@@ -6174,17 +5962,17 @@
               <w:right w:val="single" w:color="808080" w:sz="4"/>
             </w:tcBorders>
             <w:tcMar>
-              <w:top w:type="dxa" w:w="50"/>
-              <w:left w:type="dxa" w:w="90"/>
-              <w:bottom w:type="dxa" w:w="50"/>
-              <w:right w:type="dxa" w:w="90"/>
-            </w:tcMar>
-            <w:vAlign w:val="center"/>
-          </w:tcPr>
-          <w:p>
-            <w:pPr>
-              <w:keepNext/>
-              <w:spacing w:after="0" w:before="0" w:line="240" w:lineRule="auto"/>
+              <w:top w:type="dxa" w:w="30"/>
+              <w:left w:type="dxa" w:w="90"/>
+              <w:bottom w:type="dxa" w:w="30"/>
+              <w:right w:type="dxa" w:w="90"/>
+            </w:tcMar>
+            <w:vAlign w:val="center"/>
+          </w:tcPr>
+          <w:p>
+            <w:pPr>
+              <w:keepNext/>
+              <w:spacing w:after="0" w:before="0" w:line="330" w:lineRule="exact"/>
               <w:jc w:val="center"/>
             </w:pPr>
             <w:r>
@@ -6207,17 +5995,17 @@
               <w:right w:val="single" w:color="808080" w:sz="4"/>
             </w:tcBorders>
             <w:tcMar>
-              <w:top w:type="dxa" w:w="50"/>
-              <w:left w:type="dxa" w:w="90"/>
-              <w:bottom w:type="dxa" w:w="50"/>
-              <w:right w:type="dxa" w:w="90"/>
-            </w:tcMar>
-            <w:vAlign w:val="center"/>
-          </w:tcPr>
-          <w:p>
-            <w:pPr>
-              <w:keepNext/>
-              <w:spacing w:after="0" w:before="0" w:line="240" w:lineRule="auto"/>
+              <w:top w:type="dxa" w:w="30"/>
+              <w:left w:type="dxa" w:w="90"/>
+              <w:bottom w:type="dxa" w:w="30"/>
+              <w:right w:type="dxa" w:w="90"/>
+            </w:tcMar>
+            <w:vAlign w:val="center"/>
+          </w:tcPr>
+          <w:p>
+            <w:pPr>
+              <w:keepNext/>
+              <w:spacing w:after="0" w:before="0" w:line="330" w:lineRule="exact"/>
               <w:jc w:val="center"/>
             </w:pPr>
             <w:r>
@@ -6240,17 +6028,17 @@
               <w:right w:val="single" w:color="808080" w:sz="4"/>
             </w:tcBorders>
             <w:tcMar>
-              <w:top w:type="dxa" w:w="50"/>
-              <w:left w:type="dxa" w:w="90"/>
-              <w:bottom w:type="dxa" w:w="50"/>
-              <w:right w:type="dxa" w:w="90"/>
-            </w:tcMar>
-            <w:vAlign w:val="center"/>
-          </w:tcPr>
-          <w:p>
-            <w:pPr>
-              <w:keepNext/>
-              <w:spacing w:after="0" w:before="0" w:line="240" w:lineRule="auto"/>
+              <w:top w:type="dxa" w:w="30"/>
+              <w:left w:type="dxa" w:w="90"/>
+              <w:bottom w:type="dxa" w:w="30"/>
+              <w:right w:type="dxa" w:w="90"/>
+            </w:tcMar>
+            <w:vAlign w:val="center"/>
+          </w:tcPr>
+          <w:p>
+            <w:pPr>
+              <w:keepNext/>
+              <w:spacing w:after="0" w:before="0" w:line="330" w:lineRule="exact"/>
               <w:jc w:val="center"/>
             </w:pPr>
             <w:r>
@@ -6273,17 +6061,17 @@
               <w:right w:val="single" w:color="808080" w:sz="4"/>
             </w:tcBorders>
             <w:tcMar>
-              <w:top w:type="dxa" w:w="50"/>
-              <w:left w:type="dxa" w:w="90"/>
-              <w:bottom w:type="dxa" w:w="50"/>
-              <w:right w:type="dxa" w:w="90"/>
-            </w:tcMar>
-            <w:vAlign w:val="center"/>
-          </w:tcPr>
-          <w:p>
-            <w:pPr>
-              <w:keepNext/>
-              <w:spacing w:after="0" w:before="0" w:line="240" w:lineRule="auto"/>
+              <w:top w:type="dxa" w:w="30"/>
+              <w:left w:type="dxa" w:w="90"/>
+              <w:bottom w:type="dxa" w:w="30"/>
+              <w:right w:type="dxa" w:w="90"/>
+            </w:tcMar>
+            <w:vAlign w:val="center"/>
+          </w:tcPr>
+          <w:p>
+            <w:pPr>
+              <w:keepNext/>
+              <w:spacing w:after="0" w:before="0" w:line="330" w:lineRule="exact"/>
               <w:jc w:val="center"/>
             </w:pPr>
             <w:r>
@@ -6311,9 +6099,9 @@
               <w:right w:val="single" w:color="808080" w:sz="4"/>
             </w:tcBorders>
             <w:tcMar>
-              <w:top w:type="dxa" w:w="50"/>
-              <w:left w:type="dxa" w:w="90"/>
-              <w:bottom w:type="dxa" w:w="50"/>
+              <w:top w:type="dxa" w:w="30"/>
+              <w:left w:type="dxa" w:w="90"/>
+              <w:bottom w:type="dxa" w:w="30"/>
               <w:right w:type="dxa" w:w="90"/>
             </w:tcMar>
             <w:vAlign w:val="center"/>
@@ -6321,7 +6109,7 @@
           <w:p>
             <w:pPr>
               <w:keepNext w:val="false"/>
-              <w:spacing w:after="0" w:before="0" w:line="240" w:lineRule="auto"/>
+              <w:spacing w:after="0" w:before="0" w:line="330" w:lineRule="exact"/>
               <w:jc w:val="center"/>
             </w:pPr>
             <w:r>
@@ -6344,9 +6132,9 @@
               <w:right w:val="single" w:color="808080" w:sz="4"/>
             </w:tcBorders>
             <w:tcMar>
-              <w:top w:type="dxa" w:w="50"/>
-              <w:left w:type="dxa" w:w="90"/>
-              <w:bottom w:type="dxa" w:w="50"/>
+              <w:top w:type="dxa" w:w="30"/>
+              <w:left w:type="dxa" w:w="90"/>
+              <w:bottom w:type="dxa" w:w="30"/>
               <w:right w:type="dxa" w:w="90"/>
             </w:tcMar>
             <w:vAlign w:val="center"/>
@@ -6354,7 +6142,7 @@
           <w:p>
             <w:pPr>
               <w:keepNext w:val="false"/>
-              <w:spacing w:after="0" w:before="0" w:line="240" w:lineRule="auto"/>
+              <w:spacing w:after="0" w:before="0" w:line="330" w:lineRule="exact"/>
               <w:jc w:val="center"/>
             </w:pPr>
             <w:r>
@@ -6377,9 +6165,9 @@
               <w:right w:val="single" w:color="808080" w:sz="4"/>
             </w:tcBorders>
             <w:tcMar>
-              <w:top w:type="dxa" w:w="50"/>
-              <w:left w:type="dxa" w:w="90"/>
-              <w:bottom w:type="dxa" w:w="50"/>
+              <w:top w:type="dxa" w:w="30"/>
+              <w:left w:type="dxa" w:w="90"/>
+              <w:bottom w:type="dxa" w:w="30"/>
               <w:right w:type="dxa" w:w="90"/>
             </w:tcMar>
             <w:vAlign w:val="center"/>
@@ -6387,7 +6175,7 @@
           <w:p>
             <w:pPr>
               <w:keepNext w:val="false"/>
-              <w:spacing w:after="0" w:before="0" w:line="240" w:lineRule="auto"/>
+              <w:spacing w:after="0" w:before="0" w:line="330" w:lineRule="exact"/>
               <w:jc w:val="center"/>
             </w:pPr>
             <w:r>
@@ -6410,9 +6198,9 @@
               <w:right w:val="single" w:color="808080" w:sz="4"/>
             </w:tcBorders>
             <w:tcMar>
-              <w:top w:type="dxa" w:w="50"/>
-              <w:left w:type="dxa" w:w="90"/>
-              <w:bottom w:type="dxa" w:w="50"/>
+              <w:top w:type="dxa" w:w="30"/>
+              <w:left w:type="dxa" w:w="90"/>
+              <w:bottom w:type="dxa" w:w="30"/>
               <w:right w:type="dxa" w:w="90"/>
             </w:tcMar>
             <w:vAlign w:val="center"/>
@@ -6420,7 +6208,7 @@
           <w:p>
             <w:pPr>
               <w:keepNext w:val="false"/>
-              <w:spacing w:after="0" w:before="0" w:line="240" w:lineRule="auto"/>
+              <w:spacing w:after="0" w:before="0" w:line="330" w:lineRule="exact"/>
               <w:jc w:val="center"/>
             </w:pPr>
             <w:r>
@@ -6443,9 +6231,9 @@
               <w:right w:val="single" w:color="808080" w:sz="4"/>
             </w:tcBorders>
             <w:tcMar>
-              <w:top w:type="dxa" w:w="50"/>
-              <w:left w:type="dxa" w:w="90"/>
-              <w:bottom w:type="dxa" w:w="50"/>
+              <w:top w:type="dxa" w:w="30"/>
+              <w:left w:type="dxa" w:w="90"/>
+              <w:bottom w:type="dxa" w:w="30"/>
               <w:right w:type="dxa" w:w="90"/>
             </w:tcMar>
             <w:vAlign w:val="center"/>
@@ -6453,7 +6241,7 @@
           <w:p>
             <w:pPr>
               <w:keepNext w:val="false"/>
-              <w:spacing w:after="0" w:before="0" w:line="240" w:lineRule="auto"/>
+              <w:spacing w:after="0" w:before="0" w:line="330" w:lineRule="exact"/>
               <w:jc w:val="center"/>
             </w:pPr>
             <w:r>
@@ -6470,7 +6258,7 @@
     </w:tbl>
     <w:p>
       <w:pPr>
-        <w:spacing w:after="20" w:before="20" w:line="240" w:lineRule="auto"/>
+        <w:spacing w:after="20" w:before="20" w:line="340" w:lineRule="exact"/>
         <w:ind w:left="200"/>
       </w:pPr>
       <w:r>
@@ -6489,7 +6277,7 @@
           <w:ilvl w:val="0"/>
           <w:numId w:val="2"/>
         </w:numPr>
-        <w:spacing w:after="30" w:before="30" w:line="252" w:lineRule="auto"/>
+        <w:spacing w:after="30" w:before="30" w:line="440" w:lineRule="exact"/>
       </w:pPr>
       <w:r>
         <w:rPr>
@@ -6507,7 +6295,7 @@
           <w:ilvl w:val="0"/>
           <w:numId w:val="2"/>
         </w:numPr>
-        <w:spacing w:after="30" w:before="30" w:line="252" w:lineRule="auto"/>
+        <w:spacing w:after="30" w:before="30" w:line="440" w:lineRule="exact"/>
       </w:pPr>
       <w:r>
         <w:rPr>
@@ -6525,7 +6313,7 @@
           <w:ilvl w:val="0"/>
           <w:numId w:val="2"/>
         </w:numPr>
-        <w:spacing w:after="30" w:before="30" w:line="252" w:lineRule="auto"/>
+        <w:spacing w:after="30" w:before="30" w:line="440" w:lineRule="exact"/>
       </w:pPr>
       <w:r>
         <w:rPr>
@@ -6543,7 +6331,7 @@
           <w:ilvl w:val="0"/>
           <w:numId w:val="2"/>
         </w:numPr>
-        <w:spacing w:after="30" w:before="30" w:line="252" w:lineRule="auto"/>
+        <w:spacing w:after="30" w:before="30" w:line="440" w:lineRule="exact"/>
       </w:pPr>
       <w:r>
         <w:rPr>
@@ -6561,7 +6349,7 @@
           <w:ilvl w:val="0"/>
           <w:numId w:val="2"/>
         </w:numPr>
-        <w:spacing w:after="30" w:before="30" w:line="252" w:lineRule="auto"/>
+        <w:spacing w:after="30" w:before="30" w:line="440" w:lineRule="exact"/>
       </w:pPr>
       <w:r>
         <w:rPr>
@@ -6621,7 +6409,7 @@
     </w:p>
     <w:p>
       <w:pPr>
-        <w:spacing w:after="200" w:before="60"/>
+        <w:spacing w:after="200" w:before="60" w:line="340" w:lineRule="exact"/>
         <w:jc w:val="center"/>
       </w:pPr>
       <w:r>
@@ -6639,7 +6427,7 @@
       <w:pPr>
         <w:pStyle w:val="Heading2"/>
         <w:keepNext/>
-        <w:spacing w:after="100" w:before="220"/>
+        <w:spacing w:after="80" w:before="160" w:line="440" w:lineRule="exact"/>
       </w:pPr>
       <w:r>
         <w:rPr>
@@ -6651,7 +6439,7 @@
     <w:p>
       <w:pPr>
         <w:keepNext/>
-        <w:spacing w:after="80" w:before="160"/>
+        <w:spacing w:after="80" w:before="160" w:line="440" w:lineRule="exact"/>
         <w:jc w:val="center"/>
       </w:pPr>
       <w:r>
@@ -6700,17 +6488,17 @@
             </w:tcBorders>
             <w:shd w:fill="E7EDF3" w:color="auto" w:val="clear"/>
             <w:tcMar>
-              <w:top w:type="dxa" w:w="50"/>
-              <w:left w:type="dxa" w:w="90"/>
-              <w:bottom w:type="dxa" w:w="50"/>
-              <w:right w:type="dxa" w:w="90"/>
-            </w:tcMar>
-            <w:vAlign w:val="center"/>
-          </w:tcPr>
-          <w:p>
-            <w:pPr>
-              <w:keepNext/>
-              <w:spacing w:after="0" w:before="0" w:line="240" w:lineRule="auto"/>
+              <w:top w:type="dxa" w:w="30"/>
+              <w:left w:type="dxa" w:w="90"/>
+              <w:bottom w:type="dxa" w:w="30"/>
+              <w:right w:type="dxa" w:w="90"/>
+            </w:tcMar>
+            <w:vAlign w:val="center"/>
+          </w:tcPr>
+          <w:p>
+            <w:pPr>
+              <w:keepNext/>
+              <w:spacing w:after="0" w:before="0" w:line="330" w:lineRule="exact"/>
               <w:jc w:val="center"/>
             </w:pPr>
             <w:r>
@@ -6736,17 +6524,17 @@
             </w:tcBorders>
             <w:shd w:fill="E7EDF3" w:color="auto" w:val="clear"/>
             <w:tcMar>
-              <w:top w:type="dxa" w:w="50"/>
-              <w:left w:type="dxa" w:w="90"/>
-              <w:bottom w:type="dxa" w:w="50"/>
-              <w:right w:type="dxa" w:w="90"/>
-            </w:tcMar>
-            <w:vAlign w:val="center"/>
-          </w:tcPr>
-          <w:p>
-            <w:pPr>
-              <w:keepNext/>
-              <w:spacing w:after="0" w:before="0" w:line="240" w:lineRule="auto"/>
+              <w:top w:type="dxa" w:w="30"/>
+              <w:left w:type="dxa" w:w="90"/>
+              <w:bottom w:type="dxa" w:w="30"/>
+              <w:right w:type="dxa" w:w="90"/>
+            </w:tcMar>
+            <w:vAlign w:val="center"/>
+          </w:tcPr>
+          <w:p>
+            <w:pPr>
+              <w:keepNext/>
+              <w:spacing w:after="0" w:before="0" w:line="330" w:lineRule="exact"/>
               <w:jc w:val="center"/>
             </w:pPr>
             <w:r>
@@ -6772,17 +6560,17 @@
             </w:tcBorders>
             <w:shd w:fill="E7EDF3" w:color="auto" w:val="clear"/>
             <w:tcMar>
-              <w:top w:type="dxa" w:w="50"/>
-              <w:left w:type="dxa" w:w="90"/>
-              <w:bottom w:type="dxa" w:w="50"/>
-              <w:right w:type="dxa" w:w="90"/>
-            </w:tcMar>
-            <w:vAlign w:val="center"/>
-          </w:tcPr>
-          <w:p>
-            <w:pPr>
-              <w:keepNext/>
-              <w:spacing w:after="0" w:before="0" w:line="240" w:lineRule="auto"/>
+              <w:top w:type="dxa" w:w="30"/>
+              <w:left w:type="dxa" w:w="90"/>
+              <w:bottom w:type="dxa" w:w="30"/>
+              <w:right w:type="dxa" w:w="90"/>
+            </w:tcMar>
+            <w:vAlign w:val="center"/>
+          </w:tcPr>
+          <w:p>
+            <w:pPr>
+              <w:keepNext/>
+              <w:spacing w:after="0" w:before="0" w:line="330" w:lineRule="exact"/>
               <w:jc w:val="center"/>
             </w:pPr>
             <w:r>
@@ -6808,17 +6596,17 @@
             </w:tcBorders>
             <w:shd w:fill="E7EDF3" w:color="auto" w:val="clear"/>
             <w:tcMar>
-              <w:top w:type="dxa" w:w="50"/>
-              <w:left w:type="dxa" w:w="90"/>
-              <w:bottom w:type="dxa" w:w="50"/>
-              <w:right w:type="dxa" w:w="90"/>
-            </w:tcMar>
-            <w:vAlign w:val="center"/>
-          </w:tcPr>
-          <w:p>
-            <w:pPr>
-              <w:keepNext/>
-              <w:spacing w:after="0" w:before="0" w:line="240" w:lineRule="auto"/>
+              <w:top w:type="dxa" w:w="30"/>
+              <w:left w:type="dxa" w:w="90"/>
+              <w:bottom w:type="dxa" w:w="30"/>
+              <w:right w:type="dxa" w:w="90"/>
+            </w:tcMar>
+            <w:vAlign w:val="center"/>
+          </w:tcPr>
+          <w:p>
+            <w:pPr>
+              <w:keepNext/>
+              <w:spacing w:after="0" w:before="0" w:line="330" w:lineRule="exact"/>
               <w:jc w:val="center"/>
             </w:pPr>
             <w:r>
@@ -6844,17 +6632,17 @@
             </w:tcBorders>
             <w:shd w:fill="E7EDF3" w:color="auto" w:val="clear"/>
             <w:tcMar>
-              <w:top w:type="dxa" w:w="50"/>
-              <w:left w:type="dxa" w:w="90"/>
-              <w:bottom w:type="dxa" w:w="50"/>
-              <w:right w:type="dxa" w:w="90"/>
-            </w:tcMar>
-            <w:vAlign w:val="center"/>
-          </w:tcPr>
-          <w:p>
-            <w:pPr>
-              <w:keepNext/>
-              <w:spacing w:after="0" w:before="0" w:line="240" w:lineRule="auto"/>
+              <w:top w:type="dxa" w:w="30"/>
+              <w:left w:type="dxa" w:w="90"/>
+              <w:bottom w:type="dxa" w:w="30"/>
+              <w:right w:type="dxa" w:w="90"/>
+            </w:tcMar>
+            <w:vAlign w:val="center"/>
+          </w:tcPr>
+          <w:p>
+            <w:pPr>
+              <w:keepNext/>
+              <w:spacing w:after="0" w:before="0" w:line="330" w:lineRule="exact"/>
               <w:jc w:val="center"/>
             </w:pPr>
             <w:r>
@@ -6884,17 +6672,17 @@
               <w:right w:val="single" w:color="808080" w:sz="4"/>
             </w:tcBorders>
             <w:tcMar>
-              <w:top w:type="dxa" w:w="50"/>
-              <w:left w:type="dxa" w:w="90"/>
-              <w:bottom w:type="dxa" w:w="50"/>
-              <w:right w:type="dxa" w:w="90"/>
-            </w:tcMar>
-            <w:vAlign w:val="center"/>
-          </w:tcPr>
-          <w:p>
-            <w:pPr>
-              <w:keepNext/>
-              <w:spacing w:after="0" w:before="0" w:line="240" w:lineRule="auto"/>
+              <w:top w:type="dxa" w:w="30"/>
+              <w:left w:type="dxa" w:w="90"/>
+              <w:bottom w:type="dxa" w:w="30"/>
+              <w:right w:type="dxa" w:w="90"/>
+            </w:tcMar>
+            <w:vAlign w:val="center"/>
+          </w:tcPr>
+          <w:p>
+            <w:pPr>
+              <w:keepNext/>
+              <w:spacing w:after="0" w:before="0" w:line="330" w:lineRule="exact"/>
               <w:jc w:val="left"/>
             </w:pPr>
             <w:r>
@@ -6917,17 +6705,17 @@
               <w:right w:val="single" w:color="808080" w:sz="4"/>
             </w:tcBorders>
             <w:tcMar>
-              <w:top w:type="dxa" w:w="50"/>
-              <w:left w:type="dxa" w:w="90"/>
-              <w:bottom w:type="dxa" w:w="50"/>
-              <w:right w:type="dxa" w:w="90"/>
-            </w:tcMar>
-            <w:vAlign w:val="center"/>
-          </w:tcPr>
-          <w:p>
-            <w:pPr>
-              <w:keepNext/>
-              <w:spacing w:after="0" w:before="0" w:line="240" w:lineRule="auto"/>
+              <w:top w:type="dxa" w:w="30"/>
+              <w:left w:type="dxa" w:w="90"/>
+              <w:bottom w:type="dxa" w:w="30"/>
+              <w:right w:type="dxa" w:w="90"/>
+            </w:tcMar>
+            <w:vAlign w:val="center"/>
+          </w:tcPr>
+          <w:p>
+            <w:pPr>
+              <w:keepNext/>
+              <w:spacing w:after="0" w:before="0" w:line="330" w:lineRule="exact"/>
               <w:jc w:val="center"/>
             </w:pPr>
             <w:r>
@@ -6950,17 +6738,17 @@
               <w:right w:val="single" w:color="808080" w:sz="4"/>
             </w:tcBorders>
             <w:tcMar>
-              <w:top w:type="dxa" w:w="50"/>
-              <w:left w:type="dxa" w:w="90"/>
-              <w:bottom w:type="dxa" w:w="50"/>
-              <w:right w:type="dxa" w:w="90"/>
-            </w:tcMar>
-            <w:vAlign w:val="center"/>
-          </w:tcPr>
-          <w:p>
-            <w:pPr>
-              <w:keepNext/>
-              <w:spacing w:after="0" w:before="0" w:line="240" w:lineRule="auto"/>
+              <w:top w:type="dxa" w:w="30"/>
+              <w:left w:type="dxa" w:w="90"/>
+              <w:bottom w:type="dxa" w:w="30"/>
+              <w:right w:type="dxa" w:w="90"/>
+            </w:tcMar>
+            <w:vAlign w:val="center"/>
+          </w:tcPr>
+          <w:p>
+            <w:pPr>
+              <w:keepNext/>
+              <w:spacing w:after="0" w:before="0" w:line="330" w:lineRule="exact"/>
               <w:jc w:val="center"/>
             </w:pPr>
             <w:r>
@@ -6983,17 +6771,17 @@
               <w:right w:val="single" w:color="808080" w:sz="4"/>
             </w:tcBorders>
             <w:tcMar>
-              <w:top w:type="dxa" w:w="50"/>
-              <w:left w:type="dxa" w:w="90"/>
-              <w:bottom w:type="dxa" w:w="50"/>
-              <w:right w:type="dxa" w:w="90"/>
-            </w:tcMar>
-            <w:vAlign w:val="center"/>
-          </w:tcPr>
-          <w:p>
-            <w:pPr>
-              <w:keepNext/>
-              <w:spacing w:after="0" w:before="0" w:line="240" w:lineRule="auto"/>
+              <w:top w:type="dxa" w:w="30"/>
+              <w:left w:type="dxa" w:w="90"/>
+              <w:bottom w:type="dxa" w:w="30"/>
+              <w:right w:type="dxa" w:w="90"/>
+            </w:tcMar>
+            <w:vAlign w:val="center"/>
+          </w:tcPr>
+          <w:p>
+            <w:pPr>
+              <w:keepNext/>
+              <w:spacing w:after="0" w:before="0" w:line="330" w:lineRule="exact"/>
               <w:jc w:val="center"/>
             </w:pPr>
             <w:r>
@@ -7016,17 +6804,17 @@
               <w:right w:val="single" w:color="808080" w:sz="4"/>
             </w:tcBorders>
             <w:tcMar>
-              <w:top w:type="dxa" w:w="50"/>
-              <w:left w:type="dxa" w:w="90"/>
-              <w:bottom w:type="dxa" w:w="50"/>
-              <w:right w:type="dxa" w:w="90"/>
-            </w:tcMar>
-            <w:vAlign w:val="center"/>
-          </w:tcPr>
-          <w:p>
-            <w:pPr>
-              <w:keepNext/>
-              <w:spacing w:after="0" w:before="0" w:line="240" w:lineRule="auto"/>
+              <w:top w:type="dxa" w:w="30"/>
+              <w:left w:type="dxa" w:w="90"/>
+              <w:bottom w:type="dxa" w:w="30"/>
+              <w:right w:type="dxa" w:w="90"/>
+            </w:tcMar>
+            <w:vAlign w:val="center"/>
+          </w:tcPr>
+          <w:p>
+            <w:pPr>
+              <w:keepNext/>
+              <w:spacing w:after="0" w:before="0" w:line="330" w:lineRule="exact"/>
               <w:jc w:val="center"/>
             </w:pPr>
             <w:r>
@@ -7054,17 +6842,17 @@
               <w:right w:val="single" w:color="808080" w:sz="4"/>
             </w:tcBorders>
             <w:tcMar>
-              <w:top w:type="dxa" w:w="50"/>
-              <w:left w:type="dxa" w:w="90"/>
-              <w:bottom w:type="dxa" w:w="50"/>
-              <w:right w:type="dxa" w:w="90"/>
-            </w:tcMar>
-            <w:vAlign w:val="center"/>
-          </w:tcPr>
-          <w:p>
-            <w:pPr>
-              <w:keepNext/>
-              <w:spacing w:after="0" w:before="0" w:line="240" w:lineRule="auto"/>
+              <w:top w:type="dxa" w:w="30"/>
+              <w:left w:type="dxa" w:w="90"/>
+              <w:bottom w:type="dxa" w:w="30"/>
+              <w:right w:type="dxa" w:w="90"/>
+            </w:tcMar>
+            <w:vAlign w:val="center"/>
+          </w:tcPr>
+          <w:p>
+            <w:pPr>
+              <w:keepNext/>
+              <w:spacing w:after="0" w:before="0" w:line="330" w:lineRule="exact"/>
               <w:jc w:val="left"/>
             </w:pPr>
             <w:r>
@@ -7087,17 +6875,17 @@
               <w:right w:val="single" w:color="808080" w:sz="4"/>
             </w:tcBorders>
             <w:tcMar>
-              <w:top w:type="dxa" w:w="50"/>
-              <w:left w:type="dxa" w:w="90"/>
-              <w:bottom w:type="dxa" w:w="50"/>
-              <w:right w:type="dxa" w:w="90"/>
-            </w:tcMar>
-            <w:vAlign w:val="center"/>
-          </w:tcPr>
-          <w:p>
-            <w:pPr>
-              <w:keepNext/>
-              <w:spacing w:after="0" w:before="0" w:line="240" w:lineRule="auto"/>
+              <w:top w:type="dxa" w:w="30"/>
+              <w:left w:type="dxa" w:w="90"/>
+              <w:bottom w:type="dxa" w:w="30"/>
+              <w:right w:type="dxa" w:w="90"/>
+            </w:tcMar>
+            <w:vAlign w:val="center"/>
+          </w:tcPr>
+          <w:p>
+            <w:pPr>
+              <w:keepNext/>
+              <w:spacing w:after="0" w:before="0" w:line="330" w:lineRule="exact"/>
               <w:jc w:val="center"/>
             </w:pPr>
             <w:r>
@@ -7120,17 +6908,17 @@
               <w:right w:val="single" w:color="808080" w:sz="4"/>
             </w:tcBorders>
             <w:tcMar>
-              <w:top w:type="dxa" w:w="50"/>
-              <w:left w:type="dxa" w:w="90"/>
-              <w:bottom w:type="dxa" w:w="50"/>
-              <w:right w:type="dxa" w:w="90"/>
-            </w:tcMar>
-            <w:vAlign w:val="center"/>
-          </w:tcPr>
-          <w:p>
-            <w:pPr>
-              <w:keepNext/>
-              <w:spacing w:after="0" w:before="0" w:line="240" w:lineRule="auto"/>
+              <w:top w:type="dxa" w:w="30"/>
+              <w:left w:type="dxa" w:w="90"/>
+              <w:bottom w:type="dxa" w:w="30"/>
+              <w:right w:type="dxa" w:w="90"/>
+            </w:tcMar>
+            <w:vAlign w:val="center"/>
+          </w:tcPr>
+          <w:p>
+            <w:pPr>
+              <w:keepNext/>
+              <w:spacing w:after="0" w:before="0" w:line="330" w:lineRule="exact"/>
               <w:jc w:val="center"/>
             </w:pPr>
             <w:r>
@@ -7153,17 +6941,17 @@
               <w:right w:val="single" w:color="808080" w:sz="4"/>
             </w:tcBorders>
             <w:tcMar>
-              <w:top w:type="dxa" w:w="50"/>
-              <w:left w:type="dxa" w:w="90"/>
-              <w:bottom w:type="dxa" w:w="50"/>
-              <w:right w:type="dxa" w:w="90"/>
-            </w:tcMar>
-            <w:vAlign w:val="center"/>
-          </w:tcPr>
-          <w:p>
-            <w:pPr>
-              <w:keepNext/>
-              <w:spacing w:after="0" w:before="0" w:line="240" w:lineRule="auto"/>
+              <w:top w:type="dxa" w:w="30"/>
+              <w:left w:type="dxa" w:w="90"/>
+              <w:bottom w:type="dxa" w:w="30"/>
+              <w:right w:type="dxa" w:w="90"/>
+            </w:tcMar>
+            <w:vAlign w:val="center"/>
+          </w:tcPr>
+          <w:p>
+            <w:pPr>
+              <w:keepNext/>
+              <w:spacing w:after="0" w:before="0" w:line="330" w:lineRule="exact"/>
               <w:jc w:val="center"/>
             </w:pPr>
             <w:r>
@@ -7186,17 +6974,17 @@
               <w:right w:val="single" w:color="808080" w:sz="4"/>
             </w:tcBorders>
             <w:tcMar>
-              <w:top w:type="dxa" w:w="50"/>
-              <w:left w:type="dxa" w:w="90"/>
-              <w:bottom w:type="dxa" w:w="50"/>
-              <w:right w:type="dxa" w:w="90"/>
-            </w:tcMar>
-            <w:vAlign w:val="center"/>
-          </w:tcPr>
-          <w:p>
-            <w:pPr>
-              <w:keepNext/>
-              <w:spacing w:after="0" w:before="0" w:line="240" w:lineRule="auto"/>
+              <w:top w:type="dxa" w:w="30"/>
+              <w:left w:type="dxa" w:w="90"/>
+              <w:bottom w:type="dxa" w:w="30"/>
+              <w:right w:type="dxa" w:w="90"/>
+            </w:tcMar>
+            <w:vAlign w:val="center"/>
+          </w:tcPr>
+          <w:p>
+            <w:pPr>
+              <w:keepNext/>
+              <w:spacing w:after="0" w:before="0" w:line="330" w:lineRule="exact"/>
               <w:jc w:val="center"/>
             </w:pPr>
             <w:r>
@@ -7224,9 +7012,9 @@
               <w:right w:val="single" w:color="808080" w:sz="4"/>
             </w:tcBorders>
             <w:tcMar>
-              <w:top w:type="dxa" w:w="50"/>
-              <w:left w:type="dxa" w:w="90"/>
-              <w:bottom w:type="dxa" w:w="50"/>
+              <w:top w:type="dxa" w:w="30"/>
+              <w:left w:type="dxa" w:w="90"/>
+              <w:bottom w:type="dxa" w:w="30"/>
               <w:right w:type="dxa" w:w="90"/>
             </w:tcMar>
             <w:vAlign w:val="center"/>
@@ -7234,7 +7022,7 @@
           <w:p>
             <w:pPr>
               <w:keepNext w:val="false"/>
-              <w:spacing w:after="0" w:before="0" w:line="240" w:lineRule="auto"/>
+              <w:spacing w:after="0" w:before="0" w:line="330" w:lineRule="exact"/>
               <w:jc w:val="left"/>
             </w:pPr>
             <w:r>
@@ -7257,9 +7045,9 @@
               <w:right w:val="single" w:color="808080" w:sz="4"/>
             </w:tcBorders>
             <w:tcMar>
-              <w:top w:type="dxa" w:w="50"/>
-              <w:left w:type="dxa" w:w="90"/>
-              <w:bottom w:type="dxa" w:w="50"/>
+              <w:top w:type="dxa" w:w="30"/>
+              <w:left w:type="dxa" w:w="90"/>
+              <w:bottom w:type="dxa" w:w="30"/>
               <w:right w:type="dxa" w:w="90"/>
             </w:tcMar>
             <w:vAlign w:val="center"/>
@@ -7267,7 +7055,7 @@
           <w:p>
             <w:pPr>
               <w:keepNext w:val="false"/>
-              <w:spacing w:after="0" w:before="0" w:line="240" w:lineRule="auto"/>
+              <w:spacing w:after="0" w:before="0" w:line="330" w:lineRule="exact"/>
               <w:jc w:val="center"/>
             </w:pPr>
             <w:r>
@@ -7290,9 +7078,9 @@
               <w:right w:val="single" w:color="808080" w:sz="4"/>
             </w:tcBorders>
             <w:tcMar>
-              <w:top w:type="dxa" w:w="50"/>
-              <w:left w:type="dxa" w:w="90"/>
-              <w:bottom w:type="dxa" w:w="50"/>
+              <w:top w:type="dxa" w:w="30"/>
+              <w:left w:type="dxa" w:w="90"/>
+              <w:bottom w:type="dxa" w:w="30"/>
               <w:right w:type="dxa" w:w="90"/>
             </w:tcMar>
             <w:vAlign w:val="center"/>
@@ -7300,7 +7088,7 @@
           <w:p>
             <w:pPr>
               <w:keepNext w:val="false"/>
-              <w:spacing w:after="0" w:before="0" w:line="240" w:lineRule="auto"/>
+              <w:spacing w:after="0" w:before="0" w:line="330" w:lineRule="exact"/>
               <w:jc w:val="center"/>
             </w:pPr>
             <w:r>
@@ -7323,9 +7111,9 @@
               <w:right w:val="single" w:color="808080" w:sz="4"/>
             </w:tcBorders>
             <w:tcMar>
-              <w:top w:type="dxa" w:w="50"/>
-              <w:left w:type="dxa" w:w="90"/>
-              <w:bottom w:type="dxa" w:w="50"/>
+              <w:top w:type="dxa" w:w="30"/>
+              <w:left w:type="dxa" w:w="90"/>
+              <w:bottom w:type="dxa" w:w="30"/>
               <w:right w:type="dxa" w:w="90"/>
             </w:tcMar>
             <w:vAlign w:val="center"/>
@@ -7333,7 +7121,7 @@
           <w:p>
             <w:pPr>
               <w:keepNext w:val="false"/>
-              <w:spacing w:after="0" w:before="0" w:line="240" w:lineRule="auto"/>
+              <w:spacing w:after="0" w:before="0" w:line="330" w:lineRule="exact"/>
               <w:jc w:val="center"/>
             </w:pPr>
             <w:r>
@@ -7356,9 +7144,9 @@
               <w:right w:val="single" w:color="808080" w:sz="4"/>
             </w:tcBorders>
             <w:tcMar>
-              <w:top w:type="dxa" w:w="50"/>
-              <w:left w:type="dxa" w:w="90"/>
-              <w:bottom w:type="dxa" w:w="50"/>
+              <w:top w:type="dxa" w:w="30"/>
+              <w:left w:type="dxa" w:w="90"/>
+              <w:bottom w:type="dxa" w:w="30"/>
               <w:right w:type="dxa" w:w="90"/>
             </w:tcMar>
             <w:vAlign w:val="center"/>
@@ -7366,7 +7154,7 @@
           <w:p>
             <w:pPr>
               <w:keepNext w:val="false"/>
-              <w:spacing w:after="0" w:before="0" w:line="240" w:lineRule="auto"/>
+              <w:spacing w:after="0" w:before="0" w:line="330" w:lineRule="exact"/>
               <w:jc w:val="center"/>
             </w:pPr>
             <w:r>
@@ -7383,7 +7171,7 @@
     </w:tbl>
     <w:p>
       <w:pPr>
-        <w:spacing w:after="20" w:before="20" w:line="240" w:lineRule="auto"/>
+        <w:spacing w:after="20" w:before="20" w:line="340" w:lineRule="exact"/>
         <w:ind w:left="200"/>
       </w:pPr>
       <w:r>
@@ -7399,7 +7187,7 @@
       <w:pPr>
         <w:pStyle w:val="Heading1"/>
         <w:keepNext/>
-        <w:spacing w:after="160" w:before="360"/>
+        <w:spacing w:after="120" w:before="280" w:line="500" w:lineRule="exact"/>
       </w:pPr>
       <w:r>
         <w:rPr>
@@ -7412,7 +7200,7 @@
       <w:pPr>
         <w:pStyle w:val="Heading2"/>
         <w:keepNext/>
-        <w:spacing w:after="100" w:before="220"/>
+        <w:spacing w:after="80" w:before="160" w:line="440" w:lineRule="exact"/>
       </w:pPr>
       <w:r>
         <w:rPr>
@@ -7423,7 +7211,7 @@
     </w:p>
     <w:p>
       <w:pPr>
-        <w:spacing w:after="60" w:before="60" w:line="252" w:lineRule="auto"/>
+        <w:spacing w:after="60" w:before="60" w:line="440" w:lineRule="exact"/>
       </w:pPr>
       <w:r>
         <w:rPr>
@@ -7438,7 +7226,7 @@
       <w:pPr>
         <w:pStyle w:val="Heading2"/>
         <w:keepNext/>
-        <w:spacing w:after="100" w:before="220"/>
+        <w:spacing w:after="80" w:before="160" w:line="440" w:lineRule="exact"/>
       </w:pPr>
       <w:r>
         <w:rPr>
@@ -7449,7 +7237,7 @@
     </w:p>
     <w:p>
       <w:pPr>
-        <w:spacing w:after="60" w:before="60" w:line="252" w:lineRule="auto"/>
+        <w:spacing w:after="60" w:before="60" w:line="440" w:lineRule="exact"/>
       </w:pPr>
       <w:r>
         <w:rPr>
@@ -7464,7 +7252,7 @@
       <w:pPr>
         <w:pStyle w:val="Heading2"/>
         <w:keepNext/>
-        <w:spacing w:after="100" w:before="220"/>
+        <w:spacing w:after="80" w:before="160" w:line="440" w:lineRule="exact"/>
       </w:pPr>
       <w:r>
         <w:rPr>
@@ -7475,7 +7263,7 @@
     </w:p>
     <w:p>
       <w:pPr>
-        <w:spacing w:after="60" w:before="60" w:line="252" w:lineRule="auto"/>
+        <w:spacing w:after="60" w:before="60" w:line="440" w:lineRule="exact"/>
       </w:pPr>
       <w:r>
         <w:rPr>
@@ -7488,7 +7276,7 @@
     </w:p>
     <w:p>
       <w:pPr>
-        <w:spacing w:after="60" w:before="60" w:line="252" w:lineRule="auto"/>
+        <w:spacing w:after="60" w:before="60" w:line="440" w:lineRule="exact"/>
       </w:pPr>
       <w:r>
         <w:rPr>
@@ -7548,7 +7336,7 @@
     </w:p>
     <w:p>
       <w:pPr>
-        <w:spacing w:after="200" w:before="60"/>
+        <w:spacing w:after="200" w:before="60" w:line="340" w:lineRule="exact"/>
         <w:jc w:val="center"/>
       </w:pPr>
       <w:r>
@@ -7564,7 +7352,7 @@
     </w:p>
     <w:p>
       <w:pPr>
-        <w:spacing w:after="60" w:before="120" w:line="252" w:lineRule="auto"/>
+        <w:spacing w:after="60" w:before="120" w:line="440" w:lineRule="exact"/>
       </w:pPr>
       <w:r>
         <w:rPr>
@@ -7580,7 +7368,7 @@
         <w:pStyle w:val="Heading1"/>
         <w:keepNext/>
         <w:pageBreakBefore/>
-        <w:spacing w:after="160" w:before="0"/>
+        <w:spacing w:after="120" w:before="0" w:line="500" w:lineRule="exact"/>
       </w:pPr>
       <w:r>
         <w:rPr>
@@ -7593,7 +7381,7 @@
       <w:pPr>
         <w:pStyle w:val="Heading2"/>
         <w:keepNext/>
-        <w:spacing w:after="100" w:before="220"/>
+        <w:spacing w:after="80" w:before="160" w:line="440" w:lineRule="exact"/>
       </w:pPr>
       <w:r>
         <w:rPr>
@@ -7604,7 +7392,7 @@
     </w:p>
     <w:p>
       <w:pPr>
-        <w:spacing w:after="30" w:before="30" w:line="252" w:lineRule="auto"/>
+        <w:spacing w:after="30" w:before="30" w:line="440" w:lineRule="exact"/>
         <w:ind w:left="560" w:hanging="560"/>
       </w:pPr>
       <w:r>
@@ -7618,7 +7406,7 @@
     </w:p>
     <w:p>
       <w:pPr>
-        <w:spacing w:after="30" w:before="30" w:line="252" w:lineRule="auto"/>
+        <w:spacing w:after="30" w:before="30" w:line="440" w:lineRule="exact"/>
         <w:ind w:left="560" w:hanging="560"/>
       </w:pPr>
       <w:r>
@@ -7632,7 +7420,7 @@
     </w:p>
     <w:p>
       <w:pPr>
-        <w:spacing w:after="30" w:before="30" w:line="252" w:lineRule="auto"/>
+        <w:spacing w:after="30" w:before="30" w:line="440" w:lineRule="exact"/>
         <w:ind w:left="560" w:hanging="560"/>
       </w:pPr>
       <w:r>
@@ -7641,12 +7429,12 @@
           <w:sz w:val="30"/>
           <w:szCs w:val="30"/>
         </w:rPr>
-        <w:t xml:space="preserve">(3) 측정값이 입력값보다 0.063 ~ 0.065 mm 크게 나오므로, 현재 휠 상태에서는 입력값을 목표보다 0.065 mm 작게 넣어야 함</w:t>
-      </w:r>
-    </w:p>
-    <w:p>
-      <w:pPr>
-        <w:spacing w:after="30" w:before="30" w:line="252" w:lineRule="auto"/>
+        <w:t xml:space="preserve">(3) 두 공구 모두 측정값이 입력값보다 0.063 ~ 0.065 mm 크게 나와, 드레싱 전 휠 기준으로는 입력값을 목표보다 약 0.065 mm 작게 넣어야 했음. 드레싱 후에는 이 값을 다시 측정함</w:t>
+      </w:r>
+    </w:p>
+    <w:p>
+      <w:pPr>
+        <w:spacing w:after="30" w:before="30" w:line="440" w:lineRule="exact"/>
         <w:ind w:left="560" w:hanging="560"/>
       </w:pPr>
       <w:r>
@@ -7660,7 +7448,7 @@
     </w:p>
     <w:p>
       <w:pPr>
-        <w:spacing w:after="30" w:before="30" w:line="252" w:lineRule="auto"/>
+        <w:spacing w:after="30" w:before="30" w:line="440" w:lineRule="exact"/>
         <w:ind w:left="560" w:hanging="560"/>
       </w:pPr>
       <w:r>
@@ -7676,7 +7464,7 @@
       <w:pPr>
         <w:pStyle w:val="Heading2"/>
         <w:keepNext/>
-        <w:spacing w:after="100" w:before="220"/>
+        <w:spacing w:after="80" w:before="160" w:line="440" w:lineRule="exact"/>
       </w:pPr>
       <w:r>
         <w:rPr>
@@ -7688,7 +7476,7 @@
     <w:p>
       <w:pPr>
         <w:keepNext/>
-        <w:spacing w:after="80" w:before="160"/>
+        <w:spacing w:after="80" w:before="160" w:line="440" w:lineRule="exact"/>
         <w:jc w:val="center"/>
       </w:pPr>
       <w:r>
@@ -7737,17 +7525,17 @@
             </w:tcBorders>
             <w:shd w:fill="E7EDF3" w:color="auto" w:val="clear"/>
             <w:tcMar>
-              <w:top w:type="dxa" w:w="50"/>
-              <w:left w:type="dxa" w:w="90"/>
-              <w:bottom w:type="dxa" w:w="50"/>
-              <w:right w:type="dxa" w:w="90"/>
-            </w:tcMar>
-            <w:vAlign w:val="center"/>
-          </w:tcPr>
-          <w:p>
-            <w:pPr>
-              <w:keepNext/>
-              <w:spacing w:after="0" w:before="0" w:line="240" w:lineRule="auto"/>
+              <w:top w:type="dxa" w:w="30"/>
+              <w:left w:type="dxa" w:w="90"/>
+              <w:bottom w:type="dxa" w:w="30"/>
+              <w:right w:type="dxa" w:w="90"/>
+            </w:tcMar>
+            <w:vAlign w:val="center"/>
+          </w:tcPr>
+          <w:p>
+            <w:pPr>
+              <w:keepNext/>
+              <w:spacing w:after="0" w:before="0" w:line="330" w:lineRule="exact"/>
               <w:jc w:val="center"/>
             </w:pPr>
             <w:r>
@@ -7773,17 +7561,17 @@
             </w:tcBorders>
             <w:shd w:fill="E7EDF3" w:color="auto" w:val="clear"/>
             <w:tcMar>
-              <w:top w:type="dxa" w:w="50"/>
-              <w:left w:type="dxa" w:w="90"/>
-              <w:bottom w:type="dxa" w:w="50"/>
-              <w:right w:type="dxa" w:w="90"/>
-            </w:tcMar>
-            <w:vAlign w:val="center"/>
-          </w:tcPr>
-          <w:p>
-            <w:pPr>
-              <w:keepNext/>
-              <w:spacing w:after="0" w:before="0" w:line="240" w:lineRule="auto"/>
+              <w:top w:type="dxa" w:w="30"/>
+              <w:left w:type="dxa" w:w="90"/>
+              <w:bottom w:type="dxa" w:w="30"/>
+              <w:right w:type="dxa" w:w="90"/>
+            </w:tcMar>
+            <w:vAlign w:val="center"/>
+          </w:tcPr>
+          <w:p>
+            <w:pPr>
+              <w:keepNext/>
+              <w:spacing w:after="0" w:before="0" w:line="330" w:lineRule="exact"/>
               <w:jc w:val="center"/>
             </w:pPr>
             <w:r>
@@ -7809,17 +7597,17 @@
             </w:tcBorders>
             <w:shd w:fill="E7EDF3" w:color="auto" w:val="clear"/>
             <w:tcMar>
-              <w:top w:type="dxa" w:w="50"/>
-              <w:left w:type="dxa" w:w="90"/>
-              <w:bottom w:type="dxa" w:w="50"/>
-              <w:right w:type="dxa" w:w="90"/>
-            </w:tcMar>
-            <w:vAlign w:val="center"/>
-          </w:tcPr>
-          <w:p>
-            <w:pPr>
-              <w:keepNext/>
-              <w:spacing w:after="0" w:before="0" w:line="240" w:lineRule="auto"/>
+              <w:top w:type="dxa" w:w="30"/>
+              <w:left w:type="dxa" w:w="90"/>
+              <w:bottom w:type="dxa" w:w="30"/>
+              <w:right w:type="dxa" w:w="90"/>
+            </w:tcMar>
+            <w:vAlign w:val="center"/>
+          </w:tcPr>
+          <w:p>
+            <w:pPr>
+              <w:keepNext/>
+              <w:spacing w:after="0" w:before="0" w:line="330" w:lineRule="exact"/>
               <w:jc w:val="center"/>
             </w:pPr>
             <w:r>
@@ -7845,17 +7633,17 @@
             </w:tcBorders>
             <w:shd w:fill="E7EDF3" w:color="auto" w:val="clear"/>
             <w:tcMar>
-              <w:top w:type="dxa" w:w="50"/>
-              <w:left w:type="dxa" w:w="90"/>
-              <w:bottom w:type="dxa" w:w="50"/>
-              <w:right w:type="dxa" w:w="90"/>
-            </w:tcMar>
-            <w:vAlign w:val="center"/>
-          </w:tcPr>
-          <w:p>
-            <w:pPr>
-              <w:keepNext/>
-              <w:spacing w:after="0" w:before="0" w:line="240" w:lineRule="auto"/>
+              <w:top w:type="dxa" w:w="30"/>
+              <w:left w:type="dxa" w:w="90"/>
+              <w:bottom w:type="dxa" w:w="30"/>
+              <w:right w:type="dxa" w:w="90"/>
+            </w:tcMar>
+            <w:vAlign w:val="center"/>
+          </w:tcPr>
+          <w:p>
+            <w:pPr>
+              <w:keepNext/>
+              <w:spacing w:after="0" w:before="0" w:line="330" w:lineRule="exact"/>
               <w:jc w:val="center"/>
             </w:pPr>
             <w:r>
@@ -7881,17 +7669,17 @@
             </w:tcBorders>
             <w:shd w:fill="E7EDF3" w:color="auto" w:val="clear"/>
             <w:tcMar>
-              <w:top w:type="dxa" w:w="50"/>
-              <w:left w:type="dxa" w:w="90"/>
-              <w:bottom w:type="dxa" w:w="50"/>
-              <w:right w:type="dxa" w:w="90"/>
-            </w:tcMar>
-            <w:vAlign w:val="center"/>
-          </w:tcPr>
-          <w:p>
-            <w:pPr>
-              <w:keepNext/>
-              <w:spacing w:after="0" w:before="0" w:line="240" w:lineRule="auto"/>
+              <w:top w:type="dxa" w:w="30"/>
+              <w:left w:type="dxa" w:w="90"/>
+              <w:bottom w:type="dxa" w:w="30"/>
+              <w:right w:type="dxa" w:w="90"/>
+            </w:tcMar>
+            <w:vAlign w:val="center"/>
+          </w:tcPr>
+          <w:p>
+            <w:pPr>
+              <w:keepNext/>
+              <w:spacing w:after="0" w:before="0" w:line="330" w:lineRule="exact"/>
               <w:jc w:val="center"/>
             </w:pPr>
             <w:r>
@@ -7921,17 +7709,17 @@
               <w:right w:val="single" w:color="808080" w:sz="4"/>
             </w:tcBorders>
             <w:tcMar>
-              <w:top w:type="dxa" w:w="50"/>
-              <w:left w:type="dxa" w:w="90"/>
-              <w:bottom w:type="dxa" w:w="50"/>
-              <w:right w:type="dxa" w:w="90"/>
-            </w:tcMar>
-            <w:vAlign w:val="center"/>
-          </w:tcPr>
-          <w:p>
-            <w:pPr>
-              <w:keepNext/>
-              <w:spacing w:after="0" w:before="0" w:line="240" w:lineRule="auto"/>
+              <w:top w:type="dxa" w:w="30"/>
+              <w:left w:type="dxa" w:w="90"/>
+              <w:bottom w:type="dxa" w:w="30"/>
+              <w:right w:type="dxa" w:w="90"/>
+            </w:tcMar>
+            <w:vAlign w:val="center"/>
+          </w:tcPr>
+          <w:p>
+            <w:pPr>
+              <w:keepNext/>
+              <w:spacing w:after="0" w:before="0" w:line="330" w:lineRule="exact"/>
               <w:jc w:val="left"/>
             </w:pPr>
             <w:r>
@@ -7946,7 +7734,7 @@
           <w:p>
             <w:pPr>
               <w:keepNext/>
-              <w:spacing w:after="0" w:before="0" w:line="240" w:lineRule="auto"/>
+              <w:spacing w:after="0" w:before="0" w:line="330" w:lineRule="exact"/>
               <w:jc w:val="left"/>
             </w:pPr>
             <w:r>
@@ -7969,17 +7757,17 @@
               <w:right w:val="single" w:color="808080" w:sz="4"/>
             </w:tcBorders>
             <w:tcMar>
-              <w:top w:type="dxa" w:w="50"/>
-              <w:left w:type="dxa" w:w="90"/>
-              <w:bottom w:type="dxa" w:w="50"/>
-              <w:right w:type="dxa" w:w="90"/>
-            </w:tcMar>
-            <w:vAlign w:val="center"/>
-          </w:tcPr>
-          <w:p>
-            <w:pPr>
-              <w:keepNext/>
-              <w:spacing w:after="0" w:before="0" w:line="240" w:lineRule="auto"/>
+              <w:top w:type="dxa" w:w="30"/>
+              <w:left w:type="dxa" w:w="90"/>
+              <w:bottom w:type="dxa" w:w="30"/>
+              <w:right w:type="dxa" w:w="90"/>
+            </w:tcMar>
+            <w:vAlign w:val="center"/>
+          </w:tcPr>
+          <w:p>
+            <w:pPr>
+              <w:keepNext/>
+              <w:spacing w:after="0" w:before="0" w:line="330" w:lineRule="exact"/>
               <w:jc w:val="center"/>
             </w:pPr>
             <w:r>
@@ -8002,17 +7790,17 @@
               <w:right w:val="single" w:color="808080" w:sz="4"/>
             </w:tcBorders>
             <w:tcMar>
-              <w:top w:type="dxa" w:w="50"/>
-              <w:left w:type="dxa" w:w="90"/>
-              <w:bottom w:type="dxa" w:w="50"/>
-              <w:right w:type="dxa" w:w="90"/>
-            </w:tcMar>
-            <w:vAlign w:val="center"/>
-          </w:tcPr>
-          <w:p>
-            <w:pPr>
-              <w:keepNext/>
-              <w:spacing w:after="0" w:before="0" w:line="240" w:lineRule="auto"/>
+              <w:top w:type="dxa" w:w="30"/>
+              <w:left w:type="dxa" w:w="90"/>
+              <w:bottom w:type="dxa" w:w="30"/>
+              <w:right w:type="dxa" w:w="90"/>
+            </w:tcMar>
+            <w:vAlign w:val="center"/>
+          </w:tcPr>
+          <w:p>
+            <w:pPr>
+              <w:keepNext/>
+              <w:spacing w:after="0" w:before="0" w:line="330" w:lineRule="exact"/>
               <w:jc w:val="center"/>
             </w:pPr>
             <w:r>
@@ -8035,17 +7823,17 @@
               <w:right w:val="single" w:color="808080" w:sz="4"/>
             </w:tcBorders>
             <w:tcMar>
-              <w:top w:type="dxa" w:w="50"/>
-              <w:left w:type="dxa" w:w="90"/>
-              <w:bottom w:type="dxa" w:w="50"/>
-              <w:right w:type="dxa" w:w="90"/>
-            </w:tcMar>
-            <w:vAlign w:val="center"/>
-          </w:tcPr>
-          <w:p>
-            <w:pPr>
-              <w:keepNext/>
-              <w:spacing w:after="0" w:before="0" w:line="240" w:lineRule="auto"/>
+              <w:top w:type="dxa" w:w="30"/>
+              <w:left w:type="dxa" w:w="90"/>
+              <w:bottom w:type="dxa" w:w="30"/>
+              <w:right w:type="dxa" w:w="90"/>
+            </w:tcMar>
+            <w:vAlign w:val="center"/>
+          </w:tcPr>
+          <w:p>
+            <w:pPr>
+              <w:keepNext/>
+              <w:spacing w:after="0" w:before="0" w:line="330" w:lineRule="exact"/>
               <w:jc w:val="center"/>
             </w:pPr>
             <w:r>
@@ -8068,17 +7856,17 @@
               <w:right w:val="single" w:color="808080" w:sz="4"/>
             </w:tcBorders>
             <w:tcMar>
-              <w:top w:type="dxa" w:w="50"/>
-              <w:left w:type="dxa" w:w="90"/>
-              <w:bottom w:type="dxa" w:w="50"/>
-              <w:right w:type="dxa" w:w="90"/>
-            </w:tcMar>
-            <w:vAlign w:val="center"/>
-          </w:tcPr>
-          <w:p>
-            <w:pPr>
-              <w:keepNext/>
-              <w:spacing w:after="0" w:before="0" w:line="240" w:lineRule="auto"/>
+              <w:top w:type="dxa" w:w="30"/>
+              <w:left w:type="dxa" w:w="90"/>
+              <w:bottom w:type="dxa" w:w="30"/>
+              <w:right w:type="dxa" w:w="90"/>
+            </w:tcMar>
+            <w:vAlign w:val="center"/>
+          </w:tcPr>
+          <w:p>
+            <w:pPr>
+              <w:keepNext/>
+              <w:spacing w:after="0" w:before="0" w:line="330" w:lineRule="exact"/>
               <w:jc w:val="left"/>
             </w:pPr>
           </w:p>
@@ -8098,17 +7886,17 @@
               <w:right w:val="single" w:color="808080" w:sz="4"/>
             </w:tcBorders>
             <w:tcMar>
-              <w:top w:type="dxa" w:w="50"/>
-              <w:left w:type="dxa" w:w="90"/>
-              <w:bottom w:type="dxa" w:w="50"/>
-              <w:right w:type="dxa" w:w="90"/>
-            </w:tcMar>
-            <w:vAlign w:val="center"/>
-          </w:tcPr>
-          <w:p>
-            <w:pPr>
-              <w:keepNext/>
-              <w:spacing w:after="0" w:before="0" w:line="240" w:lineRule="auto"/>
+              <w:top w:type="dxa" w:w="30"/>
+              <w:left w:type="dxa" w:w="90"/>
+              <w:bottom w:type="dxa" w:w="30"/>
+              <w:right w:type="dxa" w:w="90"/>
+            </w:tcMar>
+            <w:vAlign w:val="center"/>
+          </w:tcPr>
+          <w:p>
+            <w:pPr>
+              <w:keepNext/>
+              <w:spacing w:after="0" w:before="0" w:line="330" w:lineRule="exact"/>
               <w:jc w:val="left"/>
             </w:pPr>
             <w:r>
@@ -8123,7 +7911,7 @@
           <w:p>
             <w:pPr>
               <w:keepNext/>
-              <w:spacing w:after="0" w:before="0" w:line="240" w:lineRule="auto"/>
+              <w:spacing w:after="0" w:before="0" w:line="330" w:lineRule="exact"/>
               <w:jc w:val="left"/>
             </w:pPr>
             <w:r>
@@ -8146,17 +7934,17 @@
               <w:right w:val="single" w:color="808080" w:sz="4"/>
             </w:tcBorders>
             <w:tcMar>
-              <w:top w:type="dxa" w:w="50"/>
-              <w:left w:type="dxa" w:w="90"/>
-              <w:bottom w:type="dxa" w:w="50"/>
-              <w:right w:type="dxa" w:w="90"/>
-            </w:tcMar>
-            <w:vAlign w:val="center"/>
-          </w:tcPr>
-          <w:p>
-            <w:pPr>
-              <w:keepNext/>
-              <w:spacing w:after="0" w:before="0" w:line="240" w:lineRule="auto"/>
+              <w:top w:type="dxa" w:w="30"/>
+              <w:left w:type="dxa" w:w="90"/>
+              <w:bottom w:type="dxa" w:w="30"/>
+              <w:right w:type="dxa" w:w="90"/>
+            </w:tcMar>
+            <w:vAlign w:val="center"/>
+          </w:tcPr>
+          <w:p>
+            <w:pPr>
+              <w:keepNext/>
+              <w:spacing w:after="0" w:before="0" w:line="330" w:lineRule="exact"/>
               <w:jc w:val="center"/>
             </w:pPr>
             <w:r>
@@ -8179,17 +7967,17 @@
               <w:right w:val="single" w:color="808080" w:sz="4"/>
             </w:tcBorders>
             <w:tcMar>
-              <w:top w:type="dxa" w:w="50"/>
-              <w:left w:type="dxa" w:w="90"/>
-              <w:bottom w:type="dxa" w:w="50"/>
-              <w:right w:type="dxa" w:w="90"/>
-            </w:tcMar>
-            <w:vAlign w:val="center"/>
-          </w:tcPr>
-          <w:p>
-            <w:pPr>
-              <w:keepNext/>
-              <w:spacing w:after="0" w:before="0" w:line="240" w:lineRule="auto"/>
+              <w:top w:type="dxa" w:w="30"/>
+              <w:left w:type="dxa" w:w="90"/>
+              <w:bottom w:type="dxa" w:w="30"/>
+              <w:right w:type="dxa" w:w="90"/>
+            </w:tcMar>
+            <w:vAlign w:val="center"/>
+          </w:tcPr>
+          <w:p>
+            <w:pPr>
+              <w:keepNext/>
+              <w:spacing w:after="0" w:before="0" w:line="330" w:lineRule="exact"/>
               <w:jc w:val="center"/>
             </w:pPr>
             <w:r>
@@ -8212,17 +8000,17 @@
               <w:right w:val="single" w:color="808080" w:sz="4"/>
             </w:tcBorders>
             <w:tcMar>
-              <w:top w:type="dxa" w:w="50"/>
-              <w:left w:type="dxa" w:w="90"/>
-              <w:bottom w:type="dxa" w:w="50"/>
-              <w:right w:type="dxa" w:w="90"/>
-            </w:tcMar>
-            <w:vAlign w:val="center"/>
-          </w:tcPr>
-          <w:p>
-            <w:pPr>
-              <w:keepNext/>
-              <w:spacing w:after="0" w:before="0" w:line="240" w:lineRule="auto"/>
+              <w:top w:type="dxa" w:w="30"/>
+              <w:left w:type="dxa" w:w="90"/>
+              <w:bottom w:type="dxa" w:w="30"/>
+              <w:right w:type="dxa" w:w="90"/>
+            </w:tcMar>
+            <w:vAlign w:val="center"/>
+          </w:tcPr>
+          <w:p>
+            <w:pPr>
+              <w:keepNext/>
+              <w:spacing w:after="0" w:before="0" w:line="330" w:lineRule="exact"/>
               <w:jc w:val="center"/>
             </w:pPr>
             <w:r>
@@ -8245,17 +8033,17 @@
               <w:right w:val="single" w:color="808080" w:sz="4"/>
             </w:tcBorders>
             <w:tcMar>
-              <w:top w:type="dxa" w:w="50"/>
-              <w:left w:type="dxa" w:w="90"/>
-              <w:bottom w:type="dxa" w:w="50"/>
-              <w:right w:type="dxa" w:w="90"/>
-            </w:tcMar>
-            <w:vAlign w:val="center"/>
-          </w:tcPr>
-          <w:p>
-            <w:pPr>
-              <w:keepNext/>
-              <w:spacing w:after="0" w:before="0" w:line="240" w:lineRule="auto"/>
+              <w:top w:type="dxa" w:w="30"/>
+              <w:left w:type="dxa" w:w="90"/>
+              <w:bottom w:type="dxa" w:w="30"/>
+              <w:right w:type="dxa" w:w="90"/>
+            </w:tcMar>
+            <w:vAlign w:val="center"/>
+          </w:tcPr>
+          <w:p>
+            <w:pPr>
+              <w:keepNext/>
+              <w:spacing w:after="0" w:before="0" w:line="330" w:lineRule="exact"/>
               <w:jc w:val="left"/>
             </w:pPr>
             <w:r>
@@ -8283,17 +8071,17 @@
               <w:right w:val="single" w:color="808080" w:sz="4"/>
             </w:tcBorders>
             <w:tcMar>
-              <w:top w:type="dxa" w:w="50"/>
-              <w:left w:type="dxa" w:w="90"/>
-              <w:bottom w:type="dxa" w:w="50"/>
-              <w:right w:type="dxa" w:w="90"/>
-            </w:tcMar>
-            <w:vAlign w:val="center"/>
-          </w:tcPr>
-          <w:p>
-            <w:pPr>
-              <w:keepNext/>
-              <w:spacing w:after="0" w:before="0" w:line="240" w:lineRule="auto"/>
+              <w:top w:type="dxa" w:w="30"/>
+              <w:left w:type="dxa" w:w="90"/>
+              <w:bottom w:type="dxa" w:w="30"/>
+              <w:right w:type="dxa" w:w="90"/>
+            </w:tcMar>
+            <w:vAlign w:val="center"/>
+          </w:tcPr>
+          <w:p>
+            <w:pPr>
+              <w:keepNext/>
+              <w:spacing w:after="0" w:before="0" w:line="330" w:lineRule="exact"/>
               <w:jc w:val="left"/>
             </w:pPr>
             <w:r>
@@ -8316,17 +8104,17 @@
               <w:right w:val="single" w:color="808080" w:sz="4"/>
             </w:tcBorders>
             <w:tcMar>
-              <w:top w:type="dxa" w:w="50"/>
-              <w:left w:type="dxa" w:w="90"/>
-              <w:bottom w:type="dxa" w:w="50"/>
-              <w:right w:type="dxa" w:w="90"/>
-            </w:tcMar>
-            <w:vAlign w:val="center"/>
-          </w:tcPr>
-          <w:p>
-            <w:pPr>
-              <w:keepNext/>
-              <w:spacing w:after="0" w:before="0" w:line="240" w:lineRule="auto"/>
+              <w:top w:type="dxa" w:w="30"/>
+              <w:left w:type="dxa" w:w="90"/>
+              <w:bottom w:type="dxa" w:w="30"/>
+              <w:right w:type="dxa" w:w="90"/>
+            </w:tcMar>
+            <w:vAlign w:val="center"/>
+          </w:tcPr>
+          <w:p>
+            <w:pPr>
+              <w:keepNext/>
+              <w:spacing w:after="0" w:before="0" w:line="330" w:lineRule="exact"/>
               <w:jc w:val="center"/>
             </w:pPr>
             <w:r>
@@ -8349,17 +8137,17 @@
               <w:right w:val="single" w:color="808080" w:sz="4"/>
             </w:tcBorders>
             <w:tcMar>
-              <w:top w:type="dxa" w:w="50"/>
-              <w:left w:type="dxa" w:w="90"/>
-              <w:bottom w:type="dxa" w:w="50"/>
-              <w:right w:type="dxa" w:w="90"/>
-            </w:tcMar>
-            <w:vAlign w:val="center"/>
-          </w:tcPr>
-          <w:p>
-            <w:pPr>
-              <w:keepNext/>
-              <w:spacing w:after="0" w:before="0" w:line="240" w:lineRule="auto"/>
+              <w:top w:type="dxa" w:w="30"/>
+              <w:left w:type="dxa" w:w="90"/>
+              <w:bottom w:type="dxa" w:w="30"/>
+              <w:right w:type="dxa" w:w="90"/>
+            </w:tcMar>
+            <w:vAlign w:val="center"/>
+          </w:tcPr>
+          <w:p>
+            <w:pPr>
+              <w:keepNext/>
+              <w:spacing w:after="0" w:before="0" w:line="330" w:lineRule="exact"/>
               <w:jc w:val="center"/>
             </w:pPr>
             <w:r>
@@ -8382,17 +8170,17 @@
               <w:right w:val="single" w:color="808080" w:sz="4"/>
             </w:tcBorders>
             <w:tcMar>
-              <w:top w:type="dxa" w:w="50"/>
-              <w:left w:type="dxa" w:w="90"/>
-              <w:bottom w:type="dxa" w:w="50"/>
-              <w:right w:type="dxa" w:w="90"/>
-            </w:tcMar>
-            <w:vAlign w:val="center"/>
-          </w:tcPr>
-          <w:p>
-            <w:pPr>
-              <w:keepNext/>
-              <w:spacing w:after="0" w:before="0" w:line="240" w:lineRule="auto"/>
+              <w:top w:type="dxa" w:w="30"/>
+              <w:left w:type="dxa" w:w="90"/>
+              <w:bottom w:type="dxa" w:w="30"/>
+              <w:right w:type="dxa" w:w="90"/>
+            </w:tcMar>
+            <w:vAlign w:val="center"/>
+          </w:tcPr>
+          <w:p>
+            <w:pPr>
+              <w:keepNext/>
+              <w:spacing w:after="0" w:before="0" w:line="330" w:lineRule="exact"/>
               <w:jc w:val="center"/>
             </w:pPr>
             <w:r>
@@ -8415,17 +8203,17 @@
               <w:right w:val="single" w:color="808080" w:sz="4"/>
             </w:tcBorders>
             <w:tcMar>
-              <w:top w:type="dxa" w:w="50"/>
-              <w:left w:type="dxa" w:w="90"/>
-              <w:bottom w:type="dxa" w:w="50"/>
-              <w:right w:type="dxa" w:w="90"/>
-            </w:tcMar>
-            <w:vAlign w:val="center"/>
-          </w:tcPr>
-          <w:p>
-            <w:pPr>
-              <w:keepNext/>
-              <w:spacing w:after="0" w:before="0" w:line="240" w:lineRule="auto"/>
+              <w:top w:type="dxa" w:w="30"/>
+              <w:left w:type="dxa" w:w="90"/>
+              <w:bottom w:type="dxa" w:w="30"/>
+              <w:right w:type="dxa" w:w="90"/>
+            </w:tcMar>
+            <w:vAlign w:val="center"/>
+          </w:tcPr>
+          <w:p>
+            <w:pPr>
+              <w:keepNext/>
+              <w:spacing w:after="0" w:before="0" w:line="330" w:lineRule="exact"/>
               <w:jc w:val="left"/>
             </w:pPr>
             <w:r>
@@ -8453,17 +8241,17 @@
               <w:right w:val="single" w:color="808080" w:sz="4"/>
             </w:tcBorders>
             <w:tcMar>
-              <w:top w:type="dxa" w:w="50"/>
-              <w:left w:type="dxa" w:w="90"/>
-              <w:bottom w:type="dxa" w:w="50"/>
-              <w:right w:type="dxa" w:w="90"/>
-            </w:tcMar>
-            <w:vAlign w:val="center"/>
-          </w:tcPr>
-          <w:p>
-            <w:pPr>
-              <w:keepNext/>
-              <w:spacing w:after="0" w:before="0" w:line="240" w:lineRule="auto"/>
+              <w:top w:type="dxa" w:w="30"/>
+              <w:left w:type="dxa" w:w="90"/>
+              <w:bottom w:type="dxa" w:w="30"/>
+              <w:right w:type="dxa" w:w="90"/>
+            </w:tcMar>
+            <w:vAlign w:val="center"/>
+          </w:tcPr>
+          <w:p>
+            <w:pPr>
+              <w:keepNext/>
+              <w:spacing w:after="0" w:before="0" w:line="330" w:lineRule="exact"/>
               <w:jc w:val="left"/>
             </w:pPr>
             <w:r>
@@ -8486,17 +8274,17 @@
               <w:right w:val="single" w:color="808080" w:sz="4"/>
             </w:tcBorders>
             <w:tcMar>
-              <w:top w:type="dxa" w:w="50"/>
-              <w:left w:type="dxa" w:w="90"/>
-              <w:bottom w:type="dxa" w:w="50"/>
-              <w:right w:type="dxa" w:w="90"/>
-            </w:tcMar>
-            <w:vAlign w:val="center"/>
-          </w:tcPr>
-          <w:p>
-            <w:pPr>
-              <w:keepNext/>
-              <w:spacing w:after="0" w:before="0" w:line="240" w:lineRule="auto"/>
+              <w:top w:type="dxa" w:w="30"/>
+              <w:left w:type="dxa" w:w="90"/>
+              <w:bottom w:type="dxa" w:w="30"/>
+              <w:right w:type="dxa" w:w="90"/>
+            </w:tcMar>
+            <w:vAlign w:val="center"/>
+          </w:tcPr>
+          <w:p>
+            <w:pPr>
+              <w:keepNext/>
+              <w:spacing w:after="0" w:before="0" w:line="330" w:lineRule="exact"/>
               <w:jc w:val="center"/>
             </w:pPr>
             <w:r>
@@ -8519,17 +8307,17 @@
               <w:right w:val="single" w:color="808080" w:sz="4"/>
             </w:tcBorders>
             <w:tcMar>
-              <w:top w:type="dxa" w:w="50"/>
-              <w:left w:type="dxa" w:w="90"/>
-              <w:bottom w:type="dxa" w:w="50"/>
-              <w:right w:type="dxa" w:w="90"/>
-            </w:tcMar>
-            <w:vAlign w:val="center"/>
-          </w:tcPr>
-          <w:p>
-            <w:pPr>
-              <w:keepNext/>
-              <w:spacing w:after="0" w:before="0" w:line="240" w:lineRule="auto"/>
+              <w:top w:type="dxa" w:w="30"/>
+              <w:left w:type="dxa" w:w="90"/>
+              <w:bottom w:type="dxa" w:w="30"/>
+              <w:right w:type="dxa" w:w="90"/>
+            </w:tcMar>
+            <w:vAlign w:val="center"/>
+          </w:tcPr>
+          <w:p>
+            <w:pPr>
+              <w:keepNext/>
+              <w:spacing w:after="0" w:before="0" w:line="330" w:lineRule="exact"/>
               <w:jc w:val="center"/>
             </w:pPr>
             <w:r>
@@ -8552,17 +8340,17 @@
               <w:right w:val="single" w:color="808080" w:sz="4"/>
             </w:tcBorders>
             <w:tcMar>
-              <w:top w:type="dxa" w:w="50"/>
-              <w:left w:type="dxa" w:w="90"/>
-              <w:bottom w:type="dxa" w:w="50"/>
-              <w:right w:type="dxa" w:w="90"/>
-            </w:tcMar>
-            <w:vAlign w:val="center"/>
-          </w:tcPr>
-          <w:p>
-            <w:pPr>
-              <w:keepNext/>
-              <w:spacing w:after="0" w:before="0" w:line="240" w:lineRule="auto"/>
+              <w:top w:type="dxa" w:w="30"/>
+              <w:left w:type="dxa" w:w="90"/>
+              <w:bottom w:type="dxa" w:w="30"/>
+              <w:right w:type="dxa" w:w="90"/>
+            </w:tcMar>
+            <w:vAlign w:val="center"/>
+          </w:tcPr>
+          <w:p>
+            <w:pPr>
+              <w:keepNext/>
+              <w:spacing w:after="0" w:before="0" w:line="330" w:lineRule="exact"/>
               <w:jc w:val="center"/>
             </w:pPr>
             <w:r>
@@ -8585,17 +8373,17 @@
               <w:right w:val="single" w:color="808080" w:sz="4"/>
             </w:tcBorders>
             <w:tcMar>
-              <w:top w:type="dxa" w:w="50"/>
-              <w:left w:type="dxa" w:w="90"/>
-              <w:bottom w:type="dxa" w:w="50"/>
-              <w:right w:type="dxa" w:w="90"/>
-            </w:tcMar>
-            <w:vAlign w:val="center"/>
-          </w:tcPr>
-          <w:p>
-            <w:pPr>
-              <w:keepNext/>
-              <w:spacing w:after="0" w:before="0" w:line="240" w:lineRule="auto"/>
+              <w:top w:type="dxa" w:w="30"/>
+              <w:left w:type="dxa" w:w="90"/>
+              <w:bottom w:type="dxa" w:w="30"/>
+              <w:right w:type="dxa" w:w="90"/>
+            </w:tcMar>
+            <w:vAlign w:val="center"/>
+          </w:tcPr>
+          <w:p>
+            <w:pPr>
+              <w:keepNext/>
+              <w:spacing w:after="0" w:before="0" w:line="330" w:lineRule="exact"/>
               <w:jc w:val="left"/>
             </w:pPr>
             <w:r>
@@ -8623,9 +8411,9 @@
               <w:right w:val="single" w:color="808080" w:sz="4"/>
             </w:tcBorders>
             <w:tcMar>
-              <w:top w:type="dxa" w:w="50"/>
-              <w:left w:type="dxa" w:w="90"/>
-              <w:bottom w:type="dxa" w:w="50"/>
+              <w:top w:type="dxa" w:w="30"/>
+              <w:left w:type="dxa" w:w="90"/>
+              <w:bottom w:type="dxa" w:w="30"/>
               <w:right w:type="dxa" w:w="90"/>
             </w:tcMar>
             <w:vAlign w:val="center"/>
@@ -8633,7 +8421,7 @@
           <w:p>
             <w:pPr>
               <w:keepNext w:val="false"/>
-              <w:spacing w:after="0" w:before="0" w:line="240" w:lineRule="auto"/>
+              <w:spacing w:after="0" w:before="0" w:line="330" w:lineRule="exact"/>
               <w:jc w:val="left"/>
             </w:pPr>
             <w:r>
@@ -8656,9 +8444,9 @@
               <w:right w:val="single" w:color="808080" w:sz="4"/>
             </w:tcBorders>
             <w:tcMar>
-              <w:top w:type="dxa" w:w="50"/>
-              <w:left w:type="dxa" w:w="90"/>
-              <w:bottom w:type="dxa" w:w="50"/>
+              <w:top w:type="dxa" w:w="30"/>
+              <w:left w:type="dxa" w:w="90"/>
+              <w:bottom w:type="dxa" w:w="30"/>
               <w:right w:type="dxa" w:w="90"/>
             </w:tcMar>
             <w:vAlign w:val="center"/>
@@ -8666,7 +8454,7 @@
           <w:p>
             <w:pPr>
               <w:keepNext w:val="false"/>
-              <w:spacing w:after="0" w:before="0" w:line="240" w:lineRule="auto"/>
+              <w:spacing w:after="0" w:before="0" w:line="330" w:lineRule="exact"/>
               <w:jc w:val="center"/>
             </w:pPr>
             <w:r>
@@ -8689,9 +8477,9 @@
               <w:right w:val="single" w:color="808080" w:sz="4"/>
             </w:tcBorders>
             <w:tcMar>
-              <w:top w:type="dxa" w:w="50"/>
-              <w:left w:type="dxa" w:w="90"/>
-              <w:bottom w:type="dxa" w:w="50"/>
+              <w:top w:type="dxa" w:w="30"/>
+              <w:left w:type="dxa" w:w="90"/>
+              <w:bottom w:type="dxa" w:w="30"/>
               <w:right w:type="dxa" w:w="90"/>
             </w:tcMar>
             <w:vAlign w:val="center"/>
@@ -8699,7 +8487,7 @@
           <w:p>
             <w:pPr>
               <w:keepNext w:val="false"/>
-              <w:spacing w:after="0" w:before="0" w:line="240" w:lineRule="auto"/>
+              <w:spacing w:after="0" w:before="0" w:line="330" w:lineRule="exact"/>
               <w:jc w:val="center"/>
             </w:pPr>
             <w:r>
@@ -8722,9 +8510,9 @@
               <w:right w:val="single" w:color="808080" w:sz="4"/>
             </w:tcBorders>
             <w:tcMar>
-              <w:top w:type="dxa" w:w="50"/>
-              <w:left w:type="dxa" w:w="90"/>
-              <w:bottom w:type="dxa" w:w="50"/>
+              <w:top w:type="dxa" w:w="30"/>
+              <w:left w:type="dxa" w:w="90"/>
+              <w:bottom w:type="dxa" w:w="30"/>
               <w:right w:type="dxa" w:w="90"/>
             </w:tcMar>
             <w:vAlign w:val="center"/>
@@ -8732,7 +8520,7 @@
           <w:p>
             <w:pPr>
               <w:keepNext w:val="false"/>
-              <w:spacing w:after="0" w:before="0" w:line="240" w:lineRule="auto"/>
+              <w:spacing w:after="0" w:before="0" w:line="330" w:lineRule="exact"/>
               <w:jc w:val="center"/>
             </w:pPr>
             <w:r>
@@ -8755,9 +8543,9 @@
               <w:right w:val="single" w:color="808080" w:sz="4"/>
             </w:tcBorders>
             <w:tcMar>
-              <w:top w:type="dxa" w:w="50"/>
-              <w:left w:type="dxa" w:w="90"/>
-              <w:bottom w:type="dxa" w:w="50"/>
+              <w:top w:type="dxa" w:w="30"/>
+              <w:left w:type="dxa" w:w="90"/>
+              <w:bottom w:type="dxa" w:w="30"/>
               <w:right w:type="dxa" w:w="90"/>
             </w:tcMar>
             <w:vAlign w:val="center"/>
@@ -8765,7 +8553,7 @@
           <w:p>
             <w:pPr>
               <w:keepNext w:val="false"/>
-              <w:spacing w:after="0" w:before="0" w:line="240" w:lineRule="auto"/>
+              <w:spacing w:after="0" w:before="0" w:line="330" w:lineRule="exact"/>
               <w:jc w:val="left"/>
             </w:pPr>
             <w:r>
@@ -8784,7 +8572,7 @@
       <w:pPr>
         <w:pStyle w:val="Heading2"/>
         <w:keepNext/>
-        <w:spacing w:after="100" w:before="220"/>
+        <w:spacing w:after="80" w:before="160" w:line="440" w:lineRule="exact"/>
       </w:pPr>
       <w:r>
         <w:rPr>
@@ -8800,7 +8588,7 @@
           <w:ilvl w:val="0"/>
           <w:numId w:val="2"/>
         </w:numPr>
-        <w:spacing w:after="30" w:before="30" w:line="252" w:lineRule="auto"/>
+        <w:spacing w:after="30" w:before="30" w:line="440" w:lineRule="exact"/>
       </w:pPr>
       <w:r>
         <w:rPr>
@@ -8818,7 +8606,7 @@
           <w:ilvl w:val="0"/>
           <w:numId w:val="2"/>
         </w:numPr>
-        <w:spacing w:after="30" w:before="30" w:line="252" w:lineRule="auto"/>
+        <w:spacing w:after="30" w:before="30" w:line="440" w:lineRule="exact"/>
       </w:pPr>
       <w:r>
         <w:rPr>
@@ -8836,7 +8624,7 @@
           <w:ilvl w:val="0"/>
           <w:numId w:val="2"/>
         </w:numPr>
-        <w:spacing w:after="30" w:before="30" w:line="252" w:lineRule="auto"/>
+        <w:spacing w:after="30" w:before="30" w:line="440" w:lineRule="exact"/>
       </w:pPr>
       <w:r>
         <w:rPr>
@@ -8854,7 +8642,7 @@
           <w:ilvl w:val="0"/>
           <w:numId w:val="2"/>
         </w:numPr>
-        <w:spacing w:after="30" w:before="30" w:line="252" w:lineRule="auto"/>
+        <w:spacing w:after="30" w:before="30" w:line="440" w:lineRule="exact"/>
       </w:pPr>
       <w:r>
         <w:rPr>
@@ -8869,7 +8657,8 @@
       <w:pPr>
         <w:pStyle w:val="Heading2"/>
         <w:keepNext/>
-        <w:spacing w:after="100" w:before="220"/>
+        <w:pageBreakBefore/>
+        <w:spacing w:after="80" w:before="0" w:line="440" w:lineRule="exact"/>
       </w:pPr>
       <w:r>
         <w:rPr>
@@ -8885,7 +8674,7 @@
           <w:ilvl w:val="0"/>
           <w:numId w:val="2"/>
         </w:numPr>
-        <w:spacing w:after="30" w:before="30" w:line="252" w:lineRule="auto"/>
+        <w:spacing w:after="30" w:before="30" w:line="440" w:lineRule="exact"/>
       </w:pPr>
       <w:r>
         <w:rPr>
@@ -8903,7 +8692,7 @@
           <w:ilvl w:val="0"/>
           <w:numId w:val="2"/>
         </w:numPr>
-        <w:spacing w:after="30" w:before="30" w:line="252" w:lineRule="auto"/>
+        <w:spacing w:after="30" w:before="30" w:line="440" w:lineRule="exact"/>
       </w:pPr>
       <w:r>
         <w:rPr>
@@ -8921,7 +8710,7 @@
           <w:ilvl w:val="0"/>
           <w:numId w:val="2"/>
         </w:numPr>
-        <w:spacing w:after="30" w:before="30" w:line="252" w:lineRule="auto"/>
+        <w:spacing w:after="30" w:before="30" w:line="440" w:lineRule="exact"/>
       </w:pPr>
       <w:r>
         <w:rPr>
@@ -8949,7 +8738,7 @@
           <w:ilvl w:val="0"/>
           <w:numId w:val="2"/>
         </w:numPr>
-        <w:spacing w:after="30" w:before="30" w:line="252" w:lineRule="auto"/>
+        <w:spacing w:after="30" w:before="30" w:line="440" w:lineRule="exact"/>
       </w:pPr>
       <w:r>
         <w:rPr>
@@ -8964,7 +8753,7 @@
       <w:pPr>
         <w:pStyle w:val="Heading1"/>
         <w:keepNext/>
-        <w:spacing w:after="160" w:before="360"/>
+        <w:spacing w:after="120" w:before="280" w:line="500" w:lineRule="exact"/>
       </w:pPr>
       <w:r>
         <w:rPr>
@@ -8975,7 +8764,7 @@
     </w:p>
     <w:p>
       <w:pPr>
-        <w:spacing w:after="60" w:before="60" w:line="252" w:lineRule="auto"/>
+        <w:spacing w:after="60" w:before="60" w:line="440" w:lineRule="exact"/>
         <w:ind w:left="400" w:hanging="400"/>
       </w:pPr>
       <w:r>
@@ -8989,7 +8778,7 @@
     </w:p>
     <w:p>
       <w:pPr>
-        <w:spacing w:after="60" w:before="60" w:line="252" w:lineRule="auto"/>
+        <w:spacing w:after="60" w:before="60" w:line="440" w:lineRule="exact"/>
         <w:ind w:left="400" w:hanging="400"/>
       </w:pPr>
       <w:r>
@@ -9003,7 +8792,7 @@
     </w:p>
     <w:p>
       <w:pPr>
-        <w:spacing w:after="60" w:before="60" w:line="252" w:lineRule="auto"/>
+        <w:spacing w:after="60" w:before="60" w:line="440" w:lineRule="exact"/>
         <w:ind w:left="400" w:hanging="400"/>
       </w:pPr>
       <w:r>
@@ -9017,7 +8806,7 @@
     </w:p>
     <w:p>
       <w:pPr>
-        <w:spacing w:after="60" w:before="60" w:line="252" w:lineRule="auto"/>
+        <w:spacing w:after="60" w:before="60" w:line="440" w:lineRule="exact"/>
         <w:ind w:left="400" w:hanging="400"/>
       </w:pPr>
       <w:r>
@@ -9034,7 +8823,7 @@
         <w:pStyle w:val="Heading1"/>
         <w:keepNext/>
         <w:pageBreakBefore/>
-        <w:spacing w:after="160" w:before="0"/>
+        <w:spacing w:after="120" w:before="0" w:line="500" w:lineRule="exact"/>
       </w:pPr>
       <w:r>
         <w:rPr>
@@ -9047,7 +8836,7 @@
       <w:pPr>
         <w:pStyle w:val="Heading2"/>
         <w:keepNext/>
-        <w:spacing w:after="100" w:before="220"/>
+        <w:spacing w:after="80" w:before="160" w:line="440" w:lineRule="exact"/>
       </w:pPr>
       <w:r>
         <w:rPr>
@@ -9059,7 +8848,7 @@
     <w:p>
       <w:pPr>
         <w:keepNext/>
-        <w:spacing w:after="80" w:before="160"/>
+        <w:spacing w:after="80" w:before="160" w:line="440" w:lineRule="exact"/>
         <w:jc w:val="center"/>
       </w:pPr>
       <w:r>
@@ -9106,17 +8895,17 @@
             </w:tcBorders>
             <w:shd w:fill="E7EDF3" w:color="auto" w:val="clear"/>
             <w:tcMar>
-              <w:top w:type="dxa" w:w="50"/>
-              <w:left w:type="dxa" w:w="90"/>
-              <w:bottom w:type="dxa" w:w="50"/>
-              <w:right w:type="dxa" w:w="90"/>
-            </w:tcMar>
-            <w:vAlign w:val="center"/>
-          </w:tcPr>
-          <w:p>
-            <w:pPr>
-              <w:keepNext/>
-              <w:spacing w:after="0" w:before="0" w:line="240" w:lineRule="auto"/>
+              <w:top w:type="dxa" w:w="30"/>
+              <w:left w:type="dxa" w:w="90"/>
+              <w:bottom w:type="dxa" w:w="30"/>
+              <w:right w:type="dxa" w:w="90"/>
+            </w:tcMar>
+            <w:vAlign w:val="center"/>
+          </w:tcPr>
+          <w:p>
+            <w:pPr>
+              <w:keepNext/>
+              <w:spacing w:after="0" w:before="0" w:line="330" w:lineRule="exact"/>
               <w:jc w:val="center"/>
             </w:pPr>
             <w:r>
@@ -9142,17 +8931,17 @@
             </w:tcBorders>
             <w:shd w:fill="E7EDF3" w:color="auto" w:val="clear"/>
             <w:tcMar>
-              <w:top w:type="dxa" w:w="50"/>
-              <w:left w:type="dxa" w:w="90"/>
-              <w:bottom w:type="dxa" w:w="50"/>
-              <w:right w:type="dxa" w:w="90"/>
-            </w:tcMar>
-            <w:vAlign w:val="center"/>
-          </w:tcPr>
-          <w:p>
-            <w:pPr>
-              <w:keepNext/>
-              <w:spacing w:after="0" w:before="0" w:line="240" w:lineRule="auto"/>
+              <w:top w:type="dxa" w:w="30"/>
+              <w:left w:type="dxa" w:w="90"/>
+              <w:bottom w:type="dxa" w:w="30"/>
+              <w:right w:type="dxa" w:w="90"/>
+            </w:tcMar>
+            <w:vAlign w:val="center"/>
+          </w:tcPr>
+          <w:p>
+            <w:pPr>
+              <w:keepNext/>
+              <w:spacing w:after="0" w:before="0" w:line="330" w:lineRule="exact"/>
               <w:jc w:val="center"/>
             </w:pPr>
             <w:r>
@@ -9178,17 +8967,17 @@
             </w:tcBorders>
             <w:shd w:fill="E7EDF3" w:color="auto" w:val="clear"/>
             <w:tcMar>
-              <w:top w:type="dxa" w:w="50"/>
-              <w:left w:type="dxa" w:w="90"/>
-              <w:bottom w:type="dxa" w:w="50"/>
-              <w:right w:type="dxa" w:w="90"/>
-            </w:tcMar>
-            <w:vAlign w:val="center"/>
-          </w:tcPr>
-          <w:p>
-            <w:pPr>
-              <w:keepNext/>
-              <w:spacing w:after="0" w:before="0" w:line="240" w:lineRule="auto"/>
+              <w:top w:type="dxa" w:w="30"/>
+              <w:left w:type="dxa" w:w="90"/>
+              <w:bottom w:type="dxa" w:w="30"/>
+              <w:right w:type="dxa" w:w="90"/>
+            </w:tcMar>
+            <w:vAlign w:val="center"/>
+          </w:tcPr>
+          <w:p>
+            <w:pPr>
+              <w:keepNext/>
+              <w:spacing w:after="0" w:before="0" w:line="330" w:lineRule="exact"/>
               <w:jc w:val="center"/>
             </w:pPr>
             <w:r>
@@ -9218,17 +9007,17 @@
               <w:right w:val="single" w:color="808080" w:sz="4"/>
             </w:tcBorders>
             <w:tcMar>
-              <w:top w:type="dxa" w:w="50"/>
-              <w:left w:type="dxa" w:w="90"/>
-              <w:bottom w:type="dxa" w:w="50"/>
-              <w:right w:type="dxa" w:w="90"/>
-            </w:tcMar>
-            <w:vAlign w:val="center"/>
-          </w:tcPr>
-          <w:p>
-            <w:pPr>
-              <w:keepNext/>
-              <w:spacing w:after="0" w:before="0" w:line="240" w:lineRule="auto"/>
+              <w:top w:type="dxa" w:w="30"/>
+              <w:left w:type="dxa" w:w="90"/>
+              <w:bottom w:type="dxa" w:w="30"/>
+              <w:right w:type="dxa" w:w="90"/>
+            </w:tcMar>
+            <w:vAlign w:val="center"/>
+          </w:tcPr>
+          <w:p>
+            <w:pPr>
+              <w:keepNext/>
+              <w:spacing w:after="0" w:before="0" w:line="330" w:lineRule="exact"/>
               <w:jc w:val="center"/>
             </w:pPr>
             <w:r>
@@ -9251,17 +9040,17 @@
               <w:right w:val="single" w:color="808080" w:sz="4"/>
             </w:tcBorders>
             <w:tcMar>
-              <w:top w:type="dxa" w:w="50"/>
-              <w:left w:type="dxa" w:w="90"/>
-              <w:bottom w:type="dxa" w:w="50"/>
-              <w:right w:type="dxa" w:w="90"/>
-            </w:tcMar>
-            <w:vAlign w:val="center"/>
-          </w:tcPr>
-          <w:p>
-            <w:pPr>
-              <w:keepNext/>
-              <w:spacing w:after="0" w:before="0" w:line="240" w:lineRule="auto"/>
+              <w:top w:type="dxa" w:w="30"/>
+              <w:left w:type="dxa" w:w="90"/>
+              <w:bottom w:type="dxa" w:w="30"/>
+              <w:right w:type="dxa" w:w="90"/>
+            </w:tcMar>
+            <w:vAlign w:val="center"/>
+          </w:tcPr>
+          <w:p>
+            <w:pPr>
+              <w:keepNext/>
+              <w:spacing w:after="0" w:before="0" w:line="330" w:lineRule="exact"/>
               <w:jc w:val="center"/>
             </w:pPr>
             <w:r>
@@ -9284,17 +9073,17 @@
               <w:right w:val="single" w:color="808080" w:sz="4"/>
             </w:tcBorders>
             <w:tcMar>
-              <w:top w:type="dxa" w:w="50"/>
-              <w:left w:type="dxa" w:w="90"/>
-              <w:bottom w:type="dxa" w:w="50"/>
-              <w:right w:type="dxa" w:w="90"/>
-            </w:tcMar>
-            <w:vAlign w:val="center"/>
-          </w:tcPr>
-          <w:p>
-            <w:pPr>
-              <w:keepNext/>
-              <w:spacing w:after="0" w:before="0" w:line="240" w:lineRule="auto"/>
+              <w:top w:type="dxa" w:w="30"/>
+              <w:left w:type="dxa" w:w="90"/>
+              <w:bottom w:type="dxa" w:w="30"/>
+              <w:right w:type="dxa" w:w="90"/>
+            </w:tcMar>
+            <w:vAlign w:val="center"/>
+          </w:tcPr>
+          <w:p>
+            <w:pPr>
+              <w:keepNext/>
+              <w:spacing w:after="0" w:before="0" w:line="330" w:lineRule="exact"/>
               <w:jc w:val="left"/>
             </w:pPr>
             <w:r>
@@ -9322,17 +9111,17 @@
               <w:right w:val="single" w:color="808080" w:sz="4"/>
             </w:tcBorders>
             <w:tcMar>
-              <w:top w:type="dxa" w:w="50"/>
-              <w:left w:type="dxa" w:w="90"/>
-              <w:bottom w:type="dxa" w:w="50"/>
-              <w:right w:type="dxa" w:w="90"/>
-            </w:tcMar>
-            <w:vAlign w:val="center"/>
-          </w:tcPr>
-          <w:p>
-            <w:pPr>
-              <w:keepNext/>
-              <w:spacing w:after="0" w:before="0" w:line="240" w:lineRule="auto"/>
+              <w:top w:type="dxa" w:w="30"/>
+              <w:left w:type="dxa" w:w="90"/>
+              <w:bottom w:type="dxa" w:w="30"/>
+              <w:right w:type="dxa" w:w="90"/>
+            </w:tcMar>
+            <w:vAlign w:val="center"/>
+          </w:tcPr>
+          <w:p>
+            <w:pPr>
+              <w:keepNext/>
+              <w:spacing w:after="0" w:before="0" w:line="330" w:lineRule="exact"/>
               <w:jc w:val="center"/>
             </w:pPr>
             <w:r>
@@ -9355,17 +9144,17 @@
               <w:right w:val="single" w:color="808080" w:sz="4"/>
             </w:tcBorders>
             <w:tcMar>
-              <w:top w:type="dxa" w:w="50"/>
-              <w:left w:type="dxa" w:w="90"/>
-              <w:bottom w:type="dxa" w:w="50"/>
-              <w:right w:type="dxa" w:w="90"/>
-            </w:tcMar>
-            <w:vAlign w:val="center"/>
-          </w:tcPr>
-          <w:p>
-            <w:pPr>
-              <w:keepNext/>
-              <w:spacing w:after="0" w:before="0" w:line="240" w:lineRule="auto"/>
+              <w:top w:type="dxa" w:w="30"/>
+              <w:left w:type="dxa" w:w="90"/>
+              <w:bottom w:type="dxa" w:w="30"/>
+              <w:right w:type="dxa" w:w="90"/>
+            </w:tcMar>
+            <w:vAlign w:val="center"/>
+          </w:tcPr>
+          <w:p>
+            <w:pPr>
+              <w:keepNext/>
+              <w:spacing w:after="0" w:before="0" w:line="330" w:lineRule="exact"/>
               <w:jc w:val="center"/>
             </w:pPr>
             <w:r>
@@ -9388,17 +9177,17 @@
               <w:right w:val="single" w:color="808080" w:sz="4"/>
             </w:tcBorders>
             <w:tcMar>
-              <w:top w:type="dxa" w:w="50"/>
-              <w:left w:type="dxa" w:w="90"/>
-              <w:bottom w:type="dxa" w:w="50"/>
-              <w:right w:type="dxa" w:w="90"/>
-            </w:tcMar>
-            <w:vAlign w:val="center"/>
-          </w:tcPr>
-          <w:p>
-            <w:pPr>
-              <w:keepNext/>
-              <w:spacing w:after="0" w:before="0" w:line="240" w:lineRule="auto"/>
+              <w:top w:type="dxa" w:w="30"/>
+              <w:left w:type="dxa" w:w="90"/>
+              <w:bottom w:type="dxa" w:w="30"/>
+              <w:right w:type="dxa" w:w="90"/>
+            </w:tcMar>
+            <w:vAlign w:val="center"/>
+          </w:tcPr>
+          <w:p>
+            <w:pPr>
+              <w:keepNext/>
+              <w:spacing w:after="0" w:before="0" w:line="330" w:lineRule="exact"/>
               <w:jc w:val="left"/>
             </w:pPr>
             <w:r>
@@ -9426,17 +9215,17 @@
               <w:right w:val="single" w:color="808080" w:sz="4"/>
             </w:tcBorders>
             <w:tcMar>
-              <w:top w:type="dxa" w:w="50"/>
-              <w:left w:type="dxa" w:w="90"/>
-              <w:bottom w:type="dxa" w:w="50"/>
-              <w:right w:type="dxa" w:w="90"/>
-            </w:tcMar>
-            <w:vAlign w:val="center"/>
-          </w:tcPr>
-          <w:p>
-            <w:pPr>
-              <w:keepNext/>
-              <w:spacing w:after="0" w:before="0" w:line="240" w:lineRule="auto"/>
+              <w:top w:type="dxa" w:w="30"/>
+              <w:left w:type="dxa" w:w="90"/>
+              <w:bottom w:type="dxa" w:w="30"/>
+              <w:right w:type="dxa" w:w="90"/>
+            </w:tcMar>
+            <w:vAlign w:val="center"/>
+          </w:tcPr>
+          <w:p>
+            <w:pPr>
+              <w:keepNext/>
+              <w:spacing w:after="0" w:before="0" w:line="330" w:lineRule="exact"/>
               <w:jc w:val="center"/>
             </w:pPr>
             <w:r>
@@ -9459,17 +9248,17 @@
               <w:right w:val="single" w:color="808080" w:sz="4"/>
             </w:tcBorders>
             <w:tcMar>
-              <w:top w:type="dxa" w:w="50"/>
-              <w:left w:type="dxa" w:w="90"/>
-              <w:bottom w:type="dxa" w:w="50"/>
-              <w:right w:type="dxa" w:w="90"/>
-            </w:tcMar>
-            <w:vAlign w:val="center"/>
-          </w:tcPr>
-          <w:p>
-            <w:pPr>
-              <w:keepNext/>
-              <w:spacing w:after="0" w:before="0" w:line="240" w:lineRule="auto"/>
+              <w:top w:type="dxa" w:w="30"/>
+              <w:left w:type="dxa" w:w="90"/>
+              <w:bottom w:type="dxa" w:w="30"/>
+              <w:right w:type="dxa" w:w="90"/>
+            </w:tcMar>
+            <w:vAlign w:val="center"/>
+          </w:tcPr>
+          <w:p>
+            <w:pPr>
+              <w:keepNext/>
+              <w:spacing w:after="0" w:before="0" w:line="330" w:lineRule="exact"/>
               <w:jc w:val="center"/>
             </w:pPr>
             <w:r>
@@ -9492,17 +9281,17 @@
               <w:right w:val="single" w:color="808080" w:sz="4"/>
             </w:tcBorders>
             <w:tcMar>
-              <w:top w:type="dxa" w:w="50"/>
-              <w:left w:type="dxa" w:w="90"/>
-              <w:bottom w:type="dxa" w:w="50"/>
-              <w:right w:type="dxa" w:w="90"/>
-            </w:tcMar>
-            <w:vAlign w:val="center"/>
-          </w:tcPr>
-          <w:p>
-            <w:pPr>
-              <w:keepNext/>
-              <w:spacing w:after="0" w:before="0" w:line="240" w:lineRule="auto"/>
+              <w:top w:type="dxa" w:w="30"/>
+              <w:left w:type="dxa" w:w="90"/>
+              <w:bottom w:type="dxa" w:w="30"/>
+              <w:right w:type="dxa" w:w="90"/>
+            </w:tcMar>
+            <w:vAlign w:val="center"/>
+          </w:tcPr>
+          <w:p>
+            <w:pPr>
+              <w:keepNext/>
+              <w:spacing w:after="0" w:before="0" w:line="330" w:lineRule="exact"/>
               <w:jc w:val="left"/>
             </w:pPr>
             <w:r>
@@ -9530,9 +9319,9 @@
               <w:right w:val="single" w:color="808080" w:sz="4"/>
             </w:tcBorders>
             <w:tcMar>
-              <w:top w:type="dxa" w:w="50"/>
-              <w:left w:type="dxa" w:w="90"/>
-              <w:bottom w:type="dxa" w:w="50"/>
+              <w:top w:type="dxa" w:w="30"/>
+              <w:left w:type="dxa" w:w="90"/>
+              <w:bottom w:type="dxa" w:w="30"/>
               <w:right w:type="dxa" w:w="90"/>
             </w:tcMar>
             <w:vAlign w:val="center"/>
@@ -9540,7 +9329,7 @@
           <w:p>
             <w:pPr>
               <w:keepNext w:val="false"/>
-              <w:spacing w:after="0" w:before="0" w:line="240" w:lineRule="auto"/>
+              <w:spacing w:after="0" w:before="0" w:line="330" w:lineRule="exact"/>
               <w:jc w:val="center"/>
             </w:pPr>
             <w:r>
@@ -9563,9 +9352,9 @@
               <w:right w:val="single" w:color="808080" w:sz="4"/>
             </w:tcBorders>
             <w:tcMar>
-              <w:top w:type="dxa" w:w="50"/>
-              <w:left w:type="dxa" w:w="90"/>
-              <w:bottom w:type="dxa" w:w="50"/>
+              <w:top w:type="dxa" w:w="30"/>
+              <w:left w:type="dxa" w:w="90"/>
+              <w:bottom w:type="dxa" w:w="30"/>
               <w:right w:type="dxa" w:w="90"/>
             </w:tcMar>
             <w:vAlign w:val="center"/>
@@ -9573,7 +9362,7 @@
           <w:p>
             <w:pPr>
               <w:keepNext w:val="false"/>
-              <w:spacing w:after="0" w:before="0" w:line="240" w:lineRule="auto"/>
+              <w:spacing w:after="0" w:before="0" w:line="330" w:lineRule="exact"/>
               <w:jc w:val="center"/>
             </w:pPr>
             <w:r>
@@ -9596,9 +9385,9 @@
               <w:right w:val="single" w:color="808080" w:sz="4"/>
             </w:tcBorders>
             <w:tcMar>
-              <w:top w:type="dxa" w:w="50"/>
-              <w:left w:type="dxa" w:w="90"/>
-              <w:bottom w:type="dxa" w:w="50"/>
+              <w:top w:type="dxa" w:w="30"/>
+              <w:left w:type="dxa" w:w="90"/>
+              <w:bottom w:type="dxa" w:w="30"/>
               <w:right w:type="dxa" w:w="90"/>
             </w:tcMar>
             <w:vAlign w:val="center"/>
@@ -9606,7 +9395,7 @@
           <w:p>
             <w:pPr>
               <w:keepNext w:val="false"/>
-              <w:spacing w:after="0" w:before="0" w:line="240" w:lineRule="auto"/>
+              <w:spacing w:after="0" w:before="0" w:line="330" w:lineRule="exact"/>
               <w:jc w:val="left"/>
             </w:pPr>
             <w:r>
@@ -9625,7 +9414,7 @@
       <w:pPr>
         <w:pStyle w:val="Heading2"/>
         <w:keepNext/>
-        <w:spacing w:after="100" w:before="220"/>
+        <w:spacing w:after="80" w:before="160" w:line="440" w:lineRule="exact"/>
       </w:pPr>
       <w:r>
         <w:rPr>
@@ -9641,7 +9430,7 @@
           <w:ilvl w:val="0"/>
           <w:numId w:val="2"/>
         </w:numPr>
-        <w:spacing w:after="30" w:before="30" w:line="252" w:lineRule="auto"/>
+        <w:spacing w:after="30" w:before="30" w:line="440" w:lineRule="exact"/>
       </w:pPr>
       <w:r>
         <w:rPr>
@@ -9659,7 +9448,7 @@
           <w:ilvl w:val="0"/>
           <w:numId w:val="2"/>
         </w:numPr>
-        <w:spacing w:after="30" w:before="30" w:line="252" w:lineRule="auto"/>
+        <w:spacing w:after="30" w:before="30" w:line="440" w:lineRule="exact"/>
       </w:pPr>
       <w:r>
         <w:rPr>
@@ -9677,7 +9466,7 @@
           <w:ilvl w:val="0"/>
           <w:numId w:val="2"/>
         </w:numPr>
-        <w:spacing w:after="30" w:before="30" w:line="252" w:lineRule="auto"/>
+        <w:spacing w:after="30" w:before="30" w:line="440" w:lineRule="exact"/>
       </w:pPr>
       <w:r>
         <w:rPr>
@@ -9692,7 +9481,7 @@
       <w:pPr>
         <w:pStyle w:val="Heading2"/>
         <w:keepNext/>
-        <w:spacing w:after="100" w:before="220"/>
+        <w:spacing w:after="80" w:before="160" w:line="440" w:lineRule="exact"/>
       </w:pPr>
       <w:r>
         <w:rPr>
@@ -9708,7 +9497,7 @@
           <w:ilvl w:val="0"/>
           <w:numId w:val="2"/>
         </w:numPr>
-        <w:spacing w:after="30" w:before="30" w:line="252" w:lineRule="auto"/>
+        <w:spacing w:after="30" w:before="30" w:line="440" w:lineRule="exact"/>
       </w:pPr>
       <w:r>
         <w:rPr>
@@ -9726,7 +9515,7 @@
           <w:ilvl w:val="0"/>
           <w:numId w:val="2"/>
         </w:numPr>
-        <w:spacing w:after="30" w:before="30" w:line="252" w:lineRule="auto"/>
+        <w:spacing w:after="30" w:before="30" w:line="440" w:lineRule="exact"/>
       </w:pPr>
       <w:r>
         <w:rPr>
@@ -9744,7 +9533,7 @@
           <w:ilvl w:val="0"/>
           <w:numId w:val="2"/>
         </w:numPr>
-        <w:spacing w:after="30" w:before="30" w:line="252" w:lineRule="auto"/>
+        <w:spacing w:after="30" w:before="30" w:line="440" w:lineRule="exact"/>
       </w:pPr>
       <w:r>
         <w:rPr>
@@ -9762,7 +9551,7 @@
           <w:ilvl w:val="0"/>
           <w:numId w:val="2"/>
         </w:numPr>
-        <w:spacing w:after="30" w:before="30" w:line="252" w:lineRule="auto"/>
+        <w:spacing w:after="30" w:before="30" w:line="440" w:lineRule="exact"/>
       </w:pPr>
       <w:r>
         <w:rPr>
@@ -9777,7 +9566,7 @@
       <w:pPr>
         <w:pStyle w:val="Heading2"/>
         <w:keepNext/>
-        <w:spacing w:after="100" w:before="220"/>
+        <w:spacing w:after="80" w:before="160" w:line="440" w:lineRule="exact"/>
       </w:pPr>
       <w:r>
         <w:rPr>
@@ -9789,7 +9578,7 @@
     <w:p>
       <w:pPr>
         <w:keepNext/>
-        <w:spacing w:after="80" w:before="160"/>
+        <w:spacing w:after="80" w:before="160" w:line="440" w:lineRule="exact"/>
         <w:jc w:val="center"/>
       </w:pPr>
       <w:r>
@@ -9836,17 +9625,17 @@
             </w:tcBorders>
             <w:shd w:fill="E7EDF3" w:color="auto" w:val="clear"/>
             <w:tcMar>
-              <w:top w:type="dxa" w:w="50"/>
-              <w:left w:type="dxa" w:w="90"/>
-              <w:bottom w:type="dxa" w:w="50"/>
-              <w:right w:type="dxa" w:w="90"/>
-            </w:tcMar>
-            <w:vAlign w:val="center"/>
-          </w:tcPr>
-          <w:p>
-            <w:pPr>
-              <w:keepNext/>
-              <w:spacing w:after="0" w:before="0" w:line="240" w:lineRule="auto"/>
+              <w:top w:type="dxa" w:w="30"/>
+              <w:left w:type="dxa" w:w="90"/>
+              <w:bottom w:type="dxa" w:w="30"/>
+              <w:right w:type="dxa" w:w="90"/>
+            </w:tcMar>
+            <w:vAlign w:val="center"/>
+          </w:tcPr>
+          <w:p>
+            <w:pPr>
+              <w:keepNext/>
+              <w:spacing w:after="0" w:before="0" w:line="330" w:lineRule="exact"/>
               <w:jc w:val="center"/>
             </w:pPr>
             <w:r>
@@ -9872,17 +9661,17 @@
             </w:tcBorders>
             <w:shd w:fill="E7EDF3" w:color="auto" w:val="clear"/>
             <w:tcMar>
-              <w:top w:type="dxa" w:w="50"/>
-              <w:left w:type="dxa" w:w="90"/>
-              <w:bottom w:type="dxa" w:w="50"/>
-              <w:right w:type="dxa" w:w="90"/>
-            </w:tcMar>
-            <w:vAlign w:val="center"/>
-          </w:tcPr>
-          <w:p>
-            <w:pPr>
-              <w:keepNext/>
-              <w:spacing w:after="0" w:before="0" w:line="240" w:lineRule="auto"/>
+              <w:top w:type="dxa" w:w="30"/>
+              <w:left w:type="dxa" w:w="90"/>
+              <w:bottom w:type="dxa" w:w="30"/>
+              <w:right w:type="dxa" w:w="90"/>
+            </w:tcMar>
+            <w:vAlign w:val="center"/>
+          </w:tcPr>
+          <w:p>
+            <w:pPr>
+              <w:keepNext/>
+              <w:spacing w:after="0" w:before="0" w:line="330" w:lineRule="exact"/>
               <w:jc w:val="center"/>
             </w:pPr>
             <w:r>
@@ -9908,17 +9697,17 @@
             </w:tcBorders>
             <w:shd w:fill="E7EDF3" w:color="auto" w:val="clear"/>
             <w:tcMar>
-              <w:top w:type="dxa" w:w="50"/>
-              <w:left w:type="dxa" w:w="90"/>
-              <w:bottom w:type="dxa" w:w="50"/>
-              <w:right w:type="dxa" w:w="90"/>
-            </w:tcMar>
-            <w:vAlign w:val="center"/>
-          </w:tcPr>
-          <w:p>
-            <w:pPr>
-              <w:keepNext/>
-              <w:spacing w:after="0" w:before="0" w:line="240" w:lineRule="auto"/>
+              <w:top w:type="dxa" w:w="30"/>
+              <w:left w:type="dxa" w:w="90"/>
+              <w:bottom w:type="dxa" w:w="30"/>
+              <w:right w:type="dxa" w:w="90"/>
+            </w:tcMar>
+            <w:vAlign w:val="center"/>
+          </w:tcPr>
+          <w:p>
+            <w:pPr>
+              <w:keepNext/>
+              <w:spacing w:after="0" w:before="0" w:line="330" w:lineRule="exact"/>
               <w:jc w:val="center"/>
             </w:pPr>
             <w:r>
@@ -9948,17 +9737,17 @@
               <w:right w:val="single" w:color="808080" w:sz="4"/>
             </w:tcBorders>
             <w:tcMar>
-              <w:top w:type="dxa" w:w="50"/>
-              <w:left w:type="dxa" w:w="90"/>
-              <w:bottom w:type="dxa" w:w="50"/>
-              <w:right w:type="dxa" w:w="90"/>
-            </w:tcMar>
-            <w:vAlign w:val="center"/>
-          </w:tcPr>
-          <w:p>
-            <w:pPr>
-              <w:keepNext/>
-              <w:spacing w:after="0" w:before="0" w:line="240" w:lineRule="auto"/>
+              <w:top w:type="dxa" w:w="30"/>
+              <w:left w:type="dxa" w:w="90"/>
+              <w:bottom w:type="dxa" w:w="30"/>
+              <w:right w:type="dxa" w:w="90"/>
+            </w:tcMar>
+            <w:vAlign w:val="center"/>
+          </w:tcPr>
+          <w:p>
+            <w:pPr>
+              <w:keepNext/>
+              <w:spacing w:after="0" w:before="0" w:line="330" w:lineRule="exact"/>
               <w:jc w:val="left"/>
             </w:pPr>
             <w:r>
@@ -9981,17 +9770,17 @@
               <w:right w:val="single" w:color="808080" w:sz="4"/>
             </w:tcBorders>
             <w:tcMar>
-              <w:top w:type="dxa" w:w="50"/>
-              <w:left w:type="dxa" w:w="90"/>
-              <w:bottom w:type="dxa" w:w="50"/>
-              <w:right w:type="dxa" w:w="90"/>
-            </w:tcMar>
-            <w:vAlign w:val="center"/>
-          </w:tcPr>
-          <w:p>
-            <w:pPr>
-              <w:keepNext/>
-              <w:spacing w:after="0" w:before="0" w:line="240" w:lineRule="auto"/>
+              <w:top w:type="dxa" w:w="30"/>
+              <w:left w:type="dxa" w:w="90"/>
+              <w:bottom w:type="dxa" w:w="30"/>
+              <w:right w:type="dxa" w:w="90"/>
+            </w:tcMar>
+            <w:vAlign w:val="center"/>
+          </w:tcPr>
+          <w:p>
+            <w:pPr>
+              <w:keepNext/>
+              <w:spacing w:after="0" w:before="0" w:line="330" w:lineRule="exact"/>
               <w:jc w:val="left"/>
             </w:pPr>
             <w:r>
@@ -10014,17 +9803,17 @@
               <w:right w:val="single" w:color="808080" w:sz="4"/>
             </w:tcBorders>
             <w:tcMar>
-              <w:top w:type="dxa" w:w="50"/>
-              <w:left w:type="dxa" w:w="90"/>
-              <w:bottom w:type="dxa" w:w="50"/>
-              <w:right w:type="dxa" w:w="90"/>
-            </w:tcMar>
-            <w:vAlign w:val="center"/>
-          </w:tcPr>
-          <w:p>
-            <w:pPr>
-              <w:keepNext/>
-              <w:spacing w:after="0" w:before="0" w:line="240" w:lineRule="auto"/>
+              <w:top w:type="dxa" w:w="30"/>
+              <w:left w:type="dxa" w:w="90"/>
+              <w:bottom w:type="dxa" w:w="30"/>
+              <w:right w:type="dxa" w:w="90"/>
+            </w:tcMar>
+            <w:vAlign w:val="center"/>
+          </w:tcPr>
+          <w:p>
+            <w:pPr>
+              <w:keepNext/>
+              <w:spacing w:after="0" w:before="0" w:line="330" w:lineRule="exact"/>
               <w:jc w:val="left"/>
             </w:pPr>
             <w:r>
@@ -10052,17 +9841,17 @@
               <w:right w:val="single" w:color="808080" w:sz="4"/>
             </w:tcBorders>
             <w:tcMar>
-              <w:top w:type="dxa" w:w="50"/>
-              <w:left w:type="dxa" w:w="90"/>
-              <w:bottom w:type="dxa" w:w="50"/>
-              <w:right w:type="dxa" w:w="90"/>
-            </w:tcMar>
-            <w:vAlign w:val="center"/>
-          </w:tcPr>
-          <w:p>
-            <w:pPr>
-              <w:keepNext/>
-              <w:spacing w:after="0" w:before="0" w:line="240" w:lineRule="auto"/>
+              <w:top w:type="dxa" w:w="30"/>
+              <w:left w:type="dxa" w:w="90"/>
+              <w:bottom w:type="dxa" w:w="30"/>
+              <w:right w:type="dxa" w:w="90"/>
+            </w:tcMar>
+            <w:vAlign w:val="center"/>
+          </w:tcPr>
+          <w:p>
+            <w:pPr>
+              <w:keepNext/>
+              <w:spacing w:after="0" w:before="0" w:line="330" w:lineRule="exact"/>
               <w:jc w:val="left"/>
             </w:pPr>
             <w:r>
@@ -10085,17 +9874,17 @@
               <w:right w:val="single" w:color="808080" w:sz="4"/>
             </w:tcBorders>
             <w:tcMar>
-              <w:top w:type="dxa" w:w="50"/>
-              <w:left w:type="dxa" w:w="90"/>
-              <w:bottom w:type="dxa" w:w="50"/>
-              <w:right w:type="dxa" w:w="90"/>
-            </w:tcMar>
-            <w:vAlign w:val="center"/>
-          </w:tcPr>
-          <w:p>
-            <w:pPr>
-              <w:keepNext/>
-              <w:spacing w:after="0" w:before="0" w:line="240" w:lineRule="auto"/>
+              <w:top w:type="dxa" w:w="30"/>
+              <w:left w:type="dxa" w:w="90"/>
+              <w:bottom w:type="dxa" w:w="30"/>
+              <w:right w:type="dxa" w:w="90"/>
+            </w:tcMar>
+            <w:vAlign w:val="center"/>
+          </w:tcPr>
+          <w:p>
+            <w:pPr>
+              <w:keepNext/>
+              <w:spacing w:after="0" w:before="0" w:line="330" w:lineRule="exact"/>
               <w:jc w:val="left"/>
             </w:pPr>
             <w:r>
@@ -10118,17 +9907,17 @@
               <w:right w:val="single" w:color="808080" w:sz="4"/>
             </w:tcBorders>
             <w:tcMar>
-              <w:top w:type="dxa" w:w="50"/>
-              <w:left w:type="dxa" w:w="90"/>
-              <w:bottom w:type="dxa" w:w="50"/>
-              <w:right w:type="dxa" w:w="90"/>
-            </w:tcMar>
-            <w:vAlign w:val="center"/>
-          </w:tcPr>
-          <w:p>
-            <w:pPr>
-              <w:keepNext/>
-              <w:spacing w:after="0" w:before="0" w:line="240" w:lineRule="auto"/>
+              <w:top w:type="dxa" w:w="30"/>
+              <w:left w:type="dxa" w:w="90"/>
+              <w:bottom w:type="dxa" w:w="30"/>
+              <w:right w:type="dxa" w:w="90"/>
+            </w:tcMar>
+            <w:vAlign w:val="center"/>
+          </w:tcPr>
+          <w:p>
+            <w:pPr>
+              <w:keepNext/>
+              <w:spacing w:after="0" w:before="0" w:line="330" w:lineRule="exact"/>
               <w:jc w:val="left"/>
             </w:pPr>
             <w:r>
@@ -10156,17 +9945,17 @@
               <w:right w:val="single" w:color="808080" w:sz="4"/>
             </w:tcBorders>
             <w:tcMar>
-              <w:top w:type="dxa" w:w="50"/>
-              <w:left w:type="dxa" w:w="90"/>
-              <w:bottom w:type="dxa" w:w="50"/>
-              <w:right w:type="dxa" w:w="90"/>
-            </w:tcMar>
-            <w:vAlign w:val="center"/>
-          </w:tcPr>
-          <w:p>
-            <w:pPr>
-              <w:keepNext/>
-              <w:spacing w:after="0" w:before="0" w:line="240" w:lineRule="auto"/>
+              <w:top w:type="dxa" w:w="30"/>
+              <w:left w:type="dxa" w:w="90"/>
+              <w:bottom w:type="dxa" w:w="30"/>
+              <w:right w:type="dxa" w:w="90"/>
+            </w:tcMar>
+            <w:vAlign w:val="center"/>
+          </w:tcPr>
+          <w:p>
+            <w:pPr>
+              <w:keepNext/>
+              <w:spacing w:after="0" w:before="0" w:line="330" w:lineRule="exact"/>
               <w:jc w:val="left"/>
             </w:pPr>
             <w:r>
@@ -10189,17 +9978,17 @@
               <w:right w:val="single" w:color="808080" w:sz="4"/>
             </w:tcBorders>
             <w:tcMar>
-              <w:top w:type="dxa" w:w="50"/>
-              <w:left w:type="dxa" w:w="90"/>
-              <w:bottom w:type="dxa" w:w="50"/>
-              <w:right w:type="dxa" w:w="90"/>
-            </w:tcMar>
-            <w:vAlign w:val="center"/>
-          </w:tcPr>
-          <w:p>
-            <w:pPr>
-              <w:keepNext/>
-              <w:spacing w:after="0" w:before="0" w:line="240" w:lineRule="auto"/>
+              <w:top w:type="dxa" w:w="30"/>
+              <w:left w:type="dxa" w:w="90"/>
+              <w:bottom w:type="dxa" w:w="30"/>
+              <w:right w:type="dxa" w:w="90"/>
+            </w:tcMar>
+            <w:vAlign w:val="center"/>
+          </w:tcPr>
+          <w:p>
+            <w:pPr>
+              <w:keepNext/>
+              <w:spacing w:after="0" w:before="0" w:line="330" w:lineRule="exact"/>
               <w:jc w:val="left"/>
             </w:pPr>
             <w:r>
@@ -10222,17 +10011,17 @@
               <w:right w:val="single" w:color="808080" w:sz="4"/>
             </w:tcBorders>
             <w:tcMar>
-              <w:top w:type="dxa" w:w="50"/>
-              <w:left w:type="dxa" w:w="90"/>
-              <w:bottom w:type="dxa" w:w="50"/>
-              <w:right w:type="dxa" w:w="90"/>
-            </w:tcMar>
-            <w:vAlign w:val="center"/>
-          </w:tcPr>
-          <w:p>
-            <w:pPr>
-              <w:keepNext/>
-              <w:spacing w:after="0" w:before="0" w:line="240" w:lineRule="auto"/>
+              <w:top w:type="dxa" w:w="30"/>
+              <w:left w:type="dxa" w:w="90"/>
+              <w:bottom w:type="dxa" w:w="30"/>
+              <w:right w:type="dxa" w:w="90"/>
+            </w:tcMar>
+            <w:vAlign w:val="center"/>
+          </w:tcPr>
+          <w:p>
+            <w:pPr>
+              <w:keepNext/>
+              <w:spacing w:after="0" w:before="0" w:line="330" w:lineRule="exact"/>
               <w:jc w:val="left"/>
             </w:pPr>
             <w:r>
@@ -10260,17 +10049,17 @@
               <w:right w:val="single" w:color="808080" w:sz="4"/>
             </w:tcBorders>
             <w:tcMar>
-              <w:top w:type="dxa" w:w="50"/>
-              <w:left w:type="dxa" w:w="90"/>
-              <w:bottom w:type="dxa" w:w="50"/>
-              <w:right w:type="dxa" w:w="90"/>
-            </w:tcMar>
-            <w:vAlign w:val="center"/>
-          </w:tcPr>
-          <w:p>
-            <w:pPr>
-              <w:keepNext/>
-              <w:spacing w:after="0" w:before="0" w:line="240" w:lineRule="auto"/>
+              <w:top w:type="dxa" w:w="30"/>
+              <w:left w:type="dxa" w:w="90"/>
+              <w:bottom w:type="dxa" w:w="30"/>
+              <w:right w:type="dxa" w:w="90"/>
+            </w:tcMar>
+            <w:vAlign w:val="center"/>
+          </w:tcPr>
+          <w:p>
+            <w:pPr>
+              <w:keepNext/>
+              <w:spacing w:after="0" w:before="0" w:line="330" w:lineRule="exact"/>
               <w:jc w:val="left"/>
             </w:pPr>
             <w:r>
@@ -10293,17 +10082,17 @@
               <w:right w:val="single" w:color="808080" w:sz="4"/>
             </w:tcBorders>
             <w:tcMar>
-              <w:top w:type="dxa" w:w="50"/>
-              <w:left w:type="dxa" w:w="90"/>
-              <w:bottom w:type="dxa" w:w="50"/>
-              <w:right w:type="dxa" w:w="90"/>
-            </w:tcMar>
-            <w:vAlign w:val="center"/>
-          </w:tcPr>
-          <w:p>
-            <w:pPr>
-              <w:keepNext/>
-              <w:spacing w:after="0" w:before="0" w:line="240" w:lineRule="auto"/>
+              <w:top w:type="dxa" w:w="30"/>
+              <w:left w:type="dxa" w:w="90"/>
+              <w:bottom w:type="dxa" w:w="30"/>
+              <w:right w:type="dxa" w:w="90"/>
+            </w:tcMar>
+            <w:vAlign w:val="center"/>
+          </w:tcPr>
+          <w:p>
+            <w:pPr>
+              <w:keepNext/>
+              <w:spacing w:after="0" w:before="0" w:line="330" w:lineRule="exact"/>
               <w:jc w:val="left"/>
             </w:pPr>
             <w:r>
@@ -10326,17 +10115,17 @@
               <w:right w:val="single" w:color="808080" w:sz="4"/>
             </w:tcBorders>
             <w:tcMar>
-              <w:top w:type="dxa" w:w="50"/>
-              <w:left w:type="dxa" w:w="90"/>
-              <w:bottom w:type="dxa" w:w="50"/>
-              <w:right w:type="dxa" w:w="90"/>
-            </w:tcMar>
-            <w:vAlign w:val="center"/>
-          </w:tcPr>
-          <w:p>
-            <w:pPr>
-              <w:keepNext/>
-              <w:spacing w:after="0" w:before="0" w:line="240" w:lineRule="auto"/>
+              <w:top w:type="dxa" w:w="30"/>
+              <w:left w:type="dxa" w:w="90"/>
+              <w:bottom w:type="dxa" w:w="30"/>
+              <w:right w:type="dxa" w:w="90"/>
+            </w:tcMar>
+            <w:vAlign w:val="center"/>
+          </w:tcPr>
+          <w:p>
+            <w:pPr>
+              <w:keepNext/>
+              <w:spacing w:after="0" w:before="0" w:line="330" w:lineRule="exact"/>
               <w:jc w:val="left"/>
             </w:pPr>
             <w:r>
@@ -10364,9 +10153,9 @@
               <w:right w:val="single" w:color="808080" w:sz="4"/>
             </w:tcBorders>
             <w:tcMar>
-              <w:top w:type="dxa" w:w="50"/>
-              <w:left w:type="dxa" w:w="90"/>
-              <w:bottom w:type="dxa" w:w="50"/>
+              <w:top w:type="dxa" w:w="30"/>
+              <w:left w:type="dxa" w:w="90"/>
+              <w:bottom w:type="dxa" w:w="30"/>
               <w:right w:type="dxa" w:w="90"/>
             </w:tcMar>
             <w:vAlign w:val="center"/>
@@ -10374,7 +10163,7 @@
           <w:p>
             <w:pPr>
               <w:keepNext w:val="false"/>
-              <w:spacing w:after="0" w:before="0" w:line="240" w:lineRule="auto"/>
+              <w:spacing w:after="0" w:before="0" w:line="330" w:lineRule="exact"/>
               <w:jc w:val="left"/>
             </w:pPr>
             <w:r>
@@ -10397,9 +10186,9 @@
               <w:right w:val="single" w:color="808080" w:sz="4"/>
             </w:tcBorders>
             <w:tcMar>
-              <w:top w:type="dxa" w:w="50"/>
-              <w:left w:type="dxa" w:w="90"/>
-              <w:bottom w:type="dxa" w:w="50"/>
+              <w:top w:type="dxa" w:w="30"/>
+              <w:left w:type="dxa" w:w="90"/>
+              <w:bottom w:type="dxa" w:w="30"/>
               <w:right w:type="dxa" w:w="90"/>
             </w:tcMar>
             <w:vAlign w:val="center"/>
@@ -10407,7 +10196,7 @@
           <w:p>
             <w:pPr>
               <w:keepNext w:val="false"/>
-              <w:spacing w:after="0" w:before="0" w:line="240" w:lineRule="auto"/>
+              <w:spacing w:after="0" w:before="0" w:line="330" w:lineRule="exact"/>
               <w:jc w:val="left"/>
             </w:pPr>
             <w:r>
@@ -10430,9 +10219,9 @@
               <w:right w:val="single" w:color="808080" w:sz="4"/>
             </w:tcBorders>
             <w:tcMar>
-              <w:top w:type="dxa" w:w="50"/>
-              <w:left w:type="dxa" w:w="90"/>
-              <w:bottom w:type="dxa" w:w="50"/>
+              <w:top w:type="dxa" w:w="30"/>
+              <w:left w:type="dxa" w:w="90"/>
+              <w:bottom w:type="dxa" w:w="30"/>
               <w:right w:type="dxa" w:w="90"/>
             </w:tcMar>
             <w:vAlign w:val="center"/>
@@ -10440,7 +10229,7 @@
           <w:p>
             <w:pPr>
               <w:keepNext w:val="false"/>
-              <w:spacing w:after="0" w:before="0" w:line="240" w:lineRule="auto"/>
+              <w:spacing w:after="0" w:before="0" w:line="330" w:lineRule="exact"/>
               <w:jc w:val="left"/>
             </w:pPr>
             <w:r>
@@ -10459,7 +10248,7 @@
       <w:pPr>
         <w:pStyle w:val="Heading2"/>
         <w:keepNext/>
-        <w:spacing w:after="100" w:before="220"/>
+        <w:spacing w:after="80" w:before="160" w:line="440" w:lineRule="exact"/>
       </w:pPr>
       <w:r>
         <w:rPr>
@@ -10471,7 +10260,7 @@
     <w:p>
       <w:pPr>
         <w:keepNext/>
-        <w:spacing w:after="80" w:before="160"/>
+        <w:spacing w:after="80" w:before="160" w:line="440" w:lineRule="exact"/>
         <w:jc w:val="center"/>
       </w:pPr>
       <w:r>
@@ -10518,17 +10307,17 @@
             </w:tcBorders>
             <w:shd w:fill="E7EDF3" w:color="auto" w:val="clear"/>
             <w:tcMar>
-              <w:top w:type="dxa" w:w="50"/>
-              <w:left w:type="dxa" w:w="90"/>
-              <w:bottom w:type="dxa" w:w="50"/>
-              <w:right w:type="dxa" w:w="90"/>
-            </w:tcMar>
-            <w:vAlign w:val="center"/>
-          </w:tcPr>
-          <w:p>
-            <w:pPr>
-              <w:keepNext/>
-              <w:spacing w:after="0" w:before="0" w:line="240" w:lineRule="auto"/>
+              <w:top w:type="dxa" w:w="30"/>
+              <w:left w:type="dxa" w:w="90"/>
+              <w:bottom w:type="dxa" w:w="30"/>
+              <w:right w:type="dxa" w:w="90"/>
+            </w:tcMar>
+            <w:vAlign w:val="center"/>
+          </w:tcPr>
+          <w:p>
+            <w:pPr>
+              <w:keepNext/>
+              <w:spacing w:after="0" w:before="0" w:line="330" w:lineRule="exact"/>
               <w:jc w:val="center"/>
             </w:pPr>
             <w:r>
@@ -10554,17 +10343,17 @@
             </w:tcBorders>
             <w:shd w:fill="E7EDF3" w:color="auto" w:val="clear"/>
             <w:tcMar>
-              <w:top w:type="dxa" w:w="50"/>
-              <w:left w:type="dxa" w:w="90"/>
-              <w:bottom w:type="dxa" w:w="50"/>
-              <w:right w:type="dxa" w:w="90"/>
-            </w:tcMar>
-            <w:vAlign w:val="center"/>
-          </w:tcPr>
-          <w:p>
-            <w:pPr>
-              <w:keepNext/>
-              <w:spacing w:after="0" w:before="0" w:line="240" w:lineRule="auto"/>
+              <w:top w:type="dxa" w:w="30"/>
+              <w:left w:type="dxa" w:w="90"/>
+              <w:bottom w:type="dxa" w:w="30"/>
+              <w:right w:type="dxa" w:w="90"/>
+            </w:tcMar>
+            <w:vAlign w:val="center"/>
+          </w:tcPr>
+          <w:p>
+            <w:pPr>
+              <w:keepNext/>
+              <w:spacing w:after="0" w:before="0" w:line="330" w:lineRule="exact"/>
               <w:jc w:val="center"/>
             </w:pPr>
             <w:r>
@@ -10590,17 +10379,17 @@
             </w:tcBorders>
             <w:shd w:fill="E7EDF3" w:color="auto" w:val="clear"/>
             <w:tcMar>
-              <w:top w:type="dxa" w:w="50"/>
-              <w:left w:type="dxa" w:w="90"/>
-              <w:bottom w:type="dxa" w:w="50"/>
-              <w:right w:type="dxa" w:w="90"/>
-            </w:tcMar>
-            <w:vAlign w:val="center"/>
-          </w:tcPr>
-          <w:p>
-            <w:pPr>
-              <w:keepNext/>
-              <w:spacing w:after="0" w:before="0" w:line="240" w:lineRule="auto"/>
+              <w:top w:type="dxa" w:w="30"/>
+              <w:left w:type="dxa" w:w="90"/>
+              <w:bottom w:type="dxa" w:w="30"/>
+              <w:right w:type="dxa" w:w="90"/>
+            </w:tcMar>
+            <w:vAlign w:val="center"/>
+          </w:tcPr>
+          <w:p>
+            <w:pPr>
+              <w:keepNext/>
+              <w:spacing w:after="0" w:before="0" w:line="330" w:lineRule="exact"/>
               <w:jc w:val="center"/>
             </w:pPr>
             <w:r>
@@ -10630,17 +10419,17 @@
               <w:right w:val="single" w:color="808080" w:sz="4"/>
             </w:tcBorders>
             <w:tcMar>
-              <w:top w:type="dxa" w:w="50"/>
-              <w:left w:type="dxa" w:w="90"/>
-              <w:bottom w:type="dxa" w:w="50"/>
-              <w:right w:type="dxa" w:w="90"/>
-            </w:tcMar>
-            <w:vAlign w:val="center"/>
-          </w:tcPr>
-          <w:p>
-            <w:pPr>
-              <w:keepNext/>
-              <w:spacing w:after="0" w:before="0" w:line="240" w:lineRule="auto"/>
+              <w:top w:type="dxa" w:w="30"/>
+              <w:left w:type="dxa" w:w="90"/>
+              <w:bottom w:type="dxa" w:w="30"/>
+              <w:right w:type="dxa" w:w="90"/>
+            </w:tcMar>
+            <w:vAlign w:val="center"/>
+          </w:tcPr>
+          <w:p>
+            <w:pPr>
+              <w:keepNext/>
+              <w:spacing w:after="0" w:before="0" w:line="330" w:lineRule="exact"/>
               <w:jc w:val="center"/>
             </w:pPr>
             <w:r>
@@ -10663,17 +10452,17 @@
               <w:right w:val="single" w:color="808080" w:sz="4"/>
             </w:tcBorders>
             <w:tcMar>
-              <w:top w:type="dxa" w:w="50"/>
-              <w:left w:type="dxa" w:w="90"/>
-              <w:bottom w:type="dxa" w:w="50"/>
-              <w:right w:type="dxa" w:w="90"/>
-            </w:tcMar>
-            <w:vAlign w:val="center"/>
-          </w:tcPr>
-          <w:p>
-            <w:pPr>
-              <w:keepNext/>
-              <w:spacing w:after="0" w:before="0" w:line="240" w:lineRule="auto"/>
+              <w:top w:type="dxa" w:w="30"/>
+              <w:left w:type="dxa" w:w="90"/>
+              <w:bottom w:type="dxa" w:w="30"/>
+              <w:right w:type="dxa" w:w="90"/>
+            </w:tcMar>
+            <w:vAlign w:val="center"/>
+          </w:tcPr>
+          <w:p>
+            <w:pPr>
+              <w:keepNext/>
+              <w:spacing w:after="0" w:before="0" w:line="330" w:lineRule="exact"/>
               <w:jc w:val="center"/>
             </w:pPr>
             <w:r>
@@ -10696,17 +10485,17 @@
               <w:right w:val="single" w:color="808080" w:sz="4"/>
             </w:tcBorders>
             <w:tcMar>
-              <w:top w:type="dxa" w:w="50"/>
-              <w:left w:type="dxa" w:w="90"/>
-              <w:bottom w:type="dxa" w:w="50"/>
-              <w:right w:type="dxa" w:w="90"/>
-            </w:tcMar>
-            <w:vAlign w:val="center"/>
-          </w:tcPr>
-          <w:p>
-            <w:pPr>
-              <w:keepNext/>
-              <w:spacing w:after="0" w:before="0" w:line="240" w:lineRule="auto"/>
+              <w:top w:type="dxa" w:w="30"/>
+              <w:left w:type="dxa" w:w="90"/>
+              <w:bottom w:type="dxa" w:w="30"/>
+              <w:right w:type="dxa" w:w="90"/>
+            </w:tcMar>
+            <w:vAlign w:val="center"/>
+          </w:tcPr>
+          <w:p>
+            <w:pPr>
+              <w:keepNext/>
+              <w:spacing w:after="0" w:before="0" w:line="330" w:lineRule="exact"/>
               <w:jc w:val="left"/>
             </w:pPr>
             <w:r>
@@ -10734,9 +10523,9 @@
               <w:right w:val="single" w:color="808080" w:sz="4"/>
             </w:tcBorders>
             <w:tcMar>
-              <w:top w:type="dxa" w:w="50"/>
-              <w:left w:type="dxa" w:w="90"/>
-              <w:bottom w:type="dxa" w:w="50"/>
+              <w:top w:type="dxa" w:w="30"/>
+              <w:left w:type="dxa" w:w="90"/>
+              <w:bottom w:type="dxa" w:w="30"/>
               <w:right w:type="dxa" w:w="90"/>
             </w:tcMar>
             <w:vAlign w:val="center"/>
@@ -10744,7 +10533,7 @@
           <w:p>
             <w:pPr>
               <w:keepNext w:val="false"/>
-              <w:spacing w:after="0" w:before="0" w:line="240" w:lineRule="auto"/>
+              <w:spacing w:after="0" w:before="0" w:line="330" w:lineRule="exact"/>
               <w:jc w:val="center"/>
             </w:pPr>
             <w:r>
@@ -10767,9 +10556,9 @@
               <w:right w:val="single" w:color="808080" w:sz="4"/>
             </w:tcBorders>
             <w:tcMar>
-              <w:top w:type="dxa" w:w="50"/>
-              <w:left w:type="dxa" w:w="90"/>
-              <w:bottom w:type="dxa" w:w="50"/>
+              <w:top w:type="dxa" w:w="30"/>
+              <w:left w:type="dxa" w:w="90"/>
+              <w:bottom w:type="dxa" w:w="30"/>
               <w:right w:type="dxa" w:w="90"/>
             </w:tcMar>
             <w:vAlign w:val="center"/>
@@ -10777,7 +10566,7 @@
           <w:p>
             <w:pPr>
               <w:keepNext w:val="false"/>
-              <w:spacing w:after="0" w:before="0" w:line="240" w:lineRule="auto"/>
+              <w:spacing w:after="0" w:before="0" w:line="330" w:lineRule="exact"/>
               <w:jc w:val="center"/>
             </w:pPr>
             <w:r>
@@ -10800,9 +10589,9 @@
               <w:right w:val="single" w:color="808080" w:sz="4"/>
             </w:tcBorders>
             <w:tcMar>
-              <w:top w:type="dxa" w:w="50"/>
-              <w:left w:type="dxa" w:w="90"/>
-              <w:bottom w:type="dxa" w:w="50"/>
+              <w:top w:type="dxa" w:w="30"/>
+              <w:left w:type="dxa" w:w="90"/>
+              <w:bottom w:type="dxa" w:w="30"/>
               <w:right w:type="dxa" w:w="90"/>
             </w:tcMar>
             <w:vAlign w:val="center"/>
@@ -10810,7 +10599,7 @@
           <w:p>
             <w:pPr>
               <w:keepNext w:val="false"/>
-              <w:spacing w:after="0" w:before="0" w:line="240" w:lineRule="auto"/>
+              <w:spacing w:after="0" w:before="0" w:line="330" w:lineRule="exact"/>
               <w:jc w:val="left"/>
             </w:pPr>
             <w:r>
